--- a/00-首页/题组Word/第一轮·综合套卷/第一轮综合卷02（学生版-打印版）.docx
+++ b/00-首页/题组Word/第一轮·综合套卷/第一轮综合卷02（学生版-打印版）.docx
@@ -169,6 +169,7 @@
     <w:p>
       <w:pPr>
         <w:pStyle w:val="Compact"/>
+        <w:spacing w:before="0" w:after="0"/>
       </w:pPr>
       <w:r>
         <w:rPr>
@@ -211,6 +212,7 @@
     <w:p>
       <w:pPr>
         <w:pStyle w:val="Compact"/>
+        <w:spacing w:before="0" w:after="0"/>
       </w:pPr>
       <w:r>
         <w:rPr>
@@ -289,6 +291,7 @@
     <w:p>
       <w:pPr>
         <w:pStyle w:val="Compact"/>
+        <w:spacing w:before="0" w:after="0"/>
       </w:pPr>
       <w:r>
         <w:rPr>
@@ -319,6 +322,7 @@
     <w:p>
       <w:pPr>
         <w:pStyle w:val="Compact"/>
+        <w:spacing w:before="0" w:after="0"/>
       </w:pPr>
       <w:r>
         <w:rPr>
@@ -586,8 +590,8 @@
     <w:p>
       <w:pPr>
         <w:pStyle w:val="Compact"/>
+        <w:spacing w:before="0" w:after="0"/>
         <w:ind w:left="480" w:hanging="480"/>
-        <w:spacing w:after="0"/>
       </w:pPr>
       <w:r>
         <w:rPr>
@@ -599,34 +603,34 @@
     <w:p>
       <w:pPr>
         <w:pStyle w:val="Compact"/>
+        <w:spacing w:before="0" w:after="0"/>
         <w:ind w:left="480" w:hanging="480"/>
+      </w:pPr>
+      <w:r>
+        <w:rPr>
+          <w:rFonts w:ascii="Times New Roman" w:hAnsi="Times New Roman" w:eastAsia="Times New Roman" w:cs="Times New Roman"/>
+        </w:rPr>
+        <w:t xml:space="preserve">B. 2 2 5 3　　</w:t>
+      </w:r>
+    </w:p>
+    <w:p>
+      <w:pPr>
+        <w:pStyle w:val="Compact"/>
         <w:spacing w:before="0" w:after="0"/>
-      </w:pPr>
-      <w:r>
-        <w:rPr>
-          <w:rFonts w:ascii="Times New Roman" w:hAnsi="Times New Roman" w:eastAsia="Times New Roman" w:cs="Times New Roman"/>
-        </w:rPr>
-        <w:t xml:space="preserve">B. 2 2 5 3　　</w:t>
+        <w:ind w:left="480" w:hanging="480"/>
+      </w:pPr>
+      <w:r>
+        <w:rPr>
+          <w:rFonts w:ascii="Times New Roman" w:hAnsi="Times New Roman" w:eastAsia="Times New Roman" w:cs="Times New Roman"/>
+        </w:rPr>
+        <w:t xml:space="preserve">C. 2 3 5 6　　</w:t>
       </w:r>
     </w:p>
     <w:p>
       <w:pPr>
         <w:pStyle w:val="Compact"/>
+        <w:spacing w:before="0" w:after="0"/>
         <w:ind w:left="480" w:hanging="480"/>
-        <w:spacing w:before="0" w:after="0"/>
-      </w:pPr>
-      <w:r>
-        <w:rPr>
-          <w:rFonts w:ascii="Times New Roman" w:hAnsi="Times New Roman" w:eastAsia="Times New Roman" w:cs="Times New Roman"/>
-        </w:rPr>
-        <w:t xml:space="preserve">C. 2 3 5 6　　</w:t>
-      </w:r>
-    </w:p>
-    <w:p>
-      <w:pPr>
-        <w:pStyle w:val="Compact"/>
-        <w:ind w:left="480" w:hanging="480"/>
-        <w:spacing w:before="0" w:after="36"/>
       </w:pPr>
       <w:r>
         <w:rPr>
@@ -695,6 +699,7 @@
     <w:p>
       <w:pPr>
         <w:pStyle w:val="Compact"/>
+        <w:spacing w:before="0" w:after="0"/>
       </w:pPr>
       <w:r>
         <w:rPr>
@@ -750,6 +755,7 @@
     <w:p>
       <w:pPr>
         <w:pStyle w:val="Compact"/>
+        <w:spacing w:before="0" w:after="0"/>
       </w:pPr>
       <w:r>
         <w:rPr>
@@ -792,6 +798,7 @@
     <w:p>
       <w:pPr>
         <w:pStyle w:val="Compact"/>
+        <w:spacing w:before="0" w:after="0"/>
       </w:pPr>
       <w:r>
         <w:rPr>
@@ -835,6 +842,7 @@
     <w:p>
       <w:pPr>
         <w:pStyle w:val="Compact"/>
+        <w:spacing w:before="0" w:after="0"/>
       </w:pPr>
       <w:r>
         <w:rPr>
@@ -982,8 +990,8 @@
     <w:p>
       <w:pPr>
         <w:pStyle w:val="Compact"/>
+        <w:spacing w:before="0" w:after="0"/>
         <w:ind w:left="480" w:hanging="480"/>
-        <w:spacing w:after="0"/>
       </w:pPr>
       <w:r>
         <w:rPr>
@@ -995,34 +1003,34 @@
     <w:p>
       <w:pPr>
         <w:pStyle w:val="Compact"/>
+        <w:spacing w:before="0" w:after="0"/>
         <w:ind w:left="480" w:hanging="480"/>
+      </w:pPr>
+      <w:r>
+        <w:rPr>
+          <w:rFonts w:ascii="Times New Roman" w:hAnsi="Times New Roman" w:eastAsia="Times New Roman" w:cs="Times New Roman"/>
+        </w:rPr>
+        <w:t xml:space="preserve">B. N≡N—O　　</w:t>
+      </w:r>
+    </w:p>
+    <w:p>
+      <w:pPr>
+        <w:pStyle w:val="Compact"/>
         <w:spacing w:before="0" w:after="0"/>
-      </w:pPr>
-      <w:r>
-        <w:rPr>
-          <w:rFonts w:ascii="Times New Roman" w:hAnsi="Times New Roman" w:eastAsia="Times New Roman" w:cs="Times New Roman"/>
-        </w:rPr>
-        <w:t xml:space="preserve">B. N≡N—O　　</w:t>
+        <w:ind w:left="480" w:hanging="480"/>
+      </w:pPr>
+      <w:r>
+        <w:rPr>
+          <w:rFonts w:ascii="Times New Roman" w:hAnsi="Times New Roman" w:eastAsia="Times New Roman" w:cs="Times New Roman"/>
+        </w:rPr>
+        <w:t xml:space="preserve">C. N—N≡O　　</w:t>
       </w:r>
     </w:p>
     <w:p>
       <w:pPr>
         <w:pStyle w:val="Compact"/>
+        <w:spacing w:before="0" w:after="0"/>
         <w:ind w:left="480" w:hanging="480"/>
-        <w:spacing w:before="0" w:after="0"/>
-      </w:pPr>
-      <w:r>
-        <w:rPr>
-          <w:rFonts w:ascii="Times New Roman" w:hAnsi="Times New Roman" w:eastAsia="Times New Roman" w:cs="Times New Roman"/>
-        </w:rPr>
-        <w:t xml:space="preserve">C. N—N≡O　　</w:t>
-      </w:r>
-    </w:p>
-    <w:p>
-      <w:pPr>
-        <w:pStyle w:val="Compact"/>
-        <w:ind w:left="480" w:hanging="480"/>
-        <w:spacing w:before="0" w:after="36"/>
       </w:pPr>
       <w:r>
         <w:rPr>
@@ -1461,6 +1469,7 @@
     <w:p>
       <w:pPr>
         <w:pStyle w:val="Compact"/>
+        <w:spacing w:before="0" w:after="0"/>
       </w:pPr>
       <w:r>
         <w:rPr>
@@ -1503,6 +1512,7 @@
     <w:p>
       <w:pPr>
         <w:pStyle w:val="Compact"/>
+        <w:spacing w:before="0" w:after="0"/>
       </w:pPr>
       <w:r>
         <w:rPr>
@@ -1533,6 +1543,7 @@
     <w:p>
       <w:pPr>
         <w:pStyle w:val="Compact"/>
+        <w:spacing w:before="0" w:after="0"/>
       </w:pPr>
       <w:r>
         <w:rPr>
@@ -1563,6 +1574,7 @@
     <w:p>
       <w:pPr>
         <w:pStyle w:val="Compact"/>
+        <w:spacing w:before="0" w:after="0"/>
       </w:pPr>
       <w:r>
         <w:rPr>
@@ -1782,6 +1794,7 @@
     <w:p>
       <w:pPr>
         <w:pStyle w:val="Compact"/>
+        <w:spacing w:before="0" w:after="0"/>
       </w:pPr>
       <w:r>
         <w:rPr>
@@ -1823,6 +1836,7 @@
     <w:p>
       <w:pPr>
         <w:pStyle w:val="Compact"/>
+        <w:spacing w:before="0" w:after="0"/>
       </w:pPr>
       <w:r>
         <w:rPr>
@@ -1840,6 +1854,7 @@
     <w:p>
       <w:pPr>
         <w:pStyle w:val="Compact"/>
+        <w:spacing w:before="0" w:after="0"/>
       </w:pPr>
       <w:r>
         <w:rPr>
@@ -1895,6 +1910,7 @@
     <w:p>
       <w:pPr>
         <w:pStyle w:val="Compact"/>
+        <w:spacing w:before="0" w:after="0"/>
       </w:pPr>
       <w:r>
         <w:rPr>
@@ -10371,8 +10387,8 @@
     <w:p>
       <w:pPr>
         <w:pStyle w:val="BodyText"/>
+        <w:spacing w:before="0" w:after="0"/>
         <w:ind w:left="480" w:hanging="480"/>
-        <w:spacing w:after="0"/>
       </w:pPr>
       <w:r>
         <w:rPr>
@@ -10396,20 +10412,45 @@
     <w:p>
       <w:pPr>
         <w:pStyle w:val="BodyText"/>
+        <w:spacing w:before="0" w:after="0"/>
         <w:ind w:left="480" w:hanging="480"/>
+      </w:pPr>
+      <w:r>
+        <w:rPr>
+          <w:rFonts w:ascii="Times New Roman" w:hAnsi="Times New Roman" w:eastAsia="Times New Roman" w:cs="Times New Roman"/>
+        </w:rPr>
+        <w:t xml:space="preserve">B. </w:t>
+      </w:r>
+      <w:r>
+        <w:rPr>
+          <w:rFonts w:hint="eastAsia" w:ascii="Times New Roman" w:hAnsi="Times New Roman" w:eastAsia="FangSong" w:cs="Times New Roman"/>
+        </w:rPr>
+        <w:t xml:space="preserve">还原剂</w:t>
+      </w:r>
+      <w:r>
+        <w:rPr>
+          <w:rFonts w:ascii="Times New Roman" w:hAnsi="Times New Roman" w:eastAsia="Times New Roman" w:cs="Times New Roman"/>
+        </w:rPr>
+        <w:t xml:space="preserve">　</w:t>
+      </w:r>
+    </w:p>
+    <w:p>
+      <w:pPr>
+        <w:pStyle w:val="BodyText"/>
         <w:spacing w:before="0" w:after="0"/>
-      </w:pPr>
-      <w:r>
-        <w:rPr>
-          <w:rFonts w:ascii="Times New Roman" w:hAnsi="Times New Roman" w:eastAsia="Times New Roman" w:cs="Times New Roman"/>
-        </w:rPr>
-        <w:t xml:space="preserve">B. </w:t>
-      </w:r>
-      <w:r>
-        <w:rPr>
-          <w:rFonts w:hint="eastAsia" w:ascii="Times New Roman" w:hAnsi="Times New Roman" w:eastAsia="FangSong" w:cs="Times New Roman"/>
-        </w:rPr>
-        <w:t xml:space="preserve">还原剂</w:t>
+        <w:ind w:left="480" w:hanging="480"/>
+      </w:pPr>
+      <w:r>
+        <w:rPr>
+          <w:rFonts w:ascii="Times New Roman" w:hAnsi="Times New Roman" w:eastAsia="Times New Roman" w:cs="Times New Roman"/>
+        </w:rPr>
+        <w:t xml:space="preserve">C. </w:t>
+      </w:r>
+      <w:r>
+        <w:rPr>
+          <w:rFonts w:hint="eastAsia" w:ascii="Times New Roman" w:hAnsi="Times New Roman" w:eastAsia="FangSong" w:cs="Times New Roman"/>
+        </w:rPr>
+        <w:t xml:space="preserve">催化剂</w:t>
       </w:r>
       <w:r>
         <w:rPr>
@@ -10421,33 +10462,8 @@
     <w:p>
       <w:pPr>
         <w:pStyle w:val="BodyText"/>
+        <w:spacing w:before="0" w:after="0"/>
         <w:ind w:left="480" w:hanging="480"/>
-        <w:spacing w:before="0" w:after="0"/>
-      </w:pPr>
-      <w:r>
-        <w:rPr>
-          <w:rFonts w:ascii="Times New Roman" w:hAnsi="Times New Roman" w:eastAsia="Times New Roman" w:cs="Times New Roman"/>
-        </w:rPr>
-        <w:t xml:space="preserve">C. </w:t>
-      </w:r>
-      <w:r>
-        <w:rPr>
-          <w:rFonts w:hint="eastAsia" w:ascii="Times New Roman" w:hAnsi="Times New Roman" w:eastAsia="FangSong" w:cs="Times New Roman"/>
-        </w:rPr>
-        <w:t xml:space="preserve">催化剂</w:t>
-      </w:r>
-      <w:r>
-        <w:rPr>
-          <w:rFonts w:ascii="Times New Roman" w:hAnsi="Times New Roman" w:eastAsia="Times New Roman" w:cs="Times New Roman"/>
-        </w:rPr>
-        <w:t xml:space="preserve">　</w:t>
-      </w:r>
-    </w:p>
-    <w:p>
-      <w:pPr>
-        <w:pStyle w:val="BodyText"/>
-        <w:ind w:left="480" w:hanging="480"/>
-        <w:spacing w:before="0" w:after="180"/>
       </w:pPr>
       <w:r>
         <w:rPr>
@@ -10558,8 +10574,8 @@
     <w:p>
       <w:pPr>
         <w:pStyle w:val="BodyText"/>
+        <w:spacing w:before="0" w:after="0"/>
         <w:ind w:left="480" w:hanging="480"/>
-        <w:spacing w:after="0"/>
       </w:pPr>
       <w:r>
         <w:rPr>
@@ -10583,20 +10599,45 @@
     <w:p>
       <w:pPr>
         <w:pStyle w:val="BodyText"/>
+        <w:spacing w:before="0" w:after="0"/>
         <w:ind w:left="480" w:hanging="480"/>
+      </w:pPr>
+      <w:r>
+        <w:rPr>
+          <w:rFonts w:ascii="Times New Roman" w:hAnsi="Times New Roman" w:eastAsia="Times New Roman" w:cs="Times New Roman"/>
+        </w:rPr>
+        <w:t xml:space="preserve">B. </w:t>
+      </w:r>
+      <w:r>
+        <w:rPr>
+          <w:rFonts w:hint="eastAsia" w:ascii="Times New Roman" w:hAnsi="Times New Roman" w:eastAsia="FangSong" w:cs="Times New Roman"/>
+        </w:rPr>
+        <w:t xml:space="preserve">原子半径</w:t>
+      </w:r>
+      <w:r>
+        <w:rPr>
+          <w:rFonts w:ascii="Times New Roman" w:hAnsi="Times New Roman" w:eastAsia="Times New Roman" w:cs="Times New Roman"/>
+        </w:rPr>
+        <w:t xml:space="preserve">　　</w:t>
+      </w:r>
+    </w:p>
+    <w:p>
+      <w:pPr>
+        <w:pStyle w:val="BodyText"/>
         <w:spacing w:before="0" w:after="0"/>
-      </w:pPr>
-      <w:r>
-        <w:rPr>
-          <w:rFonts w:ascii="Times New Roman" w:hAnsi="Times New Roman" w:eastAsia="Times New Roman" w:cs="Times New Roman"/>
-        </w:rPr>
-        <w:t xml:space="preserve">B. </w:t>
-      </w:r>
-      <w:r>
-        <w:rPr>
-          <w:rFonts w:hint="eastAsia" w:ascii="Times New Roman" w:hAnsi="Times New Roman" w:eastAsia="FangSong" w:cs="Times New Roman"/>
-        </w:rPr>
-        <w:t xml:space="preserve">原子半径</w:t>
+        <w:ind w:left="480" w:hanging="480"/>
+      </w:pPr>
+      <w:r>
+        <w:rPr>
+          <w:rFonts w:ascii="Times New Roman" w:hAnsi="Times New Roman" w:eastAsia="Times New Roman" w:cs="Times New Roman"/>
+        </w:rPr>
+        <w:t xml:space="preserve">C. </w:t>
+      </w:r>
+      <w:r>
+        <w:rPr>
+          <w:rFonts w:hint="eastAsia" w:ascii="Times New Roman" w:hAnsi="Times New Roman" w:eastAsia="FangSong" w:cs="Times New Roman"/>
+        </w:rPr>
+        <w:t xml:space="preserve">晶体密度</w:t>
       </w:r>
       <w:r>
         <w:rPr>
@@ -10608,33 +10649,8 @@
     <w:p>
       <w:pPr>
         <w:pStyle w:val="BodyText"/>
+        <w:spacing w:before="0" w:after="0"/>
         <w:ind w:left="480" w:hanging="480"/>
-        <w:spacing w:before="0" w:after="0"/>
-      </w:pPr>
-      <w:r>
-        <w:rPr>
-          <w:rFonts w:ascii="Times New Roman" w:hAnsi="Times New Roman" w:eastAsia="Times New Roman" w:cs="Times New Roman"/>
-        </w:rPr>
-        <w:t xml:space="preserve">C. </w:t>
-      </w:r>
-      <w:r>
-        <w:rPr>
-          <w:rFonts w:hint="eastAsia" w:ascii="Times New Roman" w:hAnsi="Times New Roman" w:eastAsia="FangSong" w:cs="Times New Roman"/>
-        </w:rPr>
-        <w:t xml:space="preserve">晶体密度</w:t>
-      </w:r>
-      <w:r>
-        <w:rPr>
-          <w:rFonts w:ascii="Times New Roman" w:hAnsi="Times New Roman" w:eastAsia="Times New Roman" w:cs="Times New Roman"/>
-        </w:rPr>
-        <w:t xml:space="preserve">　　</w:t>
-      </w:r>
-    </w:p>
-    <w:p>
-      <w:pPr>
-        <w:pStyle w:val="BodyText"/>
-        <w:ind w:left="480" w:hanging="480"/>
-        <w:spacing w:before="0" w:after="180"/>
       </w:pPr>
       <w:r>
         <w:rPr>
@@ -14652,6 +14668,14 @@
         <w:tblStyle w:val="Table"/>
         <w:tblW w:type="pct" w:w="5000"/>
         <w:tblLayout w:type="fixed"/>
+        <w:tblBorders>
+          <w:top w:val="single" w:sz="12" w:space="0" w:color="000000"/>
+          <w:left w:val="none" w:sz="0" w:space="0" w:color="auto"/>
+          <w:bottom w:val="single" w:sz="12" w:space="0" w:color="000000"/>
+          <w:right w:val="none" w:sz="0" w:space="0" w:color="auto"/>
+          <w:insideH w:val="none" w:sz="0" w:space="0" w:color="auto"/>
+          <w:insideV w:val="none" w:sz="0" w:space="0" w:color="auto"/>
+        </w:tblBorders>
         <w:tblLook w:firstRow="1" w:lastRow="0" w:firstColumn="0" w:lastColumn="0" w:noHBand="0" w:noVBand="0" w:val="0020"/>
       </w:tblPr>
       <w:tblGrid>
@@ -14666,7 +14690,11 @@
           <w:tblHeader w:val="on"/>
         </w:trPr>
         <w:tc>
-          <w:tcPr/>
+          <w:tcPr>
+            <w:tcBorders>
+              <w:bottom w:val="single" w:sz="8" w:space="0" w:color="000000"/>
+            </w:tcBorders>
+          </w:tcPr>
           <w:p>
             <w:pPr>
               <w:pStyle w:val="Compact"/>
@@ -14675,7 +14703,11 @@
           </w:p>
         </w:tc>
         <w:tc>
-          <w:tcPr/>
+          <w:tcPr>
+            <w:tcBorders>
+              <w:bottom w:val="single" w:sz="8" w:space="0" w:color="000000"/>
+            </w:tcBorders>
+          </w:tcPr>
           <w:p>
             <w:pPr>
               <w:pStyle w:val="Compact"/>
@@ -14691,7 +14723,11 @@
           </w:p>
         </w:tc>
         <w:tc>
-          <w:tcPr/>
+          <w:tcPr>
+            <w:tcBorders>
+              <w:bottom w:val="single" w:sz="8" w:space="0" w:color="000000"/>
+            </w:tcBorders>
+          </w:tcPr>
           <w:p>
             <w:pPr>
               <w:pStyle w:val="Compact"/>
@@ -14733,7 +14769,11 @@
           </w:p>
         </w:tc>
         <w:tc>
-          <w:tcPr/>
+          <w:tcPr>
+            <w:tcBorders>
+              <w:bottom w:val="single" w:sz="8" w:space="0" w:color="000000"/>
+            </w:tcBorders>
+          </w:tcPr>
           <w:p>
             <w:pPr>
               <w:pStyle w:val="Compact"/>
@@ -14775,7 +14815,11 @@
           </w:p>
         </w:tc>
         <w:tc>
-          <w:tcPr/>
+          <w:tcPr>
+            <w:tcBorders>
+              <w:bottom w:val="single" w:sz="8" w:space="0" w:color="000000"/>
+            </w:tcBorders>
+          </w:tcPr>
           <w:p>
             <w:pPr>
               <w:pStyle w:val="Compact"/>
@@ -16325,7 +16369,6 @@
     <w:bookmarkEnd w:id="51"/>
     <w:bookmarkEnd w:id="52"/>
     <w:sectPr>
-      <w:headerReference w:type="default" r:id="rId36"/>
       <w:footerReference w:type="default" r:id="rId9"/>
       <w:footnotePr>
         <w:numRestart w:val="eachSect"/>
@@ -16352,16 +16395,6 @@
       <w:rPr>
         <w:rFonts w:ascii="Times New Roman" w:hAnsi="Times New Roman" w:eastAsia="Times New Roman" w:cs="Times New Roman"/>
         <w:b w:val="0"/>
-        <w:color w:val="000000"/>
-        <w:sz w:val="20"/>
-      </w:rPr>
-      <w:t xml:space="preserve">第 </w:t>
-    </w:r>
-    <w:r>
-      <w:rPr>
-        <w:rFonts w:ascii="Times New Roman" w:hAnsi="Times New Roman" w:eastAsia="Times New Roman" w:cs="Times New Roman"/>
-        <w:b w:val="0"/>
-        <w:color w:val="000000"/>
         <w:sz w:val="20"/>
       </w:rPr>
       <w:fldChar w:fldCharType="begin"/>
@@ -16370,7 +16403,6 @@
       <w:rPr>
         <w:rFonts w:ascii="Times New Roman" w:hAnsi="Times New Roman" w:eastAsia="Times New Roman" w:cs="Times New Roman"/>
         <w:b w:val="0"/>
-        <w:color w:val="000000"/>
         <w:sz w:val="20"/>
       </w:rPr>
       <w:instrText xml:space="preserve"> PAGE </w:instrText>
@@ -16379,91 +16411,9 @@
       <w:rPr>
         <w:rFonts w:ascii="Times New Roman" w:hAnsi="Times New Roman" w:eastAsia="Times New Roman" w:cs="Times New Roman"/>
         <w:b w:val="0"/>
-        <w:color w:val="000000"/>
-        <w:sz w:val="20"/>
-      </w:rPr>
-      <w:fldChar w:fldCharType="separate"/>
-    </w:r>
-    <w:r>
-      <w:rPr>
-        <w:rFonts w:ascii="Times New Roman" w:hAnsi="Times New Roman" w:eastAsia="Times New Roman" w:cs="Times New Roman"/>
-        <w:b w:val="0"/>
-        <w:color w:val="000000"/>
-        <w:sz w:val="20"/>
-      </w:rPr>
-      <w:t>1</w:t>
-    </w:r>
-    <w:r>
-      <w:rPr>
-        <w:rFonts w:ascii="Times New Roman" w:hAnsi="Times New Roman" w:eastAsia="Times New Roman" w:cs="Times New Roman"/>
-        <w:b w:val="0"/>
-        <w:color w:val="000000"/>
         <w:sz w:val="20"/>
       </w:rPr>
       <w:fldChar w:fldCharType="end"/>
-    </w:r>
-    <w:r>
-      <w:rPr>
-        <w:rFonts w:ascii="Times New Roman" w:hAnsi="Times New Roman" w:eastAsia="Times New Roman" w:cs="Times New Roman"/>
-        <w:b w:val="0"/>
-        <w:color w:val="000000"/>
-        <w:sz w:val="20"/>
-      </w:rPr>
-      <w:t xml:space="preserve"> 页 / 共 </w:t>
-    </w:r>
-    <w:r>
-      <w:rPr>
-        <w:rFonts w:ascii="Times New Roman" w:hAnsi="Times New Roman" w:eastAsia="Times New Roman" w:cs="Times New Roman"/>
-        <w:b w:val="0"/>
-        <w:color w:val="000000"/>
-        <w:sz w:val="20"/>
-      </w:rPr>
-      <w:fldChar w:fldCharType="begin"/>
-    </w:r>
-    <w:r>
-      <w:rPr>
-        <w:rFonts w:ascii="Times New Roman" w:hAnsi="Times New Roman" w:eastAsia="Times New Roman" w:cs="Times New Roman"/>
-        <w:b w:val="0"/>
-        <w:color w:val="000000"/>
-        <w:sz w:val="20"/>
-      </w:rPr>
-      <w:instrText xml:space="preserve"> NUMPAGES </w:instrText>
-    </w:r>
-    <w:r>
-      <w:rPr>
-        <w:rFonts w:ascii="Times New Roman" w:hAnsi="Times New Roman" w:eastAsia="Times New Roman" w:cs="Times New Roman"/>
-        <w:b w:val="0"/>
-        <w:color w:val="000000"/>
-        <w:sz w:val="20"/>
-      </w:rPr>
-      <w:fldChar w:fldCharType="separate"/>
-    </w:r>
-    <w:r>
-      <w:rPr>
-        <w:rFonts w:ascii="Times New Roman" w:hAnsi="Times New Roman" w:eastAsia="Times New Roman" w:cs="Times New Roman"/>
-        <w:b w:val="0"/>
-        <w:color w:val="000000"/>
-        <w:sz w:val="20"/>
-      </w:rPr>
-      <w:t>1</w:t>
-    </w:r>
-    <w:r>
-      <w:rPr>
-        <w:rFonts w:ascii="Times New Roman" w:hAnsi="Times New Roman" w:eastAsia="Times New Roman" w:cs="Times New Roman"/>
-        <w:b w:val="0"/>
-        <w:color w:val="000000"/>
-        <w:sz w:val="20"/>
-      </w:rPr>
-      <w:fldChar w:fldCharType="end"/>
-    </w:r>
-    <w:r>
-      <w:rPr>
-        <w:rFonts w:ascii="Times New Roman" w:hAnsi="Times New Roman" w:eastAsia="Times New Roman" w:cs="Times New Roman"/>
-        <w:b w:val="0"/>
-        <w:color w:val="000000"/>
-        <w:sz w:val="20"/>
-      </w:rPr>
-      <w:t xml:space="preserve"> 页</w:t>
     </w:r>
   </w:p>
 </w:ftr>
@@ -16486,28 +16436,6 @@
     </w:p>
   </w:footnote>
 </w:footnotes>
-</file>
-
-<file path=word/header1.xml><?xml version="1.0" encoding="utf-8"?>
-<w:hdr xmlns:m="http://schemas.openxmlformats.org/officeDocument/2006/math" xmlns:mc="http://schemas.openxmlformats.org/markup-compatibility/2006" xmlns:mo="http://schemas.microsoft.com/office/mac/office/2008/main" xmlns:mv="urn:schemas-microsoft-com:mac:vml" xmlns:o="urn:schemas-microsoft-com:office:office" xmlns:r="http://schemas.openxmlformats.org/officeDocument/2006/relationships" xmlns:v="urn:schemas-microsoft-com:vml" xmlns:w10="urn:schemas-microsoft-com:office:word" xmlns:w14="http://schemas.microsoft.com/office/word/2010/wordml" xmlns:w="http://schemas.openxmlformats.org/wordprocessingml/2006/main" xmlns:wne="http://schemas.microsoft.com/office/word/2006/wordml" xmlns:wp14="http://schemas.microsoft.com/office/word/2010/wordprocessingDrawing" xmlns:wp="http://schemas.openxmlformats.org/drawingml/2006/wordprocessingDrawing" xmlns:wpc="http://schemas.microsoft.com/office/word/2010/wordprocessingCanvas" xmlns:wpg="http://schemas.microsoft.com/office/word/2010/wordprocessingGroup" xmlns:wpi="http://schemas.microsoft.com/office/word/2010/wordprocessingInk" xmlns:wps="http://schemas.microsoft.com/office/word/2010/wordprocessingShape" mc:Ignorable="w14 wp14">
-  <w:p>
-    <w:pPr>
-      <w:jc w:val="right"/>
-      <w:pBdr>
-        <w:bottom w:val="single" w:sz="4" w:space="2" w:color="000000"/>
-      </w:pBdr>
-    </w:pPr>
-    <w:r>
-      <w:rPr>
-        <w:rFonts w:ascii="Times New Roman" w:hAnsi="Times New Roman" w:eastAsia="Times New Roman" w:cs="Times New Roman"/>
-        <w:b w:val="0"/>
-        <w:color w:val="000000"/>
-        <w:sz w:val="18"/>
-      </w:rPr>
-      <w:t xml:space="preserve">第一轮综合练习 · 第02卷</w:t>
-    </w:r>
-  </w:p>
-</w:hdr>
 </file>
 
 <file path=word/numbering.xml><?xml version="1.0" encoding="utf-8"?>

--- a/00-首页/题组Word/第一轮·综合套卷/第一轮综合卷02（学生版-打印版）.docx
+++ b/00-首页/题组Word/第一轮·综合套卷/第一轮综合卷02（学生版-打印版）.docx
@@ -6,8 +6,9 @@
     <w:p>
       <w:pPr>
         <w:pStyle w:val="Heading1"/>
-        <w:spacing w:before="280" w:after="120"/>
+        <w:spacing w:before="0" w:after="240"/>
         <w:jc w:val="center"/>
+        <w:keepNext/>
       </w:pPr>
       <w:r>
         <w:rPr>
@@ -54,7 +55,8 @@
     <w:p>
       <w:pPr>
         <w:pStyle w:val="Heading2"/>
-        <w:spacing w:before="280" w:after="120"/>
+        <w:spacing w:before="280" w:after="80"/>
+        <w:keepNext/>
       </w:pPr>
       <w:r>
         <w:rPr>
@@ -169,7 +171,10 @@
     <w:p>
       <w:pPr>
         <w:pStyle w:val="Compact"/>
-        <w:spacing w:before="0" w:after="0"/>
+        <w:numPr>
+          <w:ilvl w:val="0"/>
+          <w:numId w:val="1001"/>
+        </w:numPr>
       </w:pPr>
       <w:r>
         <w:rPr>
@@ -212,7 +217,10 @@
     <w:p>
       <w:pPr>
         <w:pStyle w:val="Compact"/>
-        <w:spacing w:before="0" w:after="0"/>
+        <w:numPr>
+          <w:ilvl w:val="0"/>
+          <w:numId w:val="1001"/>
+        </w:numPr>
       </w:pPr>
       <w:r>
         <w:rPr>
@@ -291,7 +299,10 @@
     <w:p>
       <w:pPr>
         <w:pStyle w:val="Compact"/>
-        <w:spacing w:before="0" w:after="0"/>
+        <w:numPr>
+          <w:ilvl w:val="0"/>
+          <w:numId w:val="1001"/>
+        </w:numPr>
       </w:pPr>
       <w:r>
         <w:rPr>
@@ -322,7 +333,10 @@
     <w:p>
       <w:pPr>
         <w:pStyle w:val="Compact"/>
-        <w:spacing w:before="0" w:after="0"/>
+        <w:numPr>
+          <w:ilvl w:val="0"/>
+          <w:numId w:val="1001"/>
+        </w:numPr>
       </w:pPr>
       <w:r>
         <w:rPr>
@@ -349,16 +363,6 @@
         </w:rPr>
         <w:t xml:space="preserve">分子具有旋光性</w:t>
       </w:r>
-    </w:p>
-    <w:p>
-      <w:pPr>
-        <w:spacing w:before="0" w:after="0"/>
-      </w:pPr>
-    </w:p>
-    <w:p>
-      <w:pPr>
-        <w:spacing w:before="0" w:after="0"/>
-      </w:pPr>
     </w:p>
     <w:p>
       <w:pPr>
@@ -590,64 +594,17 @@
     <w:p>
       <w:pPr>
         <w:pStyle w:val="Compact"/>
-        <w:spacing w:before="0" w:after="0"/>
-        <w:ind w:left="480" w:hanging="480"/>
-      </w:pPr>
-      <w:r>
-        <w:rPr>
-          <w:rFonts w:ascii="Times New Roman" w:hAnsi="Times New Roman" w:eastAsia="Times New Roman" w:cs="Times New Roman"/>
-        </w:rPr>
-        <w:t xml:space="preserve">A. 1 2 1 3　　</w:t>
-      </w:r>
-    </w:p>
-    <w:p>
-      <w:pPr>
-        <w:pStyle w:val="Compact"/>
-        <w:spacing w:before="0" w:after="0"/>
-        <w:ind w:left="480" w:hanging="480"/>
-      </w:pPr>
-      <w:r>
-        <w:rPr>
-          <w:rFonts w:ascii="Times New Roman" w:hAnsi="Times New Roman" w:eastAsia="Times New Roman" w:cs="Times New Roman"/>
-        </w:rPr>
-        <w:t xml:space="preserve">B. 2 2 5 3　　</w:t>
-      </w:r>
-    </w:p>
-    <w:p>
-      <w:pPr>
-        <w:pStyle w:val="Compact"/>
-        <w:spacing w:before="0" w:after="0"/>
-        <w:ind w:left="480" w:hanging="480"/>
-      </w:pPr>
-      <w:r>
-        <w:rPr>
-          <w:rFonts w:ascii="Times New Roman" w:hAnsi="Times New Roman" w:eastAsia="Times New Roman" w:cs="Times New Roman"/>
-        </w:rPr>
-        <w:t xml:space="preserve">C. 2 3 5 6　　</w:t>
-      </w:r>
-    </w:p>
-    <w:p>
-      <w:pPr>
-        <w:pStyle w:val="Compact"/>
-        <w:spacing w:before="0" w:after="0"/>
-        <w:ind w:left="480" w:hanging="480"/>
-      </w:pPr>
-      <w:r>
-        <w:rPr>
-          <w:rFonts w:ascii="Times New Roman" w:hAnsi="Times New Roman" w:eastAsia="Times New Roman" w:cs="Times New Roman"/>
-        </w:rPr>
-        <w:t xml:space="preserve">D. 4 2 1 3</w:t>
-      </w:r>
-    </w:p>
-    <w:p>
-      <w:pPr>
-        <w:spacing w:before="0" w:after="0"/>
-      </w:pPr>
-    </w:p>
-    <w:p>
-      <w:pPr>
-        <w:spacing w:before="0" w:after="0"/>
-      </w:pPr>
+        <w:numPr>
+          <w:ilvl w:val="0"/>
+          <w:numId w:val="1002"/>
+        </w:numPr>
+      </w:pPr>
+      <w:r>
+        <w:rPr>
+          <w:rFonts w:ascii="Times New Roman" w:hAnsi="Times New Roman" w:eastAsia="Times New Roman" w:cs="Times New Roman"/>
+        </w:rPr>
+        <w:t xml:space="preserve">A. 1 2 1 3　　B. 2 2 5 3　　C. 2 3 5 6　　D. 4 2 1 3</w:t>
+      </w:r>
     </w:p>
     <w:p>
       <w:pPr>
@@ -699,7 +656,10 @@
     <w:p>
       <w:pPr>
         <w:pStyle w:val="Compact"/>
-        <w:spacing w:before="0" w:after="0"/>
+        <w:numPr>
+          <w:ilvl w:val="0"/>
+          <w:numId w:val="1003"/>
+        </w:numPr>
       </w:pPr>
       <w:r>
         <w:rPr>
@@ -755,7 +715,10 @@
     <w:p>
       <w:pPr>
         <w:pStyle w:val="Compact"/>
-        <w:spacing w:before="0" w:after="0"/>
+        <w:numPr>
+          <w:ilvl w:val="0"/>
+          <w:numId w:val="1003"/>
+        </w:numPr>
       </w:pPr>
       <w:r>
         <w:rPr>
@@ -798,7 +761,10 @@
     <w:p>
       <w:pPr>
         <w:pStyle w:val="Compact"/>
-        <w:spacing w:before="0" w:after="0"/>
+        <w:numPr>
+          <w:ilvl w:val="0"/>
+          <w:numId w:val="1003"/>
+        </w:numPr>
       </w:pPr>
       <w:r>
         <w:rPr>
@@ -842,7 +808,10 @@
     <w:p>
       <w:pPr>
         <w:pStyle w:val="Compact"/>
-        <w:spacing w:before="0" w:after="0"/>
+        <w:numPr>
+          <w:ilvl w:val="0"/>
+          <w:numId w:val="1003"/>
+        </w:numPr>
       </w:pPr>
       <w:r>
         <w:rPr>
@@ -856,16 +825,6 @@
         </w:rPr>
         <w:t xml:space="preserve">金刚石和石墨具有相同的熔点</w:t>
       </w:r>
-    </w:p>
-    <w:p>
-      <w:pPr>
-        <w:spacing w:before="0" w:after="0"/>
-      </w:pPr>
-    </w:p>
-    <w:p>
-      <w:pPr>
-        <w:spacing w:before="0" w:after="0"/>
-      </w:pPr>
     </w:p>
     <w:p>
       <w:pPr>
@@ -990,64 +949,17 @@
     <w:p>
       <w:pPr>
         <w:pStyle w:val="Compact"/>
-        <w:spacing w:before="0" w:after="0"/>
-        <w:ind w:left="480" w:hanging="480"/>
-      </w:pPr>
-      <w:r>
-        <w:rPr>
-          <w:rFonts w:ascii="Times New Roman" w:hAnsi="Times New Roman" w:eastAsia="Times New Roman" w:cs="Times New Roman"/>
-        </w:rPr>
-        <w:t xml:space="preserve">A. N=N=O　　</w:t>
-      </w:r>
-    </w:p>
-    <w:p>
-      <w:pPr>
-        <w:pStyle w:val="Compact"/>
-        <w:spacing w:before="0" w:after="0"/>
-        <w:ind w:left="480" w:hanging="480"/>
-      </w:pPr>
-      <w:r>
-        <w:rPr>
-          <w:rFonts w:ascii="Times New Roman" w:hAnsi="Times New Roman" w:eastAsia="Times New Roman" w:cs="Times New Roman"/>
-        </w:rPr>
-        <w:t xml:space="preserve">B. N≡N—O　　</w:t>
-      </w:r>
-    </w:p>
-    <w:p>
-      <w:pPr>
-        <w:pStyle w:val="Compact"/>
-        <w:spacing w:before="0" w:after="0"/>
-        <w:ind w:left="480" w:hanging="480"/>
-      </w:pPr>
-      <w:r>
-        <w:rPr>
-          <w:rFonts w:ascii="Times New Roman" w:hAnsi="Times New Roman" w:eastAsia="Times New Roman" w:cs="Times New Roman"/>
-        </w:rPr>
-        <w:t xml:space="preserve">C. N—N≡O　　</w:t>
-      </w:r>
-    </w:p>
-    <w:p>
-      <w:pPr>
-        <w:pStyle w:val="Compact"/>
-        <w:spacing w:before="0" w:after="0"/>
-        <w:ind w:left="480" w:hanging="480"/>
-      </w:pPr>
-      <w:r>
-        <w:rPr>
-          <w:rFonts w:ascii="Times New Roman" w:hAnsi="Times New Roman" w:eastAsia="Times New Roman" w:cs="Times New Roman"/>
-        </w:rPr>
-        <w:t xml:space="preserve">D. N=O=N</w:t>
-      </w:r>
-    </w:p>
-    <w:p>
-      <w:pPr>
-        <w:spacing w:before="0" w:after="0"/>
-      </w:pPr>
-    </w:p>
-    <w:p>
-      <w:pPr>
-        <w:spacing w:before="0" w:after="0"/>
-      </w:pPr>
+        <w:numPr>
+          <w:ilvl w:val="0"/>
+          <w:numId w:val="1004"/>
+        </w:numPr>
+      </w:pPr>
+      <w:r>
+        <w:rPr>
+          <w:rFonts w:ascii="Times New Roman" w:hAnsi="Times New Roman" w:eastAsia="Times New Roman" w:cs="Times New Roman"/>
+        </w:rPr>
+        <w:t xml:space="preserve">A. N=N=O　　B. N≡N—O　　C. N—N≡O　　D. N=O=N</w:t>
+      </w:r>
     </w:p>
     <w:p>
       <w:pPr>
@@ -1469,7 +1381,10 @@
     <w:p>
       <w:pPr>
         <w:pStyle w:val="Compact"/>
-        <w:spacing w:before="0" w:after="0"/>
+        <w:numPr>
+          <w:ilvl w:val="0"/>
+          <w:numId w:val="1006"/>
+        </w:numPr>
       </w:pPr>
       <w:r>
         <w:rPr>
@@ -1512,7 +1427,10 @@
     <w:p>
       <w:pPr>
         <w:pStyle w:val="Compact"/>
-        <w:spacing w:before="0" w:after="0"/>
+        <w:numPr>
+          <w:ilvl w:val="0"/>
+          <w:numId w:val="1006"/>
+        </w:numPr>
       </w:pPr>
       <w:r>
         <w:rPr>
@@ -1543,7 +1461,10 @@
     <w:p>
       <w:pPr>
         <w:pStyle w:val="Compact"/>
-        <w:spacing w:before="0" w:after="0"/>
+        <w:numPr>
+          <w:ilvl w:val="0"/>
+          <w:numId w:val="1006"/>
+        </w:numPr>
       </w:pPr>
       <w:r>
         <w:rPr>
@@ -1574,7 +1495,10 @@
     <w:p>
       <w:pPr>
         <w:pStyle w:val="Compact"/>
-        <w:spacing w:before="0" w:after="0"/>
+        <w:numPr>
+          <w:ilvl w:val="0"/>
+          <w:numId w:val="1006"/>
+        </w:numPr>
       </w:pPr>
       <w:r>
         <w:rPr>
@@ -1628,16 +1552,6 @@
         </w:rPr>
         <w:t>)</w:t>
       </w:r>
-    </w:p>
-    <w:p>
-      <w:pPr>
-        <w:spacing w:before="0" w:after="0"/>
-      </w:pPr>
-    </w:p>
-    <w:p>
-      <w:pPr>
-        <w:spacing w:before="0" w:after="0"/>
-      </w:pPr>
     </w:p>
     <w:p>
       <w:pPr>
@@ -1740,7 +1654,7 @@
         </w:rPr>
         <w:drawing>
           <wp:inline>
-            <wp:extent cx="3124284" cy="938571"/>
+            <wp:extent cx="3600000" cy="938571"/>
             <wp:effectExtent b="0" l="0" r="0" t="0"/>
             <wp:docPr descr="" title="" id="15" name="Picture"/>
             <a:graphic>
@@ -1761,7 +1675,7 @@
                   <pic:spPr bwMode="auto">
                     <a:xfrm>
                       <a:off x="0" y="0"/>
-                      <a:ext cx="3124284" cy="938571"/>
+                      <a:ext cx="3600000" cy="938571"/>
                     </a:xfrm>
                     <a:prstGeom prst="rect">
                       <a:avLst/>
@@ -1794,7 +1708,10 @@
     <w:p>
       <w:pPr>
         <w:pStyle w:val="Compact"/>
-        <w:spacing w:before="0" w:after="0"/>
+        <w:numPr>
+          <w:ilvl w:val="0"/>
+          <w:numId w:val="1007"/>
+        </w:numPr>
       </w:pPr>
       <w:r>
         <w:rPr>
@@ -1836,7 +1753,10 @@
     <w:p>
       <w:pPr>
         <w:pStyle w:val="Compact"/>
-        <w:spacing w:before="0" w:after="0"/>
+        <w:numPr>
+          <w:ilvl w:val="0"/>
+          <w:numId w:val="1007"/>
+        </w:numPr>
       </w:pPr>
       <w:r>
         <w:rPr>
@@ -1854,7 +1774,10 @@
     <w:p>
       <w:pPr>
         <w:pStyle w:val="Compact"/>
-        <w:spacing w:before="0" w:after="0"/>
+        <w:numPr>
+          <w:ilvl w:val="0"/>
+          <w:numId w:val="1007"/>
+        </w:numPr>
       </w:pPr>
       <w:r>
         <w:rPr>
@@ -1910,7 +1833,10 @@
     <w:p>
       <w:pPr>
         <w:pStyle w:val="Compact"/>
-        <w:spacing w:before="0" w:after="0"/>
+        <w:numPr>
+          <w:ilvl w:val="0"/>
+          <w:numId w:val="1007"/>
+        </w:numPr>
       </w:pPr>
       <w:r>
         <w:rPr>
@@ -1924,16 +1850,6 @@
         </w:rPr>
         <w:t xml:space="preserve">反应前后分子的种类发生了改变</w:t>
       </w:r>
-    </w:p>
-    <w:p>
-      <w:pPr>
-        <w:spacing w:before="0" w:after="0"/>
-      </w:pPr>
-    </w:p>
-    <w:p>
-      <w:pPr>
-        <w:spacing w:before="0" w:after="0"/>
-      </w:pPr>
     </w:p>
     <w:p>
       <w:pPr>
@@ -2094,21 +2010,6 @@
         </w:rPr>
         <w:t>。</w:t>
       </w:r>
-    </w:p>
-    <w:p>
-      <w:pPr>
-        <w:spacing w:before="0" w:after="0"/>
-      </w:pPr>
-    </w:p>
-    <w:p>
-      <w:pPr>
-        <w:spacing w:before="0" w:after="0"/>
-      </w:pPr>
-    </w:p>
-    <w:p>
-      <w:pPr>
-        <w:spacing w:before="0" w:after="0"/>
-      </w:pPr>
     </w:p>
     <w:p>
       <w:pPr>
@@ -2423,31 +2324,6 @@
     </w:p>
     <w:p>
       <w:pPr>
-        <w:spacing w:before="0" w:after="0"/>
-      </w:pPr>
-    </w:p>
-    <w:p>
-      <w:pPr>
-        <w:spacing w:before="0" w:after="0"/>
-      </w:pPr>
-    </w:p>
-    <w:p>
-      <w:pPr>
-        <w:spacing w:before="0" w:after="0"/>
-      </w:pPr>
-    </w:p>
-    <w:p>
-      <w:pPr>
-        <w:spacing w:before="0" w:after="0"/>
-      </w:pPr>
-    </w:p>
-    <w:p>
-      <w:pPr>
-        <w:spacing w:before="0" w:after="0"/>
-      </w:pPr>
-    </w:p>
-    <w:p>
-      <w:pPr>
         <w:spacing w:before="160" w:after="80"/>
       </w:pPr>
       <w:r>
@@ -2737,7 +2613,7 @@
         </w:rPr>
         <w:drawing>
           <wp:inline>
-            <wp:extent cx="2501900" cy="3149600"/>
+            <wp:extent cx="2552700" cy="3149600"/>
             <wp:effectExtent b="0" l="0" r="0" t="0"/>
             <wp:docPr descr="" title="" id="21" name="Picture"/>
             <a:graphic>
@@ -2758,7 +2634,7 @@
                   <pic:spPr bwMode="auto">
                     <a:xfrm>
                       <a:off x="0" y="0"/>
-                      <a:ext cx="2501900" cy="3149600"/>
+                      <a:ext cx="2552700" cy="3149600"/>
                     </a:xfrm>
                     <a:prstGeom prst="rect">
                       <a:avLst/>
@@ -2779,31 +2655,6 @@
     </w:p>
     <w:p>
       <w:pPr>
-        <w:spacing w:before="0" w:after="0"/>
-      </w:pPr>
-    </w:p>
-    <w:p>
-      <w:pPr>
-        <w:spacing w:before="0" w:after="0"/>
-      </w:pPr>
-    </w:p>
-    <w:p>
-      <w:pPr>
-        <w:spacing w:before="0" w:after="0"/>
-      </w:pPr>
-    </w:p>
-    <w:p>
-      <w:pPr>
-        <w:spacing w:before="0" w:after="0"/>
-      </w:pPr>
-    </w:p>
-    <w:p>
-      <w:pPr>
-        <w:spacing w:before="0" w:after="0"/>
-      </w:pPr>
-    </w:p>
-    <w:p>
-      <w:pPr>
         <w:spacing w:before="160" w:after="80"/>
       </w:pPr>
       <w:r>
@@ -2891,7 +2742,7 @@
         </w:rPr>
         <w:drawing>
           <wp:inline>
-            <wp:extent cx="3240000" cy="3064433"/>
+            <wp:extent cx="3240000" cy="3089486"/>
             <wp:effectExtent b="0" l="0" r="0" t="0"/>
             <wp:docPr descr="" title="" id="25" name="Picture"/>
             <a:graphic>
@@ -2912,7 +2763,7 @@
                   <pic:spPr bwMode="auto">
                     <a:xfrm>
                       <a:off x="0" y="0"/>
-                      <a:ext cx="3240000" cy="3064433"/>
+                      <a:ext cx="3240000" cy="3089486"/>
                     </a:xfrm>
                     <a:prstGeom prst="rect">
                       <a:avLst/>
@@ -2933,21 +2784,6 @@
     </w:p>
     <w:p>
       <w:pPr>
-        <w:spacing w:before="0" w:after="0"/>
-      </w:pPr>
-    </w:p>
-    <w:p>
-      <w:pPr>
-        <w:spacing w:before="0" w:after="0"/>
-      </w:pPr>
-    </w:p>
-    <w:p>
-      <w:pPr>
-        <w:spacing w:before="0" w:after="0"/>
-      </w:pPr>
-    </w:p>
-    <w:p>
-      <w:pPr>
         <w:spacing w:before="160" w:after="80"/>
       </w:pPr>
       <w:r>
@@ -3312,31 +3148,6 @@
     </w:p>
     <w:p>
       <w:pPr>
-        <w:spacing w:before="0" w:after="0"/>
-      </w:pPr>
-    </w:p>
-    <w:p>
-      <w:pPr>
-        <w:spacing w:before="0" w:after="0"/>
-      </w:pPr>
-    </w:p>
-    <w:p>
-      <w:pPr>
-        <w:spacing w:before="0" w:after="0"/>
-      </w:pPr>
-    </w:p>
-    <w:p>
-      <w:pPr>
-        <w:spacing w:before="0" w:after="0"/>
-      </w:pPr>
-    </w:p>
-    <w:p>
-      <w:pPr>
-        <w:spacing w:before="0" w:after="0"/>
-      </w:pPr>
-    </w:p>
-    <w:p>
-      <w:pPr>
         <w:spacing w:before="160" w:after="80"/>
       </w:pPr>
       <w:r>
@@ -3759,46 +3570,6 @@
         </w:rPr>
         <w:t>。</w:t>
       </w:r>
-    </w:p>
-    <w:p>
-      <w:pPr>
-        <w:spacing w:before="0" w:after="0"/>
-      </w:pPr>
-    </w:p>
-    <w:p>
-      <w:pPr>
-        <w:spacing w:before="0" w:after="0"/>
-      </w:pPr>
-    </w:p>
-    <w:p>
-      <w:pPr>
-        <w:spacing w:before="0" w:after="0"/>
-      </w:pPr>
-    </w:p>
-    <w:p>
-      <w:pPr>
-        <w:spacing w:before="0" w:after="0"/>
-      </w:pPr>
-    </w:p>
-    <w:p>
-      <w:pPr>
-        <w:spacing w:before="0" w:after="0"/>
-      </w:pPr>
-    </w:p>
-    <w:p>
-      <w:pPr>
-        <w:spacing w:before="0" w:after="0"/>
-      </w:pPr>
-    </w:p>
-    <w:p>
-      <w:pPr>
-        <w:spacing w:before="0" w:after="0"/>
-      </w:pPr>
-    </w:p>
-    <w:p>
-      <w:pPr>
-        <w:spacing w:before="0" w:after="0"/>
-      </w:pPr>
     </w:p>
     <w:p>
       <w:pPr>
@@ -4106,31 +3877,6 @@
     </w:p>
     <w:p>
       <w:pPr>
-        <w:spacing w:before="0" w:after="0"/>
-      </w:pPr>
-    </w:p>
-    <w:p>
-      <w:pPr>
-        <w:spacing w:before="0" w:after="0"/>
-      </w:pPr>
-    </w:p>
-    <w:p>
-      <w:pPr>
-        <w:spacing w:before="0" w:after="0"/>
-      </w:pPr>
-    </w:p>
-    <w:p>
-      <w:pPr>
-        <w:spacing w:before="0" w:after="0"/>
-      </w:pPr>
-    </w:p>
-    <w:p>
-      <w:pPr>
-        <w:spacing w:before="0" w:after="0"/>
-      </w:pPr>
-    </w:p>
-    <w:p>
-      <w:pPr>
         <w:spacing w:before="160" w:after="80"/>
       </w:pPr>
       <w:r>
@@ -4953,21 +4699,6 @@
         </w:rPr>
         <w:t xml:space="preserve">。</w:t>
       </w:r>
-    </w:p>
-    <w:p>
-      <w:pPr>
-        <w:spacing w:before="0" w:after="0"/>
-      </w:pPr>
-    </w:p>
-    <w:p>
-      <w:pPr>
-        <w:spacing w:before="0" w:after="0"/>
-      </w:pPr>
-    </w:p>
-    <w:p>
-      <w:pPr>
-        <w:spacing w:before="0" w:after="0"/>
-      </w:pPr>
     </w:p>
     <w:p>
       <w:pPr>
@@ -5279,31 +5010,6 @@
         </w:rPr>
         <w:t>。</w:t>
       </w:r>
-    </w:p>
-    <w:p>
-      <w:pPr>
-        <w:spacing w:before="0" w:after="0"/>
-      </w:pPr>
-    </w:p>
-    <w:p>
-      <w:pPr>
-        <w:spacing w:before="0" w:after="0"/>
-      </w:pPr>
-    </w:p>
-    <w:p>
-      <w:pPr>
-        <w:spacing w:before="0" w:after="0"/>
-      </w:pPr>
-    </w:p>
-    <w:p>
-      <w:pPr>
-        <w:spacing w:before="0" w:after="0"/>
-      </w:pPr>
-    </w:p>
-    <w:p>
-      <w:pPr>
-        <w:spacing w:before="0" w:after="0"/>
-      </w:pPr>
     </w:p>
     <w:p>
       <w:pPr>
@@ -5636,31 +5342,6 @@
     </w:p>
     <w:p>
       <w:pPr>
-        <w:spacing w:before="0" w:after="0"/>
-      </w:pPr>
-    </w:p>
-    <w:p>
-      <w:pPr>
-        <w:spacing w:before="0" w:after="0"/>
-      </w:pPr>
-    </w:p>
-    <w:p>
-      <w:pPr>
-        <w:spacing w:before="0" w:after="0"/>
-      </w:pPr>
-    </w:p>
-    <w:p>
-      <w:pPr>
-        <w:spacing w:before="0" w:after="0"/>
-      </w:pPr>
-    </w:p>
-    <w:p>
-      <w:pPr>
-        <w:spacing w:before="0" w:after="0"/>
-      </w:pPr>
-    </w:p>
-    <w:p>
-      <w:pPr>
         <w:spacing w:before="160" w:after="80"/>
       </w:pPr>
       <w:r>
@@ -6564,31 +6245,6 @@
     </w:p>
     <w:p>
       <w:pPr>
-        <w:spacing w:before="0" w:after="0"/>
-      </w:pPr>
-    </w:p>
-    <w:p>
-      <w:pPr>
-        <w:spacing w:before="0" w:after="0"/>
-      </w:pPr>
-    </w:p>
-    <w:p>
-      <w:pPr>
-        <w:spacing w:before="0" w:after="0"/>
-      </w:pPr>
-    </w:p>
-    <w:p>
-      <w:pPr>
-        <w:spacing w:before="0" w:after="0"/>
-      </w:pPr>
-    </w:p>
-    <w:p>
-      <w:pPr>
-        <w:spacing w:before="0" w:after="0"/>
-      </w:pPr>
-    </w:p>
-    <w:p>
-      <w:pPr>
         <w:spacing w:before="160" w:after="80"/>
       </w:pPr>
       <w:r>
@@ -6982,31 +6638,6 @@
         </w:rPr>
         <w:t>。</w:t>
       </w:r>
-    </w:p>
-    <w:p>
-      <w:pPr>
-        <w:spacing w:before="0" w:after="0"/>
-      </w:pPr>
-    </w:p>
-    <w:p>
-      <w:pPr>
-        <w:spacing w:before="0" w:after="0"/>
-      </w:pPr>
-    </w:p>
-    <w:p>
-      <w:pPr>
-        <w:spacing w:before="0" w:after="0"/>
-      </w:pPr>
-    </w:p>
-    <w:p>
-      <w:pPr>
-        <w:spacing w:before="0" w:after="0"/>
-      </w:pPr>
-    </w:p>
-    <w:p>
-      <w:pPr>
-        <w:spacing w:before="0" w:after="0"/>
-      </w:pPr>
     </w:p>
     <w:p>
       <w:pPr>
@@ -8769,46 +8400,6 @@
     </w:p>
     <w:p>
       <w:pPr>
-        <w:spacing w:before="0" w:after="0"/>
-      </w:pPr>
-    </w:p>
-    <w:p>
-      <w:pPr>
-        <w:spacing w:before="0" w:after="0"/>
-      </w:pPr>
-    </w:p>
-    <w:p>
-      <w:pPr>
-        <w:spacing w:before="0" w:after="0"/>
-      </w:pPr>
-    </w:p>
-    <w:p>
-      <w:pPr>
-        <w:spacing w:before="0" w:after="0"/>
-      </w:pPr>
-    </w:p>
-    <w:p>
-      <w:pPr>
-        <w:spacing w:before="0" w:after="0"/>
-      </w:pPr>
-    </w:p>
-    <w:p>
-      <w:pPr>
-        <w:spacing w:before="0" w:after="0"/>
-      </w:pPr>
-    </w:p>
-    <w:p>
-      <w:pPr>
-        <w:spacing w:before="0" w:after="0"/>
-      </w:pPr>
-    </w:p>
-    <w:p>
-      <w:pPr>
-        <w:spacing w:before="0" w:after="0"/>
-      </w:pPr>
-    </w:p>
-    <w:p>
-      <w:pPr>
         <w:spacing w:before="160" w:after="80"/>
       </w:pPr>
       <w:r>
@@ -9539,31 +9130,6 @@
     </w:p>
     <w:p>
       <w:pPr>
-        <w:spacing w:before="0" w:after="0"/>
-      </w:pPr>
-    </w:p>
-    <w:p>
-      <w:pPr>
-        <w:spacing w:before="0" w:after="0"/>
-      </w:pPr>
-    </w:p>
-    <w:p>
-      <w:pPr>
-        <w:spacing w:before="0" w:after="0"/>
-      </w:pPr>
-    </w:p>
-    <w:p>
-      <w:pPr>
-        <w:spacing w:before="0" w:after="0"/>
-      </w:pPr>
-    </w:p>
-    <w:p>
-      <w:pPr>
-        <w:spacing w:before="0" w:after="0"/>
-      </w:pPr>
-    </w:p>
-    <w:p>
-      <w:pPr>
         <w:spacing w:before="160" w:after="80"/>
       </w:pPr>
       <w:r>
@@ -9770,46 +9336,6 @@
         </w:rPr>
         <w:t>)。</w:t>
       </w:r>
-    </w:p>
-    <w:p>
-      <w:pPr>
-        <w:spacing w:before="0" w:after="0"/>
-      </w:pPr>
-    </w:p>
-    <w:p>
-      <w:pPr>
-        <w:spacing w:before="0" w:after="0"/>
-      </w:pPr>
-    </w:p>
-    <w:p>
-      <w:pPr>
-        <w:spacing w:before="0" w:after="0"/>
-      </w:pPr>
-    </w:p>
-    <w:p>
-      <w:pPr>
-        <w:spacing w:before="0" w:after="0"/>
-      </w:pPr>
-    </w:p>
-    <w:p>
-      <w:pPr>
-        <w:spacing w:before="0" w:after="0"/>
-      </w:pPr>
-    </w:p>
-    <w:p>
-      <w:pPr>
-        <w:spacing w:before="0" w:after="0"/>
-      </w:pPr>
-    </w:p>
-    <w:p>
-      <w:pPr>
-        <w:spacing w:before="0" w:after="0"/>
-      </w:pPr>
-    </w:p>
-    <w:p>
-      <w:pPr>
-        <w:spacing w:before="0" w:after="0"/>
-      </w:pPr>
     </w:p>
     <w:p>
       <w:pPr>
@@ -10387,8 +9913,6 @@
     <w:p>
       <w:pPr>
         <w:pStyle w:val="BodyText"/>
-        <w:spacing w:before="0" w:after="0"/>
-        <w:ind w:left="480" w:hanging="480"/>
       </w:pPr>
       <w:r>
         <w:rPr>
@@ -10406,20 +9930,7 @@
         <w:rPr>
           <w:rFonts w:ascii="Times New Roman" w:hAnsi="Times New Roman" w:eastAsia="Times New Roman" w:cs="Times New Roman"/>
         </w:rPr>
-        <w:t xml:space="preserve">　</w:t>
-      </w:r>
-    </w:p>
-    <w:p>
-      <w:pPr>
-        <w:pStyle w:val="BodyText"/>
-        <w:spacing w:before="0" w:after="0"/>
-        <w:ind w:left="480" w:hanging="480"/>
-      </w:pPr>
-      <w:r>
-        <w:rPr>
-          <w:rFonts w:ascii="Times New Roman" w:hAnsi="Times New Roman" w:eastAsia="Times New Roman" w:cs="Times New Roman"/>
-        </w:rPr>
-        <w:t xml:space="preserve">B. </w:t>
+        <w:t xml:space="preserve">　B. </w:t>
       </w:r>
       <w:r>
         <w:rPr>
@@ -10431,20 +9942,7 @@
         <w:rPr>
           <w:rFonts w:ascii="Times New Roman" w:hAnsi="Times New Roman" w:eastAsia="Times New Roman" w:cs="Times New Roman"/>
         </w:rPr>
-        <w:t xml:space="preserve">　</w:t>
-      </w:r>
-    </w:p>
-    <w:p>
-      <w:pPr>
-        <w:pStyle w:val="BodyText"/>
-        <w:spacing w:before="0" w:after="0"/>
-        <w:ind w:left="480" w:hanging="480"/>
-      </w:pPr>
-      <w:r>
-        <w:rPr>
-          <w:rFonts w:ascii="Times New Roman" w:hAnsi="Times New Roman" w:eastAsia="Times New Roman" w:cs="Times New Roman"/>
-        </w:rPr>
-        <w:t xml:space="preserve">C. </w:t>
+        <w:t xml:space="preserve">　C. </w:t>
       </w:r>
       <w:r>
         <w:rPr>
@@ -10456,20 +9954,7 @@
         <w:rPr>
           <w:rFonts w:ascii="Times New Roman" w:hAnsi="Times New Roman" w:eastAsia="Times New Roman" w:cs="Times New Roman"/>
         </w:rPr>
-        <w:t xml:space="preserve">　</w:t>
-      </w:r>
-    </w:p>
-    <w:p>
-      <w:pPr>
-        <w:pStyle w:val="BodyText"/>
-        <w:spacing w:before="0" w:after="0"/>
-        <w:ind w:left="480" w:hanging="480"/>
-      </w:pPr>
-      <w:r>
-        <w:rPr>
-          <w:rFonts w:ascii="Times New Roman" w:hAnsi="Times New Roman" w:eastAsia="Times New Roman" w:cs="Times New Roman"/>
-        </w:rPr>
-        <w:t xml:space="preserve">D. </w:t>
+        <w:t xml:space="preserve">　D. </w:t>
       </w:r>
       <w:r>
         <w:rPr>
@@ -10477,16 +9962,6 @@
         </w:rPr>
         <w:t xml:space="preserve">溶剂</w:t>
       </w:r>
-    </w:p>
-    <w:p>
-      <w:pPr>
-        <w:spacing w:before="0" w:after="0"/>
-      </w:pPr>
-    </w:p>
-    <w:p>
-      <w:pPr>
-        <w:spacing w:before="0" w:after="0"/>
-      </w:pPr>
     </w:p>
     <w:p>
       <w:pPr>
@@ -10574,8 +10049,6 @@
     <w:p>
       <w:pPr>
         <w:pStyle w:val="BodyText"/>
-        <w:spacing w:before="0" w:after="0"/>
-        <w:ind w:left="480" w:hanging="480"/>
       </w:pPr>
       <w:r>
         <w:rPr>
@@ -10593,20 +10066,7 @@
         <w:rPr>
           <w:rFonts w:ascii="Times New Roman" w:hAnsi="Times New Roman" w:eastAsia="Times New Roman" w:cs="Times New Roman"/>
         </w:rPr>
-        <w:t xml:space="preserve">　　</w:t>
-      </w:r>
-    </w:p>
-    <w:p>
-      <w:pPr>
-        <w:pStyle w:val="BodyText"/>
-        <w:spacing w:before="0" w:after="0"/>
-        <w:ind w:left="480" w:hanging="480"/>
-      </w:pPr>
-      <w:r>
-        <w:rPr>
-          <w:rFonts w:ascii="Times New Roman" w:hAnsi="Times New Roman" w:eastAsia="Times New Roman" w:cs="Times New Roman"/>
-        </w:rPr>
-        <w:t xml:space="preserve">B. </w:t>
+        <w:t xml:space="preserve">　　B. </w:t>
       </w:r>
       <w:r>
         <w:rPr>
@@ -10618,20 +10078,7 @@
         <w:rPr>
           <w:rFonts w:ascii="Times New Roman" w:hAnsi="Times New Roman" w:eastAsia="Times New Roman" w:cs="Times New Roman"/>
         </w:rPr>
-        <w:t xml:space="preserve">　　</w:t>
-      </w:r>
-    </w:p>
-    <w:p>
-      <w:pPr>
-        <w:pStyle w:val="BodyText"/>
-        <w:spacing w:before="0" w:after="0"/>
-        <w:ind w:left="480" w:hanging="480"/>
-      </w:pPr>
-      <w:r>
-        <w:rPr>
-          <w:rFonts w:ascii="Times New Roman" w:hAnsi="Times New Roman" w:eastAsia="Times New Roman" w:cs="Times New Roman"/>
-        </w:rPr>
-        <w:t xml:space="preserve">C. </w:t>
+        <w:t xml:space="preserve">　　C. </w:t>
       </w:r>
       <w:r>
         <w:rPr>
@@ -10643,20 +10090,7 @@
         <w:rPr>
           <w:rFonts w:ascii="Times New Roman" w:hAnsi="Times New Roman" w:eastAsia="Times New Roman" w:cs="Times New Roman"/>
         </w:rPr>
-        <w:t xml:space="preserve">　　</w:t>
-      </w:r>
-    </w:p>
-    <w:p>
-      <w:pPr>
-        <w:pStyle w:val="BodyText"/>
-        <w:spacing w:before="0" w:after="0"/>
-        <w:ind w:left="480" w:hanging="480"/>
-      </w:pPr>
-      <w:r>
-        <w:rPr>
-          <w:rFonts w:ascii="Times New Roman" w:hAnsi="Times New Roman" w:eastAsia="Times New Roman" w:cs="Times New Roman"/>
-        </w:rPr>
-        <w:t xml:space="preserve">D. </w:t>
+        <w:t xml:space="preserve">　　D. </w:t>
       </w:r>
       <w:r>
         <w:rPr>
@@ -11303,16 +10737,6 @@
     </w:p>
     <w:p>
       <w:pPr>
-        <w:spacing w:before="0" w:after="0"/>
-      </w:pPr>
-    </w:p>
-    <w:p>
-      <w:pPr>
-        <w:spacing w:before="0" w:after="0"/>
-      </w:pPr>
-    </w:p>
-    <w:p>
-      <w:pPr>
         <w:spacing w:before="160" w:after="80"/>
       </w:pPr>
       <w:r>
@@ -11911,46 +11335,6 @@
         </w:rPr>
         <w:t>。</w:t>
       </w:r>
-    </w:p>
-    <w:p>
-      <w:pPr>
-        <w:spacing w:before="0" w:after="0"/>
-      </w:pPr>
-    </w:p>
-    <w:p>
-      <w:pPr>
-        <w:spacing w:before="0" w:after="0"/>
-      </w:pPr>
-    </w:p>
-    <w:p>
-      <w:pPr>
-        <w:spacing w:before="0" w:after="0"/>
-      </w:pPr>
-    </w:p>
-    <w:p>
-      <w:pPr>
-        <w:spacing w:before="0" w:after="0"/>
-      </w:pPr>
-    </w:p>
-    <w:p>
-      <w:pPr>
-        <w:spacing w:before="0" w:after="0"/>
-      </w:pPr>
-    </w:p>
-    <w:p>
-      <w:pPr>
-        <w:spacing w:before="0" w:after="0"/>
-      </w:pPr>
-    </w:p>
-    <w:p>
-      <w:pPr>
-        <w:spacing w:before="0" w:after="0"/>
-      </w:pPr>
-    </w:p>
-    <w:p>
-      <w:pPr>
-        <w:spacing w:before="0" w:after="0"/>
-      </w:pPr>
     </w:p>
     <w:p>
       <w:pPr>
@@ -13612,46 +12996,6 @@
     </w:p>
     <w:p>
       <w:pPr>
-        <w:spacing w:before="0" w:after="0"/>
-      </w:pPr>
-    </w:p>
-    <w:p>
-      <w:pPr>
-        <w:spacing w:before="0" w:after="0"/>
-      </w:pPr>
-    </w:p>
-    <w:p>
-      <w:pPr>
-        <w:spacing w:before="0" w:after="0"/>
-      </w:pPr>
-    </w:p>
-    <w:p>
-      <w:pPr>
-        <w:spacing w:before="0" w:after="0"/>
-      </w:pPr>
-    </w:p>
-    <w:p>
-      <w:pPr>
-        <w:spacing w:before="0" w:after="0"/>
-      </w:pPr>
-    </w:p>
-    <w:p>
-      <w:pPr>
-        <w:spacing w:before="0" w:after="0"/>
-      </w:pPr>
-    </w:p>
-    <w:p>
-      <w:pPr>
-        <w:spacing w:before="0" w:after="0"/>
-      </w:pPr>
-    </w:p>
-    <w:p>
-      <w:pPr>
-        <w:spacing w:before="0" w:after="0"/>
-      </w:pPr>
-    </w:p>
-    <w:p>
-      <w:pPr>
         <w:spacing w:before="160" w:after="80"/>
       </w:pPr>
       <w:r>
@@ -14668,14 +14012,6 @@
         <w:tblStyle w:val="Table"/>
         <w:tblW w:type="pct" w:w="5000"/>
         <w:tblLayout w:type="fixed"/>
-        <w:tblBorders>
-          <w:top w:val="single" w:sz="12" w:space="0" w:color="000000"/>
-          <w:left w:val="none" w:sz="0" w:space="0" w:color="auto"/>
-          <w:bottom w:val="single" w:sz="12" w:space="0" w:color="000000"/>
-          <w:right w:val="none" w:sz="0" w:space="0" w:color="auto"/>
-          <w:insideH w:val="none" w:sz="0" w:space="0" w:color="auto"/>
-          <w:insideV w:val="none" w:sz="0" w:space="0" w:color="auto"/>
-        </w:tblBorders>
         <w:tblLook w:firstRow="1" w:lastRow="0" w:firstColumn="0" w:lastColumn="0" w:noHBand="0" w:noVBand="0" w:val="0020"/>
       </w:tblPr>
       <w:tblGrid>
@@ -14690,11 +14026,7 @@
           <w:tblHeader w:val="on"/>
         </w:trPr>
         <w:tc>
-          <w:tcPr>
-            <w:tcBorders>
-              <w:bottom w:val="single" w:sz="8" w:space="0" w:color="000000"/>
-            </w:tcBorders>
-          </w:tcPr>
+          <w:tcPr/>
           <w:p>
             <w:pPr>
               <w:pStyle w:val="Compact"/>
@@ -14703,11 +14035,7 @@
           </w:p>
         </w:tc>
         <w:tc>
-          <w:tcPr>
-            <w:tcBorders>
-              <w:bottom w:val="single" w:sz="8" w:space="0" w:color="000000"/>
-            </w:tcBorders>
-          </w:tcPr>
+          <w:tcPr/>
           <w:p>
             <w:pPr>
               <w:pStyle w:val="Compact"/>
@@ -14723,11 +14051,7 @@
           </w:p>
         </w:tc>
         <w:tc>
-          <w:tcPr>
-            <w:tcBorders>
-              <w:bottom w:val="single" w:sz="8" w:space="0" w:color="000000"/>
-            </w:tcBorders>
-          </w:tcPr>
+          <w:tcPr/>
           <w:p>
             <w:pPr>
               <w:pStyle w:val="Compact"/>
@@ -14769,11 +14093,7 @@
           </w:p>
         </w:tc>
         <w:tc>
-          <w:tcPr>
-            <w:tcBorders>
-              <w:bottom w:val="single" w:sz="8" w:space="0" w:color="000000"/>
-            </w:tcBorders>
-          </w:tcPr>
+          <w:tcPr/>
           <w:p>
             <w:pPr>
               <w:pStyle w:val="Compact"/>
@@ -14815,11 +14135,7 @@
           </w:p>
         </w:tc>
         <w:tc>
-          <w:tcPr>
-            <w:tcBorders>
-              <w:bottom w:val="single" w:sz="8" w:space="0" w:color="000000"/>
-            </w:tcBorders>
-          </w:tcPr>
+          <w:tcPr/>
           <w:p>
             <w:pPr>
               <w:pStyle w:val="Compact"/>
@@ -15036,46 +14352,6 @@
     </w:tbl>
     <w:p>
       <w:pPr>
-        <w:spacing w:before="0" w:after="0"/>
-      </w:pPr>
-    </w:p>
-    <w:p>
-      <w:pPr>
-        <w:spacing w:before="0" w:after="0"/>
-      </w:pPr>
-    </w:p>
-    <w:p>
-      <w:pPr>
-        <w:spacing w:before="0" w:after="0"/>
-      </w:pPr>
-    </w:p>
-    <w:p>
-      <w:pPr>
-        <w:spacing w:before="0" w:after="0"/>
-      </w:pPr>
-    </w:p>
-    <w:p>
-      <w:pPr>
-        <w:spacing w:before="0" w:after="0"/>
-      </w:pPr>
-    </w:p>
-    <w:p>
-      <w:pPr>
-        <w:spacing w:before="0" w:after="0"/>
-      </w:pPr>
-    </w:p>
-    <w:p>
-      <w:pPr>
-        <w:spacing w:before="0" w:after="0"/>
-      </w:pPr>
-    </w:p>
-    <w:p>
-      <w:pPr>
-        <w:spacing w:before="0" w:after="0"/>
-      </w:pPr>
-    </w:p>
-    <w:p>
-      <w:pPr>
         <w:spacing w:before="160" w:after="80"/>
       </w:pPr>
       <w:r>
@@ -16317,46 +15593,6 @@
     </w:p>
     <w:p>
       <w:pPr>
-        <w:spacing w:before="0" w:after="0"/>
-      </w:pPr>
-    </w:p>
-    <w:p>
-      <w:pPr>
-        <w:spacing w:before="0" w:after="0"/>
-      </w:pPr>
-    </w:p>
-    <w:p>
-      <w:pPr>
-        <w:spacing w:before="0" w:after="0"/>
-      </w:pPr>
-    </w:p>
-    <w:p>
-      <w:pPr>
-        <w:spacing w:before="0" w:after="0"/>
-      </w:pPr>
-    </w:p>
-    <w:p>
-      <w:pPr>
-        <w:spacing w:before="0" w:after="0"/>
-      </w:pPr>
-    </w:p>
-    <w:p>
-      <w:pPr>
-        <w:spacing w:before="0" w:after="0"/>
-      </w:pPr>
-    </w:p>
-    <w:p>
-      <w:pPr>
-        <w:spacing w:before="0" w:after="0"/>
-      </w:pPr>
-    </w:p>
-    <w:p>
-      <w:pPr>
-        <w:spacing w:before="0" w:after="0"/>
-      </w:pPr>
-    </w:p>
-    <w:p>
-      <w:pPr>
         <w:spacing w:before="160" w:after="80"/>
       </w:pPr>
       <w:r>
@@ -16370,6 +15606,7 @@
     <w:bookmarkEnd w:id="52"/>
     <w:sectPr>
       <w:footerReference w:type="default" r:id="rId9"/>
+      <w:headerReference w:type="default" r:id="rId10"/>
       <w:footnotePr>
         <w:numRestart w:val="eachSect"/>
       </w:footnotePr>
@@ -16388,32 +15625,90 @@
 <w:ftr xmlns:m="http://schemas.openxmlformats.org/officeDocument/2006/math" xmlns:mc="http://schemas.openxmlformats.org/markup-compatibility/2006" xmlns:mo="http://schemas.microsoft.com/office/mac/office/2008/main" xmlns:mv="urn:schemas-microsoft-com:mac:vml" xmlns:o="urn:schemas-microsoft-com:office:office" xmlns:r="http://schemas.openxmlformats.org/officeDocument/2006/relationships" xmlns:v="urn:schemas-microsoft-com:vml" xmlns:w10="urn:schemas-microsoft-com:office:word" xmlns:w14="http://schemas.microsoft.com/office/word/2010/wordml" xmlns:w="http://schemas.openxmlformats.org/wordprocessingml/2006/main" xmlns:wne="http://schemas.microsoft.com/office/word/2006/wordml" xmlns:wp14="http://schemas.microsoft.com/office/word/2010/wordprocessingDrawing" xmlns:wp="http://schemas.openxmlformats.org/drawingml/2006/wordprocessingDrawing" xmlns:wpc="http://schemas.microsoft.com/office/word/2010/wordprocessingCanvas" xmlns:wpg="http://schemas.microsoft.com/office/word/2010/wordprocessingGroup" xmlns:wpi="http://schemas.microsoft.com/office/word/2010/wordprocessingInk" xmlns:wps="http://schemas.microsoft.com/office/word/2010/wordprocessingShape" mc:Ignorable="w14 wp14">
   <w:p>
     <w:pPr>
-      <w:pStyle w:val="Footer"/>
       <w:jc w:val="center"/>
     </w:pPr>
     <w:r>
       <w:rPr>
-        <w:rFonts w:ascii="Times New Roman" w:hAnsi="Times New Roman" w:eastAsia="Times New Roman" w:cs="Times New Roman"/>
-        <w:b w:val="0"/>
-        <w:sz w:val="20"/>
+        <w:color w:val="000000"/>
+        <w:sz w:val="18"/>
+      </w:rPr>
+      <w:t xml:space="preserve">第 </w:t>
+    </w:r>
+    <w:r>
+      <w:rPr>
+        <w:color w:val="000000"/>
+        <w:sz w:val="18"/>
       </w:rPr>
       <w:fldChar w:fldCharType="begin"/>
     </w:r>
     <w:r>
       <w:rPr>
-        <w:rFonts w:ascii="Times New Roman" w:hAnsi="Times New Roman" w:eastAsia="Times New Roman" w:cs="Times New Roman"/>
-        <w:b w:val="0"/>
-        <w:sz w:val="20"/>
+        <w:sz w:val="18"/>
       </w:rPr>
       <w:instrText xml:space="preserve"> PAGE </w:instrText>
     </w:r>
     <w:r>
       <w:rPr>
-        <w:rFonts w:ascii="Times New Roman" w:hAnsi="Times New Roman" w:eastAsia="Times New Roman" w:cs="Times New Roman"/>
-        <w:b w:val="0"/>
-        <w:sz w:val="20"/>
+        <w:sz w:val="18"/>
+      </w:rPr>
+      <w:fldChar w:fldCharType="separate"/>
+    </w:r>
+    <w:r>
+      <w:rPr>
+        <w:sz w:val="18"/>
+      </w:rPr>
+      <w:t>1</w:t>
+    </w:r>
+    <w:r>
+      <w:rPr>
+        <w:sz w:val="18"/>
       </w:rPr>
       <w:fldChar w:fldCharType="end"/>
+    </w:r>
+    <w:r>
+      <w:rPr>
+        <w:color w:val="000000"/>
+        <w:sz w:val="18"/>
+      </w:rPr>
+      <w:t xml:space="preserve"> 页 / 共 </w:t>
+    </w:r>
+    <w:r>
+      <w:rPr>
+        <w:color w:val="000000"/>
+        <w:sz w:val="18"/>
+      </w:rPr>
+      <w:fldChar w:fldCharType="begin"/>
+    </w:r>
+    <w:r>
+      <w:rPr>
+        <w:sz w:val="18"/>
+      </w:rPr>
+      <w:instrText xml:space="preserve"> NUMPAGES </w:instrText>
+    </w:r>
+    <w:r>
+      <w:rPr>
+        <w:sz w:val="18"/>
+      </w:rPr>
+      <w:fldChar w:fldCharType="separate"/>
+    </w:r>
+    <w:r>
+      <w:rPr>
+        <w:sz w:val="18"/>
+      </w:rPr>
+      <w:t>1</w:t>
+    </w:r>
+    <w:r>
+      <w:rPr>
+        <w:sz w:val="18"/>
+      </w:rPr>
+      <w:fldChar w:fldCharType="end"/>
+    </w:r>
+    <w:r>
+      <w:rPr>
+        <w:color w:val="000000"/>
+        <w:sz w:val="18"/>
+      </w:rPr>
+      <w:t xml:space="preserve"> 页</w:t>
     </w:r>
   </w:p>
 </w:ftr>
@@ -16436,6 +15731,26 @@
     </w:p>
   </w:footnote>
 </w:footnotes>
+</file>
+
+<file path=word/header1.xml><?xml version="1.0" encoding="utf-8"?>
+<w:hdr xmlns:m="http://schemas.openxmlformats.org/officeDocument/2006/math" xmlns:mc="http://schemas.openxmlformats.org/markup-compatibility/2006" xmlns:mo="http://schemas.microsoft.com/office/mac/office/2008/main" xmlns:mv="urn:schemas-microsoft-com:mac:vml" xmlns:o="urn:schemas-microsoft-com:office:office" xmlns:r="http://schemas.openxmlformats.org/officeDocument/2006/relationships" xmlns:v="urn:schemas-microsoft-com:vml" xmlns:w10="urn:schemas-microsoft-com:office:word" xmlns:w14="http://schemas.microsoft.com/office/word/2010/wordml" xmlns:w="http://schemas.openxmlformats.org/wordprocessingml/2006/main" xmlns:wne="http://schemas.microsoft.com/office/word/2006/wordml" xmlns:wp14="http://schemas.microsoft.com/office/word/2010/wordprocessingDrawing" xmlns:wp="http://schemas.openxmlformats.org/drawingml/2006/wordprocessingDrawing" xmlns:wpc="http://schemas.microsoft.com/office/word/2010/wordprocessingCanvas" xmlns:wpg="http://schemas.microsoft.com/office/word/2010/wordprocessingGroup" xmlns:wpi="http://schemas.microsoft.com/office/word/2010/wordprocessingInk" xmlns:wps="http://schemas.microsoft.com/office/word/2010/wordprocessingShape" mc:Ignorable="w14 wp14">
+  <w:p>
+    <w:pPr>
+      <w:jc w:val="right"/>
+      <w:pBdr>
+        <w:bottom w:val="single" w:sz="4" w:space="2" w:color="000000"/>
+      </w:pBdr>
+    </w:pPr>
+    <w:r>
+      <w:rPr>
+        <w:color w:val="000000"/>
+        <w:sz w:val="18"/>
+      </w:rPr>
+      <w:t>第一轮综合卷02（学生版）</w:t>
+    </w:r>
+  </w:p>
+</w:hdr>
 </file>
 
 <file path=word/numbering.xml><?xml version="1.0" encoding="utf-8"?>
@@ -17126,7 +16441,7 @@
     <ns0:rPr>
       <ns0:rFonts ns0:ascii="Times New Roman" ns0:cs="Times New Roman" ns0:eastAsia="SimHei" ns0:hAnsi="Times New Roman"/>
       <ns0:b/>
-      <ns0:color ns0:val="000000"/>
+      <ns0:color ns0:val="17324D"/>
       <ns0:sz ns0:val="44"/>
       <ns0:szCs ns0:val="56"/>
     </ns0:rPr>
@@ -17268,7 +16583,7 @@
     <ns0:rPr>
       <ns0:rFonts ns0:ascii="Times New Roman" ns0:cs="Times New Roman" ns0:eastAsia="SimHei" ns0:hAnsi="Times New Roman"/>
       <ns0:b/>
-      <ns0:color ns0:val="000000"/>
+      <ns0:color ns0:val="17324D"/>
       <ns0:sz ns0:val="32"/>
       <ns0:szCs ns0:val="40"/>
     </ns0:rPr>
@@ -17292,7 +16607,7 @@
     <ns0:rPr>
       <ns0:rFonts ns0:ascii="Times New Roman" ns0:cs="Times New Roman" ns0:eastAsia="SimHei" ns0:hAnsi="Times New Roman"/>
       <ns0:b/>
-      <ns0:color ns0:val="000000"/>
+      <ns0:color ns0:val="17324D"/>
       <ns0:sz ns0:val="28"/>
       <ns0:szCs ns0:val="32"/>
     </ns0:rPr>
@@ -17316,7 +16631,7 @@
     <ns0:rPr>
       <ns0:rFonts ns0:ascii="Times New Roman" ns0:cs="Times New Roman" ns0:eastAsia="SimHei" ns0:hAnsi="Times New Roman"/>
       <ns0:b/>
-      <ns0:color ns0:val="000000"/>
+      <ns0:color ns0:val="17324D"/>
       <ns0:sz ns0:val="25"/>
       <ns0:szCs ns0:val="28"/>
     </ns0:rPr>
@@ -17792,7 +17107,7 @@
     <w:rPr>
       <w:rFonts w:ascii="Times New Roman" w:hAnsi="Times New Roman" w:eastAsia="FangSong" w:cs="Times New Roman"/>
       <w:b/>
-      <w:color w:val="007020"/>
+      <w:color w:val="000000"/>
     </w:rPr>
   </w:style>
   <w:style w:type="character" w:customStyle="1" w:styleId="DataTypeTok">
@@ -17800,7 +17115,7 @@
     <w:basedOn w:val="VerbatimChar"/>
     <w:rPr>
       <w:rFonts w:ascii="Times New Roman" w:hAnsi="Times New Roman" w:eastAsia="FangSong" w:cs="Times New Roman"/>
-      <w:color w:val="902000"/>
+      <w:color w:val="000000"/>
     </w:rPr>
   </w:style>
   <w:style w:type="character" w:customStyle="1" w:styleId="DecValTok">
@@ -17808,7 +17123,7 @@
     <w:basedOn w:val="VerbatimChar"/>
     <w:rPr>
       <w:rFonts w:ascii="Times New Roman" w:hAnsi="Times New Roman" w:eastAsia="FangSong" w:cs="Times New Roman"/>
-      <w:color w:val="40a070"/>
+      <w:color w:val="000000"/>
     </w:rPr>
   </w:style>
   <w:style w:type="character" w:customStyle="1" w:styleId="BaseNTok">
@@ -17816,7 +17131,7 @@
     <w:basedOn w:val="VerbatimChar"/>
     <w:rPr>
       <w:rFonts w:ascii="Times New Roman" w:hAnsi="Times New Roman" w:eastAsia="FangSong" w:cs="Times New Roman"/>
-      <w:color w:val="40a070"/>
+      <w:color w:val="000000"/>
     </w:rPr>
   </w:style>
   <w:style w:type="character" w:customStyle="1" w:styleId="FloatTok">
@@ -17824,7 +17139,7 @@
     <w:basedOn w:val="VerbatimChar"/>
     <w:rPr>
       <w:rFonts w:ascii="Times New Roman" w:hAnsi="Times New Roman" w:eastAsia="FangSong" w:cs="Times New Roman"/>
-      <w:color w:val="40a070"/>
+      <w:color w:val="000000"/>
     </w:rPr>
   </w:style>
   <w:style w:type="character" w:customStyle="1" w:styleId="ConstantTok">
@@ -17832,7 +17147,7 @@
     <w:basedOn w:val="VerbatimChar"/>
     <w:rPr>
       <w:rFonts w:ascii="Times New Roman" w:hAnsi="Times New Roman" w:eastAsia="FangSong" w:cs="Times New Roman"/>
-      <w:color w:val="880000"/>
+      <w:color w:val="000000"/>
     </w:rPr>
   </w:style>
   <w:style w:type="character" w:customStyle="1" w:styleId="CharTok">
@@ -17840,7 +17155,7 @@
     <w:basedOn w:val="VerbatimChar"/>
     <w:rPr>
       <w:rFonts w:ascii="Times New Roman" w:hAnsi="Times New Roman" w:eastAsia="FangSong" w:cs="Times New Roman"/>
-      <w:color w:val="4070a0"/>
+      <w:color w:val="000000"/>
     </w:rPr>
   </w:style>
   <w:style w:type="character" w:customStyle="1" w:styleId="SpecialCharTok">
@@ -17848,7 +17163,7 @@
     <w:basedOn w:val="VerbatimChar"/>
     <w:rPr>
       <w:rFonts w:ascii="Times New Roman" w:hAnsi="Times New Roman" w:eastAsia="FangSong" w:cs="Times New Roman"/>
-      <w:color w:val="4070a0"/>
+      <w:color w:val="000000"/>
     </w:rPr>
   </w:style>
   <w:style w:type="character" w:customStyle="1" w:styleId="StringTok">
@@ -17856,7 +17171,7 @@
     <w:basedOn w:val="VerbatimChar"/>
     <w:rPr>
       <w:rFonts w:ascii="Times New Roman" w:hAnsi="Times New Roman" w:eastAsia="FangSong" w:cs="Times New Roman"/>
-      <w:color w:val="4070a0"/>
+      <w:color w:val="000000"/>
     </w:rPr>
   </w:style>
   <w:style w:type="character" w:customStyle="1" w:styleId="VerbatimStringTok">
@@ -17864,7 +17179,7 @@
     <w:basedOn w:val="VerbatimChar"/>
     <w:rPr>
       <w:rFonts w:ascii="Times New Roman" w:hAnsi="Times New Roman" w:eastAsia="FangSong" w:cs="Times New Roman"/>
-      <w:color w:val="4070a0"/>
+      <w:color w:val="000000"/>
     </w:rPr>
   </w:style>
   <w:style w:type="character" w:customStyle="1" w:styleId="SpecialStringTok">
@@ -17872,7 +17187,7 @@
     <w:basedOn w:val="VerbatimChar"/>
     <w:rPr>
       <w:rFonts w:ascii="Times New Roman" w:hAnsi="Times New Roman" w:eastAsia="FangSong" w:cs="Times New Roman"/>
-      <w:color w:val="bb6688"/>
+      <w:color w:val="000000"/>
     </w:rPr>
   </w:style>
   <w:style w:type="character" w:customStyle="1" w:styleId="ImportTok">
@@ -17881,7 +17196,7 @@
     <w:rPr>
       <w:rFonts w:ascii="Times New Roman" w:hAnsi="Times New Roman" w:eastAsia="FangSong" w:cs="Times New Roman"/>
       <w:b/>
-      <w:color w:val="008000"/>
+      <w:color w:val="000000"/>
     </w:rPr>
   </w:style>
   <w:style w:type="character" w:customStyle="1" w:styleId="CommentTok">
@@ -17890,7 +17205,7 @@
     <w:rPr>
       <w:rFonts w:ascii="Times New Roman" w:hAnsi="Times New Roman" w:eastAsia="FangSong" w:cs="Times New Roman"/>
       <w:i/>
-      <w:color w:val="60a0b0"/>
+      <w:color w:val="000000"/>
     </w:rPr>
   </w:style>
   <w:style w:type="character" w:customStyle="1" w:styleId="DocumentationTok">
@@ -17899,7 +17214,7 @@
     <w:rPr>
       <w:rFonts w:ascii="Times New Roman" w:hAnsi="Times New Roman" w:eastAsia="FangSong" w:cs="Times New Roman"/>
       <w:i/>
-      <w:color w:val="ba2121"/>
+      <w:color w:val="000000"/>
     </w:rPr>
   </w:style>
   <w:style w:type="character" w:customStyle="1" w:styleId="AnnotationTok">
@@ -17909,7 +17224,7 @@
       <w:rFonts w:ascii="Times New Roman" w:hAnsi="Times New Roman" w:eastAsia="FangSong" w:cs="Times New Roman"/>
       <w:b/>
       <w:i/>
-      <w:color w:val="60a0b0"/>
+      <w:color w:val="000000"/>
     </w:rPr>
   </w:style>
   <w:style w:type="character" w:customStyle="1" w:styleId="CommentVarTok">
@@ -17919,7 +17234,7 @@
       <w:rFonts w:ascii="Times New Roman" w:hAnsi="Times New Roman" w:eastAsia="FangSong" w:cs="Times New Roman"/>
       <w:b/>
       <w:i/>
-      <w:color w:val="60a0b0"/>
+      <w:color w:val="000000"/>
     </w:rPr>
   </w:style>
   <w:style w:type="character" w:customStyle="1" w:styleId="OtherTok">
@@ -17927,7 +17242,7 @@
     <w:basedOn w:val="VerbatimChar"/>
     <w:rPr>
       <w:rFonts w:ascii="Times New Roman" w:hAnsi="Times New Roman" w:eastAsia="FangSong" w:cs="Times New Roman"/>
-      <w:color w:val="007020"/>
+      <w:color w:val="000000"/>
     </w:rPr>
   </w:style>
   <w:style w:type="character" w:customStyle="1" w:styleId="FunctionTok">
@@ -17935,7 +17250,7 @@
     <w:basedOn w:val="VerbatimChar"/>
     <w:rPr>
       <w:rFonts w:ascii="Times New Roman" w:hAnsi="Times New Roman" w:eastAsia="FangSong" w:cs="Times New Roman"/>
-      <w:color w:val="06287e"/>
+      <w:color w:val="000000"/>
     </w:rPr>
   </w:style>
   <w:style w:type="character" w:customStyle="1" w:styleId="VariableTok">
@@ -17943,7 +17258,7 @@
     <w:basedOn w:val="VerbatimChar"/>
     <w:rPr>
       <w:rFonts w:ascii="Times New Roman" w:hAnsi="Times New Roman" w:eastAsia="FangSong" w:cs="Times New Roman"/>
-      <w:color w:val="19177c"/>
+      <w:color w:val="000000"/>
     </w:rPr>
   </w:style>
   <w:style w:type="character" w:customStyle="1" w:styleId="ControlFlowTok">
@@ -17952,7 +17267,7 @@
     <w:rPr>
       <w:rFonts w:ascii="Times New Roman" w:hAnsi="Times New Roman" w:eastAsia="FangSong" w:cs="Times New Roman"/>
       <w:b/>
-      <w:color w:val="007020"/>
+      <w:color w:val="000000"/>
     </w:rPr>
   </w:style>
   <w:style w:type="character" w:customStyle="1" w:styleId="OperatorTok">
@@ -17960,7 +17275,7 @@
     <w:basedOn w:val="VerbatimChar"/>
     <w:rPr>
       <w:rFonts w:ascii="Times New Roman" w:hAnsi="Times New Roman" w:eastAsia="FangSong" w:cs="Times New Roman"/>
-      <w:color w:val="666666"/>
+      <w:color w:val="000000"/>
     </w:rPr>
   </w:style>
   <w:style w:type="character" w:customStyle="1" w:styleId="BuiltInTok">
@@ -17968,7 +17283,7 @@
     <w:basedOn w:val="VerbatimChar"/>
     <w:rPr>
       <w:rFonts w:ascii="Times New Roman" w:hAnsi="Times New Roman" w:eastAsia="FangSong" w:cs="Times New Roman"/>
-      <w:color w:val="008000"/>
+      <w:color w:val="000000"/>
     </w:rPr>
   </w:style>
   <w:style w:type="character" w:customStyle="1" w:styleId="ExtensionTok">
@@ -17983,7 +17298,7 @@
     <w:basedOn w:val="VerbatimChar"/>
     <w:rPr>
       <w:rFonts w:ascii="Times New Roman" w:hAnsi="Times New Roman" w:eastAsia="FangSong" w:cs="Times New Roman"/>
-      <w:color w:val="bc7a00"/>
+      <w:color w:val="000000"/>
     </w:rPr>
   </w:style>
   <w:style w:type="character" w:customStyle="1" w:styleId="AttributeTok">
@@ -17991,7 +17306,7 @@
     <w:basedOn w:val="VerbatimChar"/>
     <w:rPr>
       <w:rFonts w:ascii="Times New Roman" w:hAnsi="Times New Roman" w:eastAsia="FangSong" w:cs="Times New Roman"/>
-      <w:color w:val="7d9029"/>
+      <w:color w:val="000000"/>
     </w:rPr>
   </w:style>
   <w:style w:type="character" w:customStyle="1" w:styleId="RegionMarkerTok">
@@ -18008,7 +17323,7 @@
       <w:rFonts w:ascii="Times New Roman" w:hAnsi="Times New Roman" w:eastAsia="FangSong" w:cs="Times New Roman"/>
       <w:b/>
       <w:i/>
-      <w:color w:val="60a0b0"/>
+      <w:color w:val="000000"/>
     </w:rPr>
   </w:style>
   <w:style w:type="character" w:customStyle="1" w:styleId="WarningTok">
@@ -18018,7 +17333,7 @@
       <w:rFonts w:ascii="Times New Roman" w:hAnsi="Times New Roman" w:eastAsia="FangSong" w:cs="Times New Roman"/>
       <w:b/>
       <w:i/>
-      <w:color w:val="60a0b0"/>
+      <w:color w:val="000000"/>
     </w:rPr>
   </w:style>
   <w:style w:type="character" w:customStyle="1" w:styleId="AlertTok">
@@ -18027,7 +17342,7 @@
     <w:rPr>
       <w:rFonts w:ascii="Times New Roman" w:hAnsi="Times New Roman" w:eastAsia="FangSong" w:cs="Times New Roman"/>
       <w:b/>
-      <w:color w:val="ff0000"/>
+      <w:color w:val="000000"/>
     </w:rPr>
   </w:style>
   <w:style w:type="character" w:customStyle="1" w:styleId="ErrorTok">
@@ -18036,7 +17351,7 @@
     <w:rPr>
       <w:rFonts w:ascii="Times New Roman" w:hAnsi="Times New Roman" w:eastAsia="FangSong" w:cs="Times New Roman"/>
       <w:b/>
-      <w:color w:val="ff0000"/>
+      <w:color w:val="000000"/>
     </w:rPr>
   </w:style>
   <w:style w:type="character" w:customStyle="1" w:styleId="NormalTok">

--- a/00-首页/题组Word/第一轮·综合套卷/第一轮综合卷02（学生版-打印版）.docx
+++ b/00-首页/题组Word/第一轮·综合套卷/第一轮综合卷02（学生版-打印版）.docx
@@ -43,6 +43,60 @@
     </w:p>
     <w:p>
       <w:pPr>
+        <w:pStyle w:val="BlockText"/>
+        <w:ind w:firstLine="420"/>
+      </w:pPr>
+      <w:r>
+        <w:rPr>
+          <w:rFonts w:hint="eastAsia" w:ascii="Times New Roman" w:hAnsi="Times New Roman" w:eastAsia="FangSong" w:cs="Times New Roman"/>
+        </w:rPr>
+        <w:t xml:space="preserve">共</w:t>
+      </w:r>
+      <w:r>
+        <w:rPr>
+          <w:rFonts w:ascii="Times New Roman" w:hAnsi="Times New Roman" w:eastAsia="Times New Roman" w:cs="Times New Roman"/>
+        </w:rPr>
+        <w:t xml:space="preserve"> 27 </w:t>
+      </w:r>
+      <w:r>
+        <w:rPr>
+          <w:rFonts w:hint="eastAsia" w:ascii="Times New Roman" w:hAnsi="Times New Roman" w:eastAsia="FangSong" w:cs="Times New Roman"/>
+        </w:rPr>
+        <w:t>题</w:t>
+      </w:r>
+      <w:r>
+        <w:rPr>
+          <w:rFonts w:hint="eastAsia" w:ascii="Times New Roman" w:hAnsi="Times New Roman" w:eastAsia="Times New Roman" w:cs="Times New Roman"/>
+        </w:rPr>
+        <w:t>。</w:t>
+      </w:r>
+      <w:r>
+        <w:rPr>
+          <w:rFonts w:hint="eastAsia" w:ascii="Times New Roman" w:hAnsi="Times New Roman" w:eastAsia="FangSong" w:cs="Times New Roman"/>
+        </w:rPr>
+        <w:t>建议先独立完成</w:t>
+      </w:r>
+      <w:r>
+        <w:rPr>
+          <w:rFonts w:hint="eastAsia" w:ascii="Times New Roman" w:hAnsi="Times New Roman" w:eastAsia="Times New Roman" w:cs="Times New Roman"/>
+        </w:rPr>
+        <w:t>，</w:t>
+      </w:r>
+      <w:r>
+        <w:rPr>
+          <w:rFonts w:hint="eastAsia" w:ascii="Times New Roman" w:hAnsi="Times New Roman" w:eastAsia="FangSong" w:cs="Times New Roman"/>
+        </w:rPr>
+        <w:t>再核对答案</w:t>
+      </w:r>
+      <w:r>
+        <w:rPr>
+          <w:rFonts w:hint="eastAsia" w:ascii="Times New Roman" w:hAnsi="Times New Roman" w:eastAsia="Times New Roman" w:cs="Times New Roman"/>
+        </w:rPr>
+        <w:t>。</w:t>
+      </w:r>
+    </w:p>
+    <w:p>
+      <w:pPr>
         <w:spacing w:before="160" w:after="80"/>
       </w:pPr>
       <w:r>
@@ -93,6 +147,7 @@
     <w:p>
       <w:pPr>
         <w:pStyle w:val="FirstParagraph"/>
+        <w:ind w:firstLine="420"/>
       </w:pPr>
       <w:r>
         <w:rPr>
@@ -175,6 +230,7 @@
           <w:ilvl w:val="0"/>
           <w:numId w:val="1001"/>
         </w:numPr>
+        <w:ind w:firstLine="420"/>
       </w:pPr>
       <w:r>
         <w:rPr>
@@ -221,6 +277,7 @@
           <w:ilvl w:val="0"/>
           <w:numId w:val="1001"/>
         </w:numPr>
+        <w:ind w:firstLine="420"/>
       </w:pPr>
       <w:r>
         <w:rPr>
@@ -303,6 +360,7 @@
           <w:ilvl w:val="0"/>
           <w:numId w:val="1001"/>
         </w:numPr>
+        <w:ind w:firstLine="420"/>
       </w:pPr>
       <w:r>
         <w:rPr>
@@ -337,6 +395,7 @@
           <w:ilvl w:val="0"/>
           <w:numId w:val="1001"/>
         </w:numPr>
+        <w:ind w:firstLine="420"/>
       </w:pPr>
       <w:r>
         <w:rPr>
@@ -374,6 +433,26 @@
         </w:pict>
       </w:r>
     </w:p>
+    <w:p>
+      <w:pPr>
+        <w:spacing w:before="160" w:after="80"/>
+      </w:pPr>
+      <w:r>
+        <w:pict>
+          <v:rect style="width:0;height:1.5pt" o:hralign="center" o:hrstd="t" o:hr="t"/>
+        </w:pict>
+      </w:r>
+    </w:p>
+    <w:p>
+      <w:pPr>
+        <w:spacing w:before="160" w:after="80"/>
+      </w:pPr>
+      <w:r>
+        <w:pict>
+          <v:rect style="width:0;height:1.5pt" o:hralign="center" o:hrstd="t" o:hr="t"/>
+        </w:pict>
+      </w:r>
+    </w:p>
     <w:bookmarkEnd w:id="9"/>
     <w:bookmarkStart w:id="10" w:name="第2题"/>
     <w:p>
@@ -403,6 +482,7 @@
     <w:p>
       <w:pPr>
         <w:pStyle w:val="FirstParagraph"/>
+        <w:ind w:firstLine="420"/>
       </w:pPr>
       <w:r>
         <w:rPr>
@@ -603,7 +683,52 @@
         <w:rPr>
           <w:rFonts w:ascii="Times New Roman" w:hAnsi="Times New Roman" w:eastAsia="Times New Roman" w:cs="Times New Roman"/>
         </w:rPr>
-        <w:t xml:space="preserve">A. 1 2 1 3　　B. 2 2 5 3　　C. 2 3 5 6　　D. 4 2 1 3</w:t>
+        <w:t xml:space="preserve">A. 1 2 1 3</w:t>
+      </w:r>
+    </w:p>
+    <w:p>
+      <w:pPr>
+        <w:pStyle w:val="Compact"/>
+        <w:numPr>
+          <w:ilvl w:val="0"/>
+          <w:numId w:val="1002"/>
+        </w:numPr>
+      </w:pPr>
+      <w:r>
+        <w:rPr>
+          <w:rFonts w:ascii="Times New Roman" w:hAnsi="Times New Roman" w:eastAsia="Times New Roman" w:cs="Times New Roman"/>
+        </w:rPr>
+        <w:t xml:space="preserve">B. 2 2 5 3</w:t>
+      </w:r>
+    </w:p>
+    <w:p>
+      <w:pPr>
+        <w:pStyle w:val="Compact"/>
+        <w:numPr>
+          <w:ilvl w:val="0"/>
+          <w:numId w:val="1002"/>
+        </w:numPr>
+      </w:pPr>
+      <w:r>
+        <w:rPr>
+          <w:rFonts w:ascii="Times New Roman" w:hAnsi="Times New Roman" w:eastAsia="Times New Roman" w:cs="Times New Roman"/>
+        </w:rPr>
+        <w:t xml:space="preserve">C. 2 3 5 6</w:t>
+      </w:r>
+    </w:p>
+    <w:p>
+      <w:pPr>
+        <w:pStyle w:val="Compact"/>
+        <w:numPr>
+          <w:ilvl w:val="0"/>
+          <w:numId w:val="1002"/>
+        </w:numPr>
+      </w:pPr>
+      <w:r>
+        <w:rPr>
+          <w:rFonts w:ascii="Times New Roman" w:hAnsi="Times New Roman" w:eastAsia="Times New Roman" w:cs="Times New Roman"/>
+        </w:rPr>
+        <w:t xml:space="preserve">D. 4 2 1 3</w:t>
       </w:r>
     </w:p>
     <w:p>
@@ -616,6 +741,26 @@
         </w:pict>
       </w:r>
     </w:p>
+    <w:p>
+      <w:pPr>
+        <w:spacing w:before="160" w:after="80"/>
+      </w:pPr>
+      <w:r>
+        <w:pict>
+          <v:rect style="width:0;height:1.5pt" o:hralign="center" o:hrstd="t" o:hr="t"/>
+        </w:pict>
+      </w:r>
+    </w:p>
+    <w:p>
+      <w:pPr>
+        <w:spacing w:before="160" w:after="80"/>
+      </w:pPr>
+      <w:r>
+        <w:pict>
+          <v:rect style="width:0;height:1.5pt" o:hralign="center" o:hrstd="t" o:hr="t"/>
+        </w:pict>
+      </w:r>
+    </w:p>
     <w:bookmarkEnd w:id="10"/>
     <w:bookmarkStart w:id="11" w:name="第3题"/>
     <w:p>
@@ -645,6 +790,7 @@
     <w:p>
       <w:pPr>
         <w:pStyle w:val="FirstParagraph"/>
+        <w:ind w:firstLine="420"/>
       </w:pPr>
       <w:r>
         <w:rPr>
@@ -660,6 +806,7 @@
           <w:ilvl w:val="0"/>
           <w:numId w:val="1003"/>
         </w:numPr>
+        <w:ind w:firstLine="420"/>
       </w:pPr>
       <w:r>
         <w:rPr>
@@ -719,6 +866,7 @@
           <w:ilvl w:val="0"/>
           <w:numId w:val="1003"/>
         </w:numPr>
+        <w:ind w:firstLine="420"/>
       </w:pPr>
       <w:r>
         <w:rPr>
@@ -765,6 +913,7 @@
           <w:ilvl w:val="0"/>
           <w:numId w:val="1003"/>
         </w:numPr>
+        <w:ind w:firstLine="420"/>
       </w:pPr>
       <w:r>
         <w:rPr>
@@ -812,6 +961,7 @@
           <w:ilvl w:val="0"/>
           <w:numId w:val="1003"/>
         </w:numPr>
+        <w:ind w:firstLine="420"/>
       </w:pPr>
       <w:r>
         <w:rPr>
@@ -836,6 +986,26 @@
         </w:pict>
       </w:r>
     </w:p>
+    <w:p>
+      <w:pPr>
+        <w:spacing w:before="160" w:after="80"/>
+      </w:pPr>
+      <w:r>
+        <w:pict>
+          <v:rect style="width:0;height:1.5pt" o:hralign="center" o:hrstd="t" o:hr="t"/>
+        </w:pict>
+      </w:r>
+    </w:p>
+    <w:p>
+      <w:pPr>
+        <w:spacing w:before="160" w:after="80"/>
+      </w:pPr>
+      <w:r>
+        <w:pict>
+          <v:rect style="width:0;height:1.5pt" o:hralign="center" o:hrstd="t" o:hr="t"/>
+        </w:pict>
+      </w:r>
+    </w:p>
     <w:bookmarkEnd w:id="11"/>
     <w:bookmarkStart w:id="12" w:name="第4题"/>
     <w:p>
@@ -865,6 +1035,7 @@
     <w:p>
       <w:pPr>
         <w:pStyle w:val="FirstParagraph"/>
+        <w:ind w:firstLine="420"/>
       </w:pPr>
       <w:r>
         <w:rPr>
@@ -958,7 +1129,52 @@
         <w:rPr>
           <w:rFonts w:ascii="Times New Roman" w:hAnsi="Times New Roman" w:eastAsia="Times New Roman" w:cs="Times New Roman"/>
         </w:rPr>
-        <w:t xml:space="preserve">A. N=N=O　　B. N≡N—O　　C. N—N≡O　　D. N=O=N</w:t>
+        <w:t xml:space="preserve">A. N=N=O</w:t>
+      </w:r>
+    </w:p>
+    <w:p>
+      <w:pPr>
+        <w:pStyle w:val="Compact"/>
+        <w:numPr>
+          <w:ilvl w:val="0"/>
+          <w:numId w:val="1004"/>
+        </w:numPr>
+      </w:pPr>
+      <w:r>
+        <w:rPr>
+          <w:rFonts w:ascii="Times New Roman" w:hAnsi="Times New Roman" w:eastAsia="Times New Roman" w:cs="Times New Roman"/>
+        </w:rPr>
+        <w:t xml:space="preserve">B. N≡N—O</w:t>
+      </w:r>
+    </w:p>
+    <w:p>
+      <w:pPr>
+        <w:pStyle w:val="Compact"/>
+        <w:numPr>
+          <w:ilvl w:val="0"/>
+          <w:numId w:val="1004"/>
+        </w:numPr>
+      </w:pPr>
+      <w:r>
+        <w:rPr>
+          <w:rFonts w:ascii="Times New Roman" w:hAnsi="Times New Roman" w:eastAsia="Times New Roman" w:cs="Times New Roman"/>
+        </w:rPr>
+        <w:t xml:space="preserve">C. N—N≡O</w:t>
+      </w:r>
+    </w:p>
+    <w:p>
+      <w:pPr>
+        <w:pStyle w:val="Compact"/>
+        <w:numPr>
+          <w:ilvl w:val="0"/>
+          <w:numId w:val="1004"/>
+        </w:numPr>
+      </w:pPr>
+      <w:r>
+        <w:rPr>
+          <w:rFonts w:ascii="Times New Roman" w:hAnsi="Times New Roman" w:eastAsia="Times New Roman" w:cs="Times New Roman"/>
+        </w:rPr>
+        <w:t xml:space="preserve">D. N=O=N</w:t>
       </w:r>
     </w:p>
     <w:p>
@@ -971,6 +1187,26 @@
         </w:pict>
       </w:r>
     </w:p>
+    <w:p>
+      <w:pPr>
+        <w:spacing w:before="160" w:after="80"/>
+      </w:pPr>
+      <w:r>
+        <w:pict>
+          <v:rect style="width:0;height:1.5pt" o:hralign="center" o:hrstd="t" o:hr="t"/>
+        </w:pict>
+      </w:r>
+    </w:p>
+    <w:p>
+      <w:pPr>
+        <w:spacing w:before="160" w:after="80"/>
+      </w:pPr>
+      <w:r>
+        <w:pict>
+          <v:rect style="width:0;height:1.5pt" o:hralign="center" o:hrstd="t" o:hr="t"/>
+        </w:pict>
+      </w:r>
+    </w:p>
     <w:bookmarkEnd w:id="12"/>
     <w:bookmarkStart w:id="13" w:name="第5题"/>
     <w:p>
@@ -1000,6 +1236,7 @@
     <w:p>
       <w:pPr>
         <w:pStyle w:val="FirstParagraph"/>
+        <w:ind w:firstLine="420"/>
       </w:pPr>
       <w:r>
         <w:rPr>
@@ -1161,6 +1398,7 @@
           <w:ilvl w:val="0"/>
           <w:numId w:val="1005"/>
         </w:numPr>
+        <w:ind w:firstLine="420"/>
       </w:pPr>
       <w:r>
         <w:rPr>
@@ -1255,6 +1493,7 @@
           <w:ilvl w:val="0"/>
           <w:numId w:val="1005"/>
         </w:numPr>
+        <w:ind w:firstLine="420"/>
       </w:pPr>
       <w:r>
         <w:rPr>
@@ -1370,6 +1609,7 @@
     <w:p>
       <w:pPr>
         <w:pStyle w:val="FirstParagraph"/>
+        <w:ind w:firstLine="420"/>
       </w:pPr>
       <w:r>
         <w:rPr>
@@ -1385,6 +1625,7 @@
           <w:ilvl w:val="0"/>
           <w:numId w:val="1006"/>
         </w:numPr>
+        <w:ind w:firstLine="420"/>
       </w:pPr>
       <w:r>
         <w:rPr>
@@ -1431,6 +1672,7 @@
           <w:ilvl w:val="0"/>
           <w:numId w:val="1006"/>
         </w:numPr>
+        <w:ind w:firstLine="420"/>
       </w:pPr>
       <w:r>
         <w:rPr>
@@ -1465,6 +1707,7 @@
           <w:ilvl w:val="0"/>
           <w:numId w:val="1006"/>
         </w:numPr>
+        <w:ind w:firstLine="420"/>
       </w:pPr>
       <w:r>
         <w:rPr>
@@ -1563,6 +1806,26 @@
         </w:pict>
       </w:r>
     </w:p>
+    <w:p>
+      <w:pPr>
+        <w:spacing w:before="160" w:after="80"/>
+      </w:pPr>
+      <w:r>
+        <w:pict>
+          <v:rect style="width:0;height:1.5pt" o:hralign="center" o:hrstd="t" o:hr="t"/>
+        </w:pict>
+      </w:r>
+    </w:p>
+    <w:p>
+      <w:pPr>
+        <w:spacing w:before="160" w:after="80"/>
+      </w:pPr>
+      <w:r>
+        <w:pict>
+          <v:rect style="width:0;height:1.5pt" o:hralign="center" o:hrstd="t" o:hr="t"/>
+        </w:pict>
+      </w:r>
+    </w:p>
     <w:bookmarkEnd w:id="13"/>
     <w:bookmarkStart w:id="17" w:name="第6题"/>
     <w:p>
@@ -1592,6 +1855,7 @@
     <w:p>
       <w:pPr>
         <w:pStyle w:val="FirstParagraph"/>
+        <w:ind w:firstLine="420"/>
       </w:pPr>
       <w:r>
         <w:rPr>
@@ -1697,6 +1961,7 @@
     <w:p>
       <w:pPr>
         <w:pStyle w:val="FirstParagraph"/>
+        <w:ind w:firstLine="420"/>
       </w:pPr>
       <w:r>
         <w:rPr>
@@ -1712,6 +1977,7 @@
           <w:ilvl w:val="0"/>
           <w:numId w:val="1007"/>
         </w:numPr>
+        <w:ind w:firstLine="420"/>
       </w:pPr>
       <w:r>
         <w:rPr>
@@ -1757,6 +2023,7 @@
           <w:ilvl w:val="0"/>
           <w:numId w:val="1007"/>
         </w:numPr>
+        <w:ind w:firstLine="420"/>
       </w:pPr>
       <w:r>
         <w:rPr>
@@ -1778,6 +2045,7 @@
           <w:ilvl w:val="0"/>
           <w:numId w:val="1007"/>
         </w:numPr>
+        <w:ind w:firstLine="420"/>
       </w:pPr>
       <w:r>
         <w:rPr>
@@ -1837,6 +2105,7 @@
           <w:ilvl w:val="0"/>
           <w:numId w:val="1007"/>
         </w:numPr>
+        <w:ind w:firstLine="420"/>
       </w:pPr>
       <w:r>
         <w:rPr>
@@ -1861,156 +2130,6 @@
         </w:pict>
       </w:r>
     </w:p>
-    <w:bookmarkEnd w:id="17"/>
-    <w:bookmarkStart w:id="18" w:name="第7题"/>
-    <w:p>
-      <w:pPr>
-        <w:pStyle w:val="Heading3"/>
-        <w:spacing w:before="280" w:after="120"/>
-      </w:pPr>
-      <w:r>
-        <w:rPr>
-          <w:rFonts w:hint="eastAsia" w:ascii="Times New Roman" w:hAnsi="Times New Roman" w:eastAsia="SimHei" w:cs="Times New Roman"/>
-        </w:rPr>
-        <w:t>第</w:t>
-      </w:r>
-      <w:r>
-        <w:rPr>
-          <w:rFonts w:hint="eastAsia" w:ascii="Times New Roman" w:hAnsi="Times New Roman" w:eastAsia="Times New Roman" w:cs="Times New Roman"/>
-        </w:rPr>
-        <w:t>7</w:t>
-      </w:r>
-      <w:r>
-        <w:rPr>
-          <w:rFonts w:hint="eastAsia" w:ascii="Times New Roman" w:hAnsi="Times New Roman" w:eastAsia="SimHei" w:cs="Times New Roman"/>
-        </w:rPr>
-        <w:t>题</w:t>
-      </w:r>
-    </w:p>
-    <w:p>
-      <w:pPr>
-        <w:pStyle w:val="FirstParagraph"/>
-      </w:pPr>
-      <w:r>
-        <w:rPr>
-          <w:rFonts w:hint="eastAsia" w:ascii="Times New Roman" w:hAnsi="Times New Roman" w:eastAsia="FangSong" w:cs="Times New Roman"/>
-        </w:rPr>
-        <w:t>对卤族元素</w:t>
-      </w:r>
-      <w:r>
-        <w:rPr>
-          <w:rFonts w:hint="eastAsia" w:ascii="Times New Roman" w:hAnsi="Times New Roman" w:eastAsia="Times New Roman" w:cs="Times New Roman"/>
-        </w:rPr>
-        <w:t>，</w:t>
-      </w:r>
-      <w:r>
-        <w:rPr>
-          <w:rFonts w:hint="eastAsia" w:ascii="Times New Roman" w:hAnsi="Times New Roman" w:eastAsia="FangSong" w:cs="Times New Roman"/>
-        </w:rPr>
-        <w:t>随着原子序数增加</w:t>
-      </w:r>
-      <w:r>
-        <w:rPr>
-          <w:rFonts w:hint="eastAsia" w:ascii="Times New Roman" w:hAnsi="Times New Roman" w:eastAsia="Times New Roman" w:cs="Times New Roman"/>
-        </w:rPr>
-        <w:t>，</w:t>
-      </w:r>
-      <w:r>
-        <w:rPr>
-          <w:rFonts w:hint="eastAsia" w:ascii="Times New Roman" w:hAnsi="Times New Roman" w:eastAsia="FangSong" w:cs="Times New Roman"/>
-        </w:rPr>
-        <w:t>以下何者的递变不是单调的</w:t>
-      </w:r>
-      <w:r>
-        <w:rPr>
-          <w:rFonts w:hint="eastAsia" w:ascii="Times New Roman" w:hAnsi="Times New Roman" w:eastAsia="Times New Roman" w:cs="Times New Roman"/>
-        </w:rPr>
-        <w:t>？</w:t>
-      </w:r>
-      <w:r>
-        <w:rPr>
-          <w:rFonts w:hint="eastAsia" w:ascii="Times New Roman" w:hAnsi="Times New Roman" w:eastAsia="FangSong" w:cs="Times New Roman"/>
-        </w:rPr>
-        <w:t>说明为何不单调</w:t>
-      </w:r>
-      <w:r>
-        <w:rPr>
-          <w:rFonts w:hint="eastAsia" w:ascii="Times New Roman" w:hAnsi="Times New Roman" w:eastAsia="Times New Roman" w:cs="Times New Roman"/>
-        </w:rPr>
-        <w:t>。</w:t>
-      </w:r>
-    </w:p>
-    <w:p>
-      <w:pPr>
-        <w:pStyle w:val="BodyText"/>
-      </w:pPr>
-      <w:r>
-        <w:rPr>
-          <w:rFonts w:hint="eastAsia" w:ascii="Times New Roman" w:hAnsi="Times New Roman" w:eastAsia="FangSong" w:cs="Times New Roman"/>
-        </w:rPr>
-        <w:t>供选择项</w:t>
-      </w:r>
-      <w:r>
-        <w:rPr>
-          <w:rFonts w:hint="eastAsia" w:ascii="Times New Roman" w:hAnsi="Times New Roman" w:eastAsia="Times New Roman" w:cs="Times New Roman"/>
-        </w:rPr>
-        <w:t>:</w:t>
-      </w:r>
-      <w:r>
-        <w:rPr>
-          <w:rFonts w:ascii="Times New Roman" w:hAnsi="Times New Roman" w:eastAsia="Times New Roman" w:cs="Times New Roman"/>
-        </w:rPr>
-        <w:t xml:space="preserve"> </w:t>
-      </w:r>
-      <w:r>
-        <w:rPr>
-          <w:rFonts w:hint="eastAsia" w:ascii="Times New Roman" w:hAnsi="Times New Roman" w:eastAsia="FangSong" w:cs="Times New Roman"/>
-        </w:rPr>
-        <w:t>负离子半径</w:t>
-      </w:r>
-      <w:r>
-        <w:rPr>
-          <w:rFonts w:hint="eastAsia" w:ascii="Times New Roman" w:hAnsi="Times New Roman" w:eastAsia="Times New Roman" w:cs="Times New Roman"/>
-        </w:rPr>
-        <w:t>、</w:t>
-      </w:r>
-      <w:r>
-        <w:rPr>
-          <w:rFonts w:hint="eastAsia" w:ascii="Times New Roman" w:hAnsi="Times New Roman" w:eastAsia="FangSong" w:cs="Times New Roman"/>
-        </w:rPr>
-        <w:t>电负性</w:t>
-      </w:r>
-      <w:r>
-        <w:rPr>
-          <w:rFonts w:hint="eastAsia" w:ascii="Times New Roman" w:hAnsi="Times New Roman" w:eastAsia="Times New Roman" w:cs="Times New Roman"/>
-        </w:rPr>
-        <w:t>、</w:t>
-      </w:r>
-      <w:r>
-        <w:rPr>
-          <w:rFonts w:hint="eastAsia" w:ascii="Times New Roman" w:hAnsi="Times New Roman" w:eastAsia="FangSong" w:cs="Times New Roman"/>
-        </w:rPr>
-        <w:t>单质熔沸点</w:t>
-      </w:r>
-      <w:r>
-        <w:rPr>
-          <w:rFonts w:hint="eastAsia" w:ascii="Times New Roman" w:hAnsi="Times New Roman" w:eastAsia="Times New Roman" w:cs="Times New Roman"/>
-        </w:rPr>
-        <w:t>、</w:t>
-      </w:r>
-      <w:r>
-        <w:rPr>
-          <w:rFonts w:hint="eastAsia" w:ascii="Times New Roman" w:hAnsi="Times New Roman" w:eastAsia="FangSong" w:cs="Times New Roman"/>
-        </w:rPr>
-        <w:t>单质键能</w:t>
-      </w:r>
-      <w:r>
-        <w:rPr>
-          <w:rFonts w:hint="eastAsia" w:ascii="Times New Roman" w:hAnsi="Times New Roman" w:eastAsia="Times New Roman" w:cs="Times New Roman"/>
-        </w:rPr>
-        <w:t>。</w:t>
-      </w:r>
-    </w:p>
     <w:p>
       <w:pPr>
         <w:spacing w:before="160" w:after="80"/>
@@ -2021,6 +2140,198 @@
         </w:pict>
       </w:r>
     </w:p>
+    <w:p>
+      <w:pPr>
+        <w:spacing w:before="160" w:after="80"/>
+      </w:pPr>
+      <w:r>
+        <w:pict>
+          <v:rect style="width:0;height:1.5pt" o:hralign="center" o:hrstd="t" o:hr="t"/>
+        </w:pict>
+      </w:r>
+    </w:p>
+    <w:bookmarkEnd w:id="17"/>
+    <w:bookmarkStart w:id="18" w:name="第7题"/>
+    <w:p>
+      <w:pPr>
+        <w:pStyle w:val="Heading3"/>
+        <w:spacing w:before="280" w:after="120"/>
+      </w:pPr>
+      <w:r>
+        <w:rPr>
+          <w:rFonts w:hint="eastAsia" w:ascii="Times New Roman" w:hAnsi="Times New Roman" w:eastAsia="SimHei" w:cs="Times New Roman"/>
+        </w:rPr>
+        <w:t>第</w:t>
+      </w:r>
+      <w:r>
+        <w:rPr>
+          <w:rFonts w:hint="eastAsia" w:ascii="Times New Roman" w:hAnsi="Times New Roman" w:eastAsia="Times New Roman" w:cs="Times New Roman"/>
+        </w:rPr>
+        <w:t>7</w:t>
+      </w:r>
+      <w:r>
+        <w:rPr>
+          <w:rFonts w:hint="eastAsia" w:ascii="Times New Roman" w:hAnsi="Times New Roman" w:eastAsia="SimHei" w:cs="Times New Roman"/>
+        </w:rPr>
+        <w:t>题</w:t>
+      </w:r>
+    </w:p>
+    <w:p>
+      <w:pPr>
+        <w:pStyle w:val="FirstParagraph"/>
+        <w:ind w:firstLine="420"/>
+      </w:pPr>
+      <w:r>
+        <w:rPr>
+          <w:rFonts w:hint="eastAsia" w:ascii="Times New Roman" w:hAnsi="Times New Roman" w:eastAsia="FangSong" w:cs="Times New Roman"/>
+        </w:rPr>
+        <w:t>对卤族元素</w:t>
+      </w:r>
+      <w:r>
+        <w:rPr>
+          <w:rFonts w:hint="eastAsia" w:ascii="Times New Roman" w:hAnsi="Times New Roman" w:eastAsia="Times New Roman" w:cs="Times New Roman"/>
+        </w:rPr>
+        <w:t>，</w:t>
+      </w:r>
+      <w:r>
+        <w:rPr>
+          <w:rFonts w:hint="eastAsia" w:ascii="Times New Roman" w:hAnsi="Times New Roman" w:eastAsia="FangSong" w:cs="Times New Roman"/>
+        </w:rPr>
+        <w:t>随着原子序数增加</w:t>
+      </w:r>
+      <w:r>
+        <w:rPr>
+          <w:rFonts w:hint="eastAsia" w:ascii="Times New Roman" w:hAnsi="Times New Roman" w:eastAsia="Times New Roman" w:cs="Times New Roman"/>
+        </w:rPr>
+        <w:t>，</w:t>
+      </w:r>
+      <w:r>
+        <w:rPr>
+          <w:rFonts w:hint="eastAsia" w:ascii="Times New Roman" w:hAnsi="Times New Roman" w:eastAsia="FangSong" w:cs="Times New Roman"/>
+        </w:rPr>
+        <w:t>以下何者的递变不是单调的</w:t>
+      </w:r>
+      <w:r>
+        <w:rPr>
+          <w:rFonts w:hint="eastAsia" w:ascii="Times New Roman" w:hAnsi="Times New Roman" w:eastAsia="Times New Roman" w:cs="Times New Roman"/>
+        </w:rPr>
+        <w:t>？</w:t>
+      </w:r>
+      <w:r>
+        <w:rPr>
+          <w:rFonts w:hint="eastAsia" w:ascii="Times New Roman" w:hAnsi="Times New Roman" w:eastAsia="FangSong" w:cs="Times New Roman"/>
+        </w:rPr>
+        <w:t>说明为何不单调</w:t>
+      </w:r>
+      <w:r>
+        <w:rPr>
+          <w:rFonts w:hint="eastAsia" w:ascii="Times New Roman" w:hAnsi="Times New Roman" w:eastAsia="Times New Roman" w:cs="Times New Roman"/>
+        </w:rPr>
+        <w:t>。</w:t>
+      </w:r>
+    </w:p>
+    <w:p>
+      <w:pPr>
+        <w:pStyle w:val="BodyText"/>
+        <w:ind w:firstLine="420"/>
+      </w:pPr>
+      <w:r>
+        <w:rPr>
+          <w:rFonts w:hint="eastAsia" w:ascii="Times New Roman" w:hAnsi="Times New Roman" w:eastAsia="FangSong" w:cs="Times New Roman"/>
+        </w:rPr>
+        <w:t>供选择项</w:t>
+      </w:r>
+      <w:r>
+        <w:rPr>
+          <w:rFonts w:hint="eastAsia" w:ascii="Times New Roman" w:hAnsi="Times New Roman" w:eastAsia="Times New Roman" w:cs="Times New Roman"/>
+        </w:rPr>
+        <w:t>:</w:t>
+      </w:r>
+      <w:r>
+        <w:rPr>
+          <w:rFonts w:ascii="Times New Roman" w:hAnsi="Times New Roman" w:eastAsia="Times New Roman" w:cs="Times New Roman"/>
+        </w:rPr>
+        <w:t xml:space="preserve"> </w:t>
+      </w:r>
+      <w:r>
+        <w:rPr>
+          <w:rFonts w:hint="eastAsia" w:ascii="Times New Roman" w:hAnsi="Times New Roman" w:eastAsia="FangSong" w:cs="Times New Roman"/>
+        </w:rPr>
+        <w:t>负离子半径</w:t>
+      </w:r>
+      <w:r>
+        <w:rPr>
+          <w:rFonts w:hint="eastAsia" w:ascii="Times New Roman" w:hAnsi="Times New Roman" w:eastAsia="Times New Roman" w:cs="Times New Roman"/>
+        </w:rPr>
+        <w:t>、</w:t>
+      </w:r>
+      <w:r>
+        <w:rPr>
+          <w:rFonts w:hint="eastAsia" w:ascii="Times New Roman" w:hAnsi="Times New Roman" w:eastAsia="FangSong" w:cs="Times New Roman"/>
+        </w:rPr>
+        <w:t>电负性</w:t>
+      </w:r>
+      <w:r>
+        <w:rPr>
+          <w:rFonts w:hint="eastAsia" w:ascii="Times New Roman" w:hAnsi="Times New Roman" w:eastAsia="Times New Roman" w:cs="Times New Roman"/>
+        </w:rPr>
+        <w:t>、</w:t>
+      </w:r>
+      <w:r>
+        <w:rPr>
+          <w:rFonts w:hint="eastAsia" w:ascii="Times New Roman" w:hAnsi="Times New Roman" w:eastAsia="FangSong" w:cs="Times New Roman"/>
+        </w:rPr>
+        <w:t>单质熔沸点</w:t>
+      </w:r>
+      <w:r>
+        <w:rPr>
+          <w:rFonts w:hint="eastAsia" w:ascii="Times New Roman" w:hAnsi="Times New Roman" w:eastAsia="Times New Roman" w:cs="Times New Roman"/>
+        </w:rPr>
+        <w:t>、</w:t>
+      </w:r>
+      <w:r>
+        <w:rPr>
+          <w:rFonts w:hint="eastAsia" w:ascii="Times New Roman" w:hAnsi="Times New Roman" w:eastAsia="FangSong" w:cs="Times New Roman"/>
+        </w:rPr>
+        <w:t>单质键能</w:t>
+      </w:r>
+      <w:r>
+        <w:rPr>
+          <w:rFonts w:hint="eastAsia" w:ascii="Times New Roman" w:hAnsi="Times New Roman" w:eastAsia="Times New Roman" w:cs="Times New Roman"/>
+        </w:rPr>
+        <w:t>。</w:t>
+      </w:r>
+    </w:p>
+    <w:p>
+      <w:pPr>
+        <w:spacing w:before="160" w:after="80"/>
+      </w:pPr>
+      <w:r>
+        <w:pict>
+          <v:rect style="width:0;height:1.5pt" o:hralign="center" o:hrstd="t" o:hr="t"/>
+        </w:pict>
+      </w:r>
+    </w:p>
+    <w:p>
+      <w:pPr>
+        <w:spacing w:before="160" w:after="80"/>
+      </w:pPr>
+      <w:r>
+        <w:pict>
+          <v:rect style="width:0;height:1.5pt" o:hralign="center" o:hrstd="t" o:hr="t"/>
+        </w:pict>
+      </w:r>
+    </w:p>
+    <w:p>
+      <w:pPr>
+        <w:spacing w:before="160" w:after="80"/>
+      </w:pPr>
+      <w:r>
+        <w:pict>
+          <v:rect style="width:0;height:1.5pt" o:hralign="center" o:hrstd="t" o:hr="t"/>
+        </w:pict>
+      </w:r>
+    </w:p>
     <w:bookmarkEnd w:id="18"/>
     <w:bookmarkStart w:id="19" w:name="第8题"/>
     <w:p>
@@ -2050,6 +2361,7 @@
     <w:p>
       <w:pPr>
         <w:pStyle w:val="FirstParagraph"/>
+        <w:ind w:firstLine="420"/>
       </w:pPr>
       <m:oMath>
         <m:sSubSup>
@@ -2092,6 +2404,7 @@
     <w:p>
       <w:pPr>
         <w:pStyle w:val="BodyText"/>
+        <w:ind w:firstLine="420"/>
       </w:pPr>
       <m:oMath>
         <m:oMathPr>
@@ -2248,6 +2561,7 @@
     <w:p>
       <w:pPr>
         <w:pStyle w:val="BodyText"/>
+        <w:ind w:firstLine="420"/>
       </w:pPr>
       <w:r>
         <w:rPr>
@@ -2332,8 +2646,28 @@
         </w:pict>
       </w:r>
     </w:p>
+    <w:p>
+      <w:pPr>
+        <w:spacing w:before="160" w:after="80"/>
+      </w:pPr>
+      <w:r>
+        <w:pict>
+          <v:rect style="width:0;height:1.5pt" o:hralign="center" o:hrstd="t" o:hr="t"/>
+        </w:pict>
+      </w:r>
+    </w:p>
+    <w:p>
+      <w:pPr>
+        <w:spacing w:before="160" w:after="80"/>
+      </w:pPr>
+      <w:r>
+        <w:pict>
+          <v:rect style="width:0;height:1.5pt" o:hralign="center" o:hrstd="t" o:hr="t"/>
+        </w:pict>
+      </w:r>
+    </w:p>
     <w:bookmarkEnd w:id="19"/>
-    <w:bookmarkStart w:id="23" w:name="第9题"/>
+    <w:bookmarkStart w:id="26" w:name="第9题"/>
     <w:p>
       <w:pPr>
         <w:pStyle w:val="Heading3"/>
@@ -2361,6 +2695,7 @@
     <w:p>
       <w:pPr>
         <w:pStyle w:val="FirstParagraph"/>
+        <w:ind w:firstLine="420"/>
       </w:pPr>
       <w:r>
         <w:rPr>
@@ -2663,76 +2998,75 @@
         </w:pict>
       </w:r>
     </w:p>
-    <w:bookmarkEnd w:id="23"/>
-    <w:bookmarkStart w:id="27" w:name="第10题"/>
-    <w:p>
-      <w:pPr>
-        <w:pStyle w:val="Heading3"/>
-        <w:spacing w:before="280" w:after="120"/>
-      </w:pPr>
-      <w:r>
-        <w:rPr>
-          <w:rFonts w:hint="eastAsia" w:ascii="Times New Roman" w:hAnsi="Times New Roman" w:eastAsia="SimHei" w:cs="Times New Roman"/>
-        </w:rPr>
-        <w:t>第</w:t>
-      </w:r>
-      <w:r>
-        <w:rPr>
-          <w:rFonts w:hint="eastAsia" w:ascii="Times New Roman" w:hAnsi="Times New Roman" w:eastAsia="Times New Roman" w:cs="Times New Roman"/>
-        </w:rPr>
-        <w:t>10</w:t>
-      </w:r>
-      <w:r>
-        <w:rPr>
-          <w:rFonts w:hint="eastAsia" w:ascii="Times New Roman" w:hAnsi="Times New Roman" w:eastAsia="SimHei" w:cs="Times New Roman"/>
-        </w:rPr>
-        <w:t>题</w:t>
+    <w:p>
+      <w:pPr>
+        <w:numPr>
+          <w:ilvl w:val="0"/>
+          <w:numId w:val="1008"/>
+        </w:numPr>
+        <w:ind w:firstLine="420"/>
+      </w:pPr>
+      <w:r>
+        <w:rPr>
+          <w:rFonts w:hint="eastAsia" w:ascii="Times New Roman" w:hAnsi="Times New Roman" w:eastAsia="FangSong" w:cs="Times New Roman"/>
+        </w:rPr>
+        <w:t>请将六方金刚石的晶胞透视图补充完整</w:t>
+      </w:r>
+      <w:r>
+        <w:rPr>
+          <w:rFonts w:hint="eastAsia" w:ascii="Times New Roman" w:hAnsi="Times New Roman" w:eastAsia="Times New Roman" w:cs="Times New Roman"/>
+        </w:rPr>
+        <w:t>，</w:t>
+      </w:r>
+      <w:r>
+        <w:rPr>
+          <w:rFonts w:hint="eastAsia" w:ascii="Times New Roman" w:hAnsi="Times New Roman" w:eastAsia="FangSong" w:cs="Times New Roman"/>
+        </w:rPr>
+        <w:t>并写出补充的原子的分数坐标</w:t>
+      </w:r>
+      <w:r>
+        <w:rPr>
+          <w:rFonts w:hint="eastAsia" w:ascii="Times New Roman" w:hAnsi="Times New Roman" w:eastAsia="Times New Roman" w:cs="Times New Roman"/>
+        </w:rPr>
+        <w:t>。</w:t>
+      </w:r>
+    </w:p>
+    <w:p>
+      <w:pPr>
+        <w:numPr>
+          <w:ilvl w:val="0"/>
+          <w:numId w:val="1008"/>
+        </w:numPr>
+        <w:ind w:firstLine="420"/>
+      </w:pPr>
+      <w:r>
+        <w:rPr>
+          <w:rFonts w:hint="eastAsia" w:ascii="Times New Roman" w:hAnsi="Times New Roman" w:eastAsia="FangSong" w:cs="Times New Roman"/>
+        </w:rPr>
+        <w:t>假设六方金刚石和立方金刚石的密度相等</w:t>
+      </w:r>
+      <w:r>
+        <w:rPr>
+          <w:rFonts w:hint="eastAsia" w:ascii="Times New Roman" w:hAnsi="Times New Roman" w:eastAsia="Times New Roman" w:cs="Times New Roman"/>
+        </w:rPr>
+        <w:t>，</w:t>
+      </w:r>
+      <w:r>
+        <w:rPr>
+          <w:rFonts w:hint="eastAsia" w:ascii="Times New Roman" w:hAnsi="Times New Roman" w:eastAsia="FangSong" w:cs="Times New Roman"/>
+        </w:rPr>
+        <w:t>请计算六方金刚石的晶胞参数</w:t>
+      </w:r>
+      <w:r>
+        <w:rPr>
+          <w:rFonts w:hint="eastAsia" w:ascii="Times New Roman" w:hAnsi="Times New Roman" w:eastAsia="Times New Roman" w:cs="Times New Roman"/>
+        </w:rPr>
+        <w:t>。</w:t>
       </w:r>
     </w:p>
     <w:p>
       <w:pPr>
         <w:pStyle w:val="FirstParagraph"/>
-      </w:pPr>
-      <w:r>
-        <w:rPr>
-          <w:rFonts w:hint="eastAsia" w:ascii="Times New Roman" w:hAnsi="Times New Roman" w:eastAsia="FangSong" w:cs="Times New Roman"/>
-        </w:rPr>
-        <w:t>碳酸钙晶体有两种常见的晶型</w:t>
-      </w:r>
-      <w:r>
-        <w:rPr>
-          <w:rFonts w:hint="eastAsia" w:ascii="Times New Roman" w:hAnsi="Times New Roman" w:eastAsia="Times New Roman" w:cs="Times New Roman"/>
-        </w:rPr>
-        <w:t>，</w:t>
-      </w:r>
-      <w:r>
-        <w:rPr>
-          <w:rFonts w:hint="eastAsia" w:ascii="Times New Roman" w:hAnsi="Times New Roman" w:eastAsia="FangSong" w:cs="Times New Roman"/>
-        </w:rPr>
-        <w:t>分别称为方解石和文石</w:t>
-      </w:r>
-      <w:r>
-        <w:rPr>
-          <w:rFonts w:hint="eastAsia" w:ascii="Times New Roman" w:hAnsi="Times New Roman" w:eastAsia="Times New Roman" w:cs="Times New Roman"/>
-        </w:rPr>
-        <w:t>，</w:t>
-      </w:r>
-      <w:r>
-        <w:rPr>
-          <w:rFonts w:hint="eastAsia" w:ascii="Times New Roman" w:hAnsi="Times New Roman" w:eastAsia="FangSong" w:cs="Times New Roman"/>
-        </w:rPr>
-        <w:t>文献中常用下图表示两者的结构</w:t>
-      </w:r>
-      <w:r>
-        <w:rPr>
-          <w:rFonts w:hint="eastAsia" w:ascii="Times New Roman" w:hAnsi="Times New Roman" w:eastAsia="Times New Roman" w:cs="Times New Roman"/>
-        </w:rPr>
-        <w:t>。</w:t>
-      </w:r>
-    </w:p>
-    <w:p>
-      <w:pPr>
-        <w:pStyle w:val="BodyText"/>
         <w:spacing w:before="160" w:after="80"/>
         <w:jc w:val="center"/>
       </w:pPr>
@@ -2742,20 +3076,20 @@
         </w:rPr>
         <w:drawing>
           <wp:inline>
-            <wp:extent cx="3240000" cy="3089486"/>
+            <wp:extent cx="2552700" cy="3111500"/>
             <wp:effectExtent b="0" l="0" r="0" t="0"/>
-            <wp:docPr descr="" title="" id="25" name="Picture"/>
+            <wp:docPr descr="" title="" id="24" name="Picture"/>
             <a:graphic>
               <a:graphicData uri="http://schemas.openxmlformats.org/drawingml/2006/picture">
                 <pic:pic>
                   <pic:nvPicPr>
-                    <pic:cNvPr descr="6627cd2801a9f3816f4a78bda231dcdd09aeaee214e2199431e9d7805cddd078.jpg" id="26" name="Picture"/>
+                    <pic:cNvPr descr="8e481f9a3d4752cb0a04fdad28d49b3aed47d460a035e23fea2968cf8dd9889e.jpg" id="25" name="Picture"/>
                     <pic:cNvPicPr>
                       <a:picLocks noChangeArrowheads="1" noChangeAspect="1"/>
                     </pic:cNvPicPr>
                   </pic:nvPicPr>
                   <pic:blipFill>
-                    <a:blip r:embed="rId24"/>
+                    <a:blip r:embed="rId23"/>
                     <a:stretch>
                       <a:fillRect/>
                     </a:stretch>
@@ -2763,7 +3097,7 @@
                   <pic:spPr bwMode="auto">
                     <a:xfrm>
                       <a:off x="0" y="0"/>
-                      <a:ext cx="3240000" cy="3089486"/>
+                      <a:ext cx="2552700" cy="3111500"/>
                     </a:xfrm>
                     <a:prstGeom prst="rect">
                       <a:avLst/>
@@ -2792,8 +3126,18 @@
         </w:pict>
       </w:r>
     </w:p>
-    <w:bookmarkEnd w:id="27"/>
-    <w:bookmarkStart w:id="28" w:name="第11题"/>
+    <w:p>
+      <w:pPr>
+        <w:spacing w:before="160" w:after="80"/>
+      </w:pPr>
+      <w:r>
+        <w:pict>
+          <v:rect style="width:0;height:1.5pt" o:hralign="center" o:hrstd="t" o:hr="t"/>
+        </w:pict>
+      </w:r>
+    </w:p>
+    <w:bookmarkEnd w:id="26"/>
+    <w:bookmarkStart w:id="30" w:name="第10题"/>
     <w:p>
       <w:pPr>
         <w:pStyle w:val="Heading3"/>
@@ -2809,6 +3153,827 @@
         <w:rPr>
           <w:rFonts w:hint="eastAsia" w:ascii="Times New Roman" w:hAnsi="Times New Roman" w:eastAsia="Times New Roman" w:cs="Times New Roman"/>
         </w:rPr>
+        <w:t>10</w:t>
+      </w:r>
+      <w:r>
+        <w:rPr>
+          <w:rFonts w:hint="eastAsia" w:ascii="Times New Roman" w:hAnsi="Times New Roman" w:eastAsia="SimHei" w:cs="Times New Roman"/>
+        </w:rPr>
+        <w:t>题</w:t>
+      </w:r>
+    </w:p>
+    <w:p>
+      <w:pPr>
+        <w:pStyle w:val="FirstParagraph"/>
+        <w:ind w:firstLine="420"/>
+      </w:pPr>
+      <w:r>
+        <w:rPr>
+          <w:rFonts w:hint="eastAsia" w:ascii="Times New Roman" w:hAnsi="Times New Roman" w:eastAsia="FangSong" w:cs="Times New Roman"/>
+        </w:rPr>
+        <w:t>碳酸钙晶体有两种常见的晶型</w:t>
+      </w:r>
+      <w:r>
+        <w:rPr>
+          <w:rFonts w:hint="eastAsia" w:ascii="Times New Roman" w:hAnsi="Times New Roman" w:eastAsia="Times New Roman" w:cs="Times New Roman"/>
+        </w:rPr>
+        <w:t>，</w:t>
+      </w:r>
+      <w:r>
+        <w:rPr>
+          <w:rFonts w:hint="eastAsia" w:ascii="Times New Roman" w:hAnsi="Times New Roman" w:eastAsia="FangSong" w:cs="Times New Roman"/>
+        </w:rPr>
+        <w:t>分别称为方解石和文石</w:t>
+      </w:r>
+      <w:r>
+        <w:rPr>
+          <w:rFonts w:hint="eastAsia" w:ascii="Times New Roman" w:hAnsi="Times New Roman" w:eastAsia="Times New Roman" w:cs="Times New Roman"/>
+        </w:rPr>
+        <w:t>，</w:t>
+      </w:r>
+      <w:r>
+        <w:rPr>
+          <w:rFonts w:hint="eastAsia" w:ascii="Times New Roman" w:hAnsi="Times New Roman" w:eastAsia="FangSong" w:cs="Times New Roman"/>
+        </w:rPr>
+        <w:t>文献中常用下图表示两者的结构</w:t>
+      </w:r>
+      <w:r>
+        <w:rPr>
+          <w:rFonts w:hint="eastAsia" w:ascii="Times New Roman" w:hAnsi="Times New Roman" w:eastAsia="Times New Roman" w:cs="Times New Roman"/>
+        </w:rPr>
+        <w:t>。</w:t>
+      </w:r>
+    </w:p>
+    <w:p>
+      <w:pPr>
+        <w:pStyle w:val="BodyText"/>
+        <w:ind w:firstLine="420"/>
+      </w:pPr>
+      <w:r>
+        <w:rPr>
+          <w:rFonts w:hint="eastAsia" w:ascii="Times New Roman" w:hAnsi="Times New Roman" w:eastAsia="FangSong" w:cs="Times New Roman"/>
+        </w:rPr>
+        <w:t xml:space="preserve">方解石</w:t>
+      </w:r>
+    </w:p>
+    <w:p>
+      <w:pPr>
+        <w:pStyle w:val="BodyText"/>
+        <w:spacing w:before="160" w:after="80"/>
+        <w:jc w:val="center"/>
+      </w:pPr>
+      <w:r>
+        <w:rPr>
+          <w:rFonts w:ascii="Times New Roman" w:hAnsi="Times New Roman" w:eastAsia="Times New Roman" w:cs="Times New Roman"/>
+        </w:rPr>
+        <w:drawing>
+          <wp:inline>
+            <wp:extent cx="3240000" cy="4102662"/>
+            <wp:effectExtent b="0" l="0" r="0" t="0"/>
+            <wp:docPr descr="" title="" id="28" name="Picture"/>
+            <a:graphic>
+              <a:graphicData uri="http://schemas.openxmlformats.org/drawingml/2006/picture">
+                <pic:pic>
+                  <pic:nvPicPr>
+                    <pic:cNvPr descr="06819b7373abe7ad942ff33432150e4b81ec4a45d519e4c503049551a2f9c203.jpg" id="29" name="Picture"/>
+                    <pic:cNvPicPr>
+                      <a:picLocks noChangeArrowheads="1" noChangeAspect="1"/>
+                    </pic:cNvPicPr>
+                  </pic:nvPicPr>
+                  <pic:blipFill>
+                    <a:blip r:embed="rId27"/>
+                    <a:stretch>
+                      <a:fillRect/>
+                    </a:stretch>
+                  </pic:blipFill>
+                  <pic:spPr bwMode="auto">
+                    <a:xfrm>
+                      <a:off x="0" y="0"/>
+                      <a:ext cx="3240000" cy="4102662"/>
+                    </a:xfrm>
+                    <a:prstGeom prst="rect">
+                      <a:avLst/>
+                    </a:prstGeom>
+                    <a:noFill/>
+                    <a:ln w="9525">
+                      <a:noFill/>
+                      <a:headEnd/>
+                      <a:tailEnd/>
+                    </a:ln>
+                  </pic:spPr>
+                </pic:pic>
+              </a:graphicData>
+            </a:graphic>
+          </wp:inline>
+        </w:drawing>
+      </w:r>
+    </w:p>
+    <w:p>
+      <w:pPr>
+        <w:pStyle w:val="BodyText"/>
+        <w:ind w:firstLine="420"/>
+      </w:pPr>
+      <w:r>
+        <w:rPr>
+          <w:rFonts w:hint="eastAsia" w:ascii="Times New Roman" w:hAnsi="Times New Roman" w:eastAsia="FangSong" w:cs="Times New Roman"/>
+        </w:rPr>
+        <w:t xml:space="preserve">文石</w:t>
+      </w:r>
+    </w:p>
+    <w:p>
+      <w:pPr>
+        <w:numPr>
+          <w:ilvl w:val="0"/>
+          <w:numId w:val="1009"/>
+        </w:numPr>
+        <w:ind w:firstLine="420"/>
+      </w:pPr>
+      <w:r>
+        <w:rPr>
+          <w:rFonts w:hint="eastAsia" w:ascii="Times New Roman" w:hAnsi="Times New Roman" w:eastAsia="FangSong" w:cs="Times New Roman"/>
+        </w:rPr>
+        <w:t xml:space="preserve">请解释为何</w:t>
+      </w:r>
+      <w:r>
+        <w:rPr>
+          <w:rFonts w:ascii="Times New Roman" w:hAnsi="Times New Roman" w:eastAsia="Times New Roman" w:cs="Times New Roman"/>
+        </w:rPr>
+        <w:t xml:space="preserve"> </w:t>
+      </w:r>
+      <m:oMath>
+        <m:r>
+          <m:rPr>
+            <m:sty m:val="p"/>
+          </m:rPr>
+          <m:t>C</m:t>
+        </m:r>
+        <m:r>
+          <m:rPr>
+            <m:sty m:val="p"/>
+          </m:rPr>
+          <m:t>a</m:t>
+        </m:r>
+        <m:r>
+          <m:rPr>
+            <m:sty m:val="p"/>
+          </m:rPr>
+          <m:t>C</m:t>
+        </m:r>
+        <m:sSub>
+          <m:e>
+            <m:r>
+              <m:rPr>
+                <m:sty m:val="p"/>
+              </m:rPr>
+              <m:t>O</m:t>
+            </m:r>
+          </m:e>
+          <m:sub>
+            <m:r>
+              <m:rPr>
+                <m:sty m:val="p"/>
+              </m:rPr>
+              <m:t>3</m:t>
+            </m:r>
+          </m:sub>
+        </m:sSub>
+      </m:oMath>
+      <w:r>
+        <w:rPr>
+          <w:rFonts w:ascii="Times New Roman" w:hAnsi="Times New Roman" w:eastAsia="Times New Roman" w:cs="Times New Roman"/>
+        </w:rPr>
+        <w:t xml:space="preserve"> </w:t>
+      </w:r>
+      <w:r>
+        <w:rPr>
+          <w:rFonts w:hint="eastAsia" w:ascii="Times New Roman" w:hAnsi="Times New Roman" w:eastAsia="FangSong" w:cs="Times New Roman"/>
+        </w:rPr>
+        <w:t>不能形成和钙钛矿相同的结构</w:t>
+      </w:r>
+      <w:r>
+        <w:rPr>
+          <w:rFonts w:hint="eastAsia" w:ascii="Times New Roman" w:hAnsi="Times New Roman" w:eastAsia="Times New Roman" w:cs="Times New Roman"/>
+        </w:rPr>
+        <w:t>。</w:t>
+      </w:r>
+    </w:p>
+    <w:p>
+      <w:pPr>
+        <w:numPr>
+          <w:ilvl w:val="0"/>
+          <w:numId w:val="1009"/>
+        </w:numPr>
+        <w:ind w:firstLine="420"/>
+      </w:pPr>
+      <w:r>
+        <w:rPr>
+          <w:rFonts w:hint="eastAsia" w:ascii="Times New Roman" w:hAnsi="Times New Roman" w:eastAsia="FangSong" w:cs="Times New Roman"/>
+        </w:rPr>
+        <w:t xml:space="preserve">现已知方解石的三方晶胞参数为</w:t>
+      </w:r>
+      <w:r>
+        <w:rPr>
+          <w:rFonts w:ascii="Times New Roman" w:hAnsi="Times New Roman" w:eastAsia="Times New Roman" w:cs="Times New Roman"/>
+        </w:rPr>
+        <w:t xml:space="preserve"> </w:t>
+      </w:r>
+      <m:oMath>
+        <m:oMathPr>
+          <m:ctrlPr>
+            <w:rPr>
+              <w:sz w:val="28"/>
+              <w:szCs w:val="28"/>
+            </w:rPr>
+          </m:ctrlPr>
+        </m:oMathPr>
+        <m:r>
+          <m:t>a</m:t>
+        </m:r>
+        <m:r>
+          <m:rPr>
+            <m:sty m:val="p"/>
+          </m:rPr>
+          <m:t>=</m:t>
+        </m:r>
+        <m:r>
+          <m:t>1282</m:t>
+        </m:r>
+        <m:r>
+          <m:rPr>
+            <m:sty m:val="p"/>
+          </m:rPr>
+          <m:t>p</m:t>
+        </m:r>
+        <m:r>
+          <m:rPr>
+            <m:sty m:val="p"/>
+          </m:rPr>
+          <m:t>m</m:t>
+        </m:r>
+      </m:oMath>
+      <w:r>
+        <w:rPr>
+          <w:rFonts w:ascii="Times New Roman" w:hAnsi="Times New Roman" w:eastAsia="Times New Roman" w:cs="Times New Roman"/>
+        </w:rPr>
+        <w:t xml:space="preserve"> </w:t>
+      </w:r>
+      <w:r>
+        <w:rPr>
+          <w:rFonts w:hint="eastAsia" w:ascii="Times New Roman" w:hAnsi="Times New Roman" w:eastAsia="Times New Roman" w:cs="Times New Roman"/>
+        </w:rPr>
+        <w:t xml:space="preserve">，</w:t>
+      </w:r>
+      <w:r>
+        <w:rPr>
+          <w:rFonts w:ascii="Times New Roman" w:hAnsi="Times New Roman" w:eastAsia="Times New Roman" w:cs="Times New Roman"/>
+        </w:rPr>
+        <w:t xml:space="preserve"> </w:t>
+      </w:r>
+      <m:oMath>
+        <m:oMathPr>
+          <m:ctrlPr>
+            <w:rPr>
+              <w:sz w:val="28"/>
+              <w:szCs w:val="28"/>
+            </w:rPr>
+          </m:ctrlPr>
+        </m:oMathPr>
+        <m:r>
+          <m:t>α</m:t>
+        </m:r>
+        <m:r>
+          <m:rPr>
+            <m:sty m:val="p"/>
+          </m:rPr>
+          <m:t>=</m:t>
+        </m:r>
+        <m:sSup>
+          <m:e>
+            <m:r>
+              <m:t>101.9</m:t>
+            </m:r>
+          </m:e>
+          <m:sup>
+            <m:r>
+              <m:rPr>
+                <m:sty m:val="p"/>
+              </m:rPr>
+              <m:t>∘</m:t>
+            </m:r>
+          </m:sup>
+        </m:sSup>
+      </m:oMath>
+      <w:r>
+        <w:rPr>
+          <w:rFonts w:ascii="Times New Roman" w:hAnsi="Times New Roman" w:eastAsia="Times New Roman" w:cs="Times New Roman"/>
+        </w:rPr>
+        <w:t xml:space="preserve"> </w:t>
+      </w:r>
+      <w:r>
+        <w:rPr>
+          <w:rFonts w:hint="eastAsia" w:ascii="Times New Roman" w:hAnsi="Times New Roman" w:eastAsia="Times New Roman" w:cs="Times New Roman"/>
+        </w:rPr>
+        <w:t>，</w:t>
+      </w:r>
+      <w:r>
+        <w:rPr>
+          <w:rFonts w:hint="eastAsia" w:ascii="Times New Roman" w:hAnsi="Times New Roman" w:eastAsia="FangSong" w:cs="Times New Roman"/>
+        </w:rPr>
+        <w:t>请计算方解石晶体的密度</w:t>
+      </w:r>
+      <w:r>
+        <w:rPr>
+          <w:rFonts w:hint="eastAsia" w:ascii="Times New Roman" w:hAnsi="Times New Roman" w:eastAsia="Times New Roman" w:cs="Times New Roman"/>
+        </w:rPr>
+        <w:t>。</w:t>
+      </w:r>
+      <w:r>
+        <w:rPr>
+          <w:rFonts w:hint="eastAsia" w:ascii="Times New Roman" w:hAnsi="Times New Roman" w:eastAsia="FangSong" w:cs="Times New Roman"/>
+        </w:rPr>
+        <w:t>三方晶胞体积可用公式</w:t>
+      </w:r>
+      <w:r>
+        <w:rPr>
+          <w:rFonts w:ascii="Times New Roman" w:hAnsi="Times New Roman" w:eastAsia="Times New Roman" w:cs="Times New Roman"/>
+        </w:rPr>
+        <w:t xml:space="preserve"> </w:t>
+      </w:r>
+      <m:oMath>
+        <m:oMathPr>
+          <m:ctrlPr>
+            <w:rPr>
+              <w:sz w:val="28"/>
+              <w:szCs w:val="28"/>
+            </w:rPr>
+          </m:ctrlPr>
+        </m:oMathPr>
+        <m:r>
+          <m:t>V</m:t>
+        </m:r>
+        <m:r>
+          <m:rPr>
+            <m:sty m:val="p"/>
+          </m:rPr>
+          <m:t>=</m:t>
+        </m:r>
+        <m:r>
+          <m:t>a</m:t>
+        </m:r>
+        <m:r>
+          <m:rPr>
+            <m:sty m:val="p"/>
+          </m:rPr>
+          <m:t>sin</m:t>
+        </m:r>
+        <m:r>
+          <m:t>α</m:t>
+        </m:r>
+      </m:oMath>
+      <w:r>
+        <w:rPr>
+          <w:rFonts w:ascii="Times New Roman" w:hAnsi="Times New Roman" w:eastAsia="Times New Roman" w:cs="Times New Roman"/>
+        </w:rPr>
+        <w:t xml:space="preserve"> </w:t>
+      </w:r>
+      <w:r>
+        <w:rPr>
+          <w:rFonts w:hint="eastAsia" w:ascii="Times New Roman" w:hAnsi="Times New Roman" w:eastAsia="FangSong" w:cs="Times New Roman"/>
+        </w:rPr>
+        <w:t>计算</w:t>
+      </w:r>
+      <w:r>
+        <w:rPr>
+          <w:rFonts w:hint="eastAsia" w:ascii="Times New Roman" w:hAnsi="Times New Roman" w:eastAsia="Times New Roman" w:cs="Times New Roman"/>
+        </w:rPr>
+        <w:t>。</w:t>
+      </w:r>
+    </w:p>
+    <w:p>
+      <w:pPr>
+        <w:numPr>
+          <w:ilvl w:val="0"/>
+          <w:numId w:val="1009"/>
+        </w:numPr>
+        <w:ind w:firstLine="420"/>
+      </w:pPr>
+      <w:r>
+        <w:rPr>
+          <w:rFonts w:hint="eastAsia" w:ascii="Times New Roman" w:hAnsi="Times New Roman" w:eastAsia="FangSong" w:cs="Times New Roman"/>
+        </w:rPr>
+        <w:t xml:space="preserve">文石的结构可以借助</w:t>
+      </w:r>
+      <w:r>
+        <w:rPr>
+          <w:rFonts w:ascii="Times New Roman" w:hAnsi="Times New Roman" w:eastAsia="Times New Roman" w:cs="Times New Roman"/>
+        </w:rPr>
+        <w:t xml:space="preserve"> NiAs </w:t>
+      </w:r>
+      <w:r>
+        <w:rPr>
+          <w:rFonts w:hint="eastAsia" w:ascii="Times New Roman" w:hAnsi="Times New Roman" w:eastAsia="FangSong" w:cs="Times New Roman"/>
+        </w:rPr>
+        <w:t>的结构加以理解</w:t>
+      </w:r>
+      <w:r>
+        <w:rPr>
+          <w:rFonts w:hint="eastAsia" w:ascii="Times New Roman" w:hAnsi="Times New Roman" w:eastAsia="Times New Roman" w:cs="Times New Roman"/>
+        </w:rPr>
+        <w:t>，</w:t>
+      </w:r>
+      <w:r>
+        <w:rPr>
+          <w:rFonts w:hint="eastAsia" w:ascii="Times New Roman" w:hAnsi="Times New Roman" w:eastAsia="FangSong" w:cs="Times New Roman"/>
+        </w:rPr>
+        <w:t>在该结构中</w:t>
+      </w:r>
+      <w:r>
+        <w:rPr>
+          <w:rFonts w:hint="eastAsia" w:ascii="Times New Roman" w:hAnsi="Times New Roman" w:eastAsia="Times New Roman" w:cs="Times New Roman"/>
+        </w:rPr>
+        <w:t>，As</w:t>
+      </w:r>
+      <w:r>
+        <w:rPr>
+          <w:rFonts w:ascii="Times New Roman" w:hAnsi="Times New Roman" w:eastAsia="Times New Roman" w:cs="Times New Roman"/>
+        </w:rPr>
+        <w:t xml:space="preserve"> </w:t>
+      </w:r>
+      <w:r>
+        <w:rPr>
+          <w:rFonts w:hint="eastAsia" w:ascii="Times New Roman" w:hAnsi="Times New Roman" w:eastAsia="FangSong" w:cs="Times New Roman"/>
+        </w:rPr>
+        <w:t>呈六方最密堆积</w:t>
+      </w:r>
+      <w:r>
+        <w:rPr>
+          <w:rFonts w:hint="eastAsia" w:ascii="Times New Roman" w:hAnsi="Times New Roman" w:eastAsia="Times New Roman" w:cs="Times New Roman"/>
+        </w:rPr>
+        <w:t>，Ni</w:t>
+      </w:r>
+      <w:r>
+        <w:rPr>
+          <w:rFonts w:ascii="Times New Roman" w:hAnsi="Times New Roman" w:eastAsia="Times New Roman" w:cs="Times New Roman"/>
+        </w:rPr>
+        <w:t xml:space="preserve"> </w:t>
+      </w:r>
+      <w:r>
+        <w:rPr>
+          <w:rFonts w:hint="eastAsia" w:ascii="Times New Roman" w:hAnsi="Times New Roman" w:eastAsia="FangSong" w:cs="Times New Roman"/>
+        </w:rPr>
+        <w:t>填充其八面体空隙</w:t>
+      </w:r>
+      <w:r>
+        <w:rPr>
+          <w:rFonts w:hint="eastAsia" w:ascii="Times New Roman" w:hAnsi="Times New Roman" w:eastAsia="Times New Roman" w:cs="Times New Roman"/>
+        </w:rPr>
+        <w:t>，</w:t>
+      </w:r>
+      <w:r>
+        <w:rPr>
+          <w:rFonts w:hint="eastAsia" w:ascii="Times New Roman" w:hAnsi="Times New Roman" w:eastAsia="FangSong" w:cs="Times New Roman"/>
+        </w:rPr>
+        <w:t>而</w:t>
+      </w:r>
+      <w:r>
+        <w:rPr>
+          <w:rFonts w:ascii="Times New Roman" w:hAnsi="Times New Roman" w:eastAsia="Times New Roman" w:cs="Times New Roman"/>
+        </w:rPr>
+        <w:t xml:space="preserve"> As </w:t>
+      </w:r>
+      <w:r>
+        <w:rPr>
+          <w:rFonts w:hint="eastAsia" w:ascii="Times New Roman" w:hAnsi="Times New Roman" w:eastAsia="FangSong" w:cs="Times New Roman"/>
+        </w:rPr>
+        <w:t xml:space="preserve">处于</w:t>
+      </w:r>
+      <w:r>
+        <w:rPr>
+          <w:rFonts w:ascii="Times New Roman" w:hAnsi="Times New Roman" w:eastAsia="Times New Roman" w:cs="Times New Roman"/>
+        </w:rPr>
+        <w:t xml:space="preserve"> Ni </w:t>
+      </w:r>
+      <w:r>
+        <w:rPr>
+          <w:rFonts w:hint="eastAsia" w:ascii="Times New Roman" w:hAnsi="Times New Roman" w:eastAsia="FangSong" w:cs="Times New Roman"/>
+        </w:rPr>
+        <w:t>构成的三棱柱空隙中</w:t>
+      </w:r>
+      <w:r>
+        <w:rPr>
+          <w:rFonts w:hint="eastAsia" w:ascii="Times New Roman" w:hAnsi="Times New Roman" w:eastAsia="Times New Roman" w:cs="Times New Roman"/>
+        </w:rPr>
+        <w:t>，</w:t>
+      </w:r>
+      <w:r>
+        <w:rPr>
+          <w:rFonts w:hint="eastAsia" w:ascii="Times New Roman" w:hAnsi="Times New Roman" w:eastAsia="FangSong" w:cs="Times New Roman"/>
+        </w:rPr>
+        <w:t>形成六方晶体</w:t>
+      </w:r>
+      <w:r>
+        <w:rPr>
+          <w:rFonts w:hint="eastAsia" w:ascii="Times New Roman" w:hAnsi="Times New Roman" w:eastAsia="Times New Roman" w:cs="Times New Roman"/>
+        </w:rPr>
+        <w:t>。</w:t>
+      </w:r>
+      <w:r>
+        <w:rPr>
+          <w:rFonts w:hint="eastAsia" w:ascii="Times New Roman" w:hAnsi="Times New Roman" w:eastAsia="FangSong" w:cs="Times New Roman"/>
+        </w:rPr>
+        <w:t>文石则相当于将</w:t>
+      </w:r>
+      <w:r>
+        <w:rPr>
+          <w:rFonts w:ascii="Times New Roman" w:hAnsi="Times New Roman" w:eastAsia="Times New Roman" w:cs="Times New Roman"/>
+        </w:rPr>
+        <w:t xml:space="preserve"> Ca </w:t>
+      </w:r>
+      <w:r>
+        <w:rPr>
+          <w:rFonts w:hint="eastAsia" w:ascii="Times New Roman" w:hAnsi="Times New Roman" w:eastAsia="FangSong" w:cs="Times New Roman"/>
+        </w:rPr>
+        <w:t xml:space="preserve">置于</w:t>
+      </w:r>
+      <w:r>
+        <w:rPr>
+          <w:rFonts w:ascii="Times New Roman" w:hAnsi="Times New Roman" w:eastAsia="Times New Roman" w:cs="Times New Roman"/>
+        </w:rPr>
+        <w:t xml:space="preserve"> As </w:t>
+      </w:r>
+      <w:r>
+        <w:rPr>
+          <w:rFonts w:hint="eastAsia" w:ascii="Times New Roman" w:hAnsi="Times New Roman" w:eastAsia="FangSong" w:cs="Times New Roman"/>
+        </w:rPr>
+        <w:t>的位置</w:t>
+      </w:r>
+      <w:r>
+        <w:rPr>
+          <w:rFonts w:hint="eastAsia" w:ascii="Times New Roman" w:hAnsi="Times New Roman" w:eastAsia="Times New Roman" w:cs="Times New Roman"/>
+        </w:rPr>
+        <w:t>，</w:t>
+      </w:r>
+      <w:r>
+        <w:rPr>
+          <w:rFonts w:hint="eastAsia" w:ascii="Times New Roman" w:hAnsi="Times New Roman" w:eastAsia="FangSong" w:cs="Times New Roman"/>
+        </w:rPr>
+        <w:t>将</w:t>
+      </w:r>
+      <w:r>
+        <w:rPr>
+          <w:rFonts w:ascii="Times New Roman" w:hAnsi="Times New Roman" w:eastAsia="Times New Roman" w:cs="Times New Roman"/>
+        </w:rPr>
+        <w:t xml:space="preserve"> C </w:t>
+      </w:r>
+      <w:r>
+        <w:rPr>
+          <w:rFonts w:hint="eastAsia" w:ascii="Times New Roman" w:hAnsi="Times New Roman" w:eastAsia="FangSong" w:cs="Times New Roman"/>
+        </w:rPr>
+        <w:t xml:space="preserve">置于</w:t>
+      </w:r>
+      <w:r>
+        <w:rPr>
+          <w:rFonts w:ascii="Times New Roman" w:hAnsi="Times New Roman" w:eastAsia="Times New Roman" w:cs="Times New Roman"/>
+        </w:rPr>
+        <w:t xml:space="preserve"> Ni </w:t>
+      </w:r>
+      <w:r>
+        <w:rPr>
+          <w:rFonts w:hint="eastAsia" w:ascii="Times New Roman" w:hAnsi="Times New Roman" w:eastAsia="FangSong" w:cs="Times New Roman"/>
+        </w:rPr>
+        <w:t xml:space="preserve">的位置后再发生沿</w:t>
+      </w:r>
+      <w:r>
+        <w:rPr>
+          <w:rFonts w:ascii="Times New Roman" w:hAnsi="Times New Roman" w:eastAsia="Times New Roman" w:cs="Times New Roman"/>
+        </w:rPr>
+        <w:t xml:space="preserve"> c </w:t>
+      </w:r>
+      <w:r>
+        <w:rPr>
+          <w:rFonts w:hint="eastAsia" w:ascii="Times New Roman" w:hAnsi="Times New Roman" w:eastAsia="FangSong" w:cs="Times New Roman"/>
+        </w:rPr>
+        <w:t>轴的少许位移</w:t>
+      </w:r>
+      <w:r>
+        <w:rPr>
+          <w:rFonts w:hint="eastAsia" w:ascii="Times New Roman" w:hAnsi="Times New Roman" w:eastAsia="Times New Roman" w:cs="Times New Roman"/>
+        </w:rPr>
+        <w:t>，</w:t>
+      </w:r>
+      <w:r>
+        <w:rPr>
+          <w:rFonts w:hint="eastAsia" w:ascii="Times New Roman" w:hAnsi="Times New Roman" w:eastAsia="FangSong" w:cs="Times New Roman"/>
+        </w:rPr>
+        <w:t>形成正交的文石晶体</w:t>
+      </w:r>
+      <w:r>
+        <w:rPr>
+          <w:rFonts w:hint="eastAsia" w:ascii="Times New Roman" w:hAnsi="Times New Roman" w:eastAsia="Times New Roman" w:cs="Times New Roman"/>
+        </w:rPr>
+        <w:t>。</w:t>
+      </w:r>
+      <w:r>
+        <w:rPr>
+          <w:rFonts w:hint="eastAsia" w:ascii="Times New Roman" w:hAnsi="Times New Roman" w:eastAsia="FangSong" w:cs="Times New Roman"/>
+        </w:rPr>
+        <w:t>依据上述条件写出文石晶体中</w:t>
+      </w:r>
+      <w:r>
+        <w:rPr>
+          <w:rFonts w:ascii="Times New Roman" w:hAnsi="Times New Roman" w:eastAsia="Times New Roman" w:cs="Times New Roman"/>
+        </w:rPr>
+        <w:t xml:space="preserve"> Ca </w:t>
+      </w:r>
+      <w:r>
+        <w:rPr>
+          <w:rFonts w:hint="eastAsia" w:ascii="Times New Roman" w:hAnsi="Times New Roman" w:eastAsia="FangSong" w:cs="Times New Roman"/>
+        </w:rPr>
+        <w:t>原子分数坐标</w:t>
+      </w:r>
+      <w:r>
+        <w:rPr>
+          <w:rFonts w:hint="eastAsia" w:ascii="Times New Roman" w:hAnsi="Times New Roman" w:eastAsia="Times New Roman" w:cs="Times New Roman"/>
+        </w:rPr>
+        <w:t>。</w:t>
+      </w:r>
+    </w:p>
+    <w:p>
+      <w:pPr>
+        <w:numPr>
+          <w:ilvl w:val="0"/>
+          <w:numId w:val="1009"/>
+        </w:numPr>
+        <w:ind w:firstLine="420"/>
+      </w:pPr>
+      <w:r>
+        <w:rPr>
+          <w:rFonts w:hint="eastAsia" w:ascii="Times New Roman" w:hAnsi="Times New Roman" w:eastAsia="FangSong" w:cs="Times New Roman"/>
+        </w:rPr>
+        <w:t xml:space="preserve">已知在文石晶体中每个</w:t>
+      </w:r>
+      <w:r>
+        <w:rPr>
+          <w:rFonts w:ascii="Times New Roman" w:hAnsi="Times New Roman" w:eastAsia="Times New Roman" w:cs="Times New Roman"/>
+        </w:rPr>
+        <w:t xml:space="preserve"> Ca </w:t>
+      </w:r>
+      <w:r>
+        <w:rPr>
+          <w:rFonts w:hint="eastAsia" w:ascii="Times New Roman" w:hAnsi="Times New Roman" w:eastAsia="FangSong" w:cs="Times New Roman"/>
+        </w:rPr>
+        <w:t xml:space="preserve">原子与</w:t>
+      </w:r>
+      <w:r>
+        <w:rPr>
+          <w:rFonts w:ascii="Times New Roman" w:hAnsi="Times New Roman" w:eastAsia="Times New Roman" w:cs="Times New Roman"/>
+        </w:rPr>
+        <w:t xml:space="preserve"> 9 </w:t>
+      </w:r>
+      <w:r>
+        <w:rPr>
+          <w:rFonts w:hint="eastAsia" w:ascii="Times New Roman" w:hAnsi="Times New Roman" w:eastAsia="FangSong" w:cs="Times New Roman"/>
+        </w:rPr>
+        <w:t xml:space="preserve">个</w:t>
+      </w:r>
+      <w:r>
+        <w:rPr>
+          <w:rFonts w:ascii="Times New Roman" w:hAnsi="Times New Roman" w:eastAsia="Times New Roman" w:cs="Times New Roman"/>
+        </w:rPr>
+        <w:t xml:space="preserve"> O </w:t>
+      </w:r>
+      <w:r>
+        <w:rPr>
+          <w:rFonts w:hint="eastAsia" w:ascii="Times New Roman" w:hAnsi="Times New Roman" w:eastAsia="FangSong" w:cs="Times New Roman"/>
+        </w:rPr>
+        <w:t>原子配位</w:t>
+      </w:r>
+      <w:r>
+        <w:rPr>
+          <w:rFonts w:hint="eastAsia" w:ascii="Times New Roman" w:hAnsi="Times New Roman" w:eastAsia="Times New Roman" w:cs="Times New Roman"/>
+        </w:rPr>
+        <w:t>。</w:t>
+      </w:r>
+      <w:r>
+        <w:rPr>
+          <w:rFonts w:hint="eastAsia" w:ascii="Times New Roman" w:hAnsi="Times New Roman" w:eastAsia="FangSong" w:cs="Times New Roman"/>
+        </w:rPr>
+        <w:t>请在图中标出所有与灰色</w:t>
+      </w:r>
+      <w:r>
+        <w:rPr>
+          <w:rFonts w:ascii="Times New Roman" w:hAnsi="Times New Roman" w:eastAsia="Times New Roman" w:cs="Times New Roman"/>
+        </w:rPr>
+        <w:t xml:space="preserve"> Ca </w:t>
+      </w:r>
+      <w:r>
+        <w:rPr>
+          <w:rFonts w:hint="eastAsia" w:ascii="Times New Roman" w:hAnsi="Times New Roman" w:eastAsia="FangSong" w:cs="Times New Roman"/>
+        </w:rPr>
+        <w:t>原子配位的氧原子</w:t>
+      </w:r>
+      <w:r>
+        <w:rPr>
+          <w:rFonts w:hint="eastAsia" w:ascii="Times New Roman" w:hAnsi="Times New Roman" w:eastAsia="Times New Roman" w:cs="Times New Roman"/>
+        </w:rPr>
+        <w:t>（</w:t>
+      </w:r>
+      <w:r>
+        <w:rPr>
+          <w:rFonts w:hint="eastAsia" w:ascii="Times New Roman" w:hAnsi="Times New Roman" w:eastAsia="FangSong" w:cs="Times New Roman"/>
+        </w:rPr>
+        <w:t>其中三个</w:t>
+      </w:r>
+      <w:r>
+        <w:rPr>
+          <w:rFonts w:ascii="Times New Roman" w:hAnsi="Times New Roman" w:eastAsia="Times New Roman" w:cs="Times New Roman"/>
+        </w:rPr>
+        <w:t xml:space="preserve"> O </w:t>
+      </w:r>
+      <w:r>
+        <w:rPr>
+          <w:rFonts w:hint="eastAsia" w:ascii="Times New Roman" w:hAnsi="Times New Roman" w:eastAsia="FangSong" w:cs="Times New Roman"/>
+        </w:rPr>
+        <w:t>原子位于与该晶胞相邻的另一晶胞内</w:t>
+      </w:r>
+      <w:r>
+        <w:rPr>
+          <w:rFonts w:hint="eastAsia" w:ascii="Times New Roman" w:hAnsi="Times New Roman" w:eastAsia="Times New Roman" w:cs="Times New Roman"/>
+        </w:rPr>
+        <w:t>，</w:t>
+      </w:r>
+      <w:r>
+        <w:rPr>
+          <w:rFonts w:hint="eastAsia" w:ascii="Times New Roman" w:hAnsi="Times New Roman" w:eastAsia="FangSong" w:cs="Times New Roman"/>
+        </w:rPr>
+        <w:t>请标出这三个</w:t>
+      </w:r>
+      <w:r>
+        <w:rPr>
+          <w:rFonts w:ascii="Times New Roman" w:hAnsi="Times New Roman" w:eastAsia="Times New Roman" w:cs="Times New Roman"/>
+        </w:rPr>
+        <w:t xml:space="preserve"> O </w:t>
+      </w:r>
+      <w:r>
+        <w:rPr>
+          <w:rFonts w:hint="eastAsia" w:ascii="Times New Roman" w:hAnsi="Times New Roman" w:eastAsia="FangSong" w:cs="Times New Roman"/>
+        </w:rPr>
+        <w:t>原子在这个晶胞中的对应位置</w:t>
+      </w:r>
+      <w:r>
+        <w:rPr>
+          <w:rFonts w:hint="eastAsia" w:ascii="Times New Roman" w:hAnsi="Times New Roman" w:eastAsia="Times New Roman" w:cs="Times New Roman"/>
+        </w:rPr>
+        <w:t>）。</w:t>
+      </w:r>
+    </w:p>
+    <w:p>
+      <w:pPr>
+        <w:spacing w:before="160" w:after="80"/>
+      </w:pPr>
+      <w:r>
+        <w:pict>
+          <v:rect style="width:0;height:1.5pt" o:hralign="center" o:hrstd="t" o:hr="t"/>
+        </w:pict>
+      </w:r>
+    </w:p>
+    <w:p>
+      <w:pPr>
+        <w:spacing w:before="160" w:after="80"/>
+      </w:pPr>
+      <w:r>
+        <w:pict>
+          <v:rect style="width:0;height:1.5pt" o:hralign="center" o:hrstd="t" o:hr="t"/>
+        </w:pict>
+      </w:r>
+    </w:p>
+    <w:p>
+      <w:pPr>
+        <w:spacing w:before="160" w:after="80"/>
+      </w:pPr>
+      <w:r>
+        <w:pict>
+          <v:rect style="width:0;height:1.5pt" o:hralign="center" o:hrstd="t" o:hr="t"/>
+        </w:pict>
+      </w:r>
+    </w:p>
+    <w:bookmarkEnd w:id="30"/>
+    <w:bookmarkStart w:id="31" w:name="第11题"/>
+    <w:p>
+      <w:pPr>
+        <w:pStyle w:val="Heading3"/>
+        <w:spacing w:before="280" w:after="120"/>
+      </w:pPr>
+      <w:r>
+        <w:rPr>
+          <w:rFonts w:hint="eastAsia" w:ascii="Times New Roman" w:hAnsi="Times New Roman" w:eastAsia="SimHei" w:cs="Times New Roman"/>
+        </w:rPr>
+        <w:t>第</w:t>
+      </w:r>
+      <w:r>
+        <w:rPr>
+          <w:rFonts w:hint="eastAsia" w:ascii="Times New Roman" w:hAnsi="Times New Roman" w:eastAsia="Times New Roman" w:cs="Times New Roman"/>
+        </w:rPr>
         <w:t>11</w:t>
       </w:r>
       <w:r>
@@ -2821,6 +3986,7 @@
     <w:p>
       <w:pPr>
         <w:pStyle w:val="FirstParagraph"/>
+        <w:ind w:firstLine="420"/>
       </w:pPr>
       <w:r>
         <w:rPr>
@@ -3133,17 +4299,694 @@
         </w:rPr>
         <w:t>M59.9%。</w:t>
       </w:r>
-      <w:r>
-        <w:rPr>
-          <w:rFonts w:hint="eastAsia" w:ascii="Times New Roman" w:hAnsi="Times New Roman" w:eastAsia="FangSong" w:cs="Times New Roman"/>
-        </w:rPr>
-        <w:t>而金刚砂中含有大量的</w:t>
-      </w:r>
-      <w:r>
-        <w:rPr>
-          <w:rFonts w:hint="eastAsia" w:ascii="Times New Roman" w:hAnsi="Times New Roman" w:eastAsia="Times New Roman" w:cs="Times New Roman"/>
-        </w:rPr>
-        <w:t>G。</w:t>
+    </w:p>
+    <w:p>
+      <w:pPr>
+        <w:pStyle w:val="BodyText"/>
+        <w:ind w:firstLine="420"/>
+      </w:pPr>
+      <w:r>
+        <w:rPr>
+          <w:rFonts w:hint="eastAsia" w:ascii="Times New Roman" w:hAnsi="Times New Roman" w:eastAsia="FangSong" w:cs="Times New Roman"/>
+        </w:rPr>
+        <w:t xml:space="preserve">在</w:t>
+      </w:r>
+      <w:r>
+        <w:rPr>
+          <w:rFonts w:ascii="Times New Roman" w:hAnsi="Times New Roman" w:eastAsia="Times New Roman" w:cs="Times New Roman"/>
+        </w:rPr>
+        <w:t xml:space="preserve"> A </w:t>
+      </w:r>
+      <w:r>
+        <w:rPr>
+          <w:rFonts w:hint="eastAsia" w:ascii="Times New Roman" w:hAnsi="Times New Roman" w:eastAsia="FangSong" w:cs="Times New Roman"/>
+        </w:rPr>
+        <w:t>的四方晶型的某一种晶胞中</w:t>
+      </w:r>
+      <w:r>
+        <w:rPr>
+          <w:rFonts w:hint="eastAsia" w:ascii="Times New Roman" w:hAnsi="Times New Roman" w:eastAsia="Times New Roman" w:cs="Times New Roman"/>
+        </w:rPr>
+        <w:t>，</w:t>
+      </w:r>
+      <w:r>
+        <w:rPr>
+          <w:rFonts w:ascii="Times New Roman" w:hAnsi="Times New Roman" w:eastAsia="Times New Roman" w:cs="Times New Roman"/>
+        </w:rPr>
+        <w:t xml:space="preserve"> </w:t>
+      </w:r>
+      <m:oMath>
+        <m:oMathPr>
+          <m:ctrlPr>
+            <w:rPr>
+              <w:sz w:val="28"/>
+              <w:szCs w:val="28"/>
+            </w:rPr>
+          </m:ctrlPr>
+        </m:oMathPr>
+        <m:r>
+          <m:t>a</m:t>
+        </m:r>
+        <m:r>
+          <m:rPr>
+            <m:sty m:val="p"/>
+          </m:rPr>
+          <m:t>=</m:t>
+        </m:r>
+        <m:r>
+          <m:t>0.3211</m:t>
+        </m:r>
+        <m:r>
+          <m:t> </m:t>
+        </m:r>
+        <m:r>
+          <m:rPr>
+            <m:sty m:val="p"/>
+          </m:rPr>
+          <m:t>n</m:t>
+        </m:r>
+        <m:r>
+          <m:rPr>
+            <m:sty m:val="p"/>
+          </m:rPr>
+          <m:t>m</m:t>
+        </m:r>
+      </m:oMath>
+      <w:r>
+        <w:rPr>
+          <w:rFonts w:ascii="Times New Roman" w:hAnsi="Times New Roman" w:eastAsia="Times New Roman" w:cs="Times New Roman"/>
+        </w:rPr>
+        <w:t xml:space="preserve"> </w:t>
+      </w:r>
+      <w:r>
+        <w:rPr>
+          <w:rFonts w:hint="eastAsia" w:ascii="Times New Roman" w:hAnsi="Times New Roman" w:eastAsia="Times New Roman" w:cs="Times New Roman"/>
+        </w:rPr>
+        <w:t xml:space="preserve">，</w:t>
+      </w:r>
+      <w:r>
+        <w:rPr>
+          <w:rFonts w:ascii="Times New Roman" w:hAnsi="Times New Roman" w:eastAsia="Times New Roman" w:cs="Times New Roman"/>
+        </w:rPr>
+        <w:t xml:space="preserve"> </w:t>
+      </w:r>
+      <m:oMath>
+        <m:oMathPr>
+          <m:ctrlPr>
+            <w:rPr>
+              <w:sz w:val="28"/>
+              <w:szCs w:val="28"/>
+            </w:rPr>
+          </m:ctrlPr>
+        </m:oMathPr>
+        <m:r>
+          <m:t>c</m:t>
+        </m:r>
+        <m:r>
+          <m:rPr>
+            <m:sty m:val="p"/>
+          </m:rPr>
+          <m:t>=</m:t>
+        </m:r>
+        <m:r>
+          <m:t>0.7845</m:t>
+        </m:r>
+        <m:r>
+          <m:t> </m:t>
+        </m:r>
+        <m:r>
+          <m:rPr>
+            <m:sty m:val="p"/>
+          </m:rPr>
+          <m:t>n</m:t>
+        </m:r>
+        <m:r>
+          <m:rPr>
+            <m:sty m:val="p"/>
+          </m:rPr>
+          <m:t>m</m:t>
+        </m:r>
+      </m:oMath>
+      <w:r>
+        <w:rPr>
+          <w:rFonts w:ascii="Times New Roman" w:hAnsi="Times New Roman" w:eastAsia="Times New Roman" w:cs="Times New Roman"/>
+        </w:rPr>
+        <w:t xml:space="preserve"> </w:t>
+      </w:r>
+      <w:r>
+        <w:rPr>
+          <w:rFonts w:hint="eastAsia" w:ascii="Times New Roman" w:hAnsi="Times New Roman" w:eastAsia="Times New Roman" w:cs="Times New Roman"/>
+        </w:rPr>
+        <w:t xml:space="preserve">，M</w:t>
+      </w:r>
+      <w:r>
+        <w:rPr>
+          <w:rFonts w:ascii="Times New Roman" w:hAnsi="Times New Roman" w:eastAsia="Times New Roman" w:cs="Times New Roman"/>
+        </w:rPr>
+        <w:t xml:space="preserve"> </w:t>
+      </w:r>
+      <w:r>
+        <w:rPr>
+          <w:rFonts w:hint="eastAsia" w:ascii="Times New Roman" w:hAnsi="Times New Roman" w:eastAsia="FangSong" w:cs="Times New Roman"/>
+        </w:rPr>
+        <w:t xml:space="preserve">为罕见的</w:t>
+      </w:r>
+      <w:r>
+        <w:rPr>
+          <w:rFonts w:ascii="Times New Roman" w:hAnsi="Times New Roman" w:eastAsia="Times New Roman" w:cs="Times New Roman"/>
+        </w:rPr>
+        <w:t xml:space="preserve"> 10 </w:t>
+      </w:r>
+      <w:r>
+        <w:rPr>
+          <w:rFonts w:hint="eastAsia" w:ascii="Times New Roman" w:hAnsi="Times New Roman" w:eastAsia="FangSong" w:cs="Times New Roman"/>
+        </w:rPr>
+        <w:t>配位</w:t>
+      </w:r>
+      <w:r>
+        <w:rPr>
+          <w:rFonts w:hint="eastAsia" w:ascii="Times New Roman" w:hAnsi="Times New Roman" w:eastAsia="Times New Roman" w:cs="Times New Roman"/>
+        </w:rPr>
+        <w:t>，G</w:t>
+      </w:r>
+      <w:r>
+        <w:rPr>
+          <w:rFonts w:ascii="Times New Roman" w:hAnsi="Times New Roman" w:eastAsia="Times New Roman" w:cs="Times New Roman"/>
+        </w:rPr>
+        <w:t xml:space="preserve"> </w:t>
+      </w:r>
+      <w:r>
+        <w:rPr>
+          <w:rFonts w:hint="eastAsia" w:ascii="Times New Roman" w:hAnsi="Times New Roman" w:eastAsia="FangSong" w:cs="Times New Roman"/>
+        </w:rPr>
+        <w:t xml:space="preserve">为罕见的</w:t>
+      </w:r>
+      <w:r>
+        <w:rPr>
+          <w:rFonts w:ascii="Times New Roman" w:hAnsi="Times New Roman" w:eastAsia="Times New Roman" w:cs="Times New Roman"/>
+        </w:rPr>
+        <w:t xml:space="preserve"> 5 </w:t>
+      </w:r>
+      <w:r>
+        <w:rPr>
+          <w:rFonts w:hint="eastAsia" w:ascii="Times New Roman" w:hAnsi="Times New Roman" w:eastAsia="FangSong" w:cs="Times New Roman"/>
+        </w:rPr>
+        <w:t>配位</w:t>
+      </w:r>
+      <w:r>
+        <w:rPr>
+          <w:rFonts w:hint="eastAsia" w:ascii="Times New Roman" w:hAnsi="Times New Roman" w:eastAsia="Times New Roman" w:cs="Times New Roman"/>
+        </w:rPr>
+        <w:t>，M</w:t>
+      </w:r>
+      <w:r>
+        <w:rPr>
+          <w:rFonts w:ascii="Times New Roman" w:hAnsi="Times New Roman" w:eastAsia="Times New Roman" w:cs="Times New Roman"/>
+        </w:rPr>
+        <w:t xml:space="preserve"> </w:t>
+      </w:r>
+      <w:r>
+        <w:rPr>
+          <w:rFonts w:hint="eastAsia" w:ascii="Times New Roman" w:hAnsi="Times New Roman" w:eastAsia="FangSong" w:cs="Times New Roman"/>
+        </w:rPr>
+        <w:t>占据晶胞的顶点和体心</w:t>
+      </w:r>
+      <w:r>
+        <w:rPr>
+          <w:rFonts w:hint="eastAsia" w:ascii="Times New Roman" w:hAnsi="Times New Roman" w:eastAsia="Times New Roman" w:cs="Times New Roman"/>
+        </w:rPr>
+        <w:t>，</w:t>
+      </w:r>
+      <w:r>
+        <w:rPr>
+          <w:rFonts w:hint="eastAsia" w:ascii="Times New Roman" w:hAnsi="Times New Roman" w:eastAsia="FangSong" w:cs="Times New Roman"/>
+        </w:rPr>
+        <w:t>另一半</w:t>
+      </w:r>
+      <w:r>
+        <w:rPr>
+          <w:rFonts w:ascii="Times New Roman" w:hAnsi="Times New Roman" w:eastAsia="Times New Roman" w:cs="Times New Roman"/>
+        </w:rPr>
+        <w:t xml:space="preserve"> G </w:t>
+      </w:r>
+      <w:r>
+        <w:rPr>
+          <w:rFonts w:hint="eastAsia" w:ascii="Times New Roman" w:hAnsi="Times New Roman" w:eastAsia="FangSong" w:cs="Times New Roman"/>
+        </w:rPr>
+        <w:t>原子分布在棱上</w:t>
+      </w:r>
+      <w:r>
+        <w:rPr>
+          <w:rFonts w:hint="eastAsia" w:ascii="Times New Roman" w:hAnsi="Times New Roman" w:eastAsia="Times New Roman" w:cs="Times New Roman"/>
+        </w:rPr>
+        <w:t>，</w:t>
+      </w:r>
+      <w:r>
+        <w:rPr>
+          <w:rFonts w:hint="eastAsia" w:ascii="Times New Roman" w:hAnsi="Times New Roman" w:eastAsia="FangSong" w:cs="Times New Roman"/>
+        </w:rPr>
+        <w:t>一半</w:t>
+      </w:r>
+      <w:r>
+        <w:rPr>
+          <w:rFonts w:ascii="Times New Roman" w:hAnsi="Times New Roman" w:eastAsia="Times New Roman" w:cs="Times New Roman"/>
+        </w:rPr>
+        <w:t xml:space="preserve"> G </w:t>
+      </w:r>
+      <w:r>
+        <w:rPr>
+          <w:rFonts w:hint="eastAsia" w:ascii="Times New Roman" w:hAnsi="Times New Roman" w:eastAsia="FangSong" w:cs="Times New Roman"/>
+        </w:rPr>
+        <w:t>原子处于晶胞内部</w:t>
+      </w:r>
+      <w:r>
+        <w:rPr>
+          <w:rFonts w:hint="eastAsia" w:ascii="Times New Roman" w:hAnsi="Times New Roman" w:eastAsia="Times New Roman" w:cs="Times New Roman"/>
+        </w:rPr>
+        <w:t>。M—G</w:t>
+      </w:r>
+      <w:r>
+        <w:rPr>
+          <w:rFonts w:ascii="Times New Roman" w:hAnsi="Times New Roman" w:eastAsia="Times New Roman" w:cs="Times New Roman"/>
+        </w:rPr>
+        <w:t xml:space="preserve"> </w:t>
+      </w:r>
+      <w:r>
+        <w:rPr>
+          <w:rFonts w:hint="eastAsia" w:ascii="Times New Roman" w:hAnsi="Times New Roman" w:eastAsia="FangSong" w:cs="Times New Roman"/>
+        </w:rPr>
+        <w:t>只有一种键长</w:t>
+      </w:r>
+      <w:r>
+        <w:rPr>
+          <w:rFonts w:hint="eastAsia" w:ascii="Times New Roman" w:hAnsi="Times New Roman" w:eastAsia="Times New Roman" w:cs="Times New Roman"/>
+        </w:rPr>
+        <w:t>。</w:t>
+      </w:r>
+    </w:p>
+    <w:p>
+      <w:pPr>
+        <w:numPr>
+          <w:ilvl w:val="0"/>
+          <w:numId w:val="1010"/>
+        </w:numPr>
+        <w:ind w:firstLine="420"/>
+      </w:pPr>
+      <w:r>
+        <w:rPr>
+          <w:rFonts w:hint="eastAsia" w:ascii="Times New Roman" w:hAnsi="Times New Roman" w:eastAsia="FangSong" w:cs="Times New Roman"/>
+        </w:rPr>
+        <w:t xml:space="preserve">写出</w:t>
+      </w:r>
+      <w:r>
+        <w:rPr>
+          <w:rFonts w:ascii="Times New Roman" w:hAnsi="Times New Roman" w:eastAsia="Times New Roman" w:cs="Times New Roman"/>
+        </w:rPr>
+        <w:t xml:space="preserve"> </w:t>
+      </w:r>
+      <w:r>
+        <w:rPr>
+          <w:rFonts w:hint="eastAsia" w:ascii="Times New Roman" w:hAnsi="Times New Roman" w:eastAsia="Times New Roman" w:cs="Times New Roman"/>
+        </w:rPr>
+        <w:t xml:space="preserve">M，G，A，B</w:t>
+      </w:r>
+      <w:r>
+        <w:rPr>
+          <w:rFonts w:ascii="Times New Roman" w:hAnsi="Times New Roman" w:eastAsia="Times New Roman" w:cs="Times New Roman"/>
+        </w:rPr>
+        <w:t xml:space="preserve"> </w:t>
+      </w:r>
+      <w:r>
+        <w:rPr>
+          <w:rFonts w:hint="eastAsia" w:ascii="Times New Roman" w:hAnsi="Times New Roman" w:eastAsia="FangSong" w:cs="Times New Roman"/>
+        </w:rPr>
+        <w:t>的化学式</w:t>
+      </w:r>
+      <w:r>
+        <w:rPr>
+          <w:rFonts w:hint="eastAsia" w:ascii="Times New Roman" w:hAnsi="Times New Roman" w:eastAsia="Times New Roman" w:cs="Times New Roman"/>
+        </w:rPr>
+        <w:t>。</w:t>
+      </w:r>
+    </w:p>
+    <w:p>
+      <w:pPr>
+        <w:numPr>
+          <w:ilvl w:val="0"/>
+          <w:numId w:val="1010"/>
+        </w:numPr>
+        <w:ind w:firstLine="420"/>
+      </w:pPr>
+      <w:r>
+        <w:rPr>
+          <w:rFonts w:hint="eastAsia" w:ascii="Times New Roman" w:hAnsi="Times New Roman" w:eastAsia="FangSong" w:cs="Times New Roman"/>
+        </w:rPr>
+        <w:t xml:space="preserve">试画出</w:t>
+      </w:r>
+      <w:r>
+        <w:rPr>
+          <w:rFonts w:ascii="Times New Roman" w:hAnsi="Times New Roman" w:eastAsia="Times New Roman" w:cs="Times New Roman"/>
+        </w:rPr>
+        <w:t xml:space="preserve"> A </w:t>
+      </w:r>
+      <w:r>
+        <w:rPr>
+          <w:rFonts w:hint="eastAsia" w:ascii="Times New Roman" w:hAnsi="Times New Roman" w:eastAsia="FangSong" w:cs="Times New Roman"/>
+        </w:rPr>
+        <w:t>的此种晶胞</w:t>
+      </w:r>
+      <w:r>
+        <w:rPr>
+          <w:rFonts w:hint="eastAsia" w:ascii="Times New Roman" w:hAnsi="Times New Roman" w:eastAsia="Times New Roman" w:cs="Times New Roman"/>
+        </w:rPr>
+        <w:t>，</w:t>
+      </w:r>
+      <w:r>
+        <w:rPr>
+          <w:rFonts w:hint="eastAsia" w:ascii="Times New Roman" w:hAnsi="Times New Roman" w:eastAsia="FangSong" w:cs="Times New Roman"/>
+        </w:rPr>
+        <w:t>给出所有</w:t>
+      </w:r>
+      <w:r>
+        <w:rPr>
+          <w:rFonts w:ascii="Times New Roman" w:hAnsi="Times New Roman" w:eastAsia="Times New Roman" w:cs="Times New Roman"/>
+        </w:rPr>
+        <w:t xml:space="preserve"> G </w:t>
+      </w:r>
+      <w:r>
+        <w:rPr>
+          <w:rFonts w:hint="eastAsia" w:ascii="Times New Roman" w:hAnsi="Times New Roman" w:eastAsia="FangSong" w:cs="Times New Roman"/>
+        </w:rPr>
+        <w:t>的分数坐标</w:t>
+      </w:r>
+      <w:r>
+        <w:rPr>
+          <w:rFonts w:hint="eastAsia" w:ascii="Times New Roman" w:hAnsi="Times New Roman" w:eastAsia="Times New Roman" w:cs="Times New Roman"/>
+        </w:rPr>
+        <w:t>（</w:t>
+      </w:r>
+      <w:r>
+        <w:rPr>
+          <w:rFonts w:hint="eastAsia" w:ascii="Times New Roman" w:hAnsi="Times New Roman" w:eastAsia="FangSong" w:cs="Times New Roman"/>
+        </w:rPr>
+        <w:t>除</w:t>
+      </w:r>
+      <w:r>
+        <w:rPr>
+          <w:rFonts w:ascii="Times New Roman" w:hAnsi="Times New Roman" w:eastAsia="Times New Roman" w:cs="Times New Roman"/>
+        </w:rPr>
+        <w:t xml:space="preserve"> 0 </w:t>
+      </w:r>
+      <w:r>
+        <w:rPr>
+          <w:rFonts w:hint="eastAsia" w:ascii="Times New Roman" w:hAnsi="Times New Roman" w:eastAsia="FangSong" w:cs="Times New Roman"/>
+        </w:rPr>
+        <w:t>外</w:t>
+      </w:r>
+      <w:r>
+        <w:rPr>
+          <w:rFonts w:hint="eastAsia" w:ascii="Times New Roman" w:hAnsi="Times New Roman" w:eastAsia="Times New Roman" w:cs="Times New Roman"/>
+        </w:rPr>
+        <w:t>，</w:t>
+      </w:r>
+      <w:r>
+        <w:rPr>
+          <w:rFonts w:hint="eastAsia" w:ascii="Times New Roman" w:hAnsi="Times New Roman" w:eastAsia="FangSong" w:cs="Times New Roman"/>
+        </w:rPr>
+        <w:t>全用小数表示</w:t>
+      </w:r>
+      <w:r>
+        <w:rPr>
+          <w:rFonts w:hint="eastAsia" w:ascii="Times New Roman" w:hAnsi="Times New Roman" w:eastAsia="Times New Roman" w:cs="Times New Roman"/>
+        </w:rPr>
+        <w:t>，</w:t>
+      </w:r>
+      <w:r>
+        <w:rPr>
+          <w:rFonts w:hint="eastAsia" w:ascii="Times New Roman" w:hAnsi="Times New Roman" w:eastAsia="FangSong" w:cs="Times New Roman"/>
+        </w:rPr>
+        <w:t>保留两位小数</w:t>
+      </w:r>
+      <w:r>
+        <w:rPr>
+          <w:rFonts w:hint="eastAsia" w:ascii="Times New Roman" w:hAnsi="Times New Roman" w:eastAsia="Times New Roman" w:cs="Times New Roman"/>
+        </w:rPr>
+        <w:t>）。</w:t>
+      </w:r>
+    </w:p>
+    <w:p>
+      <w:pPr>
+        <w:numPr>
+          <w:ilvl w:val="0"/>
+          <w:numId w:val="1010"/>
+        </w:numPr>
+        <w:ind w:firstLine="420"/>
+      </w:pPr>
+      <w:r>
+        <w:rPr>
+          <w:rFonts w:hint="eastAsia" w:ascii="Times New Roman" w:hAnsi="Times New Roman" w:eastAsia="FangSong" w:cs="Times New Roman"/>
+        </w:rPr>
+        <w:t>指出结构基元</w:t>
+      </w:r>
+      <w:r>
+        <w:rPr>
+          <w:rFonts w:hint="eastAsia" w:ascii="Times New Roman" w:hAnsi="Times New Roman" w:eastAsia="Times New Roman" w:cs="Times New Roman"/>
+        </w:rPr>
+        <w:t>，</w:t>
+      </w:r>
+      <w:r>
+        <w:rPr>
+          <w:rFonts w:hint="eastAsia" w:ascii="Times New Roman" w:hAnsi="Times New Roman" w:eastAsia="FangSong" w:cs="Times New Roman"/>
+        </w:rPr>
+        <w:t>并指出</w:t>
+      </w:r>
+      <w:r>
+        <w:rPr>
+          <w:rFonts w:ascii="Times New Roman" w:hAnsi="Times New Roman" w:eastAsia="Times New Roman" w:cs="Times New Roman"/>
+        </w:rPr>
+        <w:t xml:space="preserve"> </w:t>
+      </w:r>
+      <w:r>
+        <w:rPr>
+          <w:rFonts w:hint="eastAsia" w:ascii="Times New Roman" w:hAnsi="Times New Roman" w:eastAsia="Times New Roman" w:cs="Times New Roman"/>
+        </w:rPr>
+        <w:t xml:space="preserve">M，G</w:t>
+      </w:r>
+      <w:r>
+        <w:rPr>
+          <w:rFonts w:ascii="Times New Roman" w:hAnsi="Times New Roman" w:eastAsia="Times New Roman" w:cs="Times New Roman"/>
+        </w:rPr>
+        <w:t xml:space="preserve"> </w:t>
+      </w:r>
+      <w:r>
+        <w:rPr>
+          <w:rFonts w:hint="eastAsia" w:ascii="Times New Roman" w:hAnsi="Times New Roman" w:eastAsia="FangSong" w:cs="Times New Roman"/>
+        </w:rPr>
+        <w:t>的配位方式</w:t>
+      </w:r>
+      <w:r>
+        <w:rPr>
+          <w:rFonts w:hint="eastAsia" w:ascii="Times New Roman" w:hAnsi="Times New Roman" w:eastAsia="Times New Roman" w:cs="Times New Roman"/>
+        </w:rPr>
+        <w:t>。</w:t>
+      </w:r>
+    </w:p>
+    <w:p>
+      <w:pPr>
+        <w:numPr>
+          <w:ilvl w:val="0"/>
+          <w:numId w:val="1010"/>
+        </w:numPr>
+        <w:ind w:firstLine="420"/>
+      </w:pPr>
+      <w:r>
+        <w:rPr>
+          <w:rFonts w:hint="eastAsia" w:ascii="Times New Roman" w:hAnsi="Times New Roman" w:eastAsia="FangSong" w:cs="Times New Roman"/>
+        </w:rPr>
+        <w:t xml:space="preserve">计算</w:t>
+      </w:r>
+      <w:r>
+        <w:rPr>
+          <w:rFonts w:ascii="Times New Roman" w:hAnsi="Times New Roman" w:eastAsia="Times New Roman" w:cs="Times New Roman"/>
+        </w:rPr>
+        <w:t xml:space="preserve"> M—G </w:t>
+      </w:r>
+      <w:r>
+        <w:rPr>
+          <w:rFonts w:hint="eastAsia" w:ascii="Times New Roman" w:hAnsi="Times New Roman" w:eastAsia="FangSong" w:cs="Times New Roman"/>
+        </w:rPr>
+        <w:t>的键长</w:t>
+      </w:r>
+      <w:r>
+        <w:rPr>
+          <w:rFonts w:hint="eastAsia" w:ascii="Times New Roman" w:hAnsi="Times New Roman" w:eastAsia="Times New Roman" w:cs="Times New Roman"/>
+        </w:rPr>
+        <w:t>。</w:t>
+      </w:r>
+    </w:p>
+    <w:p>
+      <w:pPr>
+        <w:numPr>
+          <w:ilvl w:val="0"/>
+          <w:numId w:val="1010"/>
+        </w:numPr>
+        <w:ind w:firstLine="420"/>
+      </w:pPr>
+      <w:r>
+        <w:rPr>
+          <w:rFonts w:hint="eastAsia" w:ascii="Times New Roman" w:hAnsi="Times New Roman" w:eastAsia="FangSong" w:cs="Times New Roman"/>
+        </w:rPr>
+        <w:t>用浓硝酸和浓氢氟酸</w:t>
+      </w:r>
+      <w:r>
+        <w:rPr>
+          <w:rFonts w:hint="eastAsia" w:ascii="Times New Roman" w:hAnsi="Times New Roman" w:eastAsia="Times New Roman" w:cs="Times New Roman"/>
+        </w:rPr>
+        <w:t>（</w:t>
+      </w:r>
+      <w:r>
+        <w:rPr>
+          <w:rFonts w:hint="eastAsia" w:ascii="Times New Roman" w:hAnsi="Times New Roman" w:eastAsia="FangSong" w:cs="Times New Roman"/>
+        </w:rPr>
+        <w:t>混有一定</w:t>
+      </w:r>
+      <w:r>
+        <w:rPr>
+          <w:rFonts w:ascii="Times New Roman" w:hAnsi="Times New Roman" w:eastAsia="Times New Roman" w:cs="Times New Roman"/>
+        </w:rPr>
+        <w:t xml:space="preserve"> </w:t>
+      </w:r>
+      <w:r>
+        <w:rPr>
+          <w:rFonts w:hint="eastAsia" w:ascii="Times New Roman" w:hAnsi="Times New Roman" w:eastAsia="Times New Roman" w:cs="Times New Roman"/>
+        </w:rPr>
+        <w:t>CsF）</w:t>
+      </w:r>
+      <w:r>
+        <w:rPr>
+          <w:rFonts w:hint="eastAsia" w:ascii="Times New Roman" w:hAnsi="Times New Roman" w:eastAsia="FangSong" w:cs="Times New Roman"/>
+        </w:rPr>
+        <w:t>的某比例混酸氧化</w:t>
+      </w:r>
+      <w:r>
+        <w:rPr>
+          <w:rFonts w:ascii="Times New Roman" w:hAnsi="Times New Roman" w:eastAsia="Times New Roman" w:cs="Times New Roman"/>
+        </w:rPr>
+        <w:t xml:space="preserve"> A </w:t>
+      </w:r>
+      <w:r>
+        <w:rPr>
+          <w:rFonts w:hint="eastAsia" w:ascii="Times New Roman" w:hAnsi="Times New Roman" w:eastAsia="FangSong" w:cs="Times New Roman"/>
+        </w:rPr>
+        <w:t>可以得到两种配合物</w:t>
+      </w:r>
+      <w:r>
+        <w:rPr>
+          <w:rFonts w:hint="eastAsia" w:ascii="Times New Roman" w:hAnsi="Times New Roman" w:eastAsia="Times New Roman" w:cs="Times New Roman"/>
+        </w:rPr>
+        <w:t>，</w:t>
+      </w:r>
+      <w:r>
+        <w:rPr>
+          <w:rFonts w:hint="eastAsia" w:ascii="Times New Roman" w:hAnsi="Times New Roman" w:eastAsia="FangSong" w:cs="Times New Roman"/>
+        </w:rPr>
+        <w:t>分别为</w:t>
+      </w:r>
+      <w:r>
+        <w:rPr>
+          <w:rFonts w:ascii="Times New Roman" w:hAnsi="Times New Roman" w:eastAsia="Times New Roman" w:cs="Times New Roman"/>
+        </w:rPr>
+        <w:t xml:space="preserve"> 6 </w:t>
+      </w:r>
+      <w:r>
+        <w:rPr>
+          <w:rFonts w:hint="eastAsia" w:ascii="Times New Roman" w:hAnsi="Times New Roman" w:eastAsia="FangSong" w:cs="Times New Roman"/>
+        </w:rPr>
+        <w:t xml:space="preserve">配位和</w:t>
+      </w:r>
+      <w:r>
+        <w:rPr>
+          <w:rFonts w:ascii="Times New Roman" w:hAnsi="Times New Roman" w:eastAsia="Times New Roman" w:cs="Times New Roman"/>
+        </w:rPr>
+        <w:t xml:space="preserve"> 8 </w:t>
+      </w:r>
+      <w:r>
+        <w:rPr>
+          <w:rFonts w:hint="eastAsia" w:ascii="Times New Roman" w:hAnsi="Times New Roman" w:eastAsia="FangSong" w:cs="Times New Roman"/>
+        </w:rPr>
+        <w:t>配位</w:t>
+      </w:r>
+      <w:r>
+        <w:rPr>
+          <w:rFonts w:hint="eastAsia" w:ascii="Times New Roman" w:hAnsi="Times New Roman" w:eastAsia="Times New Roman" w:cs="Times New Roman"/>
+        </w:rPr>
+        <w:t>，</w:t>
+      </w:r>
+      <w:r>
+        <w:rPr>
+          <w:rFonts w:hint="eastAsia" w:ascii="Times New Roman" w:hAnsi="Times New Roman" w:eastAsia="FangSong" w:cs="Times New Roman"/>
+        </w:rPr>
+        <w:t>假设所有的</w:t>
+      </w:r>
+      <w:r>
+        <w:rPr>
+          <w:rFonts w:ascii="Times New Roman" w:hAnsi="Times New Roman" w:eastAsia="Times New Roman" w:cs="Times New Roman"/>
+        </w:rPr>
+        <w:t xml:space="preserve"> </w:t>
+      </w:r>
+      <w:r>
+        <w:rPr>
+          <w:rFonts w:hint="eastAsia" w:ascii="Times New Roman" w:hAnsi="Times New Roman" w:eastAsia="Times New Roman" w:cs="Times New Roman"/>
+        </w:rPr>
+        <w:t xml:space="preserve">G，M</w:t>
+      </w:r>
+      <w:r>
+        <w:rPr>
+          <w:rFonts w:ascii="Times New Roman" w:hAnsi="Times New Roman" w:eastAsia="Times New Roman" w:cs="Times New Roman"/>
+        </w:rPr>
+        <w:t xml:space="preserve"> </w:t>
+      </w:r>
+      <w:r>
+        <w:rPr>
+          <w:rFonts w:hint="eastAsia" w:ascii="Times New Roman" w:hAnsi="Times New Roman" w:eastAsia="FangSong" w:cs="Times New Roman"/>
+        </w:rPr>
+        <w:t>都以沉淀形式存在</w:t>
+      </w:r>
+      <w:r>
+        <w:rPr>
+          <w:rFonts w:hint="eastAsia" w:ascii="Times New Roman" w:hAnsi="Times New Roman" w:eastAsia="Times New Roman" w:cs="Times New Roman"/>
+        </w:rPr>
+        <w:t>，</w:t>
+      </w:r>
+      <w:r>
+        <w:rPr>
+          <w:rFonts w:hint="eastAsia" w:ascii="Times New Roman" w:hAnsi="Times New Roman" w:eastAsia="FangSong" w:cs="Times New Roman"/>
+        </w:rPr>
+        <w:t>硝酸的主要还原产物为</w:t>
+      </w:r>
+      <w:r>
+        <w:rPr>
+          <w:rFonts w:ascii="Times New Roman" w:hAnsi="Times New Roman" w:eastAsia="Times New Roman" w:cs="Times New Roman"/>
+        </w:rPr>
+        <w:t xml:space="preserve"> </w:t>
+      </w:r>
+      <w:r>
+        <w:rPr>
+          <w:rFonts w:hint="eastAsia" w:ascii="Times New Roman" w:hAnsi="Times New Roman" w:eastAsia="Times New Roman" w:cs="Times New Roman"/>
+        </w:rPr>
+        <w:t>NO，</w:t>
+      </w:r>
+      <w:r>
+        <w:rPr>
+          <w:rFonts w:hint="eastAsia" w:ascii="Times New Roman" w:hAnsi="Times New Roman" w:eastAsia="FangSong" w:cs="Times New Roman"/>
+        </w:rPr>
+        <w:t>试写出离子方程式</w:t>
+      </w:r>
+      <w:r>
+        <w:rPr>
+          <w:rFonts w:hint="eastAsia" w:ascii="Times New Roman" w:hAnsi="Times New Roman" w:eastAsia="Times New Roman" w:cs="Times New Roman"/>
+        </w:rPr>
+        <w:t>。</w:t>
       </w:r>
     </w:p>
     <w:p>
@@ -3156,421 +4999,6 @@
         </w:pict>
       </w:r>
     </w:p>
-    <w:bookmarkEnd w:id="28"/>
-    <w:bookmarkStart w:id="29" w:name="第12题"/>
-    <w:p>
-      <w:pPr>
-        <w:pStyle w:val="Heading3"/>
-        <w:spacing w:before="280" w:after="120"/>
-      </w:pPr>
-      <w:r>
-        <w:rPr>
-          <w:rFonts w:hint="eastAsia" w:ascii="Times New Roman" w:hAnsi="Times New Roman" w:eastAsia="SimHei" w:cs="Times New Roman"/>
-        </w:rPr>
-        <w:t>第</w:t>
-      </w:r>
-      <w:r>
-        <w:rPr>
-          <w:rFonts w:hint="eastAsia" w:ascii="Times New Roman" w:hAnsi="Times New Roman" w:eastAsia="Times New Roman" w:cs="Times New Roman"/>
-        </w:rPr>
-        <w:t>12</w:t>
-      </w:r>
-      <w:r>
-        <w:rPr>
-          <w:rFonts w:hint="eastAsia" w:ascii="Times New Roman" w:hAnsi="Times New Roman" w:eastAsia="SimHei" w:cs="Times New Roman"/>
-        </w:rPr>
-        <w:t>题</w:t>
-      </w:r>
-    </w:p>
-    <w:p>
-      <w:pPr>
-        <w:pStyle w:val="FirstParagraph"/>
-      </w:pPr>
-      <w:r>
-        <w:rPr>
-          <w:rFonts w:ascii="Times New Roman" w:hAnsi="Times New Roman" w:eastAsia="Times New Roman" w:cs="Times New Roman"/>
-        </w:rPr>
-        <w:t xml:space="preserve">MAX(M </w:t>
-      </w:r>
-      <w:r>
-        <w:rPr>
-          <w:rFonts w:hint="eastAsia" w:ascii="Times New Roman" w:hAnsi="Times New Roman" w:eastAsia="FangSong" w:cs="Times New Roman"/>
-        </w:rPr>
-        <w:t>代表过渡金属元素</w:t>
-      </w:r>
-      <w:r>
-        <w:rPr>
-          <w:rFonts w:hint="eastAsia" w:ascii="Times New Roman" w:hAnsi="Times New Roman" w:eastAsia="Times New Roman" w:cs="Times New Roman"/>
-        </w:rPr>
-        <w:t>，A</w:t>
-      </w:r>
-      <w:r>
-        <w:rPr>
-          <w:rFonts w:ascii="Times New Roman" w:hAnsi="Times New Roman" w:eastAsia="Times New Roman" w:cs="Times New Roman"/>
-        </w:rPr>
-        <w:t xml:space="preserve"> </w:t>
-      </w:r>
-      <w:r>
-        <w:rPr>
-          <w:rFonts w:hint="eastAsia" w:ascii="Times New Roman" w:hAnsi="Times New Roman" w:eastAsia="FangSong" w:cs="Times New Roman"/>
-        </w:rPr>
-        <w:t>代表主族元素</w:t>
-      </w:r>
-      <w:r>
-        <w:rPr>
-          <w:rFonts w:hint="eastAsia" w:ascii="Times New Roman" w:hAnsi="Times New Roman" w:eastAsia="Times New Roman" w:cs="Times New Roman"/>
-        </w:rPr>
-        <w:t>，X</w:t>
-      </w:r>
-      <w:r>
-        <w:rPr>
-          <w:rFonts w:ascii="Times New Roman" w:hAnsi="Times New Roman" w:eastAsia="Times New Roman" w:cs="Times New Roman"/>
-        </w:rPr>
-        <w:t xml:space="preserve"> </w:t>
-      </w:r>
-      <w:r>
-        <w:rPr>
-          <w:rFonts w:hint="eastAsia" w:ascii="Times New Roman" w:hAnsi="Times New Roman" w:eastAsia="FangSong" w:cs="Times New Roman"/>
-        </w:rPr>
-        <w:t>代表碳或氮</w:t>
-      </w:r>
-      <w:r>
-        <w:rPr>
-          <w:rFonts w:hint="eastAsia" w:ascii="Times New Roman" w:hAnsi="Times New Roman" w:eastAsia="Times New Roman" w:cs="Times New Roman"/>
-        </w:rPr>
-        <w:t>)</w:t>
-      </w:r>
-      <w:r>
-        <w:rPr>
-          <w:rFonts w:hint="eastAsia" w:ascii="Times New Roman" w:hAnsi="Times New Roman" w:eastAsia="FangSong" w:cs="Times New Roman"/>
-        </w:rPr>
-        <w:t>相是一类备受关注的新型陶瓷材料</w:t>
-      </w:r>
-      <w:r>
-        <w:rPr>
-          <w:rFonts w:hint="eastAsia" w:ascii="Times New Roman" w:hAnsi="Times New Roman" w:eastAsia="Times New Roman" w:cs="Times New Roman"/>
-        </w:rPr>
-        <w:t>。</w:t>
-      </w:r>
-      <w:r>
-        <w:rPr>
-          <w:rFonts w:hint="eastAsia" w:ascii="Times New Roman" w:hAnsi="Times New Roman" w:eastAsia="FangSong" w:cs="Times New Roman"/>
-        </w:rPr>
-        <w:t>由于独特的层状晶体结构</w:t>
-      </w:r>
-      <w:r>
-        <w:rPr>
-          <w:rFonts w:hint="eastAsia" w:ascii="Times New Roman" w:hAnsi="Times New Roman" w:eastAsia="Times New Roman" w:cs="Times New Roman"/>
-        </w:rPr>
-        <w:t>，</w:t>
-      </w:r>
-      <w:r>
-        <w:rPr>
-          <w:rFonts w:hint="eastAsia" w:ascii="Times New Roman" w:hAnsi="Times New Roman" w:eastAsia="FangSong" w:cs="Times New Roman"/>
-        </w:rPr>
-        <w:t>其具有自润滑</w:t>
-      </w:r>
-      <w:r>
-        <w:rPr>
-          <w:rFonts w:hint="eastAsia" w:ascii="Times New Roman" w:hAnsi="Times New Roman" w:eastAsia="Times New Roman" w:cs="Times New Roman"/>
-        </w:rPr>
-        <w:t>、</w:t>
-      </w:r>
-      <w:r>
-        <w:rPr>
-          <w:rFonts w:hint="eastAsia" w:ascii="Times New Roman" w:hAnsi="Times New Roman" w:eastAsia="FangSong" w:cs="Times New Roman"/>
-        </w:rPr>
-        <w:t>高韧性</w:t>
-      </w:r>
-      <w:r>
-        <w:rPr>
-          <w:rFonts w:hint="eastAsia" w:ascii="Times New Roman" w:hAnsi="Times New Roman" w:eastAsia="Times New Roman" w:cs="Times New Roman"/>
-        </w:rPr>
-        <w:t>、</w:t>
-      </w:r>
-      <w:r>
-        <w:rPr>
-          <w:rFonts w:hint="eastAsia" w:ascii="Times New Roman" w:hAnsi="Times New Roman" w:eastAsia="FangSong" w:cs="Times New Roman"/>
-        </w:rPr>
-        <w:t>可导电等性能</w:t>
-      </w:r>
-      <w:r>
-        <w:rPr>
-          <w:rFonts w:hint="eastAsia" w:ascii="Times New Roman" w:hAnsi="Times New Roman" w:eastAsia="Times New Roman" w:cs="Times New Roman"/>
-        </w:rPr>
-        <w:t>，</w:t>
-      </w:r>
-      <w:r>
-        <w:rPr>
-          <w:rFonts w:hint="eastAsia" w:ascii="Times New Roman" w:hAnsi="Times New Roman" w:eastAsia="FangSong" w:cs="Times New Roman"/>
-        </w:rPr>
-        <w:t>可作为高温结构材料</w:t>
-      </w:r>
-      <w:r>
-        <w:rPr>
-          <w:rFonts w:hint="eastAsia" w:ascii="Times New Roman" w:hAnsi="Times New Roman" w:eastAsia="Times New Roman" w:cs="Times New Roman"/>
-        </w:rPr>
-        <w:t>、</w:t>
-      </w:r>
-      <w:r>
-        <w:rPr>
-          <w:rFonts w:hint="eastAsia" w:ascii="Times New Roman" w:hAnsi="Times New Roman" w:eastAsia="FangSong" w:cs="Times New Roman"/>
-        </w:rPr>
-        <w:t>电极材料和化学防腐蚀材料</w:t>
-      </w:r>
-      <w:r>
-        <w:rPr>
-          <w:rFonts w:hint="eastAsia" w:ascii="Times New Roman" w:hAnsi="Times New Roman" w:eastAsia="Times New Roman" w:cs="Times New Roman"/>
-        </w:rPr>
-        <w:t>。</w:t>
-      </w:r>
-      <w:r>
-        <w:rPr>
-          <w:rFonts w:hint="eastAsia" w:ascii="Times New Roman" w:hAnsi="Times New Roman" w:eastAsia="FangSong" w:cs="Times New Roman"/>
-        </w:rPr>
-        <w:t>某</w:t>
-      </w:r>
-      <w:r>
-        <w:rPr>
-          <w:rFonts w:ascii="Times New Roman" w:hAnsi="Times New Roman" w:eastAsia="Times New Roman" w:cs="Times New Roman"/>
-        </w:rPr>
-        <w:t xml:space="preserve"> MAX </w:t>
-      </w:r>
-      <w:r>
-        <w:rPr>
-          <w:rFonts w:hint="eastAsia" w:ascii="Times New Roman" w:hAnsi="Times New Roman" w:eastAsia="FangSong" w:cs="Times New Roman"/>
-        </w:rPr>
-        <w:t xml:space="preserve">相材料含有</w:t>
-      </w:r>
-      <w:r>
-        <w:rPr>
-          <w:rFonts w:ascii="Times New Roman" w:hAnsi="Times New Roman" w:eastAsia="Times New Roman" w:cs="Times New Roman"/>
-        </w:rPr>
-        <w:t xml:space="preserve"> Ti、Al、N </w:t>
-      </w:r>
-      <w:r>
-        <w:rPr>
-          <w:rFonts w:hint="eastAsia" w:ascii="Times New Roman" w:hAnsi="Times New Roman" w:eastAsia="FangSong" w:cs="Times New Roman"/>
-        </w:rPr>
-        <w:t xml:space="preserve">共</w:t>
-      </w:r>
-      <w:r>
-        <w:rPr>
-          <w:rFonts w:ascii="Times New Roman" w:hAnsi="Times New Roman" w:eastAsia="Times New Roman" w:cs="Times New Roman"/>
-        </w:rPr>
-        <w:t xml:space="preserve"> 3 </w:t>
-      </w:r>
-      <w:r>
-        <w:rPr>
-          <w:rFonts w:hint="eastAsia" w:ascii="Times New Roman" w:hAnsi="Times New Roman" w:eastAsia="FangSong" w:cs="Times New Roman"/>
-        </w:rPr>
-        <w:t>种原子</w:t>
-      </w:r>
-      <w:r>
-        <w:rPr>
-          <w:rFonts w:hint="eastAsia" w:ascii="Times New Roman" w:hAnsi="Times New Roman" w:eastAsia="Times New Roman" w:cs="Times New Roman"/>
-        </w:rPr>
-        <w:t>，</w:t>
-      </w:r>
-      <w:r>
-        <w:rPr>
-          <w:rFonts w:hint="eastAsia" w:ascii="Times New Roman" w:hAnsi="Times New Roman" w:eastAsia="FangSong" w:cs="Times New Roman"/>
-        </w:rPr>
-        <w:t>属六方晶系</w:t>
-      </w:r>
-      <w:r>
-        <w:rPr>
-          <w:rFonts w:hint="eastAsia" w:ascii="Times New Roman" w:hAnsi="Times New Roman" w:eastAsia="Times New Roman" w:cs="Times New Roman"/>
-        </w:rPr>
-        <w:t>，Ti</w:t>
-      </w:r>
-      <w:r>
-        <w:rPr>
-          <w:rFonts w:ascii="Times New Roman" w:hAnsi="Times New Roman" w:eastAsia="Times New Roman" w:cs="Times New Roman"/>
-        </w:rPr>
-        <w:t xml:space="preserve"> </w:t>
-      </w:r>
-      <w:r>
-        <w:rPr>
-          <w:rFonts w:hint="eastAsia" w:ascii="Times New Roman" w:hAnsi="Times New Roman" w:eastAsia="FangSong" w:cs="Times New Roman"/>
-        </w:rPr>
-        <w:t>原子的堆积方式为</w:t>
-      </w:r>
-      <w:r>
-        <w:rPr>
-          <w:rFonts w:hint="eastAsia" w:ascii="Times New Roman" w:hAnsi="Times New Roman" w:eastAsia="Times New Roman" w:cs="Times New Roman"/>
-        </w:rPr>
-        <w:t>…BACBBCABBACBBCAB…，</w:t>
-      </w:r>
-      <w:r>
-        <w:rPr>
-          <w:rFonts w:hint="eastAsia" w:ascii="Times New Roman" w:hAnsi="Times New Roman" w:eastAsia="FangSong" w:cs="Times New Roman"/>
-        </w:rPr>
-        <w:t>其中</w:t>
-      </w:r>
-      <w:r>
-        <w:rPr>
-          <w:rFonts w:ascii="Times New Roman" w:hAnsi="Times New Roman" w:eastAsia="Times New Roman" w:cs="Times New Roman"/>
-        </w:rPr>
-        <w:t xml:space="preserve"> A、B、C </w:t>
-      </w:r>
-      <w:r>
-        <w:rPr>
-          <w:rFonts w:hint="eastAsia" w:ascii="Times New Roman" w:hAnsi="Times New Roman" w:eastAsia="FangSong" w:cs="Times New Roman"/>
-        </w:rPr>
-        <w:t>都是密置单层</w:t>
-      </w:r>
-      <w:r>
-        <w:rPr>
-          <w:rFonts w:hint="eastAsia" w:ascii="Times New Roman" w:hAnsi="Times New Roman" w:eastAsia="Times New Roman" w:cs="Times New Roman"/>
-        </w:rPr>
-        <w:t>。N</w:t>
-      </w:r>
-      <w:r>
-        <w:rPr>
-          <w:rFonts w:ascii="Times New Roman" w:hAnsi="Times New Roman" w:eastAsia="Times New Roman" w:cs="Times New Roman"/>
-        </w:rPr>
-        <w:t xml:space="preserve"> </w:t>
-      </w:r>
-      <w:r>
-        <w:rPr>
-          <w:rFonts w:hint="eastAsia" w:ascii="Times New Roman" w:hAnsi="Times New Roman" w:eastAsia="FangSong" w:cs="Times New Roman"/>
-        </w:rPr>
-        <w:t>原子占据所有的正八面体空隙</w:t>
-      </w:r>
-      <w:r>
-        <w:rPr>
-          <w:rFonts w:hint="eastAsia" w:ascii="Times New Roman" w:hAnsi="Times New Roman" w:eastAsia="Times New Roman" w:cs="Times New Roman"/>
-        </w:rPr>
-        <w:t>，</w:t>
-      </w:r>
-      <w:r>
-        <w:rPr>
-          <w:rFonts w:hint="eastAsia" w:ascii="Times New Roman" w:hAnsi="Times New Roman" w:eastAsia="FangSong" w:cs="Times New Roman"/>
-        </w:rPr>
-        <w:t>而</w:t>
-      </w:r>
-      <w:r>
-        <w:rPr>
-          <w:rFonts w:ascii="Times New Roman" w:hAnsi="Times New Roman" w:eastAsia="Times New Roman" w:cs="Times New Roman"/>
-        </w:rPr>
-        <w:t xml:space="preserve"> Al </w:t>
-      </w:r>
-      <w:r>
-        <w:rPr>
-          <w:rFonts w:hint="eastAsia" w:ascii="Times New Roman" w:hAnsi="Times New Roman" w:eastAsia="FangSong" w:cs="Times New Roman"/>
-        </w:rPr>
-        <w:t>原子占据一半的三棱柱空隙</w:t>
-      </w:r>
-      <w:r>
-        <w:rPr>
-          <w:rFonts w:hint="eastAsia" w:ascii="Times New Roman" w:hAnsi="Times New Roman" w:eastAsia="Times New Roman" w:cs="Times New Roman"/>
-        </w:rPr>
-        <w:t>。</w:t>
-      </w:r>
-      <w:r>
-        <w:rPr>
-          <w:rFonts w:hint="eastAsia" w:ascii="Times New Roman" w:hAnsi="Times New Roman" w:eastAsia="FangSong" w:cs="Times New Roman"/>
-        </w:rPr>
-        <w:t>如果</w:t>
-      </w:r>
-      <w:r>
-        <w:rPr>
-          <w:rFonts w:ascii="Times New Roman" w:hAnsi="Times New Roman" w:eastAsia="Times New Roman" w:cs="Times New Roman"/>
-        </w:rPr>
-        <w:t xml:space="preserve"> Ti </w:t>
-      </w:r>
-      <w:r>
-        <w:rPr>
-          <w:rFonts w:hint="eastAsia" w:ascii="Times New Roman" w:hAnsi="Times New Roman" w:eastAsia="FangSong" w:cs="Times New Roman"/>
-        </w:rPr>
-        <w:t xml:space="preserve">原子上下同时接触</w:t>
-      </w:r>
-      <w:r>
-        <w:rPr>
-          <w:rFonts w:ascii="Times New Roman" w:hAnsi="Times New Roman" w:eastAsia="Times New Roman" w:cs="Times New Roman"/>
-        </w:rPr>
-        <w:t xml:space="preserve"> N </w:t>
-      </w:r>
-      <w:r>
-        <w:rPr>
-          <w:rFonts w:hint="eastAsia" w:ascii="Times New Roman" w:hAnsi="Times New Roman" w:eastAsia="FangSong" w:cs="Times New Roman"/>
-        </w:rPr>
-        <w:t xml:space="preserve">和</w:t>
-      </w:r>
-      <w:r>
-        <w:rPr>
-          <w:rFonts w:ascii="Times New Roman" w:hAnsi="Times New Roman" w:eastAsia="Times New Roman" w:cs="Times New Roman"/>
-        </w:rPr>
-        <w:t xml:space="preserve"> Al </w:t>
-      </w:r>
-      <w:r>
-        <w:rPr>
-          <w:rFonts w:hint="eastAsia" w:ascii="Times New Roman" w:hAnsi="Times New Roman" w:eastAsia="FangSong" w:cs="Times New Roman"/>
-        </w:rPr>
-        <w:t>原子</w:t>
-      </w:r>
-      <w:r>
-        <w:rPr>
-          <w:rFonts w:hint="eastAsia" w:ascii="Times New Roman" w:hAnsi="Times New Roman" w:eastAsia="Times New Roman" w:cs="Times New Roman"/>
-        </w:rPr>
-        <w:t>，</w:t>
-      </w:r>
-      <w:r>
-        <w:rPr>
-          <w:rFonts w:hint="eastAsia" w:ascii="Times New Roman" w:hAnsi="Times New Roman" w:eastAsia="FangSong" w:cs="Times New Roman"/>
-        </w:rPr>
-        <w:t>则沿着晶胞</w:t>
-      </w:r>
-      <w:r>
-        <w:rPr>
-          <w:rFonts w:ascii="Times New Roman" w:hAnsi="Times New Roman" w:eastAsia="Times New Roman" w:cs="Times New Roman"/>
-        </w:rPr>
-        <w:t xml:space="preserve"> c </w:t>
-      </w:r>
-      <w:r>
-        <w:rPr>
-          <w:rFonts w:hint="eastAsia" w:ascii="Times New Roman" w:hAnsi="Times New Roman" w:eastAsia="FangSong" w:cs="Times New Roman"/>
-        </w:rPr>
-        <w:t>轴方向</w:t>
-      </w:r>
-      <w:r>
-        <w:rPr>
-          <w:rFonts w:hint="eastAsia" w:ascii="Times New Roman" w:hAnsi="Times New Roman" w:eastAsia="Times New Roman" w:cs="Times New Roman"/>
-        </w:rPr>
-        <w:t>，Al</w:t>
-      </w:r>
-      <w:r>
-        <w:rPr>
-          <w:rFonts w:ascii="Times New Roman" w:hAnsi="Times New Roman" w:eastAsia="Times New Roman" w:cs="Times New Roman"/>
-        </w:rPr>
-        <w:t xml:space="preserve"> </w:t>
-      </w:r>
-      <w:r>
-        <w:rPr>
-          <w:rFonts w:hint="eastAsia" w:ascii="Times New Roman" w:hAnsi="Times New Roman" w:eastAsia="FangSong" w:cs="Times New Roman"/>
-        </w:rPr>
-        <w:t xml:space="preserve">和</w:t>
-      </w:r>
-      <w:r>
-        <w:rPr>
-          <w:rFonts w:ascii="Times New Roman" w:hAnsi="Times New Roman" w:eastAsia="Times New Roman" w:cs="Times New Roman"/>
-        </w:rPr>
-        <w:t xml:space="preserve"> N </w:t>
-      </w:r>
-      <w:r>
-        <w:rPr>
-          <w:rFonts w:hint="eastAsia" w:ascii="Times New Roman" w:hAnsi="Times New Roman" w:eastAsia="FangSong" w:cs="Times New Roman"/>
-        </w:rPr>
-        <w:t>原子的投影重合</w:t>
-      </w:r>
-      <w:r>
-        <w:rPr>
-          <w:rFonts w:hint="eastAsia" w:ascii="Times New Roman" w:hAnsi="Times New Roman" w:eastAsia="Times New Roman" w:cs="Times New Roman"/>
-        </w:rPr>
-        <w:t>。</w:t>
-      </w:r>
-    </w:p>
     <w:p>
       <w:pPr>
         <w:spacing w:before="160" w:after="80"/>
@@ -3581,8 +5009,18 @@
         </w:pict>
       </w:r>
     </w:p>
-    <w:bookmarkEnd w:id="29"/>
-    <w:bookmarkStart w:id="30" w:name="第13题"/>
+    <w:p>
+      <w:pPr>
+        <w:spacing w:before="160" w:after="80"/>
+      </w:pPr>
+      <w:r>
+        <w:pict>
+          <v:rect style="width:0;height:1.5pt" o:hralign="center" o:hrstd="t" o:hr="t"/>
+        </w:pict>
+      </w:r>
+    </w:p>
+    <w:bookmarkEnd w:id="31"/>
+    <w:bookmarkStart w:id="32" w:name="第12题"/>
     <w:p>
       <w:pPr>
         <w:pStyle w:val="Heading3"/>
@@ -3598,6 +5036,843 @@
         <w:rPr>
           <w:rFonts w:hint="eastAsia" w:ascii="Times New Roman" w:hAnsi="Times New Roman" w:eastAsia="Times New Roman" w:cs="Times New Roman"/>
         </w:rPr>
+        <w:t>12</w:t>
+      </w:r>
+      <w:r>
+        <w:rPr>
+          <w:rFonts w:hint="eastAsia" w:ascii="Times New Roman" w:hAnsi="Times New Roman" w:eastAsia="SimHei" w:cs="Times New Roman"/>
+        </w:rPr>
+        <w:t>题</w:t>
+      </w:r>
+    </w:p>
+    <w:p>
+      <w:pPr>
+        <w:pStyle w:val="FirstParagraph"/>
+        <w:ind w:firstLine="420"/>
+      </w:pPr>
+      <w:r>
+        <w:rPr>
+          <w:rFonts w:ascii="Times New Roman" w:hAnsi="Times New Roman" w:eastAsia="Times New Roman" w:cs="Times New Roman"/>
+        </w:rPr>
+        <w:t xml:space="preserve">MAX(M </w:t>
+      </w:r>
+      <w:r>
+        <w:rPr>
+          <w:rFonts w:hint="eastAsia" w:ascii="Times New Roman" w:hAnsi="Times New Roman" w:eastAsia="FangSong" w:cs="Times New Roman"/>
+        </w:rPr>
+        <w:t>代表过渡金属元素</w:t>
+      </w:r>
+      <w:r>
+        <w:rPr>
+          <w:rFonts w:hint="eastAsia" w:ascii="Times New Roman" w:hAnsi="Times New Roman" w:eastAsia="Times New Roman" w:cs="Times New Roman"/>
+        </w:rPr>
+        <w:t>，A</w:t>
+      </w:r>
+      <w:r>
+        <w:rPr>
+          <w:rFonts w:ascii="Times New Roman" w:hAnsi="Times New Roman" w:eastAsia="Times New Roman" w:cs="Times New Roman"/>
+        </w:rPr>
+        <w:t xml:space="preserve"> </w:t>
+      </w:r>
+      <w:r>
+        <w:rPr>
+          <w:rFonts w:hint="eastAsia" w:ascii="Times New Roman" w:hAnsi="Times New Roman" w:eastAsia="FangSong" w:cs="Times New Roman"/>
+        </w:rPr>
+        <w:t>代表主族元素</w:t>
+      </w:r>
+      <w:r>
+        <w:rPr>
+          <w:rFonts w:hint="eastAsia" w:ascii="Times New Roman" w:hAnsi="Times New Roman" w:eastAsia="Times New Roman" w:cs="Times New Roman"/>
+        </w:rPr>
+        <w:t>，X</w:t>
+      </w:r>
+      <w:r>
+        <w:rPr>
+          <w:rFonts w:ascii="Times New Roman" w:hAnsi="Times New Roman" w:eastAsia="Times New Roman" w:cs="Times New Roman"/>
+        </w:rPr>
+        <w:t xml:space="preserve"> </w:t>
+      </w:r>
+      <w:r>
+        <w:rPr>
+          <w:rFonts w:hint="eastAsia" w:ascii="Times New Roman" w:hAnsi="Times New Roman" w:eastAsia="FangSong" w:cs="Times New Roman"/>
+        </w:rPr>
+        <w:t>代表碳或氮</w:t>
+      </w:r>
+      <w:r>
+        <w:rPr>
+          <w:rFonts w:hint="eastAsia" w:ascii="Times New Roman" w:hAnsi="Times New Roman" w:eastAsia="Times New Roman" w:cs="Times New Roman"/>
+        </w:rPr>
+        <w:t>)</w:t>
+      </w:r>
+      <w:r>
+        <w:rPr>
+          <w:rFonts w:hint="eastAsia" w:ascii="Times New Roman" w:hAnsi="Times New Roman" w:eastAsia="FangSong" w:cs="Times New Roman"/>
+        </w:rPr>
+        <w:t>相是一类备受关注的新型陶瓷材料</w:t>
+      </w:r>
+      <w:r>
+        <w:rPr>
+          <w:rFonts w:hint="eastAsia" w:ascii="Times New Roman" w:hAnsi="Times New Roman" w:eastAsia="Times New Roman" w:cs="Times New Roman"/>
+        </w:rPr>
+        <w:t>。</w:t>
+      </w:r>
+      <w:r>
+        <w:rPr>
+          <w:rFonts w:hint="eastAsia" w:ascii="Times New Roman" w:hAnsi="Times New Roman" w:eastAsia="FangSong" w:cs="Times New Roman"/>
+        </w:rPr>
+        <w:t>由于独特的层状晶体结构</w:t>
+      </w:r>
+      <w:r>
+        <w:rPr>
+          <w:rFonts w:hint="eastAsia" w:ascii="Times New Roman" w:hAnsi="Times New Roman" w:eastAsia="Times New Roman" w:cs="Times New Roman"/>
+        </w:rPr>
+        <w:t>，</w:t>
+      </w:r>
+      <w:r>
+        <w:rPr>
+          <w:rFonts w:hint="eastAsia" w:ascii="Times New Roman" w:hAnsi="Times New Roman" w:eastAsia="FangSong" w:cs="Times New Roman"/>
+        </w:rPr>
+        <w:t>其具有自润滑</w:t>
+      </w:r>
+      <w:r>
+        <w:rPr>
+          <w:rFonts w:hint="eastAsia" w:ascii="Times New Roman" w:hAnsi="Times New Roman" w:eastAsia="Times New Roman" w:cs="Times New Roman"/>
+        </w:rPr>
+        <w:t>、</w:t>
+      </w:r>
+      <w:r>
+        <w:rPr>
+          <w:rFonts w:hint="eastAsia" w:ascii="Times New Roman" w:hAnsi="Times New Roman" w:eastAsia="FangSong" w:cs="Times New Roman"/>
+        </w:rPr>
+        <w:t>高韧性</w:t>
+      </w:r>
+      <w:r>
+        <w:rPr>
+          <w:rFonts w:hint="eastAsia" w:ascii="Times New Roman" w:hAnsi="Times New Roman" w:eastAsia="Times New Roman" w:cs="Times New Roman"/>
+        </w:rPr>
+        <w:t>、</w:t>
+      </w:r>
+      <w:r>
+        <w:rPr>
+          <w:rFonts w:hint="eastAsia" w:ascii="Times New Roman" w:hAnsi="Times New Roman" w:eastAsia="FangSong" w:cs="Times New Roman"/>
+        </w:rPr>
+        <w:t>可导电等性能</w:t>
+      </w:r>
+      <w:r>
+        <w:rPr>
+          <w:rFonts w:hint="eastAsia" w:ascii="Times New Roman" w:hAnsi="Times New Roman" w:eastAsia="Times New Roman" w:cs="Times New Roman"/>
+        </w:rPr>
+        <w:t>，</w:t>
+      </w:r>
+      <w:r>
+        <w:rPr>
+          <w:rFonts w:hint="eastAsia" w:ascii="Times New Roman" w:hAnsi="Times New Roman" w:eastAsia="FangSong" w:cs="Times New Roman"/>
+        </w:rPr>
+        <w:t>可作为高温结构材料</w:t>
+      </w:r>
+      <w:r>
+        <w:rPr>
+          <w:rFonts w:hint="eastAsia" w:ascii="Times New Roman" w:hAnsi="Times New Roman" w:eastAsia="Times New Roman" w:cs="Times New Roman"/>
+        </w:rPr>
+        <w:t>、</w:t>
+      </w:r>
+      <w:r>
+        <w:rPr>
+          <w:rFonts w:hint="eastAsia" w:ascii="Times New Roman" w:hAnsi="Times New Roman" w:eastAsia="FangSong" w:cs="Times New Roman"/>
+        </w:rPr>
+        <w:t>电极材料和化学防腐蚀材料</w:t>
+      </w:r>
+      <w:r>
+        <w:rPr>
+          <w:rFonts w:hint="eastAsia" w:ascii="Times New Roman" w:hAnsi="Times New Roman" w:eastAsia="Times New Roman" w:cs="Times New Roman"/>
+        </w:rPr>
+        <w:t>。</w:t>
+      </w:r>
+      <w:r>
+        <w:rPr>
+          <w:rFonts w:hint="eastAsia" w:ascii="Times New Roman" w:hAnsi="Times New Roman" w:eastAsia="FangSong" w:cs="Times New Roman"/>
+        </w:rPr>
+        <w:t>某</w:t>
+      </w:r>
+      <w:r>
+        <w:rPr>
+          <w:rFonts w:ascii="Times New Roman" w:hAnsi="Times New Roman" w:eastAsia="Times New Roman" w:cs="Times New Roman"/>
+        </w:rPr>
+        <w:t xml:space="preserve"> MAX </w:t>
+      </w:r>
+      <w:r>
+        <w:rPr>
+          <w:rFonts w:hint="eastAsia" w:ascii="Times New Roman" w:hAnsi="Times New Roman" w:eastAsia="FangSong" w:cs="Times New Roman"/>
+        </w:rPr>
+        <w:t xml:space="preserve">相材料含有</w:t>
+      </w:r>
+      <w:r>
+        <w:rPr>
+          <w:rFonts w:ascii="Times New Roman" w:hAnsi="Times New Roman" w:eastAsia="Times New Roman" w:cs="Times New Roman"/>
+        </w:rPr>
+        <w:t xml:space="preserve"> Ti、Al、N </w:t>
+      </w:r>
+      <w:r>
+        <w:rPr>
+          <w:rFonts w:hint="eastAsia" w:ascii="Times New Roman" w:hAnsi="Times New Roman" w:eastAsia="FangSong" w:cs="Times New Roman"/>
+        </w:rPr>
+        <w:t xml:space="preserve">共</w:t>
+      </w:r>
+      <w:r>
+        <w:rPr>
+          <w:rFonts w:ascii="Times New Roman" w:hAnsi="Times New Roman" w:eastAsia="Times New Roman" w:cs="Times New Roman"/>
+        </w:rPr>
+        <w:t xml:space="preserve"> 3 </w:t>
+      </w:r>
+      <w:r>
+        <w:rPr>
+          <w:rFonts w:hint="eastAsia" w:ascii="Times New Roman" w:hAnsi="Times New Roman" w:eastAsia="FangSong" w:cs="Times New Roman"/>
+        </w:rPr>
+        <w:t>种原子</w:t>
+      </w:r>
+      <w:r>
+        <w:rPr>
+          <w:rFonts w:hint="eastAsia" w:ascii="Times New Roman" w:hAnsi="Times New Roman" w:eastAsia="Times New Roman" w:cs="Times New Roman"/>
+        </w:rPr>
+        <w:t>，</w:t>
+      </w:r>
+      <w:r>
+        <w:rPr>
+          <w:rFonts w:hint="eastAsia" w:ascii="Times New Roman" w:hAnsi="Times New Roman" w:eastAsia="FangSong" w:cs="Times New Roman"/>
+        </w:rPr>
+        <w:t>属六方晶系</w:t>
+      </w:r>
+      <w:r>
+        <w:rPr>
+          <w:rFonts w:hint="eastAsia" w:ascii="Times New Roman" w:hAnsi="Times New Roman" w:eastAsia="Times New Roman" w:cs="Times New Roman"/>
+        </w:rPr>
+        <w:t>，Ti</w:t>
+      </w:r>
+      <w:r>
+        <w:rPr>
+          <w:rFonts w:ascii="Times New Roman" w:hAnsi="Times New Roman" w:eastAsia="Times New Roman" w:cs="Times New Roman"/>
+        </w:rPr>
+        <w:t xml:space="preserve"> </w:t>
+      </w:r>
+      <w:r>
+        <w:rPr>
+          <w:rFonts w:hint="eastAsia" w:ascii="Times New Roman" w:hAnsi="Times New Roman" w:eastAsia="FangSong" w:cs="Times New Roman"/>
+        </w:rPr>
+        <w:t>原子的堆积方式为</w:t>
+      </w:r>
+      <w:r>
+        <w:rPr>
+          <w:rFonts w:hint="eastAsia" w:ascii="Times New Roman" w:hAnsi="Times New Roman" w:eastAsia="Times New Roman" w:cs="Times New Roman"/>
+        </w:rPr>
+        <w:t>…BACBBCABBACBBCAB…，</w:t>
+      </w:r>
+      <w:r>
+        <w:rPr>
+          <w:rFonts w:hint="eastAsia" w:ascii="Times New Roman" w:hAnsi="Times New Roman" w:eastAsia="FangSong" w:cs="Times New Roman"/>
+        </w:rPr>
+        <w:t>其中</w:t>
+      </w:r>
+      <w:r>
+        <w:rPr>
+          <w:rFonts w:ascii="Times New Roman" w:hAnsi="Times New Roman" w:eastAsia="Times New Roman" w:cs="Times New Roman"/>
+        </w:rPr>
+        <w:t xml:space="preserve"> A、B、C </w:t>
+      </w:r>
+      <w:r>
+        <w:rPr>
+          <w:rFonts w:hint="eastAsia" w:ascii="Times New Roman" w:hAnsi="Times New Roman" w:eastAsia="FangSong" w:cs="Times New Roman"/>
+        </w:rPr>
+        <w:t>都是密置单层</w:t>
+      </w:r>
+      <w:r>
+        <w:rPr>
+          <w:rFonts w:hint="eastAsia" w:ascii="Times New Roman" w:hAnsi="Times New Roman" w:eastAsia="Times New Roman" w:cs="Times New Roman"/>
+        </w:rPr>
+        <w:t>。N</w:t>
+      </w:r>
+      <w:r>
+        <w:rPr>
+          <w:rFonts w:ascii="Times New Roman" w:hAnsi="Times New Roman" w:eastAsia="Times New Roman" w:cs="Times New Roman"/>
+        </w:rPr>
+        <w:t xml:space="preserve"> </w:t>
+      </w:r>
+      <w:r>
+        <w:rPr>
+          <w:rFonts w:hint="eastAsia" w:ascii="Times New Roman" w:hAnsi="Times New Roman" w:eastAsia="FangSong" w:cs="Times New Roman"/>
+        </w:rPr>
+        <w:t>原子占据所有的正八面体空隙</w:t>
+      </w:r>
+      <w:r>
+        <w:rPr>
+          <w:rFonts w:hint="eastAsia" w:ascii="Times New Roman" w:hAnsi="Times New Roman" w:eastAsia="Times New Roman" w:cs="Times New Roman"/>
+        </w:rPr>
+        <w:t>，</w:t>
+      </w:r>
+      <w:r>
+        <w:rPr>
+          <w:rFonts w:hint="eastAsia" w:ascii="Times New Roman" w:hAnsi="Times New Roman" w:eastAsia="FangSong" w:cs="Times New Roman"/>
+        </w:rPr>
+        <w:t>而</w:t>
+      </w:r>
+      <w:r>
+        <w:rPr>
+          <w:rFonts w:ascii="Times New Roman" w:hAnsi="Times New Roman" w:eastAsia="Times New Roman" w:cs="Times New Roman"/>
+        </w:rPr>
+        <w:t xml:space="preserve"> Al </w:t>
+      </w:r>
+      <w:r>
+        <w:rPr>
+          <w:rFonts w:hint="eastAsia" w:ascii="Times New Roman" w:hAnsi="Times New Roman" w:eastAsia="FangSong" w:cs="Times New Roman"/>
+        </w:rPr>
+        <w:t>原子占据一半的三棱柱空隙</w:t>
+      </w:r>
+      <w:r>
+        <w:rPr>
+          <w:rFonts w:hint="eastAsia" w:ascii="Times New Roman" w:hAnsi="Times New Roman" w:eastAsia="Times New Roman" w:cs="Times New Roman"/>
+        </w:rPr>
+        <w:t>。</w:t>
+      </w:r>
+      <w:r>
+        <w:rPr>
+          <w:rFonts w:hint="eastAsia" w:ascii="Times New Roman" w:hAnsi="Times New Roman" w:eastAsia="FangSong" w:cs="Times New Roman"/>
+        </w:rPr>
+        <w:t>如果</w:t>
+      </w:r>
+      <w:r>
+        <w:rPr>
+          <w:rFonts w:ascii="Times New Roman" w:hAnsi="Times New Roman" w:eastAsia="Times New Roman" w:cs="Times New Roman"/>
+        </w:rPr>
+        <w:t xml:space="preserve"> Ti </w:t>
+      </w:r>
+      <w:r>
+        <w:rPr>
+          <w:rFonts w:hint="eastAsia" w:ascii="Times New Roman" w:hAnsi="Times New Roman" w:eastAsia="FangSong" w:cs="Times New Roman"/>
+        </w:rPr>
+        <w:t xml:space="preserve">原子上下同时接触</w:t>
+      </w:r>
+      <w:r>
+        <w:rPr>
+          <w:rFonts w:ascii="Times New Roman" w:hAnsi="Times New Roman" w:eastAsia="Times New Roman" w:cs="Times New Roman"/>
+        </w:rPr>
+        <w:t xml:space="preserve"> N </w:t>
+      </w:r>
+      <w:r>
+        <w:rPr>
+          <w:rFonts w:hint="eastAsia" w:ascii="Times New Roman" w:hAnsi="Times New Roman" w:eastAsia="FangSong" w:cs="Times New Roman"/>
+        </w:rPr>
+        <w:t xml:space="preserve">和</w:t>
+      </w:r>
+      <w:r>
+        <w:rPr>
+          <w:rFonts w:ascii="Times New Roman" w:hAnsi="Times New Roman" w:eastAsia="Times New Roman" w:cs="Times New Roman"/>
+        </w:rPr>
+        <w:t xml:space="preserve"> Al </w:t>
+      </w:r>
+      <w:r>
+        <w:rPr>
+          <w:rFonts w:hint="eastAsia" w:ascii="Times New Roman" w:hAnsi="Times New Roman" w:eastAsia="FangSong" w:cs="Times New Roman"/>
+        </w:rPr>
+        <w:t>原子</w:t>
+      </w:r>
+      <w:r>
+        <w:rPr>
+          <w:rFonts w:hint="eastAsia" w:ascii="Times New Roman" w:hAnsi="Times New Roman" w:eastAsia="Times New Roman" w:cs="Times New Roman"/>
+        </w:rPr>
+        <w:t>，</w:t>
+      </w:r>
+    </w:p>
+    <w:p>
+      <w:pPr>
+        <w:numPr>
+          <w:ilvl w:val="0"/>
+          <w:numId w:val="1011"/>
+        </w:numPr>
+        <w:ind w:firstLine="420"/>
+      </w:pPr>
+      <w:r>
+        <w:rPr>
+          <w:rFonts w:hint="eastAsia" w:ascii="Times New Roman" w:hAnsi="Times New Roman" w:eastAsia="FangSong" w:cs="Times New Roman"/>
+        </w:rPr>
+        <w:t>写出该化合物的化学式</w:t>
+      </w:r>
+      <w:r>
+        <w:rPr>
+          <w:rFonts w:hint="eastAsia" w:ascii="Times New Roman" w:hAnsi="Times New Roman" w:eastAsia="Times New Roman" w:cs="Times New Roman"/>
+        </w:rPr>
+        <w:t>，</w:t>
+      </w:r>
+      <w:r>
+        <w:rPr>
+          <w:rFonts w:hint="eastAsia" w:ascii="Times New Roman" w:hAnsi="Times New Roman" w:eastAsia="FangSong" w:cs="Times New Roman"/>
+        </w:rPr>
+        <w:t>以及每个晶胞中的原子种类和个数</w:t>
+      </w:r>
+      <w:r>
+        <w:rPr>
+          <w:rFonts w:hint="eastAsia" w:ascii="Times New Roman" w:hAnsi="Times New Roman" w:eastAsia="Times New Roman" w:cs="Times New Roman"/>
+        </w:rPr>
+        <w:t>。</w:t>
+      </w:r>
+    </w:p>
+    <w:p>
+      <w:pPr>
+        <w:numPr>
+          <w:ilvl w:val="0"/>
+          <w:numId w:val="1011"/>
+        </w:numPr>
+        <w:ind w:firstLine="420"/>
+      </w:pPr>
+      <w:r>
+        <w:rPr>
+          <w:rFonts w:hint="eastAsia" w:ascii="Times New Roman" w:hAnsi="Times New Roman" w:eastAsia="FangSong" w:cs="Times New Roman"/>
+        </w:rPr>
+        <w:t xml:space="preserve">沿着晶胞</w:t>
+      </w:r>
+      <w:r>
+        <w:rPr>
+          <w:rFonts w:ascii="Times New Roman" w:hAnsi="Times New Roman" w:eastAsia="Times New Roman" w:cs="Times New Roman"/>
+        </w:rPr>
+        <w:t xml:space="preserve"> c </w:t>
+      </w:r>
+      <w:r>
+        <w:rPr>
+          <w:rFonts w:hint="eastAsia" w:ascii="Times New Roman" w:hAnsi="Times New Roman" w:eastAsia="FangSong" w:cs="Times New Roman"/>
+        </w:rPr>
+        <w:t>轴方向</w:t>
+      </w:r>
+      <w:r>
+        <w:rPr>
+          <w:rFonts w:hint="eastAsia" w:ascii="Times New Roman" w:hAnsi="Times New Roman" w:eastAsia="Times New Roman" w:cs="Times New Roman"/>
+        </w:rPr>
+        <w:t>，</w:t>
+      </w:r>
+      <w:r>
+        <w:rPr>
+          <w:rFonts w:hint="eastAsia" w:ascii="Times New Roman" w:hAnsi="Times New Roman" w:eastAsia="FangSong" w:cs="Times New Roman"/>
+        </w:rPr>
+        <w:t>画一条同时含有</w:t>
+      </w:r>
+      <w:r>
+        <w:rPr>
+          <w:rFonts w:ascii="Times New Roman" w:hAnsi="Times New Roman" w:eastAsia="Times New Roman" w:cs="Times New Roman"/>
+        </w:rPr>
+        <w:t xml:space="preserve"> Ti </w:t>
+      </w:r>
+      <w:r>
+        <w:rPr>
+          <w:rFonts w:hint="eastAsia" w:ascii="Times New Roman" w:hAnsi="Times New Roman" w:eastAsia="FangSong" w:cs="Times New Roman"/>
+        </w:rPr>
+        <w:t xml:space="preserve">和</w:t>
+      </w:r>
+      <w:r>
+        <w:rPr>
+          <w:rFonts w:ascii="Times New Roman" w:hAnsi="Times New Roman" w:eastAsia="Times New Roman" w:cs="Times New Roman"/>
+        </w:rPr>
+        <w:t xml:space="preserve"> N </w:t>
+      </w:r>
+      <w:r>
+        <w:rPr>
+          <w:rFonts w:hint="eastAsia" w:ascii="Times New Roman" w:hAnsi="Times New Roman" w:eastAsia="FangSong" w:cs="Times New Roman"/>
+        </w:rPr>
+        <w:t>原子的直线</w:t>
+      </w:r>
+      <w:r>
+        <w:rPr>
+          <w:rFonts w:hint="eastAsia" w:ascii="Times New Roman" w:hAnsi="Times New Roman" w:eastAsia="Times New Roman" w:cs="Times New Roman"/>
+        </w:rPr>
+        <w:t>，</w:t>
+      </w:r>
+      <w:r>
+        <w:rPr>
+          <w:rFonts w:hint="eastAsia" w:ascii="Times New Roman" w:hAnsi="Times New Roman" w:eastAsia="FangSong" w:cs="Times New Roman"/>
+        </w:rPr>
+        <w:t>标出直线上的原子排列</w:t>
+      </w:r>
+      <w:r>
+        <w:rPr>
+          <w:rFonts w:hint="eastAsia" w:ascii="Times New Roman" w:hAnsi="Times New Roman" w:eastAsia="Times New Roman" w:cs="Times New Roman"/>
+        </w:rPr>
+        <w:t>（</w:t>
+      </w:r>
+      <w:r>
+        <w:rPr>
+          <w:rFonts w:hint="eastAsia" w:ascii="Times New Roman" w:hAnsi="Times New Roman" w:eastAsia="FangSong" w:cs="Times New Roman"/>
+        </w:rPr>
+        <w:t>无须考虑原子间距</w:t>
+      </w:r>
+      <w:r>
+        <w:rPr>
+          <w:rFonts w:hint="eastAsia" w:ascii="Times New Roman" w:hAnsi="Times New Roman" w:eastAsia="Times New Roman" w:cs="Times New Roman"/>
+        </w:rPr>
+        <w:t>，</w:t>
+      </w:r>
+      <w:r>
+        <w:rPr>
+          <w:rFonts w:hint="eastAsia" w:ascii="Times New Roman" w:hAnsi="Times New Roman" w:eastAsia="FangSong" w:cs="Times New Roman"/>
+        </w:rPr>
+        <w:t>直线上总原子数不少于</w:t>
+      </w:r>
+      <w:r>
+        <w:rPr>
+          <w:rFonts w:ascii="Times New Roman" w:hAnsi="Times New Roman" w:eastAsia="Times New Roman" w:cs="Times New Roman"/>
+        </w:rPr>
+        <w:t xml:space="preserve"> 10 </w:t>
+      </w:r>
+      <w:r>
+        <w:rPr>
+          <w:rFonts w:hint="eastAsia" w:ascii="Times New Roman" w:hAnsi="Times New Roman" w:eastAsia="FangSong" w:cs="Times New Roman"/>
+        </w:rPr>
+        <w:t>个</w:t>
+      </w:r>
+      <w:r>
+        <w:rPr>
+          <w:rFonts w:hint="eastAsia" w:ascii="Times New Roman" w:hAnsi="Times New Roman" w:eastAsia="Times New Roman" w:cs="Times New Roman"/>
+        </w:rPr>
+        <w:t>，Al、Ti、N</w:t>
+      </w:r>
+      <w:r>
+        <w:rPr>
+          <w:rFonts w:ascii="Times New Roman" w:hAnsi="Times New Roman" w:eastAsia="Times New Roman" w:cs="Times New Roman"/>
+        </w:rPr>
+        <w:t xml:space="preserve"> </w:t>
+      </w:r>
+      <w:r>
+        <w:rPr>
+          <w:rFonts w:hint="eastAsia" w:ascii="Times New Roman" w:hAnsi="Times New Roman" w:eastAsia="FangSong" w:cs="Times New Roman"/>
+        </w:rPr>
+        <w:t xml:space="preserve">原子分别用</w:t>
+      </w:r>
+      <w:r>
+        <w:rPr>
+          <w:rFonts w:ascii="Times New Roman" w:hAnsi="Times New Roman" w:eastAsia="Times New Roman" w:cs="Times New Roman"/>
+        </w:rPr>
+        <w:t xml:space="preserve"> ○、△、□ </w:t>
+      </w:r>
+      <w:r>
+        <w:rPr>
+          <w:rFonts w:hint="eastAsia" w:ascii="Times New Roman" w:hAnsi="Times New Roman" w:eastAsia="FangSong" w:cs="Times New Roman"/>
+        </w:rPr>
+        <w:t>表示</w:t>
+      </w:r>
+      <w:r>
+        <w:rPr>
+          <w:rFonts w:hint="eastAsia" w:ascii="Times New Roman" w:hAnsi="Times New Roman" w:eastAsia="Times New Roman" w:cs="Times New Roman"/>
+        </w:rPr>
+        <w:t>）。</w:t>
+      </w:r>
+    </w:p>
+    <w:p>
+      <w:pPr>
+        <w:numPr>
+          <w:ilvl w:val="0"/>
+          <w:numId w:val="1011"/>
+        </w:numPr>
+        <w:ind w:firstLine="420"/>
+      </w:pPr>
+      <w:r>
+        <w:rPr>
+          <w:rFonts w:hint="eastAsia" w:ascii="Times New Roman" w:hAnsi="Times New Roman" w:eastAsia="FangSong" w:cs="Times New Roman"/>
+        </w:rPr>
+        <w:t xml:space="preserve">已知</w:t>
+      </w:r>
+      <w:r>
+        <w:rPr>
+          <w:rFonts w:ascii="Times New Roman" w:hAnsi="Times New Roman" w:eastAsia="Times New Roman" w:cs="Times New Roman"/>
+        </w:rPr>
+        <w:t xml:space="preserve"> Ti、N </w:t>
+      </w:r>
+      <w:r>
+        <w:rPr>
+          <w:rFonts w:hint="eastAsia" w:ascii="Times New Roman" w:hAnsi="Times New Roman" w:eastAsia="FangSong" w:cs="Times New Roman"/>
+        </w:rPr>
+        <w:t xml:space="preserve">原子之间的平均键长为</w:t>
+      </w:r>
+      <w:r>
+        <w:rPr>
+          <w:rFonts w:ascii="Times New Roman" w:hAnsi="Times New Roman" w:eastAsia="Times New Roman" w:cs="Times New Roman"/>
+        </w:rPr>
+        <w:t xml:space="preserve"> 210.0 </w:t>
+      </w:r>
+      <w:r>
+        <w:rPr>
+          <w:rFonts w:hint="eastAsia" w:ascii="Times New Roman" w:hAnsi="Times New Roman" w:eastAsia="Times New Roman" w:cs="Times New Roman"/>
+        </w:rPr>
+        <w:t xml:space="preserve">pm，Ti、Al</w:t>
+      </w:r>
+      <w:r>
+        <w:rPr>
+          <w:rFonts w:ascii="Times New Roman" w:hAnsi="Times New Roman" w:eastAsia="Times New Roman" w:cs="Times New Roman"/>
+        </w:rPr>
+        <w:t xml:space="preserve"> </w:t>
+      </w:r>
+      <w:r>
+        <w:rPr>
+          <w:rFonts w:hint="eastAsia" w:ascii="Times New Roman" w:hAnsi="Times New Roman" w:eastAsia="FangSong" w:cs="Times New Roman"/>
+        </w:rPr>
+        <w:t xml:space="preserve">原子之间的平均键长为</w:t>
+      </w:r>
+      <w:r>
+        <w:rPr>
+          <w:rFonts w:ascii="Times New Roman" w:hAnsi="Times New Roman" w:eastAsia="Times New Roman" w:cs="Times New Roman"/>
+        </w:rPr>
+        <w:t xml:space="preserve"> 281.8 </w:t>
+      </w:r>
+      <w:r>
+        <w:rPr>
+          <w:rFonts w:hint="eastAsia" w:ascii="Times New Roman" w:hAnsi="Times New Roman" w:eastAsia="Times New Roman" w:cs="Times New Roman"/>
+        </w:rPr>
+        <w:t>pm，</w:t>
+      </w:r>
+      <w:r>
+        <w:rPr>
+          <w:rFonts w:hint="eastAsia" w:ascii="Times New Roman" w:hAnsi="Times New Roman" w:eastAsia="FangSong" w:cs="Times New Roman"/>
+        </w:rPr>
+        <w:t>估算晶体的理论密度</w:t>
+      </w:r>
+      <w:r>
+        <w:rPr>
+          <w:rFonts w:hint="eastAsia" w:ascii="Times New Roman" w:hAnsi="Times New Roman" w:eastAsia="Times New Roman" w:cs="Times New Roman"/>
+        </w:rPr>
+        <w:t>（</w:t>
+      </w:r>
+      <w:r>
+        <w:rPr>
+          <w:rFonts w:hint="eastAsia" w:ascii="Times New Roman" w:hAnsi="Times New Roman" w:eastAsia="FangSong" w:cs="Times New Roman"/>
+        </w:rPr>
+        <w:t>相对原子质量</w:t>
+      </w:r>
+      <w:r>
+        <w:rPr>
+          <w:rFonts w:hint="eastAsia" w:ascii="Times New Roman" w:hAnsi="Times New Roman" w:eastAsia="Times New Roman" w:cs="Times New Roman"/>
+        </w:rPr>
+        <w:t>：Ti</w:t>
+      </w:r>
+      <w:r>
+        <w:rPr>
+          <w:rFonts w:ascii="Times New Roman" w:hAnsi="Times New Roman" w:eastAsia="Times New Roman" w:cs="Times New Roman"/>
+        </w:rPr>
+        <w:t xml:space="preserve"> </w:t>
+      </w:r>
+      <w:r>
+        <w:rPr>
+          <w:rFonts w:hint="eastAsia" w:ascii="Times New Roman" w:hAnsi="Times New Roman" w:eastAsia="FangSong" w:cs="Times New Roman"/>
+        </w:rPr>
+        <w:t xml:space="preserve">为</w:t>
+      </w:r>
+      <w:r>
+        <w:rPr>
+          <w:rFonts w:ascii="Times New Roman" w:hAnsi="Times New Roman" w:eastAsia="Times New Roman" w:cs="Times New Roman"/>
+        </w:rPr>
+        <w:t xml:space="preserve"> </w:t>
+      </w:r>
+      <w:r>
+        <w:rPr>
+          <w:rFonts w:hint="eastAsia" w:ascii="Times New Roman" w:hAnsi="Times New Roman" w:eastAsia="Times New Roman" w:cs="Times New Roman"/>
+        </w:rPr>
+        <w:t xml:space="preserve">47.87，Al</w:t>
+      </w:r>
+      <w:r>
+        <w:rPr>
+          <w:rFonts w:ascii="Times New Roman" w:hAnsi="Times New Roman" w:eastAsia="Times New Roman" w:cs="Times New Roman"/>
+        </w:rPr>
+        <w:t xml:space="preserve"> </w:t>
+      </w:r>
+      <w:r>
+        <w:rPr>
+          <w:rFonts w:hint="eastAsia" w:ascii="Times New Roman" w:hAnsi="Times New Roman" w:eastAsia="FangSong" w:cs="Times New Roman"/>
+        </w:rPr>
+        <w:t xml:space="preserve">为</w:t>
+      </w:r>
+      <w:r>
+        <w:rPr>
+          <w:rFonts w:ascii="Times New Roman" w:hAnsi="Times New Roman" w:eastAsia="Times New Roman" w:cs="Times New Roman"/>
+        </w:rPr>
+        <w:t xml:space="preserve"> </w:t>
+      </w:r>
+      <w:r>
+        <w:rPr>
+          <w:rFonts w:hint="eastAsia" w:ascii="Times New Roman" w:hAnsi="Times New Roman" w:eastAsia="Times New Roman" w:cs="Times New Roman"/>
+        </w:rPr>
+        <w:t xml:space="preserve">26.98，N</w:t>
+      </w:r>
+      <w:r>
+        <w:rPr>
+          <w:rFonts w:ascii="Times New Roman" w:hAnsi="Times New Roman" w:eastAsia="Times New Roman" w:cs="Times New Roman"/>
+        </w:rPr>
+        <w:t xml:space="preserve"> </w:t>
+      </w:r>
+      <w:r>
+        <w:rPr>
+          <w:rFonts w:hint="eastAsia" w:ascii="Times New Roman" w:hAnsi="Times New Roman" w:eastAsia="FangSong" w:cs="Times New Roman"/>
+        </w:rPr>
+        <w:t xml:space="preserve">为</w:t>
+      </w:r>
+      <w:r>
+        <w:rPr>
+          <w:rFonts w:ascii="Times New Roman" w:hAnsi="Times New Roman" w:eastAsia="Times New Roman" w:cs="Times New Roman"/>
+        </w:rPr>
+        <w:t xml:space="preserve"> </w:t>
+      </w:r>
+      <w:r>
+        <w:rPr>
+          <w:rFonts w:hint="eastAsia" w:ascii="Times New Roman" w:hAnsi="Times New Roman" w:eastAsia="Times New Roman" w:cs="Times New Roman"/>
+        </w:rPr>
+        <w:t xml:space="preserve">14.01，</w:t>
+      </w:r>
+      <w:r>
+        <w:rPr>
+          <w:rFonts w:ascii="Times New Roman" w:hAnsi="Times New Roman" w:eastAsia="Times New Roman" w:cs="Times New Roman"/>
+        </w:rPr>
+        <w:t xml:space="preserve"> </w:t>
+      </w:r>
+      <m:oMath>
+        <m:oMathPr>
+          <m:ctrlPr>
+            <w:rPr>
+              <w:sz w:val="28"/>
+              <w:szCs w:val="28"/>
+            </w:rPr>
+          </m:ctrlPr>
+        </m:oMathPr>
+        <m:sSub>
+          <m:e>
+            <m:r>
+              <m:t>N</m:t>
+            </m:r>
+          </m:e>
+          <m:sub>
+            <m:r>
+              <m:t>A</m:t>
+            </m:r>
+          </m:sub>
+        </m:sSub>
+        <m:r>
+          <m:rPr>
+            <m:sty m:val="p"/>
+          </m:rPr>
+          <m:t>=</m:t>
+        </m:r>
+        <m:r>
+          <m:t>6.02</m:t>
+        </m:r>
+        <m:r>
+          <m:rPr>
+            <m:sty m:val="p"/>
+          </m:rPr>
+          <m:t>×</m:t>
+        </m:r>
+        <m:sSup>
+          <m:e>
+            <m:r>
+              <m:t>10</m:t>
+            </m:r>
+          </m:e>
+          <m:sup>
+            <m:r>
+              <m:t>23</m:t>
+            </m:r>
+          </m:sup>
+        </m:sSup>
+        <m:r>
+          <m:t> </m:t>
+        </m:r>
+        <m:r>
+          <m:rPr>
+            <m:sty m:val="p"/>
+          </m:rPr>
+          <m:t>m</m:t>
+        </m:r>
+        <m:r>
+          <m:rPr>
+            <m:sty m:val="p"/>
+          </m:rPr>
+          <m:t>o</m:t>
+        </m:r>
+        <m:sSup>
+          <m:e>
+            <m:r>
+              <m:rPr>
+                <m:sty m:val="p"/>
+              </m:rPr>
+              <m:t>l</m:t>
+            </m:r>
+          </m:e>
+          <m:sup>
+            <m:r>
+              <m:rPr>
+                <m:sty m:val="p"/>
+              </m:rPr>
+              <m:t>−</m:t>
+            </m:r>
+            <m:r>
+              <m:rPr>
+                <m:sty m:val="p"/>
+              </m:rPr>
+              <m:t>1</m:t>
+            </m:r>
+          </m:sup>
+        </m:sSup>
+      </m:oMath>
+      <w:r>
+        <w:rPr>
+          <w:rFonts w:ascii="Times New Roman" w:hAnsi="Times New Roman" w:eastAsia="Times New Roman" w:cs="Times New Roman"/>
+        </w:rPr>
+        <w:t xml:space="preserve"> </w:t>
+      </w:r>
+      <w:r>
+        <w:rPr>
+          <w:rFonts w:hint="eastAsia" w:ascii="Times New Roman" w:hAnsi="Times New Roman" w:eastAsia="Times New Roman" w:cs="Times New Roman"/>
+        </w:rPr>
+        <w:t xml:space="preserve">）。</w:t>
+      </w:r>
+    </w:p>
+    <w:p>
+      <w:pPr>
+        <w:spacing w:before="160" w:after="80"/>
+      </w:pPr>
+      <w:r>
+        <w:pict>
+          <v:rect style="width:0;height:1.5pt" o:hralign="center" o:hrstd="t" o:hr="t"/>
+        </w:pict>
+      </w:r>
+    </w:p>
+    <w:p>
+      <w:pPr>
+        <w:spacing w:before="160" w:after="80"/>
+      </w:pPr>
+      <w:r>
+        <w:pict>
+          <v:rect style="width:0;height:1.5pt" o:hralign="center" o:hrstd="t" o:hr="t"/>
+        </w:pict>
+      </w:r>
+    </w:p>
+    <w:p>
+      <w:pPr>
+        <w:spacing w:before="160" w:after="80"/>
+      </w:pPr>
+      <w:r>
+        <w:pict>
+          <v:rect style="width:0;height:1.5pt" o:hralign="center" o:hrstd="t" o:hr="t"/>
+        </w:pict>
+      </w:r>
+    </w:p>
+    <w:bookmarkEnd w:id="32"/>
+    <w:bookmarkStart w:id="33" w:name="第13题"/>
+    <w:p>
+      <w:pPr>
+        <w:pStyle w:val="Heading3"/>
+        <w:spacing w:before="280" w:after="120"/>
+      </w:pPr>
+      <w:r>
+        <w:rPr>
+          <w:rFonts w:hint="eastAsia" w:ascii="Times New Roman" w:hAnsi="Times New Roman" w:eastAsia="SimHei" w:cs="Times New Roman"/>
+        </w:rPr>
+        <w:t>第</w:t>
+      </w:r>
+      <w:r>
+        <w:rPr>
+          <w:rFonts w:hint="eastAsia" w:ascii="Times New Roman" w:hAnsi="Times New Roman" w:eastAsia="Times New Roman" w:cs="Times New Roman"/>
+        </w:rPr>
         <w:t>13</w:t>
       </w:r>
       <w:r>
@@ -3610,6 +5885,7 @@
     <w:p>
       <w:pPr>
         <w:pStyle w:val="FirstParagraph"/>
+        <w:ind w:firstLine="420"/>
       </w:pPr>
       <w:r>
         <w:rPr>
@@ -3885,8 +6161,28 @@
         </w:pict>
       </w:r>
     </w:p>
-    <w:bookmarkEnd w:id="30"/>
-    <w:bookmarkStart w:id="31" w:name="第14题"/>
+    <w:p>
+      <w:pPr>
+        <w:spacing w:before="160" w:after="80"/>
+      </w:pPr>
+      <w:r>
+        <w:pict>
+          <v:rect style="width:0;height:1.5pt" o:hralign="center" o:hrstd="t" o:hr="t"/>
+        </w:pict>
+      </w:r>
+    </w:p>
+    <w:p>
+      <w:pPr>
+        <w:spacing w:before="160" w:after="80"/>
+      </w:pPr>
+      <w:r>
+        <w:pict>
+          <v:rect style="width:0;height:1.5pt" o:hralign="center" o:hrstd="t" o:hr="t"/>
+        </w:pict>
+      </w:r>
+    </w:p>
+    <w:bookmarkEnd w:id="33"/>
+    <w:bookmarkStart w:id="34" w:name="第14题"/>
     <w:p>
       <w:pPr>
         <w:pStyle w:val="Heading3"/>
@@ -3914,6 +6210,7 @@
     <w:p>
       <w:pPr>
         <w:pStyle w:val="FirstParagraph"/>
+        <w:ind w:firstLine="420"/>
       </w:pPr>
       <w:r>
         <w:rPr>
@@ -4710,7 +7007,27 @@
         </w:pict>
       </w:r>
     </w:p>
-    <w:bookmarkEnd w:id="31"/>
+    <w:p>
+      <w:pPr>
+        <w:spacing w:before="160" w:after="80"/>
+      </w:pPr>
+      <w:r>
+        <w:pict>
+          <v:rect style="width:0;height:1.5pt" o:hralign="center" o:hrstd="t" o:hr="t"/>
+        </w:pict>
+      </w:r>
+    </w:p>
+    <w:p>
+      <w:pPr>
+        <w:spacing w:before="160" w:after="80"/>
+      </w:pPr>
+      <w:r>
+        <w:pict>
+          <v:rect style="width:0;height:1.5pt" o:hralign="center" o:hrstd="t" o:hr="t"/>
+        </w:pict>
+      </w:r>
+    </w:p>
+    <w:bookmarkEnd w:id="34"/>
     <w:bookmarkStart w:id="38" w:name="第15题"/>
     <w:p>
       <w:pPr>
@@ -4750,18 +7067,18 @@
           <wp:inline>
             <wp:extent cx="3600000" cy="1172442"/>
             <wp:effectExtent b="0" l="0" r="0" t="0"/>
-            <wp:docPr descr="" title="" id="33" name="Picture"/>
+            <wp:docPr descr="" title="" id="36" name="Picture"/>
             <a:graphic>
               <a:graphicData uri="http://schemas.openxmlformats.org/drawingml/2006/picture">
                 <pic:pic>
                   <pic:nvPicPr>
-                    <pic:cNvPr descr="df7193a46740c4bcf08e7de89b5f4623e1d05d40f222629fd769587611e3e408.jpg" id="34" name="Picture"/>
+                    <pic:cNvPr descr="df7193a46740c4bcf08e7de89b5f4623e1d05d40f222629fd769587611e3e408.jpg" id="37" name="Picture"/>
                     <pic:cNvPicPr>
                       <a:picLocks noChangeArrowheads="1" noChangeAspect="1"/>
                     </pic:cNvPicPr>
                   </pic:nvPicPr>
                   <pic:blipFill>
-                    <a:blip r:embed="rId32"/>
+                    <a:blip r:embed="rId35"/>
                     <a:stretch>
                       <a:fillRect/>
                     </a:stretch>
@@ -4791,6 +7108,7 @@
     <w:p>
       <w:pPr>
         <w:pStyle w:val="BodyText"/>
+        <w:ind w:firstLine="420"/>
       </w:pPr>
       <w:r>
         <w:rPr>
@@ -4814,7 +7132,19 @@
         <w:rPr>
           <w:rFonts w:ascii="Times New Roman" w:hAnsi="Times New Roman" w:eastAsia="Times New Roman" w:cs="Times New Roman"/>
         </w:rPr>
-        <w:t xml:space="preserve"> 11.87%, H </w:t>
+        <w:t xml:space="preserve"> </w:t>
+      </w:r>
+      <w:r>
+        <w:rPr>
+          <w:rFonts w:hint="eastAsia" w:ascii="Times New Roman" w:hAnsi="Times New Roman" w:eastAsia="Times New Roman" w:cs="Times New Roman"/>
+        </w:rPr>
+        <w:t xml:space="preserve">11.87%，H</w:t>
+      </w:r>
+      <w:r>
+        <w:rPr>
+          <w:rFonts w:ascii="Times New Roman" w:hAnsi="Times New Roman" w:eastAsia="Times New Roman" w:cs="Times New Roman"/>
+        </w:rPr>
+        <w:t xml:space="preserve"> </w:t>
       </w:r>
       <w:r>
         <w:rPr>
@@ -4844,165 +7174,13 @@
         <w:rPr>
           <w:rFonts w:hint="eastAsia" w:ascii="Times New Roman" w:hAnsi="Times New Roman" w:eastAsia="Times New Roman" w:cs="Times New Roman"/>
         </w:rPr>
-        <w:t>,</w:t>
-      </w:r>
-      <w:r>
-        <w:rPr>
-          <w:rFonts w:ascii="Times New Roman" w:hAnsi="Times New Roman" w:eastAsia="Times New Roman" w:cs="Times New Roman"/>
-        </w:rPr>
-        <w:t xml:space="preserve"> </w:t>
+        <w:t>，</w:t>
       </w:r>
       <w:r>
         <w:rPr>
           <w:rFonts w:hint="eastAsia" w:ascii="Times New Roman" w:hAnsi="Times New Roman" w:eastAsia="FangSong" w:cs="Times New Roman"/>
         </w:rPr>
         <w:t>讨论其是否可能有旋光异构体</w:t>
-      </w:r>
-      <w:r>
-        <w:rPr>
-          <w:rFonts w:hint="eastAsia" w:ascii="Times New Roman" w:hAnsi="Times New Roman" w:eastAsia="Times New Roman" w:cs="Times New Roman"/>
-        </w:rPr>
-        <w:t>。</w:t>
-      </w:r>
-    </w:p>
-    <w:p>
-      <w:pPr>
-        <w:pStyle w:val="BodyText"/>
-      </w:pPr>
-      <w:r>
-        <w:rPr>
-          <w:rFonts w:hint="eastAsia" w:ascii="Times New Roman" w:hAnsi="Times New Roman" w:eastAsia="FangSong" w:cs="Times New Roman"/>
-        </w:rPr>
-        <w:t>如下左图所示</w:t>
-      </w:r>
-      <w:r>
-        <w:rPr>
-          <w:rFonts w:hint="eastAsia" w:ascii="Times New Roman" w:hAnsi="Times New Roman" w:eastAsia="Times New Roman" w:cs="Times New Roman"/>
-        </w:rPr>
-        <w:t>。</w:t>
-      </w:r>
-    </w:p>
-    <w:p>
-      <w:pPr>
-        <w:pStyle w:val="BodyText"/>
-        <w:spacing w:before="160" w:after="80"/>
-        <w:jc w:val="center"/>
-      </w:pPr>
-      <w:r>
-        <w:rPr>
-          <w:rFonts w:ascii="Times New Roman" w:hAnsi="Times New Roman" w:eastAsia="Times New Roman" w:cs="Times New Roman"/>
-        </w:rPr>
-        <w:drawing>
-          <wp:inline>
-            <wp:extent cx="3600000" cy="1330714"/>
-            <wp:effectExtent b="0" l="0" r="0" t="0"/>
-            <wp:docPr descr="" title="" id="36" name="Picture"/>
-            <a:graphic>
-              <a:graphicData uri="http://schemas.openxmlformats.org/drawingml/2006/picture">
-                <pic:pic>
-                  <pic:nvPicPr>
-                    <pic:cNvPr descr="677a4e2ff36ac55d5fac405c3ce1cd536b6bf71dbf780fe40e7a3cc0481fc54c.jpg" id="37" name="Picture"/>
-                    <pic:cNvPicPr>
-                      <a:picLocks noChangeArrowheads="1" noChangeAspect="1"/>
-                    </pic:cNvPicPr>
-                  </pic:nvPicPr>
-                  <pic:blipFill>
-                    <a:blip r:embed="rId35"/>
-                    <a:stretch>
-                      <a:fillRect/>
-                    </a:stretch>
-                  </pic:blipFill>
-                  <pic:spPr bwMode="auto">
-                    <a:xfrm>
-                      <a:off x="0" y="0"/>
-                      <a:ext cx="3600000" cy="1330714"/>
-                    </a:xfrm>
-                    <a:prstGeom prst="rect">
-                      <a:avLst/>
-                    </a:prstGeom>
-                    <a:noFill/>
-                    <a:ln w="9525">
-                      <a:noFill/>
-                      <a:headEnd/>
-                      <a:tailEnd/>
-                    </a:ln>
-                  </pic:spPr>
-                </pic:pic>
-              </a:graphicData>
-            </a:graphic>
-          </wp:inline>
-        </w:drawing>
-      </w:r>
-    </w:p>
-    <w:p>
-      <w:pPr>
-        <w:pStyle w:val="BodyText"/>
-      </w:pPr>
-      <w:r>
-        <w:rPr>
-          <w:rFonts w:hint="eastAsia" w:ascii="Times New Roman" w:hAnsi="Times New Roman" w:eastAsia="FangSong" w:cs="Times New Roman"/>
-        </w:rPr>
-        <w:t>如上右图所示</w:t>
-      </w:r>
-      <w:r>
-        <w:rPr>
-          <w:rFonts w:hint="eastAsia" w:ascii="Times New Roman" w:hAnsi="Times New Roman" w:eastAsia="Times New Roman" w:cs="Times New Roman"/>
-        </w:rPr>
-        <w:t>，</w:t>
-      </w:r>
-      <w:r>
-        <w:rPr>
-          <w:rFonts w:hint="eastAsia" w:ascii="Times New Roman" w:hAnsi="Times New Roman" w:eastAsia="FangSong" w:cs="Times New Roman"/>
-        </w:rPr>
-        <w:t>若环己二胺为顺式</w:t>
-      </w:r>
-      <w:r>
-        <w:rPr>
-          <w:rFonts w:hint="eastAsia" w:ascii="Times New Roman" w:hAnsi="Times New Roman" w:eastAsia="Times New Roman" w:cs="Times New Roman"/>
-        </w:rPr>
-        <w:t>，</w:t>
-      </w:r>
-      <w:r>
-        <w:rPr>
-          <w:rFonts w:hint="eastAsia" w:ascii="Times New Roman" w:hAnsi="Times New Roman" w:eastAsia="FangSong" w:cs="Times New Roman"/>
-        </w:rPr>
-        <w:t>没有旋光异构体</w:t>
-      </w:r>
-      <w:r>
-        <w:rPr>
-          <w:rFonts w:hint="eastAsia" w:ascii="Times New Roman" w:hAnsi="Times New Roman" w:eastAsia="Times New Roman" w:cs="Times New Roman"/>
-        </w:rPr>
-        <w:t>；</w:t>
-      </w:r>
-      <w:r>
-        <w:rPr>
-          <w:rFonts w:hint="eastAsia" w:ascii="Times New Roman" w:hAnsi="Times New Roman" w:eastAsia="FangSong" w:cs="Times New Roman"/>
-        </w:rPr>
-        <w:t>但倘若环己二胺为反式</w:t>
-      </w:r>
-      <w:r>
-        <w:rPr>
-          <w:rFonts w:hint="eastAsia" w:ascii="Times New Roman" w:hAnsi="Times New Roman" w:eastAsia="Times New Roman" w:cs="Times New Roman"/>
-        </w:rPr>
-        <w:t>，</w:t>
-      </w:r>
-      <w:r>
-        <w:rPr>
-          <w:rFonts w:hint="eastAsia" w:ascii="Times New Roman" w:hAnsi="Times New Roman" w:eastAsia="FangSong" w:cs="Times New Roman"/>
-        </w:rPr>
-        <w:t>则配合物就不具有对称面了</w:t>
-      </w:r>
-      <w:r>
-        <w:rPr>
-          <w:rFonts w:hint="eastAsia" w:ascii="Times New Roman" w:hAnsi="Times New Roman" w:eastAsia="Times New Roman" w:cs="Times New Roman"/>
-        </w:rPr>
-        <w:t>，</w:t>
-      </w:r>
-      <w:r>
-        <w:rPr>
-          <w:rFonts w:hint="eastAsia" w:ascii="Times New Roman" w:hAnsi="Times New Roman" w:eastAsia="FangSong" w:cs="Times New Roman"/>
-        </w:rPr>
-        <w:t>因而存在旋光异构</w:t>
       </w:r>
       <w:r>
         <w:rPr>
@@ -5021,6 +7199,26 @@
         </w:pict>
       </w:r>
     </w:p>
+    <w:p>
+      <w:pPr>
+        <w:spacing w:before="160" w:after="80"/>
+      </w:pPr>
+      <w:r>
+        <w:pict>
+          <v:rect style="width:0;height:1.5pt" o:hralign="center" o:hrstd="t" o:hr="t"/>
+        </w:pict>
+      </w:r>
+    </w:p>
+    <w:p>
+      <w:pPr>
+        <w:spacing w:before="160" w:after="80"/>
+      </w:pPr>
+      <w:r>
+        <w:pict>
+          <v:rect style="width:0;height:1.5pt" o:hralign="center" o:hrstd="t" o:hr="t"/>
+        </w:pict>
+      </w:r>
+    </w:p>
     <w:bookmarkEnd w:id="38"/>
     <w:bookmarkStart w:id="39" w:name="第16题"/>
     <w:p>
@@ -5050,6 +7248,7 @@
     <w:p>
       <w:pPr>
         <w:pStyle w:val="FirstParagraph"/>
+        <w:ind w:firstLine="420"/>
       </w:pPr>
       <w:r>
         <w:rPr>
@@ -5350,6 +7549,26 @@
         </w:pict>
       </w:r>
     </w:p>
+    <w:p>
+      <w:pPr>
+        <w:spacing w:before="160" w:after="80"/>
+      </w:pPr>
+      <w:r>
+        <w:pict>
+          <v:rect style="width:0;height:1.5pt" o:hralign="center" o:hrstd="t" o:hr="t"/>
+        </w:pict>
+      </w:r>
+    </w:p>
+    <w:p>
+      <w:pPr>
+        <w:spacing w:before="160" w:after="80"/>
+      </w:pPr>
+      <w:r>
+        <w:pict>
+          <v:rect style="width:0;height:1.5pt" o:hralign="center" o:hrstd="t" o:hr="t"/>
+        </w:pict>
+      </w:r>
+    </w:p>
     <w:bookmarkEnd w:id="39"/>
     <w:bookmarkStart w:id="40" w:name="第17题"/>
     <w:p>
@@ -5379,6 +7598,7 @@
     <w:p>
       <w:pPr>
         <w:pStyle w:val="FirstParagraph"/>
+        <w:ind w:firstLine="420"/>
       </w:pPr>
       <m:oMath>
         <m:sSup>
@@ -6150,8 +8370,9 @@
         <w:pStyle w:val="Compact"/>
         <w:numPr>
           <w:ilvl w:val="0"/>
-          <w:numId w:val="1008"/>
+          <w:numId w:val="1012"/>
         </w:numPr>
+        <w:ind w:firstLine="420"/>
       </w:pPr>
       <w:r>
         <w:rPr>
@@ -6215,8 +8436,9 @@
         <w:pStyle w:val="Compact"/>
         <w:numPr>
           <w:ilvl w:val="0"/>
-          <w:numId w:val="1008"/>
+          <w:numId w:val="1012"/>
         </w:numPr>
+        <w:ind w:firstLine="420"/>
       </w:pPr>
       <w:r>
         <w:rPr>
@@ -6253,6 +8475,26 @@
         </w:pict>
       </w:r>
     </w:p>
+    <w:p>
+      <w:pPr>
+        <w:spacing w:before="160" w:after="80"/>
+      </w:pPr>
+      <w:r>
+        <w:pict>
+          <v:rect style="width:0;height:1.5pt" o:hralign="center" o:hrstd="t" o:hr="t"/>
+        </w:pict>
+      </w:r>
+    </w:p>
+    <w:p>
+      <w:pPr>
+        <w:spacing w:before="160" w:after="80"/>
+      </w:pPr>
+      <w:r>
+        <w:pict>
+          <v:rect style="width:0;height:1.5pt" o:hralign="center" o:hrstd="t" o:hr="t"/>
+        </w:pict>
+      </w:r>
+    </w:p>
     <w:bookmarkEnd w:id="40"/>
     <w:bookmarkStart w:id="41" w:name="第18题"/>
     <w:p>
@@ -6282,6 +8524,7 @@
     <w:p>
       <w:pPr>
         <w:pStyle w:val="FirstParagraph"/>
+        <w:ind w:firstLine="420"/>
       </w:pPr>
       <w:r>
         <w:rPr>
@@ -6649,6 +8892,26 @@
         </w:pict>
       </w:r>
     </w:p>
+    <w:p>
+      <w:pPr>
+        <w:spacing w:before="160" w:after="80"/>
+      </w:pPr>
+      <w:r>
+        <w:pict>
+          <v:rect style="width:0;height:1.5pt" o:hralign="center" o:hrstd="t" o:hr="t"/>
+        </w:pict>
+      </w:r>
+    </w:p>
+    <w:p>
+      <w:pPr>
+        <w:spacing w:before="160" w:after="80"/>
+      </w:pPr>
+      <w:r>
+        <w:pict>
+          <v:rect style="width:0;height:1.5pt" o:hralign="center" o:hrstd="t" o:hr="t"/>
+        </w:pict>
+      </w:r>
+    </w:p>
     <w:bookmarkEnd w:id="41"/>
     <w:bookmarkStart w:id="42" w:name="第19题"/>
     <w:p>
@@ -6678,6 +8941,7 @@
     <w:p>
       <w:pPr>
         <w:pStyle w:val="FirstParagraph"/>
+        <w:ind w:firstLine="420"/>
       </w:pPr>
       <w:r>
         <w:rPr>
@@ -6884,8 +9148,9 @@
         <w:pStyle w:val="Compact"/>
         <w:numPr>
           <w:ilvl w:val="0"/>
-          <w:numId w:val="1009"/>
+          <w:numId w:val="1013"/>
         </w:numPr>
+        <w:ind w:firstLine="420"/>
       </w:pPr>
       <m:oMath>
         <m:r>
@@ -7055,6 +9320,7 @@
     <w:p>
       <w:pPr>
         <w:pStyle w:val="FirstParagraph"/>
+        <w:ind w:firstLine="420"/>
       </w:pPr>
       <m:oMath>
         <m:r>
@@ -7628,8 +9894,9 @@
         <w:pStyle w:val="Compact"/>
         <w:numPr>
           <w:ilvl w:val="0"/>
-          <w:numId w:val="1010"/>
+          <w:numId w:val="1014"/>
         </w:numPr>
+        <w:ind w:firstLine="420"/>
       </w:pPr>
       <w:r>
         <w:rPr>
@@ -7647,6 +9914,7 @@
     <w:p>
       <w:pPr>
         <w:pStyle w:val="FirstParagraph"/>
+        <w:ind w:firstLine="420"/>
       </w:pPr>
       <w:r>
         <w:rPr>
@@ -7979,8 +10247,9 @@
       <w:pPr>
         <w:numPr>
           <w:ilvl w:val="0"/>
-          <w:numId w:val="1011"/>
+          <w:numId w:val="1015"/>
         </w:numPr>
+        <w:ind w:firstLine="420"/>
       </w:pPr>
       <w:r>
         <w:rPr>
@@ -8207,8 +10476,9 @@
       <w:pPr>
         <w:numPr>
           <w:ilvl w:val="0"/>
-          <w:numId w:val="1011"/>
+          <w:numId w:val="1015"/>
         </w:numPr>
+        <w:ind w:firstLine="420"/>
       </w:pPr>
       <w:r>
         <w:rPr>
@@ -8408,6 +10678,26 @@
         </w:pict>
       </w:r>
     </w:p>
+    <w:p>
+      <w:pPr>
+        <w:spacing w:before="160" w:after="80"/>
+      </w:pPr>
+      <w:r>
+        <w:pict>
+          <v:rect style="width:0;height:1.5pt" o:hralign="center" o:hrstd="t" o:hr="t"/>
+        </w:pict>
+      </w:r>
+    </w:p>
+    <w:p>
+      <w:pPr>
+        <w:spacing w:before="160" w:after="80"/>
+      </w:pPr>
+      <w:r>
+        <w:pict>
+          <v:rect style="width:0;height:1.5pt" o:hralign="center" o:hrstd="t" o:hr="t"/>
+        </w:pict>
+      </w:r>
+    </w:p>
     <w:bookmarkEnd w:id="42"/>
     <w:bookmarkStart w:id="43" w:name="第20题"/>
     <w:p>
@@ -8437,6 +10727,7 @@
     <w:p>
       <w:pPr>
         <w:pStyle w:val="FirstParagraph"/>
+        <w:ind w:firstLine="420"/>
       </w:pPr>
       <m:oMath>
         <m:sSub>
@@ -9138,205 +11429,6 @@
         </w:pict>
       </w:r>
     </w:p>
-    <w:bookmarkEnd w:id="43"/>
-    <w:bookmarkStart w:id="44" w:name="第21题"/>
-    <w:p>
-      <w:pPr>
-        <w:pStyle w:val="Heading3"/>
-        <w:spacing w:before="280" w:after="120"/>
-      </w:pPr>
-      <w:r>
-        <w:rPr>
-          <w:rFonts w:hint="eastAsia" w:ascii="Times New Roman" w:hAnsi="Times New Roman" w:eastAsia="SimHei" w:cs="Times New Roman"/>
-        </w:rPr>
-        <w:t>第</w:t>
-      </w:r>
-      <w:r>
-        <w:rPr>
-          <w:rFonts w:hint="eastAsia" w:ascii="Times New Roman" w:hAnsi="Times New Roman" w:eastAsia="Times New Roman" w:cs="Times New Roman"/>
-        </w:rPr>
-        <w:t>21</w:t>
-      </w:r>
-      <w:r>
-        <w:rPr>
-          <w:rFonts w:hint="eastAsia" w:ascii="Times New Roman" w:hAnsi="Times New Roman" w:eastAsia="SimHei" w:cs="Times New Roman"/>
-        </w:rPr>
-        <w:t>题</w:t>
-      </w:r>
-    </w:p>
-    <w:p>
-      <w:pPr>
-        <w:pStyle w:val="FirstParagraph"/>
-      </w:pPr>
-      <w:r>
-        <w:rPr>
-          <w:rFonts w:hint="eastAsia" w:ascii="Times New Roman" w:hAnsi="Times New Roman" w:eastAsia="FangSong" w:cs="Times New Roman"/>
-        </w:rPr>
-        <w:t>人们常用靛酚蓝分光光度法测定空气中的氨浓度</w:t>
-      </w:r>
-      <w:r>
-        <w:rPr>
-          <w:rFonts w:hint="eastAsia" w:ascii="Times New Roman" w:hAnsi="Times New Roman" w:eastAsia="Times New Roman" w:cs="Times New Roman"/>
-        </w:rPr>
-        <w:t>。</w:t>
-      </w:r>
-      <w:r>
-        <w:rPr>
-          <w:rFonts w:hint="eastAsia" w:ascii="Times New Roman" w:hAnsi="Times New Roman" w:eastAsia="FangSong" w:cs="Times New Roman"/>
-        </w:rPr>
-        <w:t>该方法首先用稀硫酸吸收空气中的氨</w:t>
-      </w:r>
-      <w:r>
-        <w:rPr>
-          <w:rFonts w:hint="eastAsia" w:ascii="Times New Roman" w:hAnsi="Times New Roman" w:eastAsia="Times New Roman" w:cs="Times New Roman"/>
-        </w:rPr>
-        <w:t>，</w:t>
-      </w:r>
-      <w:r>
-        <w:rPr>
-          <w:rFonts w:hint="eastAsia" w:ascii="Times New Roman" w:hAnsi="Times New Roman" w:eastAsia="FangSong" w:cs="Times New Roman"/>
-        </w:rPr>
-        <w:t>在亚硝基铁氰化钠和次氯酸钠存在下</w:t>
-      </w:r>
-      <w:r>
-        <w:rPr>
-          <w:rFonts w:hint="eastAsia" w:ascii="Times New Roman" w:hAnsi="Times New Roman" w:eastAsia="Times New Roman" w:cs="Times New Roman"/>
-        </w:rPr>
-        <w:t>，</w:t>
-      </w:r>
-      <w:r>
-        <w:rPr>
-          <w:rFonts w:hint="eastAsia" w:ascii="Times New Roman" w:hAnsi="Times New Roman" w:eastAsia="FangSong" w:cs="Times New Roman"/>
-        </w:rPr>
-        <w:t>与苯酚反应生成蓝绿色的靛酚蓝染料</w:t>
-      </w:r>
-      <w:r>
-        <w:rPr>
-          <w:rFonts w:hint="eastAsia" w:ascii="Times New Roman" w:hAnsi="Times New Roman" w:eastAsia="Times New Roman" w:cs="Times New Roman"/>
-        </w:rPr>
-        <w:t>，</w:t>
-      </w:r>
-      <w:r>
-        <w:rPr>
-          <w:rFonts w:hint="eastAsia" w:ascii="Times New Roman" w:hAnsi="Times New Roman" w:eastAsia="FangSong" w:cs="Times New Roman"/>
-        </w:rPr>
-        <w:t>最后用分光光度法测定其浓度</w:t>
-      </w:r>
-      <w:r>
-        <w:rPr>
-          <w:rFonts w:hint="eastAsia" w:ascii="Times New Roman" w:hAnsi="Times New Roman" w:eastAsia="Times New Roman" w:cs="Times New Roman"/>
-        </w:rPr>
-        <w:t>。</w:t>
-      </w:r>
-      <w:r>
-        <w:rPr>
-          <w:rFonts w:hint="eastAsia" w:ascii="Times New Roman" w:hAnsi="Times New Roman" w:eastAsia="FangSong" w:cs="Times New Roman"/>
-        </w:rPr>
-        <w:t>在弱碱性环境中生成靛酚蓝的过程包含以下</w:t>
-      </w:r>
-      <w:r>
-        <w:rPr>
-          <w:rFonts w:hint="eastAsia" w:ascii="Times New Roman" w:hAnsi="Times New Roman" w:eastAsia="Times New Roman" w:cs="Times New Roman"/>
-        </w:rPr>
-        <w:t>5</w:t>
-      </w:r>
-      <w:r>
-        <w:rPr>
-          <w:rFonts w:hint="eastAsia" w:ascii="Times New Roman" w:hAnsi="Times New Roman" w:eastAsia="FangSong" w:cs="Times New Roman"/>
-        </w:rPr>
-        <w:t>步反应</w:t>
-      </w:r>
-      <w:r>
-        <w:rPr>
-          <w:rFonts w:hint="eastAsia" w:ascii="Times New Roman" w:hAnsi="Times New Roman" w:eastAsia="Times New Roman" w:cs="Times New Roman"/>
-        </w:rPr>
-        <w:t>：</w:t>
-      </w:r>
-      <w:r>
-        <w:rPr>
-          <w:rFonts w:hint="eastAsia" w:ascii="Times New Roman" w:hAnsi="Times New Roman" w:eastAsia="FangSong" w:cs="Times New Roman"/>
-        </w:rPr>
-        <w:t>氨与次氯酸钠反应得到</w:t>
-      </w:r>
-      <w:r>
-        <w:rPr>
-          <w:rFonts w:hint="eastAsia" w:ascii="Times New Roman" w:hAnsi="Times New Roman" w:eastAsia="Times New Roman" w:cs="Times New Roman"/>
-        </w:rPr>
-        <w:t>A；A</w:t>
-      </w:r>
-      <w:r>
-        <w:rPr>
-          <w:rFonts w:hint="eastAsia" w:ascii="Times New Roman" w:hAnsi="Times New Roman" w:eastAsia="FangSong" w:cs="Times New Roman"/>
-        </w:rPr>
-        <w:t>与苯酚反应得到</w:t>
-      </w:r>
-      <w:r>
-        <w:rPr>
-          <w:rFonts w:hint="eastAsia" w:ascii="Times New Roman" w:hAnsi="Times New Roman" w:eastAsia="Times New Roman" w:cs="Times New Roman"/>
-        </w:rPr>
-        <w:t>B；B</w:t>
-      </w:r>
-      <w:r>
-        <w:rPr>
-          <w:rFonts w:hint="eastAsia" w:ascii="Times New Roman" w:hAnsi="Times New Roman" w:eastAsia="FangSong" w:cs="Times New Roman"/>
-        </w:rPr>
-        <w:t>被次氯酸钠氧化为对亚胺醌</w:t>
-      </w:r>
-      <w:r>
-        <w:rPr>
-          <w:rFonts w:hint="eastAsia" w:ascii="Times New Roman" w:hAnsi="Times New Roman" w:eastAsia="Times New Roman" w:cs="Times New Roman"/>
-        </w:rPr>
-        <w:t>；</w:t>
-      </w:r>
-      <w:r>
-        <w:rPr>
-          <w:rFonts w:hint="eastAsia" w:ascii="Times New Roman" w:hAnsi="Times New Roman" w:eastAsia="FangSong" w:cs="Times New Roman"/>
-        </w:rPr>
-        <w:t>对亚胺醌与次氯酸钠反应得到</w:t>
-      </w:r>
-      <w:r>
-        <w:rPr>
-          <w:rFonts w:hint="eastAsia" w:ascii="Times New Roman" w:hAnsi="Times New Roman" w:eastAsia="Times New Roman" w:cs="Times New Roman"/>
-        </w:rPr>
-        <w:t>C；C</w:t>
-      </w:r>
-      <w:r>
-        <w:rPr>
-          <w:rFonts w:hint="eastAsia" w:ascii="Times New Roman" w:hAnsi="Times New Roman" w:eastAsia="FangSong" w:cs="Times New Roman"/>
-        </w:rPr>
-        <w:t>与苯酚反应得到靛酚蓝</w:t>
-      </w:r>
-      <w:r>
-        <w:rPr>
-          <w:rFonts w:hint="eastAsia" w:ascii="Times New Roman" w:hAnsi="Times New Roman" w:eastAsia="Times New Roman" w:cs="Times New Roman"/>
-        </w:rPr>
-        <w:t>。</w:t>
-      </w:r>
-      <w:r>
-        <w:rPr>
-          <w:rFonts w:hint="eastAsia" w:ascii="Times New Roman" w:hAnsi="Times New Roman" w:eastAsia="FangSong" w:cs="Times New Roman"/>
-        </w:rPr>
-        <w:t>请依次写出反应方程式</w:t>
-      </w:r>
-      <w:r>
-        <w:rPr>
-          <w:rFonts w:hint="eastAsia" w:ascii="Times New Roman" w:hAnsi="Times New Roman" w:eastAsia="Times New Roman" w:cs="Times New Roman"/>
-        </w:rPr>
-        <w:t>(</w:t>
-      </w:r>
-      <w:r>
-        <w:rPr>
-          <w:rFonts w:hint="eastAsia" w:ascii="Times New Roman" w:hAnsi="Times New Roman" w:eastAsia="FangSong" w:cs="Times New Roman"/>
-        </w:rPr>
-        <w:t>有机物用结构简式表示</w:t>
-      </w:r>
-      <w:r>
-        <w:rPr>
-          <w:rFonts w:hint="eastAsia" w:ascii="Times New Roman" w:hAnsi="Times New Roman" w:eastAsia="Times New Roman" w:cs="Times New Roman"/>
-        </w:rPr>
-        <w:t>)。</w:t>
-      </w:r>
-    </w:p>
     <w:p>
       <w:pPr>
         <w:spacing w:before="160" w:after="80"/>
@@ -9347,6 +11439,246 @@
         </w:pict>
       </w:r>
     </w:p>
+    <w:p>
+      <w:pPr>
+        <w:spacing w:before="160" w:after="80"/>
+      </w:pPr>
+      <w:r>
+        <w:pict>
+          <v:rect style="width:0;height:1.5pt" o:hralign="center" o:hrstd="t" o:hr="t"/>
+        </w:pict>
+      </w:r>
+    </w:p>
+    <w:bookmarkEnd w:id="43"/>
+    <w:bookmarkStart w:id="44" w:name="第21题"/>
+    <w:p>
+      <w:pPr>
+        <w:pStyle w:val="Heading3"/>
+        <w:spacing w:before="280" w:after="120"/>
+      </w:pPr>
+      <w:r>
+        <w:rPr>
+          <w:rFonts w:hint="eastAsia" w:ascii="Times New Roman" w:hAnsi="Times New Roman" w:eastAsia="SimHei" w:cs="Times New Roman"/>
+        </w:rPr>
+        <w:t>第</w:t>
+      </w:r>
+      <w:r>
+        <w:rPr>
+          <w:rFonts w:hint="eastAsia" w:ascii="Times New Roman" w:hAnsi="Times New Roman" w:eastAsia="Times New Roman" w:cs="Times New Roman"/>
+        </w:rPr>
+        <w:t>21</w:t>
+      </w:r>
+      <w:r>
+        <w:rPr>
+          <w:rFonts w:hint="eastAsia" w:ascii="Times New Roman" w:hAnsi="Times New Roman" w:eastAsia="SimHei" w:cs="Times New Roman"/>
+        </w:rPr>
+        <w:t>题</w:t>
+      </w:r>
+    </w:p>
+    <w:p>
+      <w:pPr>
+        <w:pStyle w:val="FirstParagraph"/>
+        <w:ind w:firstLine="420"/>
+      </w:pPr>
+      <w:r>
+        <w:rPr>
+          <w:rFonts w:hint="eastAsia" w:ascii="Times New Roman" w:hAnsi="Times New Roman" w:eastAsia="FangSong" w:cs="Times New Roman"/>
+        </w:rPr>
+        <w:t>人们常用靛酚蓝分光光度法测定空气中的氨浓度</w:t>
+      </w:r>
+      <w:r>
+        <w:rPr>
+          <w:rFonts w:hint="eastAsia" w:ascii="Times New Roman" w:hAnsi="Times New Roman" w:eastAsia="Times New Roman" w:cs="Times New Roman"/>
+        </w:rPr>
+        <w:t>。</w:t>
+      </w:r>
+      <w:r>
+        <w:rPr>
+          <w:rFonts w:hint="eastAsia" w:ascii="Times New Roman" w:hAnsi="Times New Roman" w:eastAsia="FangSong" w:cs="Times New Roman"/>
+        </w:rPr>
+        <w:t>该方法首先用稀硫酸吸收空气中的氨</w:t>
+      </w:r>
+      <w:r>
+        <w:rPr>
+          <w:rFonts w:hint="eastAsia" w:ascii="Times New Roman" w:hAnsi="Times New Roman" w:eastAsia="Times New Roman" w:cs="Times New Roman"/>
+        </w:rPr>
+        <w:t>，</w:t>
+      </w:r>
+      <w:r>
+        <w:rPr>
+          <w:rFonts w:hint="eastAsia" w:ascii="Times New Roman" w:hAnsi="Times New Roman" w:eastAsia="FangSong" w:cs="Times New Roman"/>
+        </w:rPr>
+        <w:t>在亚硝基铁氰化钠和次氯酸钠存在下</w:t>
+      </w:r>
+      <w:r>
+        <w:rPr>
+          <w:rFonts w:hint="eastAsia" w:ascii="Times New Roman" w:hAnsi="Times New Roman" w:eastAsia="Times New Roman" w:cs="Times New Roman"/>
+        </w:rPr>
+        <w:t>，</w:t>
+      </w:r>
+      <w:r>
+        <w:rPr>
+          <w:rFonts w:hint="eastAsia" w:ascii="Times New Roman" w:hAnsi="Times New Roman" w:eastAsia="FangSong" w:cs="Times New Roman"/>
+        </w:rPr>
+        <w:t>与苯酚反应生成蓝绿色的靛酚蓝染料</w:t>
+      </w:r>
+      <w:r>
+        <w:rPr>
+          <w:rFonts w:hint="eastAsia" w:ascii="Times New Roman" w:hAnsi="Times New Roman" w:eastAsia="Times New Roman" w:cs="Times New Roman"/>
+        </w:rPr>
+        <w:t>，</w:t>
+      </w:r>
+      <w:r>
+        <w:rPr>
+          <w:rFonts w:hint="eastAsia" w:ascii="Times New Roman" w:hAnsi="Times New Roman" w:eastAsia="FangSong" w:cs="Times New Roman"/>
+        </w:rPr>
+        <w:t>最后用分光光度法测定其浓度</w:t>
+      </w:r>
+      <w:r>
+        <w:rPr>
+          <w:rFonts w:hint="eastAsia" w:ascii="Times New Roman" w:hAnsi="Times New Roman" w:eastAsia="Times New Roman" w:cs="Times New Roman"/>
+        </w:rPr>
+        <w:t>。</w:t>
+      </w:r>
+      <w:r>
+        <w:rPr>
+          <w:rFonts w:hint="eastAsia" w:ascii="Times New Roman" w:hAnsi="Times New Roman" w:eastAsia="FangSong" w:cs="Times New Roman"/>
+        </w:rPr>
+        <w:t>在弱碱性环境中生成靛酚蓝的过程包含以下</w:t>
+      </w:r>
+      <w:r>
+        <w:rPr>
+          <w:rFonts w:hint="eastAsia" w:ascii="Times New Roman" w:hAnsi="Times New Roman" w:eastAsia="Times New Roman" w:cs="Times New Roman"/>
+        </w:rPr>
+        <w:t>5</w:t>
+      </w:r>
+      <w:r>
+        <w:rPr>
+          <w:rFonts w:hint="eastAsia" w:ascii="Times New Roman" w:hAnsi="Times New Roman" w:eastAsia="FangSong" w:cs="Times New Roman"/>
+        </w:rPr>
+        <w:t>步反应</w:t>
+      </w:r>
+      <w:r>
+        <w:rPr>
+          <w:rFonts w:hint="eastAsia" w:ascii="Times New Roman" w:hAnsi="Times New Roman" w:eastAsia="Times New Roman" w:cs="Times New Roman"/>
+        </w:rPr>
+        <w:t>：</w:t>
+      </w:r>
+      <w:r>
+        <w:rPr>
+          <w:rFonts w:hint="eastAsia" w:ascii="Times New Roman" w:hAnsi="Times New Roman" w:eastAsia="FangSong" w:cs="Times New Roman"/>
+        </w:rPr>
+        <w:t>氨与次氯酸钠反应得到</w:t>
+      </w:r>
+      <w:r>
+        <w:rPr>
+          <w:rFonts w:hint="eastAsia" w:ascii="Times New Roman" w:hAnsi="Times New Roman" w:eastAsia="Times New Roman" w:cs="Times New Roman"/>
+        </w:rPr>
+        <w:t>A；A</w:t>
+      </w:r>
+      <w:r>
+        <w:rPr>
+          <w:rFonts w:hint="eastAsia" w:ascii="Times New Roman" w:hAnsi="Times New Roman" w:eastAsia="FangSong" w:cs="Times New Roman"/>
+        </w:rPr>
+        <w:t>与苯酚反应得到</w:t>
+      </w:r>
+      <w:r>
+        <w:rPr>
+          <w:rFonts w:hint="eastAsia" w:ascii="Times New Roman" w:hAnsi="Times New Roman" w:eastAsia="Times New Roman" w:cs="Times New Roman"/>
+        </w:rPr>
+        <w:t>B；B</w:t>
+      </w:r>
+      <w:r>
+        <w:rPr>
+          <w:rFonts w:hint="eastAsia" w:ascii="Times New Roman" w:hAnsi="Times New Roman" w:eastAsia="FangSong" w:cs="Times New Roman"/>
+        </w:rPr>
+        <w:t>被次氯酸钠氧化为对亚胺醌</w:t>
+      </w:r>
+      <w:r>
+        <w:rPr>
+          <w:rFonts w:hint="eastAsia" w:ascii="Times New Roman" w:hAnsi="Times New Roman" w:eastAsia="Times New Roman" w:cs="Times New Roman"/>
+        </w:rPr>
+        <w:t>；</w:t>
+      </w:r>
+      <w:r>
+        <w:rPr>
+          <w:rFonts w:hint="eastAsia" w:ascii="Times New Roman" w:hAnsi="Times New Roman" w:eastAsia="FangSong" w:cs="Times New Roman"/>
+        </w:rPr>
+        <w:t>对亚胺醌与次氯酸钠反应得到</w:t>
+      </w:r>
+      <w:r>
+        <w:rPr>
+          <w:rFonts w:hint="eastAsia" w:ascii="Times New Roman" w:hAnsi="Times New Roman" w:eastAsia="Times New Roman" w:cs="Times New Roman"/>
+        </w:rPr>
+        <w:t>C；C</w:t>
+      </w:r>
+      <w:r>
+        <w:rPr>
+          <w:rFonts w:hint="eastAsia" w:ascii="Times New Roman" w:hAnsi="Times New Roman" w:eastAsia="FangSong" w:cs="Times New Roman"/>
+        </w:rPr>
+        <w:t>与苯酚反应得到靛酚蓝</w:t>
+      </w:r>
+      <w:r>
+        <w:rPr>
+          <w:rFonts w:hint="eastAsia" w:ascii="Times New Roman" w:hAnsi="Times New Roman" w:eastAsia="Times New Roman" w:cs="Times New Roman"/>
+        </w:rPr>
+        <w:t>。</w:t>
+      </w:r>
+      <w:r>
+        <w:rPr>
+          <w:rFonts w:hint="eastAsia" w:ascii="Times New Roman" w:hAnsi="Times New Roman" w:eastAsia="FangSong" w:cs="Times New Roman"/>
+        </w:rPr>
+        <w:t>请依次写出反应方程式</w:t>
+      </w:r>
+      <w:r>
+        <w:rPr>
+          <w:rFonts w:hint="eastAsia" w:ascii="Times New Roman" w:hAnsi="Times New Roman" w:eastAsia="Times New Roman" w:cs="Times New Roman"/>
+        </w:rPr>
+        <w:t>(</w:t>
+      </w:r>
+      <w:r>
+        <w:rPr>
+          <w:rFonts w:hint="eastAsia" w:ascii="Times New Roman" w:hAnsi="Times New Roman" w:eastAsia="FangSong" w:cs="Times New Roman"/>
+        </w:rPr>
+        <w:t>有机物用结构简式表示</w:t>
+      </w:r>
+      <w:r>
+        <w:rPr>
+          <w:rFonts w:hint="eastAsia" w:ascii="Times New Roman" w:hAnsi="Times New Roman" w:eastAsia="Times New Roman" w:cs="Times New Roman"/>
+        </w:rPr>
+        <w:t>)。</w:t>
+      </w:r>
+    </w:p>
+    <w:p>
+      <w:pPr>
+        <w:spacing w:before="160" w:after="80"/>
+      </w:pPr>
+      <w:r>
+        <w:pict>
+          <v:rect style="width:0;height:1.5pt" o:hralign="center" o:hrstd="t" o:hr="t"/>
+        </w:pict>
+      </w:r>
+    </w:p>
+    <w:p>
+      <w:pPr>
+        <w:spacing w:before="160" w:after="80"/>
+      </w:pPr>
+      <w:r>
+        <w:pict>
+          <v:rect style="width:0;height:1.5pt" o:hralign="center" o:hrstd="t" o:hr="t"/>
+        </w:pict>
+      </w:r>
+    </w:p>
+    <w:p>
+      <w:pPr>
+        <w:spacing w:before="160" w:after="80"/>
+      </w:pPr>
+      <w:r>
+        <w:pict>
+          <v:rect style="width:0;height:1.5pt" o:hralign="center" o:hrstd="t" o:hr="t"/>
+        </w:pict>
+      </w:r>
+    </w:p>
     <w:bookmarkEnd w:id="44"/>
     <w:bookmarkStart w:id="45" w:name="第22题"/>
     <w:p>
@@ -9376,6 +11708,7 @@
     <w:p>
       <w:pPr>
         <w:pStyle w:val="FirstParagraph"/>
+        <w:ind w:firstLine="420"/>
       </w:pPr>
       <w:r>
         <w:rPr>
@@ -9912,7 +12245,12 @@
     </w:p>
     <w:p>
       <w:pPr>
-        <w:pStyle w:val="BodyText"/>
+        <w:pStyle w:val="Compact"/>
+        <w:numPr>
+          <w:ilvl w:val="0"/>
+          <w:numId w:val="1016"/>
+        </w:numPr>
+        <w:ind w:firstLine="420"/>
       </w:pPr>
       <w:r>
         <w:rPr>
@@ -9926,11 +12264,21 @@
         </w:rPr>
         <w:t xml:space="preserve">氧化剂</w:t>
       </w:r>
-      <w:r>
-        <w:rPr>
-          <w:rFonts w:ascii="Times New Roman" w:hAnsi="Times New Roman" w:eastAsia="Times New Roman" w:cs="Times New Roman"/>
-        </w:rPr>
-        <w:t xml:space="preserve">　B. </w:t>
+    </w:p>
+    <w:p>
+      <w:pPr>
+        <w:pStyle w:val="Compact"/>
+        <w:numPr>
+          <w:ilvl w:val="0"/>
+          <w:numId w:val="1016"/>
+        </w:numPr>
+        <w:ind w:firstLine="420"/>
+      </w:pPr>
+      <w:r>
+        <w:rPr>
+          <w:rFonts w:ascii="Times New Roman" w:hAnsi="Times New Roman" w:eastAsia="Times New Roman" w:cs="Times New Roman"/>
+        </w:rPr>
+        <w:t xml:space="preserve">B. </w:t>
       </w:r>
       <w:r>
         <w:rPr>
@@ -9938,11 +12286,21 @@
         </w:rPr>
         <w:t xml:space="preserve">还原剂</w:t>
       </w:r>
-      <w:r>
-        <w:rPr>
-          <w:rFonts w:ascii="Times New Roman" w:hAnsi="Times New Roman" w:eastAsia="Times New Roman" w:cs="Times New Roman"/>
-        </w:rPr>
-        <w:t xml:space="preserve">　C. </w:t>
+    </w:p>
+    <w:p>
+      <w:pPr>
+        <w:pStyle w:val="Compact"/>
+        <w:numPr>
+          <w:ilvl w:val="0"/>
+          <w:numId w:val="1016"/>
+        </w:numPr>
+        <w:ind w:firstLine="420"/>
+      </w:pPr>
+      <w:r>
+        <w:rPr>
+          <w:rFonts w:ascii="Times New Roman" w:hAnsi="Times New Roman" w:eastAsia="Times New Roman" w:cs="Times New Roman"/>
+        </w:rPr>
+        <w:t xml:space="preserve">C. </w:t>
       </w:r>
       <w:r>
         <w:rPr>
@@ -9950,11 +12308,21 @@
         </w:rPr>
         <w:t xml:space="preserve">催化剂</w:t>
       </w:r>
-      <w:r>
-        <w:rPr>
-          <w:rFonts w:ascii="Times New Roman" w:hAnsi="Times New Roman" w:eastAsia="Times New Roman" w:cs="Times New Roman"/>
-        </w:rPr>
-        <w:t xml:space="preserve">　D. </w:t>
+    </w:p>
+    <w:p>
+      <w:pPr>
+        <w:pStyle w:val="Compact"/>
+        <w:numPr>
+          <w:ilvl w:val="0"/>
+          <w:numId w:val="1016"/>
+        </w:numPr>
+        <w:ind w:firstLine="420"/>
+      </w:pPr>
+      <w:r>
+        <w:rPr>
+          <w:rFonts w:ascii="Times New Roman" w:hAnsi="Times New Roman" w:eastAsia="Times New Roman" w:cs="Times New Roman"/>
+        </w:rPr>
+        <w:t xml:space="preserve">D. </w:t>
       </w:r>
       <w:r>
         <w:rPr>
@@ -9973,6 +12341,26 @@
         </w:pict>
       </w:r>
     </w:p>
+    <w:p>
+      <w:pPr>
+        <w:spacing w:before="160" w:after="80"/>
+      </w:pPr>
+      <w:r>
+        <w:pict>
+          <v:rect style="width:0;height:1.5pt" o:hralign="center" o:hrstd="t" o:hr="t"/>
+        </w:pict>
+      </w:r>
+    </w:p>
+    <w:p>
+      <w:pPr>
+        <w:spacing w:before="160" w:after="80"/>
+      </w:pPr>
+      <w:r>
+        <w:pict>
+          <v:rect style="width:0;height:1.5pt" o:hralign="center" o:hrstd="t" o:hr="t"/>
+        </w:pict>
+      </w:r>
+    </w:p>
     <w:bookmarkEnd w:id="45"/>
     <w:bookmarkStart w:id="46" w:name="第23题"/>
     <w:p>
@@ -10001,14 +12389,13 @@
     </w:p>
     <w:p>
       <w:pPr>
-        <w:pStyle w:val="FirstParagraph"/>
-      </w:pPr>
-      <w:r>
-        <w:rPr>
-          <w:rFonts w:ascii="Times New Roman" w:hAnsi="Times New Roman" w:eastAsia="Times New Roman" w:cs="Times New Roman"/>
-        </w:rPr>
-        <w:t xml:space="preserve">8-1 </w:t>
-      </w:r>
+        <w:pStyle w:val="Compact"/>
+        <w:numPr>
+          <w:ilvl w:val="0"/>
+          <w:numId w:val="1017"/>
+        </w:numPr>
+        <w:ind w:firstLine="420"/>
+      </w:pPr>
       <w:r>
         <w:rPr>
           <w:rFonts w:hint="eastAsia" w:ascii="Times New Roman" w:hAnsi="Times New Roman" w:eastAsia="FangSong" w:cs="Times New Roman"/>
@@ -10048,7 +12435,12 @@
     </w:p>
     <w:p>
       <w:pPr>
-        <w:pStyle w:val="BodyText"/>
+        <w:pStyle w:val="Compact"/>
+        <w:numPr>
+          <w:ilvl w:val="0"/>
+          <w:numId w:val="1018"/>
+        </w:numPr>
+        <w:ind w:firstLine="420"/>
       </w:pPr>
       <w:r>
         <w:rPr>
@@ -10062,11 +12454,21 @@
         </w:rPr>
         <w:t xml:space="preserve">熔沸点</w:t>
       </w:r>
-      <w:r>
-        <w:rPr>
-          <w:rFonts w:ascii="Times New Roman" w:hAnsi="Times New Roman" w:eastAsia="Times New Roman" w:cs="Times New Roman"/>
-        </w:rPr>
-        <w:t xml:space="preserve">　　B. </w:t>
+    </w:p>
+    <w:p>
+      <w:pPr>
+        <w:pStyle w:val="Compact"/>
+        <w:numPr>
+          <w:ilvl w:val="0"/>
+          <w:numId w:val="1018"/>
+        </w:numPr>
+        <w:ind w:firstLine="420"/>
+      </w:pPr>
+      <w:r>
+        <w:rPr>
+          <w:rFonts w:ascii="Times New Roman" w:hAnsi="Times New Roman" w:eastAsia="Times New Roman" w:cs="Times New Roman"/>
+        </w:rPr>
+        <w:t xml:space="preserve">B. </w:t>
       </w:r>
       <w:r>
         <w:rPr>
@@ -10074,11 +12476,21 @@
         </w:rPr>
         <w:t xml:space="preserve">原子半径</w:t>
       </w:r>
-      <w:r>
-        <w:rPr>
-          <w:rFonts w:ascii="Times New Roman" w:hAnsi="Times New Roman" w:eastAsia="Times New Roman" w:cs="Times New Roman"/>
-        </w:rPr>
-        <w:t xml:space="preserve">　　C. </w:t>
+    </w:p>
+    <w:p>
+      <w:pPr>
+        <w:pStyle w:val="Compact"/>
+        <w:numPr>
+          <w:ilvl w:val="0"/>
+          <w:numId w:val="1018"/>
+        </w:numPr>
+        <w:ind w:firstLine="420"/>
+      </w:pPr>
+      <w:r>
+        <w:rPr>
+          <w:rFonts w:ascii="Times New Roman" w:hAnsi="Times New Roman" w:eastAsia="Times New Roman" w:cs="Times New Roman"/>
+        </w:rPr>
+        <w:t xml:space="preserve">C. </w:t>
       </w:r>
       <w:r>
         <w:rPr>
@@ -10086,11 +12498,21 @@
         </w:rPr>
         <w:t xml:space="preserve">晶体密度</w:t>
       </w:r>
-      <w:r>
-        <w:rPr>
-          <w:rFonts w:ascii="Times New Roman" w:hAnsi="Times New Roman" w:eastAsia="Times New Roman" w:cs="Times New Roman"/>
-        </w:rPr>
-        <w:t xml:space="preserve">　　D. </w:t>
+    </w:p>
+    <w:p>
+      <w:pPr>
+        <w:pStyle w:val="Compact"/>
+        <w:numPr>
+          <w:ilvl w:val="0"/>
+          <w:numId w:val="1018"/>
+        </w:numPr>
+        <w:ind w:firstLine="420"/>
+      </w:pPr>
+      <w:r>
+        <w:rPr>
+          <w:rFonts w:ascii="Times New Roman" w:hAnsi="Times New Roman" w:eastAsia="Times New Roman" w:cs="Times New Roman"/>
+        </w:rPr>
+        <w:t xml:space="preserve">D. </w:t>
       </w:r>
       <w:r>
         <w:rPr>
@@ -10101,14 +12523,12 @@
     </w:p>
     <w:p>
       <w:pPr>
-        <w:pStyle w:val="BodyText"/>
-      </w:pPr>
-      <w:r>
-        <w:rPr>
-          <w:rFonts w:ascii="Times New Roman" w:hAnsi="Times New Roman" w:eastAsia="Times New Roman" w:cs="Times New Roman"/>
-        </w:rPr>
-        <w:t xml:space="preserve">8-2 </w:t>
-      </w:r>
+        <w:numPr>
+          <w:ilvl w:val="0"/>
+          <w:numId w:val="1019"/>
+        </w:numPr>
+        <w:ind w:firstLine="420"/>
+      </w:pPr>
       <w:r>
         <w:rPr>
           <w:rFonts w:hint="eastAsia" w:ascii="Times New Roman" w:hAnsi="Times New Roman" w:eastAsia="FangSong" w:cs="Times New Roman"/>
@@ -10237,14 +12657,12 @@
     </w:p>
     <w:p>
       <w:pPr>
-        <w:pStyle w:val="BodyText"/>
-      </w:pPr>
-      <w:r>
-        <w:rPr>
-          <w:rFonts w:ascii="Times New Roman" w:hAnsi="Times New Roman" w:eastAsia="Times New Roman" w:cs="Times New Roman"/>
-        </w:rPr>
-        <w:t xml:space="preserve">8-3 </w:t>
-      </w:r>
+        <w:numPr>
+          <w:ilvl w:val="0"/>
+          <w:numId w:val="1019"/>
+        </w:numPr>
+        <w:ind w:firstLine="420"/>
+      </w:pPr>
       <w:r>
         <w:rPr>
           <w:rFonts w:hint="eastAsia" w:ascii="Times New Roman" w:hAnsi="Times New Roman" w:eastAsia="FangSong" w:cs="Times New Roman"/>
@@ -10432,14 +12850,12 @@
     </w:p>
     <w:p>
       <w:pPr>
-        <w:pStyle w:val="BodyText"/>
-      </w:pPr>
-      <w:r>
-        <w:rPr>
-          <w:rFonts w:ascii="Times New Roman" w:hAnsi="Times New Roman" w:eastAsia="Times New Roman" w:cs="Times New Roman"/>
-        </w:rPr>
-        <w:t xml:space="preserve">8-4 </w:t>
-      </w:r>
+        <w:numPr>
+          <w:ilvl w:val="0"/>
+          <w:numId w:val="1019"/>
+        </w:numPr>
+        <w:ind w:firstLine="420"/>
+      </w:pPr>
       <w:r>
         <w:rPr>
           <w:rFonts w:hint="eastAsia" w:ascii="Times New Roman" w:hAnsi="Times New Roman" w:eastAsia="FangSong" w:cs="Times New Roman"/>
@@ -10745,6 +13161,26 @@
         </w:pict>
       </w:r>
     </w:p>
+    <w:p>
+      <w:pPr>
+        <w:spacing w:before="160" w:after="80"/>
+      </w:pPr>
+      <w:r>
+        <w:pict>
+          <v:rect style="width:0;height:1.5pt" o:hralign="center" o:hrstd="t" o:hr="t"/>
+        </w:pict>
+      </w:r>
+    </w:p>
+    <w:p>
+      <w:pPr>
+        <w:spacing w:before="160" w:after="80"/>
+      </w:pPr>
+      <w:r>
+        <w:pict>
+          <v:rect style="width:0;height:1.5pt" o:hralign="center" o:hrstd="t" o:hr="t"/>
+        </w:pict>
+      </w:r>
+    </w:p>
     <w:bookmarkEnd w:id="46"/>
     <w:bookmarkStart w:id="47" w:name="第24题"/>
     <w:p>
@@ -10774,6 +13210,7 @@
     <w:p>
       <w:pPr>
         <w:pStyle w:val="FirstParagraph"/>
+        <w:ind w:firstLine="420"/>
       </w:pPr>
       <w:r>
         <w:rPr>
@@ -11256,14 +13693,12 @@
     </w:p>
     <w:p>
       <w:pPr>
-        <w:pStyle w:val="BodyText"/>
-      </w:pPr>
-      <w:r>
-        <w:rPr>
-          <w:rFonts w:ascii="Times New Roman" w:hAnsi="Times New Roman" w:eastAsia="Times New Roman" w:cs="Times New Roman"/>
-        </w:rPr>
-        <w:t xml:space="preserve">4-1 </w:t>
-      </w:r>
+        <w:numPr>
+          <w:ilvl w:val="0"/>
+          <w:numId w:val="1020"/>
+        </w:numPr>
+        <w:ind w:firstLine="420"/>
+      </w:pPr>
       <w:r>
         <w:rPr>
           <w:rFonts w:hint="eastAsia" w:ascii="Times New Roman" w:hAnsi="Times New Roman" w:eastAsia="FangSong" w:cs="Times New Roman"/>
@@ -11303,14 +13738,12 @@
     </w:p>
     <w:p>
       <w:pPr>
-        <w:pStyle w:val="BodyText"/>
-      </w:pPr>
-      <w:r>
-        <w:rPr>
-          <w:rFonts w:ascii="Times New Roman" w:hAnsi="Times New Roman" w:eastAsia="Times New Roman" w:cs="Times New Roman"/>
-        </w:rPr>
-        <w:t xml:space="preserve">4-2 </w:t>
-      </w:r>
+        <w:numPr>
+          <w:ilvl w:val="0"/>
+          <w:numId w:val="1020"/>
+        </w:numPr>
+        <w:ind w:firstLine="420"/>
+      </w:pPr>
       <w:r>
         <w:rPr>
           <w:rFonts w:hint="eastAsia" w:ascii="Times New Roman" w:hAnsi="Times New Roman" w:eastAsia="FangSong" w:cs="Times New Roman"/>
@@ -11346,6 +13779,26 @@
         </w:pict>
       </w:r>
     </w:p>
+    <w:p>
+      <w:pPr>
+        <w:spacing w:before="160" w:after="80"/>
+      </w:pPr>
+      <w:r>
+        <w:pict>
+          <v:rect style="width:0;height:1.5pt" o:hralign="center" o:hrstd="t" o:hr="t"/>
+        </w:pict>
+      </w:r>
+    </w:p>
+    <w:p>
+      <w:pPr>
+        <w:spacing w:before="160" w:after="80"/>
+      </w:pPr>
+      <w:r>
+        <w:pict>
+          <v:rect style="width:0;height:1.5pt" o:hralign="center" o:hrstd="t" o:hr="t"/>
+        </w:pict>
+      </w:r>
+    </w:p>
     <w:bookmarkEnd w:id="47"/>
     <w:bookmarkStart w:id="48" w:name="第25题"/>
     <w:p>
@@ -11375,6 +13828,7 @@
     <w:p>
       <w:pPr>
         <w:pStyle w:val="FirstParagraph"/>
+        <w:ind w:firstLine="420"/>
       </w:pPr>
       <w:r>
         <w:rPr>
@@ -11549,6 +14003,7 @@
     <w:p>
       <w:pPr>
         <w:pStyle w:val="BodyText"/>
+        <w:ind w:firstLine="420"/>
       </w:pPr>
       <w:r>
         <w:rPr>
@@ -12246,6 +14701,7 @@
     <w:p>
       <w:pPr>
         <w:pStyle w:val="BodyText"/>
+        <w:ind w:firstLine="420"/>
       </w:pPr>
       <w:r>
         <w:rPr>
@@ -12641,14 +15097,12 @@
     </w:p>
     <w:p>
       <w:pPr>
-        <w:pStyle w:val="BodyText"/>
-      </w:pPr>
-      <w:r>
-        <w:rPr>
-          <w:rFonts w:ascii="Times New Roman" w:hAnsi="Times New Roman" w:eastAsia="Times New Roman" w:cs="Times New Roman"/>
-        </w:rPr>
-        <w:t xml:space="preserve">5-1 </w:t>
-      </w:r>
+        <w:numPr>
+          <w:ilvl w:val="0"/>
+          <w:numId w:val="1021"/>
+        </w:numPr>
+        <w:ind w:firstLine="420"/>
+      </w:pPr>
       <w:r>
         <w:rPr>
           <w:rFonts w:hint="eastAsia" w:ascii="Times New Roman" w:hAnsi="Times New Roman" w:eastAsia="FangSong" w:cs="Times New Roman"/>
@@ -12764,14 +15218,12 @@
     </w:p>
     <w:p>
       <w:pPr>
-        <w:pStyle w:val="BodyText"/>
-      </w:pPr>
-      <w:r>
-        <w:rPr>
-          <w:rFonts w:ascii="Times New Roman" w:hAnsi="Times New Roman" w:eastAsia="Times New Roman" w:cs="Times New Roman"/>
-        </w:rPr>
-        <w:t xml:space="preserve">5-2 </w:t>
-      </w:r>
+        <w:numPr>
+          <w:ilvl w:val="0"/>
+          <w:numId w:val="1021"/>
+        </w:numPr>
+        <w:ind w:firstLine="420"/>
+      </w:pPr>
       <w:r>
         <w:rPr>
           <w:rFonts w:hint="eastAsia" w:ascii="Times New Roman" w:hAnsi="Times New Roman" w:eastAsia="FangSong" w:cs="Times New Roman"/>
@@ -12845,14 +15297,12 @@
     </w:p>
     <w:p>
       <w:pPr>
-        <w:pStyle w:val="BodyText"/>
-      </w:pPr>
-      <w:r>
-        <w:rPr>
-          <w:rFonts w:ascii="Times New Roman" w:hAnsi="Times New Roman" w:eastAsia="Times New Roman" w:cs="Times New Roman"/>
-        </w:rPr>
-        <w:t xml:space="preserve">5-3 </w:t>
-      </w:r>
+        <w:numPr>
+          <w:ilvl w:val="0"/>
+          <w:numId w:val="1021"/>
+        </w:numPr>
+        <w:ind w:firstLine="420"/>
+      </w:pPr>
       <w:r>
         <w:rPr>
           <w:rFonts w:hint="eastAsia" w:ascii="Times New Roman" w:hAnsi="Times New Roman" w:eastAsia="FangSong" w:cs="Times New Roman"/>
@@ -13004,6 +15454,26 @@
         </w:pict>
       </w:r>
     </w:p>
+    <w:p>
+      <w:pPr>
+        <w:spacing w:before="160" w:after="80"/>
+      </w:pPr>
+      <w:r>
+        <w:pict>
+          <v:rect style="width:0;height:1.5pt" o:hralign="center" o:hrstd="t" o:hr="t"/>
+        </w:pict>
+      </w:r>
+    </w:p>
+    <w:p>
+      <w:pPr>
+        <w:spacing w:before="160" w:after="80"/>
+      </w:pPr>
+      <w:r>
+        <w:pict>
+          <v:rect style="width:0;height:1.5pt" o:hralign="center" o:hrstd="t" o:hr="t"/>
+        </w:pict>
+      </w:r>
+    </w:p>
     <w:bookmarkEnd w:id="48"/>
     <w:bookmarkStart w:id="49" w:name="第26题"/>
     <w:p>
@@ -13033,6 +15503,7 @@
     <w:p>
       <w:pPr>
         <w:pStyle w:val="BlockText"/>
+        <w:ind w:firstLine="420"/>
       </w:pPr>
       <w:r>
         <w:rPr>
@@ -13064,6 +15535,7 @@
     <w:p>
       <w:pPr>
         <w:pStyle w:val="FirstParagraph"/>
+        <w:ind w:firstLine="420"/>
       </w:pPr>
       <w:r>
         <w:rPr>
@@ -13093,6 +15565,7 @@
     <w:p>
       <w:pPr>
         <w:pStyle w:val="BodyText"/>
+        <w:ind w:firstLine="420"/>
       </w:pPr>
       <w:r>
         <w:rPr>
@@ -13100,7 +15573,7 @@
           <w:b/>
           <w:bCs/>
         </w:rPr>
-        <w:t xml:space="preserve">6-1</w:t>
+        <w:t xml:space="preserve">(1)</w:t>
       </w:r>
       <w:r>
         <w:rPr>
@@ -13232,6 +15705,7 @@
     <w:p>
       <w:pPr>
         <w:pStyle w:val="BodyText"/>
+        <w:ind w:firstLine="420"/>
       </w:pPr>
       <w:r>
         <w:rPr>
@@ -13239,7 +15713,7 @@
           <w:b/>
           <w:bCs/>
         </w:rPr>
-        <w:t xml:space="preserve">6-2</w:t>
+        <w:t xml:space="preserve">(2)</w:t>
       </w:r>
       <w:r>
         <w:rPr>
@@ -13561,6 +16035,7 @@
     <w:p>
       <w:pPr>
         <w:pStyle w:val="BodyText"/>
+        <w:ind w:firstLine="420"/>
       </w:pPr>
       <w:r>
         <w:rPr>
@@ -13568,7 +16043,7 @@
           <w:b/>
           <w:bCs/>
         </w:rPr>
-        <w:t xml:space="preserve">6-3</w:t>
+        <w:t xml:space="preserve">(3)</w:t>
       </w:r>
       <w:r>
         <w:rPr>
@@ -13755,6 +16230,7 @@
       <w:pPr>
         <w:pStyle w:val="BodyText"/>
         <w:spacing w:after="80"/>
+        <w:ind w:firstLine="420"/>
       </w:pPr>
       <w:r>
         <w:rPr>
@@ -13762,7 +16238,7 @@
           <w:b/>
           <w:bCs/>
         </w:rPr>
-        <w:t xml:space="preserve">6-4</w:t>
+        <w:t xml:space="preserve">(4)</w:t>
       </w:r>
       <w:r>
         <w:rPr>
@@ -14013,6 +16489,15 @@
         <w:tblW w:type="pct" w:w="5000"/>
         <w:tblLayout w:type="fixed"/>
         <w:tblLook w:firstRow="1" w:lastRow="0" w:firstColumn="0" w:lastColumn="0" w:noHBand="0" w:noVBand="0" w:val="0020"/>
+        <w:jc w:val="center"/>
+        <w:tblBorders>
+          <w:top w:val="single" w:sz="12" w:space="0" w:color="000000"/>
+          <w:bottom w:val="single" w:sz="12" w:space="0" w:color="000000"/>
+          <w:left w:val="none"/>
+          <w:right w:val="none"/>
+          <w:insideH w:val="none"/>
+          <w:insideV w:val="none"/>
+        </w:tblBorders>
       </w:tblPr>
       <w:tblGrid>
         <w:gridCol w:w="1584"/>
@@ -14026,7 +16511,11 @@
           <w:tblHeader w:val="on"/>
         </w:trPr>
         <w:tc>
-          <w:tcPr/>
+          <w:tcPr>
+            <w:tcBorders>
+              <w:bottom w:val="single" w:sz="6" w:space="0" w:color="000000"/>
+            </w:tcBorders>
+          </w:tcPr>
           <w:p>
             <w:pPr>
               <w:pStyle w:val="Compact"/>
@@ -14035,7 +16524,11 @@
           </w:p>
         </w:tc>
         <w:tc>
-          <w:tcPr/>
+          <w:tcPr>
+            <w:tcBorders>
+              <w:bottom w:val="single" w:sz="6" w:space="0" w:color="000000"/>
+            </w:tcBorders>
+          </w:tcPr>
           <w:p>
             <w:pPr>
               <w:pStyle w:val="Compact"/>
@@ -14051,7 +16544,11 @@
           </w:p>
         </w:tc>
         <w:tc>
-          <w:tcPr/>
+          <w:tcPr>
+            <w:tcBorders>
+              <w:bottom w:val="single" w:sz="6" w:space="0" w:color="000000"/>
+            </w:tcBorders>
+          </w:tcPr>
           <w:p>
             <w:pPr>
               <w:pStyle w:val="Compact"/>
@@ -14093,7 +16590,11 @@
           </w:p>
         </w:tc>
         <w:tc>
-          <w:tcPr/>
+          <w:tcPr>
+            <w:tcBorders>
+              <w:bottom w:val="single" w:sz="6" w:space="0" w:color="000000"/>
+            </w:tcBorders>
+          </w:tcPr>
           <w:p>
             <w:pPr>
               <w:pStyle w:val="Compact"/>
@@ -14135,7 +16636,11 @@
           </w:p>
         </w:tc>
         <w:tc>
-          <w:tcPr/>
+          <w:tcPr>
+            <w:tcBorders>
+              <w:bottom w:val="single" w:sz="6" w:space="0" w:color="000000"/>
+            </w:tcBorders>
+          </w:tcPr>
           <w:p>
             <w:pPr>
               <w:pStyle w:val="Compact"/>
@@ -14360,6 +16865,26 @@
         </w:pict>
       </w:r>
     </w:p>
+    <w:p>
+      <w:pPr>
+        <w:spacing w:before="160" w:after="80"/>
+      </w:pPr>
+      <w:r>
+        <w:pict>
+          <v:rect style="width:0;height:1.5pt" o:hralign="center" o:hrstd="t" o:hr="t"/>
+        </w:pict>
+      </w:r>
+    </w:p>
+    <w:p>
+      <w:pPr>
+        <w:spacing w:before="160" w:after="80"/>
+      </w:pPr>
+      <w:r>
+        <w:pict>
+          <v:rect style="width:0;height:1.5pt" o:hralign="center" o:hrstd="t" o:hr="t"/>
+        </w:pict>
+      </w:r>
+    </w:p>
     <w:bookmarkEnd w:id="49"/>
     <w:bookmarkStart w:id="50" w:name="第27题"/>
     <w:p>
@@ -14389,6 +16914,7 @@
     <w:p>
       <w:pPr>
         <w:pStyle w:val="FirstParagraph"/>
+        <w:ind w:firstLine="420"/>
       </w:pPr>
       <w:r>
         <w:rPr>
@@ -14827,6 +17353,7 @@
     <w:p>
       <w:pPr>
         <w:pStyle w:val="BodyText"/>
+        <w:ind w:firstLine="420"/>
       </w:pPr>
       <w:r>
         <w:rPr>
@@ -14947,6 +17474,7 @@
     <w:p>
       <w:pPr>
         <w:pStyle w:val="BodyText"/>
+        <w:ind w:firstLine="420"/>
       </w:pPr>
       <w:r>
         <w:rPr>
@@ -15091,8 +17619,9 @@
       <w:pPr>
         <w:numPr>
           <w:ilvl w:val="0"/>
-          <w:numId w:val="1012"/>
+          <w:numId w:val="1022"/>
         </w:numPr>
+        <w:ind w:firstLine="420"/>
       </w:pPr>
       <w:r>
         <w:rPr>
@@ -15473,8 +18002,9 @@
       <w:pPr>
         <w:numPr>
           <w:ilvl w:val="0"/>
-          <w:numId w:val="1012"/>
+          <w:numId w:val="1022"/>
         </w:numPr>
+        <w:ind w:firstLine="420"/>
       </w:pPr>
       <w:r>
         <w:rPr>
@@ -15505,8 +18035,9 @@
       <w:pPr>
         <w:numPr>
           <w:ilvl w:val="0"/>
-          <w:numId w:val="1012"/>
+          <w:numId w:val="1022"/>
         </w:numPr>
+        <w:ind w:firstLine="420"/>
       </w:pPr>
       <w:r>
         <w:rPr>
@@ -15589,6 +18120,26 @@
           <w:rFonts w:ascii="Times New Roman" w:hAnsi="Times New Roman" w:eastAsia="Times New Roman" w:cs="Times New Roman"/>
         </w:rPr>
         <w:t xml:space="preserve">。</w:t>
+      </w:r>
+    </w:p>
+    <w:p>
+      <w:pPr>
+        <w:spacing w:before="160" w:after="80"/>
+      </w:pPr>
+      <w:r>
+        <w:pict>
+          <v:rect style="width:0;height:1.5pt" o:hralign="center" o:hrstd="t" o:hr="t"/>
+        </w:pict>
+      </w:r>
+    </w:p>
+    <w:p>
+      <w:pPr>
+        <w:spacing w:before="160" w:after="80"/>
+      </w:pPr>
+      <w:r>
+        <w:pict>
+          <v:rect style="width:0;height:1.5pt" o:hralign="center" o:hrstd="t" o:hr="t"/>
+        </w:pict>
       </w:r>
     </w:p>
     <w:p>
@@ -15934,6 +18485,91 @@
       </w:rPr>
     </w:lvl>
   </w:abstractNum>
+  <w:abstractNum w:abstractNumId="99431">
+    <w:nsid w:val="00A99431"/>
+    <w:multiLevelType w:val="multilevel"/>
+    <w:lvl w:ilvl="0">
+      <w:start w:val="1"/>
+      <w:numFmt w:val="decimal"/>
+      <w:lvlText w:val="(%1)"/>
+      <w:lvlJc w:val="left"/>
+      <w:pPr>
+        <w:ind w:left="720" w:hanging="360"/>
+      </w:pPr>
+    </w:lvl>
+    <w:lvl w:ilvl="1">
+      <w:start w:val="1"/>
+      <w:numFmt w:val="decimal"/>
+      <w:lvlText w:val="(%2)"/>
+      <w:lvlJc w:val="left"/>
+      <w:pPr>
+        <w:ind w:left="1440" w:hanging="360"/>
+      </w:pPr>
+    </w:lvl>
+    <w:lvl w:ilvl="2">
+      <w:start w:val="1"/>
+      <w:numFmt w:val="decimal"/>
+      <w:lvlText w:val="(%3)"/>
+      <w:lvlJc w:val="left"/>
+      <w:pPr>
+        <w:ind w:left="2160" w:hanging="360"/>
+      </w:pPr>
+    </w:lvl>
+    <w:lvl w:ilvl="3">
+      <w:start w:val="1"/>
+      <w:numFmt w:val="decimal"/>
+      <w:lvlText w:val="(%4)"/>
+      <w:lvlJc w:val="left"/>
+      <w:pPr>
+        <w:ind w:left="2880" w:hanging="360"/>
+      </w:pPr>
+    </w:lvl>
+    <w:lvl w:ilvl="4">
+      <w:start w:val="1"/>
+      <w:numFmt w:val="decimal"/>
+      <w:lvlText w:val="(%5)"/>
+      <w:lvlJc w:val="left"/>
+      <w:pPr>
+        <w:ind w:left="3600" w:hanging="360"/>
+      </w:pPr>
+    </w:lvl>
+    <w:lvl w:ilvl="5">
+      <w:start w:val="1"/>
+      <w:numFmt w:val="decimal"/>
+      <w:lvlText w:val="(%6)"/>
+      <w:lvlJc w:val="left"/>
+      <w:pPr>
+        <w:ind w:left="4320" w:hanging="360"/>
+      </w:pPr>
+    </w:lvl>
+    <w:lvl w:ilvl="6">
+      <w:start w:val="1"/>
+      <w:numFmt w:val="decimal"/>
+      <w:lvlText w:val="(%7)"/>
+      <w:lvlJc w:val="left"/>
+      <w:pPr>
+        <w:ind w:left="5040" w:hanging="360"/>
+      </w:pPr>
+    </w:lvl>
+    <w:lvl w:ilvl="7">
+      <w:start w:val="1"/>
+      <w:numFmt w:val="decimal"/>
+      <w:lvlText w:val="(%8)"/>
+      <w:lvlJc w:val="left"/>
+      <w:pPr>
+        <w:ind w:left="5760" w:hanging="360"/>
+      </w:pPr>
+    </w:lvl>
+    <w:lvl w:ilvl="8">
+      <w:start w:val="1"/>
+      <w:numFmt w:val="decimal"/>
+      <w:lvlText w:val="(%9)"/>
+      <w:lvlJc w:val="left"/>
+      <w:pPr>
+        <w:ind w:left="6480" w:hanging="360"/>
+      </w:pPr>
+    </w:lvl>
+  </w:abstractNum>
   <w:abstractNum w:abstractNumId="99411">
     <w:nsid w:val="00A99411"/>
     <w:multiLevelType w:val="multilevel"/>
@@ -16183,6 +18819,91 @@
       <w:start w:val="3"/>
       <w:numFmt w:val="decimal"/>
       <w:lvlText w:val="%9."/>
+      <w:lvlJc w:val="left"/>
+      <w:pPr>
+        <w:ind w:left="6480" w:hanging="360"/>
+      </w:pPr>
+    </w:lvl>
+  </w:abstractNum>
+  <w:abstractNum w:abstractNumId="99432">
+    <w:nsid w:val="00A99432"/>
+    <w:multiLevelType w:val="multilevel"/>
+    <w:lvl w:ilvl="0">
+      <w:start w:val="2"/>
+      <w:numFmt w:val="decimal"/>
+      <w:lvlText w:val="(%1)"/>
+      <w:lvlJc w:val="left"/>
+      <w:pPr>
+        <w:ind w:left="720" w:hanging="360"/>
+      </w:pPr>
+    </w:lvl>
+    <w:lvl w:ilvl="1">
+      <w:start w:val="2"/>
+      <w:numFmt w:val="decimal"/>
+      <w:lvlText w:val="(%2)"/>
+      <w:lvlJc w:val="left"/>
+      <w:pPr>
+        <w:ind w:left="1440" w:hanging="360"/>
+      </w:pPr>
+    </w:lvl>
+    <w:lvl w:ilvl="2">
+      <w:start w:val="2"/>
+      <w:numFmt w:val="decimal"/>
+      <w:lvlText w:val="(%3)"/>
+      <w:lvlJc w:val="left"/>
+      <w:pPr>
+        <w:ind w:left="2160" w:hanging="360"/>
+      </w:pPr>
+    </w:lvl>
+    <w:lvl w:ilvl="3">
+      <w:start w:val="2"/>
+      <w:numFmt w:val="decimal"/>
+      <w:lvlText w:val="(%4)"/>
+      <w:lvlJc w:val="left"/>
+      <w:pPr>
+        <w:ind w:left="2880" w:hanging="360"/>
+      </w:pPr>
+    </w:lvl>
+    <w:lvl w:ilvl="4">
+      <w:start w:val="2"/>
+      <w:numFmt w:val="decimal"/>
+      <w:lvlText w:val="(%5)"/>
+      <w:lvlJc w:val="left"/>
+      <w:pPr>
+        <w:ind w:left="3600" w:hanging="360"/>
+      </w:pPr>
+    </w:lvl>
+    <w:lvl w:ilvl="5">
+      <w:start w:val="2"/>
+      <w:numFmt w:val="decimal"/>
+      <w:lvlText w:val="(%6)"/>
+      <w:lvlJc w:val="left"/>
+      <w:pPr>
+        <w:ind w:left="4320" w:hanging="360"/>
+      </w:pPr>
+    </w:lvl>
+    <w:lvl w:ilvl="6">
+      <w:start w:val="2"/>
+      <w:numFmt w:val="decimal"/>
+      <w:lvlText w:val="(%7)"/>
+      <w:lvlJc w:val="left"/>
+      <w:pPr>
+        <w:ind w:left="5040" w:hanging="360"/>
+      </w:pPr>
+    </w:lvl>
+    <w:lvl w:ilvl="7">
+      <w:start w:val="2"/>
+      <w:numFmt w:val="decimal"/>
+      <w:lvlText w:val="(%8)"/>
+      <w:lvlJc w:val="left"/>
+      <w:pPr>
+        <w:ind w:left="5760" w:hanging="360"/>
+      </w:pPr>
+    </w:lvl>
+    <w:lvl w:ilvl="8">
+      <w:start w:val="2"/>
+      <w:numFmt w:val="decimal"/>
+      <w:lvlText w:val="(%9)"/>
       <w:lvlJc w:val="left"/>
       <w:pPr>
         <w:ind w:left="6480" w:hanging="360"/>
@@ -16214,6 +18935,126 @@
     <w:abstractNumId w:val="991"/>
   </w:num>
   <w:num w:numId="1008">
+    <w:abstractNumId w:val="99431"/>
+    <w:lvlOverride w:ilvl="0">
+      <w:startOverride w:val="1"/>
+    </w:lvlOverride>
+    <w:lvlOverride w:ilvl="1">
+      <w:startOverride w:val="1"/>
+    </w:lvlOverride>
+    <w:lvlOverride w:ilvl="2">
+      <w:startOverride w:val="1"/>
+    </w:lvlOverride>
+    <w:lvlOverride w:ilvl="3">
+      <w:startOverride w:val="1"/>
+    </w:lvlOverride>
+    <w:lvlOverride w:ilvl="4">
+      <w:startOverride w:val="1"/>
+    </w:lvlOverride>
+    <w:lvlOverride w:ilvl="5">
+      <w:startOverride w:val="1"/>
+    </w:lvlOverride>
+    <w:lvlOverride w:ilvl="6">
+      <w:startOverride w:val="1"/>
+    </w:lvlOverride>
+    <w:lvlOverride w:ilvl="7">
+      <w:startOverride w:val="1"/>
+    </w:lvlOverride>
+    <w:lvlOverride w:ilvl="8">
+      <w:startOverride w:val="1"/>
+    </w:lvlOverride>
+  </w:num>
+  <w:num w:numId="1009">
+    <w:abstractNumId w:val="99431"/>
+    <w:lvlOverride w:ilvl="0">
+      <w:startOverride w:val="1"/>
+    </w:lvlOverride>
+    <w:lvlOverride w:ilvl="1">
+      <w:startOverride w:val="1"/>
+    </w:lvlOverride>
+    <w:lvlOverride w:ilvl="2">
+      <w:startOverride w:val="1"/>
+    </w:lvlOverride>
+    <w:lvlOverride w:ilvl="3">
+      <w:startOverride w:val="1"/>
+    </w:lvlOverride>
+    <w:lvlOverride w:ilvl="4">
+      <w:startOverride w:val="1"/>
+    </w:lvlOverride>
+    <w:lvlOverride w:ilvl="5">
+      <w:startOverride w:val="1"/>
+    </w:lvlOverride>
+    <w:lvlOverride w:ilvl="6">
+      <w:startOverride w:val="1"/>
+    </w:lvlOverride>
+    <w:lvlOverride w:ilvl="7">
+      <w:startOverride w:val="1"/>
+    </w:lvlOverride>
+    <w:lvlOverride w:ilvl="8">
+      <w:startOverride w:val="1"/>
+    </w:lvlOverride>
+  </w:num>
+  <w:num w:numId="1010">
+    <w:abstractNumId w:val="99431"/>
+    <w:lvlOverride w:ilvl="0">
+      <w:startOverride w:val="1"/>
+    </w:lvlOverride>
+    <w:lvlOverride w:ilvl="1">
+      <w:startOverride w:val="1"/>
+    </w:lvlOverride>
+    <w:lvlOverride w:ilvl="2">
+      <w:startOverride w:val="1"/>
+    </w:lvlOverride>
+    <w:lvlOverride w:ilvl="3">
+      <w:startOverride w:val="1"/>
+    </w:lvlOverride>
+    <w:lvlOverride w:ilvl="4">
+      <w:startOverride w:val="1"/>
+    </w:lvlOverride>
+    <w:lvlOverride w:ilvl="5">
+      <w:startOverride w:val="1"/>
+    </w:lvlOverride>
+    <w:lvlOverride w:ilvl="6">
+      <w:startOverride w:val="1"/>
+    </w:lvlOverride>
+    <w:lvlOverride w:ilvl="7">
+      <w:startOverride w:val="1"/>
+    </w:lvlOverride>
+    <w:lvlOverride w:ilvl="8">
+      <w:startOverride w:val="1"/>
+    </w:lvlOverride>
+  </w:num>
+  <w:num w:numId="1011">
+    <w:abstractNumId w:val="99431"/>
+    <w:lvlOverride w:ilvl="0">
+      <w:startOverride w:val="1"/>
+    </w:lvlOverride>
+    <w:lvlOverride w:ilvl="1">
+      <w:startOverride w:val="1"/>
+    </w:lvlOverride>
+    <w:lvlOverride w:ilvl="2">
+      <w:startOverride w:val="1"/>
+    </w:lvlOverride>
+    <w:lvlOverride w:ilvl="3">
+      <w:startOverride w:val="1"/>
+    </w:lvlOverride>
+    <w:lvlOverride w:ilvl="4">
+      <w:startOverride w:val="1"/>
+    </w:lvlOverride>
+    <w:lvlOverride w:ilvl="5">
+      <w:startOverride w:val="1"/>
+    </w:lvlOverride>
+    <w:lvlOverride w:ilvl="6">
+      <w:startOverride w:val="1"/>
+    </w:lvlOverride>
+    <w:lvlOverride w:ilvl="7">
+      <w:startOverride w:val="1"/>
+    </w:lvlOverride>
+    <w:lvlOverride w:ilvl="8">
+      <w:startOverride w:val="1"/>
+    </w:lvlOverride>
+  </w:num>
+  <w:num w:numId="1012">
     <w:abstractNumId w:val="99411"/>
     <w:lvlOverride w:ilvl="0">
       <w:startOverride w:val="1"/>
@@ -16243,7 +19084,7 @@
       <w:startOverride w:val="1"/>
     </w:lvlOverride>
   </w:num>
-  <w:num w:numId="1009">
+  <w:num w:numId="1013">
     <w:abstractNumId w:val="99411"/>
     <w:lvlOverride w:ilvl="0">
       <w:startOverride w:val="1"/>
@@ -16273,7 +19114,7 @@
       <w:startOverride w:val="1"/>
     </w:lvlOverride>
   </w:num>
-  <w:num w:numId="1010">
+  <w:num w:numId="1014">
     <w:abstractNumId w:val="99412"/>
     <w:lvlOverride w:ilvl="0">
       <w:startOverride w:val="2"/>
@@ -16303,7 +19144,7 @@
       <w:startOverride w:val="2"/>
     </w:lvlOverride>
   </w:num>
-  <w:num w:numId="1011">
+  <w:num w:numId="1015">
     <w:abstractNumId w:val="99413"/>
     <w:lvlOverride w:ilvl="0">
       <w:startOverride w:val="3"/>
@@ -16333,7 +19174,133 @@
       <w:startOverride w:val="3"/>
     </w:lvlOverride>
   </w:num>
-  <w:num w:numId="1012">
+  <w:num w:numId="1016">
+    <w:abstractNumId w:val="991"/>
+  </w:num>
+  <w:num w:numId="1017">
+    <w:abstractNumId w:val="99431"/>
+    <w:lvlOverride w:ilvl="0">
+      <w:startOverride w:val="1"/>
+    </w:lvlOverride>
+    <w:lvlOverride w:ilvl="1">
+      <w:startOverride w:val="1"/>
+    </w:lvlOverride>
+    <w:lvlOverride w:ilvl="2">
+      <w:startOverride w:val="1"/>
+    </w:lvlOverride>
+    <w:lvlOverride w:ilvl="3">
+      <w:startOverride w:val="1"/>
+    </w:lvlOverride>
+    <w:lvlOverride w:ilvl="4">
+      <w:startOverride w:val="1"/>
+    </w:lvlOverride>
+    <w:lvlOverride w:ilvl="5">
+      <w:startOverride w:val="1"/>
+    </w:lvlOverride>
+    <w:lvlOverride w:ilvl="6">
+      <w:startOverride w:val="1"/>
+    </w:lvlOverride>
+    <w:lvlOverride w:ilvl="7">
+      <w:startOverride w:val="1"/>
+    </w:lvlOverride>
+    <w:lvlOverride w:ilvl="8">
+      <w:startOverride w:val="1"/>
+    </w:lvlOverride>
+  </w:num>
+  <w:num w:numId="1018">
+    <w:abstractNumId w:val="991"/>
+  </w:num>
+  <w:num w:numId="1019">
+    <w:abstractNumId w:val="99432"/>
+    <w:lvlOverride w:ilvl="0">
+      <w:startOverride w:val="2"/>
+    </w:lvlOverride>
+    <w:lvlOverride w:ilvl="1">
+      <w:startOverride w:val="2"/>
+    </w:lvlOverride>
+    <w:lvlOverride w:ilvl="2">
+      <w:startOverride w:val="2"/>
+    </w:lvlOverride>
+    <w:lvlOverride w:ilvl="3">
+      <w:startOverride w:val="2"/>
+    </w:lvlOverride>
+    <w:lvlOverride w:ilvl="4">
+      <w:startOverride w:val="2"/>
+    </w:lvlOverride>
+    <w:lvlOverride w:ilvl="5">
+      <w:startOverride w:val="2"/>
+    </w:lvlOverride>
+    <w:lvlOverride w:ilvl="6">
+      <w:startOverride w:val="2"/>
+    </w:lvlOverride>
+    <w:lvlOverride w:ilvl="7">
+      <w:startOverride w:val="2"/>
+    </w:lvlOverride>
+    <w:lvlOverride w:ilvl="8">
+      <w:startOverride w:val="2"/>
+    </w:lvlOverride>
+  </w:num>
+  <w:num w:numId="1020">
+    <w:abstractNumId w:val="99431"/>
+    <w:lvlOverride w:ilvl="0">
+      <w:startOverride w:val="1"/>
+    </w:lvlOverride>
+    <w:lvlOverride w:ilvl="1">
+      <w:startOverride w:val="1"/>
+    </w:lvlOverride>
+    <w:lvlOverride w:ilvl="2">
+      <w:startOverride w:val="1"/>
+    </w:lvlOverride>
+    <w:lvlOverride w:ilvl="3">
+      <w:startOverride w:val="1"/>
+    </w:lvlOverride>
+    <w:lvlOverride w:ilvl="4">
+      <w:startOverride w:val="1"/>
+    </w:lvlOverride>
+    <w:lvlOverride w:ilvl="5">
+      <w:startOverride w:val="1"/>
+    </w:lvlOverride>
+    <w:lvlOverride w:ilvl="6">
+      <w:startOverride w:val="1"/>
+    </w:lvlOverride>
+    <w:lvlOverride w:ilvl="7">
+      <w:startOverride w:val="1"/>
+    </w:lvlOverride>
+    <w:lvlOverride w:ilvl="8">
+      <w:startOverride w:val="1"/>
+    </w:lvlOverride>
+  </w:num>
+  <w:num w:numId="1021">
+    <w:abstractNumId w:val="99431"/>
+    <w:lvlOverride w:ilvl="0">
+      <w:startOverride w:val="1"/>
+    </w:lvlOverride>
+    <w:lvlOverride w:ilvl="1">
+      <w:startOverride w:val="1"/>
+    </w:lvlOverride>
+    <w:lvlOverride w:ilvl="2">
+      <w:startOverride w:val="1"/>
+    </w:lvlOverride>
+    <w:lvlOverride w:ilvl="3">
+      <w:startOverride w:val="1"/>
+    </w:lvlOverride>
+    <w:lvlOverride w:ilvl="4">
+      <w:startOverride w:val="1"/>
+    </w:lvlOverride>
+    <w:lvlOverride w:ilvl="5">
+      <w:startOverride w:val="1"/>
+    </w:lvlOverride>
+    <w:lvlOverride w:ilvl="6">
+      <w:startOverride w:val="1"/>
+    </w:lvlOverride>
+    <w:lvlOverride w:ilvl="7">
+      <w:startOverride w:val="1"/>
+    </w:lvlOverride>
+    <w:lvlOverride w:ilvl="8">
+      <w:startOverride w:val="1"/>
+    </w:lvlOverride>
+  </w:num>
+  <w:num w:numId="1022">
     <w:abstractNumId w:val="99411"/>
     <w:lvlOverride w:ilvl="0">
       <w:startOverride w:val="1"/>

--- a/00-首页/题组Word/第一轮·综合套卷/第一轮综合卷02（学生版-打印版）.docx
+++ b/00-首页/题组Word/第一轮·综合套卷/第一轮综合卷02（学生版-打印版）.docx
@@ -433,26 +433,6 @@
         </w:pict>
       </w:r>
     </w:p>
-    <w:p>
-      <w:pPr>
-        <w:spacing w:before="160" w:after="80"/>
-      </w:pPr>
-      <w:r>
-        <w:pict>
-          <v:rect style="width:0;height:1.5pt" o:hralign="center" o:hrstd="t" o:hr="t"/>
-        </w:pict>
-      </w:r>
-    </w:p>
-    <w:p>
-      <w:pPr>
-        <w:spacing w:before="160" w:after="80"/>
-      </w:pPr>
-      <w:r>
-        <w:pict>
-          <v:rect style="width:0;height:1.5pt" o:hralign="center" o:hrstd="t" o:hr="t"/>
-        </w:pict>
-      </w:r>
-    </w:p>
     <w:bookmarkEnd w:id="9"/>
     <w:bookmarkStart w:id="10" w:name="第2题"/>
     <w:p>
@@ -729,26 +709,6 @@
           <w:rFonts w:ascii="Times New Roman" w:hAnsi="Times New Roman" w:eastAsia="Times New Roman" w:cs="Times New Roman"/>
         </w:rPr>
         <w:t xml:space="preserve">D. 4 2 1 3</w:t>
-      </w:r>
-    </w:p>
-    <w:p>
-      <w:pPr>
-        <w:spacing w:before="160" w:after="80"/>
-      </w:pPr>
-      <w:r>
-        <w:pict>
-          <v:rect style="width:0;height:1.5pt" o:hralign="center" o:hrstd="t" o:hr="t"/>
-        </w:pict>
-      </w:r>
-    </w:p>
-    <w:p>
-      <w:pPr>
-        <w:spacing w:before="160" w:after="80"/>
-      </w:pPr>
-      <w:r>
-        <w:pict>
-          <v:rect style="width:0;height:1.5pt" o:hralign="center" o:hrstd="t" o:hr="t"/>
-        </w:pict>
       </w:r>
     </w:p>
     <w:p>
@@ -986,26 +946,6 @@
         </w:pict>
       </w:r>
     </w:p>
-    <w:p>
-      <w:pPr>
-        <w:spacing w:before="160" w:after="80"/>
-      </w:pPr>
-      <w:r>
-        <w:pict>
-          <v:rect style="width:0;height:1.5pt" o:hralign="center" o:hrstd="t" o:hr="t"/>
-        </w:pict>
-      </w:r>
-    </w:p>
-    <w:p>
-      <w:pPr>
-        <w:spacing w:before="160" w:after="80"/>
-      </w:pPr>
-      <w:r>
-        <w:pict>
-          <v:rect style="width:0;height:1.5pt" o:hralign="center" o:hrstd="t" o:hr="t"/>
-        </w:pict>
-      </w:r>
-    </w:p>
     <w:bookmarkEnd w:id="11"/>
     <w:bookmarkStart w:id="12" w:name="第4题"/>
     <w:p>
@@ -1175,26 +1115,6 @@
           <w:rFonts w:ascii="Times New Roman" w:hAnsi="Times New Roman" w:eastAsia="Times New Roman" w:cs="Times New Roman"/>
         </w:rPr>
         <w:t xml:space="preserve">D. N=O=N</w:t>
-      </w:r>
-    </w:p>
-    <w:p>
-      <w:pPr>
-        <w:spacing w:before="160" w:after="80"/>
-      </w:pPr>
-      <w:r>
-        <w:pict>
-          <v:rect style="width:0;height:1.5pt" o:hralign="center" o:hrstd="t" o:hr="t"/>
-        </w:pict>
-      </w:r>
-    </w:p>
-    <w:p>
-      <w:pPr>
-        <w:spacing w:before="160" w:after="80"/>
-      </w:pPr>
-      <w:r>
-        <w:pict>
-          <v:rect style="width:0;height:1.5pt" o:hralign="center" o:hrstd="t" o:hr="t"/>
-        </w:pict>
       </w:r>
     </w:p>
     <w:p>
@@ -1794,26 +1714,6 @@
           <w:rFonts w:ascii="Times New Roman" w:hAnsi="Times New Roman" w:eastAsia="Times New Roman" w:cs="Times New Roman"/>
         </w:rPr>
         <w:t>)</w:t>
-      </w:r>
-    </w:p>
-    <w:p>
-      <w:pPr>
-        <w:spacing w:before="160" w:after="80"/>
-      </w:pPr>
-      <w:r>
-        <w:pict>
-          <v:rect style="width:0;height:1.5pt" o:hralign="center" o:hrstd="t" o:hr="t"/>
-        </w:pict>
-      </w:r>
-    </w:p>
-    <w:p>
-      <w:pPr>
-        <w:spacing w:before="160" w:after="80"/>
-      </w:pPr>
-      <w:r>
-        <w:pict>
-          <v:rect style="width:0;height:1.5pt" o:hralign="center" o:hrstd="t" o:hr="t"/>
-        </w:pict>
       </w:r>
     </w:p>
     <w:p>
@@ -2130,26 +2030,6 @@
         </w:pict>
       </w:r>
     </w:p>
-    <w:p>
-      <w:pPr>
-        <w:spacing w:before="160" w:after="80"/>
-      </w:pPr>
-      <w:r>
-        <w:pict>
-          <v:rect style="width:0;height:1.5pt" o:hralign="center" o:hrstd="t" o:hr="t"/>
-        </w:pict>
-      </w:r>
-    </w:p>
-    <w:p>
-      <w:pPr>
-        <w:spacing w:before="160" w:after="80"/>
-      </w:pPr>
-      <w:r>
-        <w:pict>
-          <v:rect style="width:0;height:1.5pt" o:hralign="center" o:hrstd="t" o:hr="t"/>
-        </w:pict>
-      </w:r>
-    </w:p>
     <w:bookmarkEnd w:id="17"/>
     <w:bookmarkStart w:id="18" w:name="第7题"/>
     <w:p>
@@ -2300,26 +2180,6 @@
           <w:rFonts w:hint="eastAsia" w:ascii="Times New Roman" w:hAnsi="Times New Roman" w:eastAsia="Times New Roman" w:cs="Times New Roman"/>
         </w:rPr>
         <w:t>。</w:t>
-      </w:r>
-    </w:p>
-    <w:p>
-      <w:pPr>
-        <w:spacing w:before="160" w:after="80"/>
-      </w:pPr>
-      <w:r>
-        <w:pict>
-          <v:rect style="width:0;height:1.5pt" o:hralign="center" o:hrstd="t" o:hr="t"/>
-        </w:pict>
-      </w:r>
-    </w:p>
-    <w:p>
-      <w:pPr>
-        <w:spacing w:before="160" w:after="80"/>
-      </w:pPr>
-      <w:r>
-        <w:pict>
-          <v:rect style="width:0;height:1.5pt" o:hralign="center" o:hrstd="t" o:hr="t"/>
-        </w:pict>
       </w:r>
     </w:p>
     <w:p>
@@ -2634,26 +2494,6 @@
           <w:rFonts w:hint="eastAsia" w:ascii="Times New Roman" w:hAnsi="Times New Roman" w:eastAsia="Times New Roman" w:cs="Times New Roman"/>
         </w:rPr>
         <w:t>。)</w:t>
-      </w:r>
-    </w:p>
-    <w:p>
-      <w:pPr>
-        <w:spacing w:before="160" w:after="80"/>
-      </w:pPr>
-      <w:r>
-        <w:pict>
-          <v:rect style="width:0;height:1.5pt" o:hralign="center" o:hrstd="t" o:hr="t"/>
-        </w:pict>
-      </w:r>
-    </w:p>
-    <w:p>
-      <w:pPr>
-        <w:spacing w:before="160" w:after="80"/>
-      </w:pPr>
-      <w:r>
-        <w:pict>
-          <v:rect style="width:0;height:1.5pt" o:hralign="center" o:hrstd="t" o:hr="t"/>
-        </w:pict>
       </w:r>
     </w:p>
     <w:p>
@@ -3126,16 +2966,6 @@
         </w:pict>
       </w:r>
     </w:p>
-    <w:p>
-      <w:pPr>
-        <w:spacing w:before="160" w:after="80"/>
-      </w:pPr>
-      <w:r>
-        <w:pict>
-          <v:rect style="width:0;height:1.5pt" o:hralign="center" o:hrstd="t" o:hr="t"/>
-        </w:pict>
-      </w:r>
-    </w:p>
     <w:bookmarkEnd w:id="26"/>
     <w:bookmarkStart w:id="30" w:name="第10题"/>
     <w:p>
@@ -3937,26 +3767,6 @@
         </w:pict>
       </w:r>
     </w:p>
-    <w:p>
-      <w:pPr>
-        <w:spacing w:before="160" w:after="80"/>
-      </w:pPr>
-      <w:r>
-        <w:pict>
-          <v:rect style="width:0;height:1.5pt" o:hralign="center" o:hrstd="t" o:hr="t"/>
-        </w:pict>
-      </w:r>
-    </w:p>
-    <w:p>
-      <w:pPr>
-        <w:spacing w:before="160" w:after="80"/>
-      </w:pPr>
-      <w:r>
-        <w:pict>
-          <v:rect style="width:0;height:1.5pt" o:hralign="center" o:hrstd="t" o:hr="t"/>
-        </w:pict>
-      </w:r>
-    </w:p>
     <w:bookmarkEnd w:id="30"/>
     <w:bookmarkStart w:id="31" w:name="第11题"/>
     <w:p>
@@ -4999,26 +4809,6 @@
         </w:pict>
       </w:r>
     </w:p>
-    <w:p>
-      <w:pPr>
-        <w:spacing w:before="160" w:after="80"/>
-      </w:pPr>
-      <w:r>
-        <w:pict>
-          <v:rect style="width:0;height:1.5pt" o:hralign="center" o:hrstd="t" o:hr="t"/>
-        </w:pict>
-      </w:r>
-    </w:p>
-    <w:p>
-      <w:pPr>
-        <w:spacing w:before="160" w:after="80"/>
-      </w:pPr>
-      <w:r>
-        <w:pict>
-          <v:rect style="width:0;height:1.5pt" o:hralign="center" o:hrstd="t" o:hr="t"/>
-        </w:pict>
-      </w:r>
-    </w:p>
     <w:bookmarkEnd w:id="31"/>
     <w:bookmarkStart w:id="32" w:name="第12题"/>
     <w:p>
@@ -5824,26 +5614,6 @@
           <w:rFonts w:hint="eastAsia" w:ascii="Times New Roman" w:hAnsi="Times New Roman" w:eastAsia="Times New Roman" w:cs="Times New Roman"/>
         </w:rPr>
         <w:t xml:space="preserve">）。</w:t>
-      </w:r>
-    </w:p>
-    <w:p>
-      <w:pPr>
-        <w:spacing w:before="160" w:after="80"/>
-      </w:pPr>
-      <w:r>
-        <w:pict>
-          <v:rect style="width:0;height:1.5pt" o:hralign="center" o:hrstd="t" o:hr="t"/>
-        </w:pict>
-      </w:r>
-    </w:p>
-    <w:p>
-      <w:pPr>
-        <w:spacing w:before="160" w:after="80"/>
-      </w:pPr>
-      <w:r>
-        <w:pict>
-          <v:rect style="width:0;height:1.5pt" o:hralign="center" o:hrstd="t" o:hr="t"/>
-        </w:pict>
       </w:r>
     </w:p>
     <w:p>
@@ -6161,26 +5931,6 @@
         </w:pict>
       </w:r>
     </w:p>
-    <w:p>
-      <w:pPr>
-        <w:spacing w:before="160" w:after="80"/>
-      </w:pPr>
-      <w:r>
-        <w:pict>
-          <v:rect style="width:0;height:1.5pt" o:hralign="center" o:hrstd="t" o:hr="t"/>
-        </w:pict>
-      </w:r>
-    </w:p>
-    <w:p>
-      <w:pPr>
-        <w:spacing w:before="160" w:after="80"/>
-      </w:pPr>
-      <w:r>
-        <w:pict>
-          <v:rect style="width:0;height:1.5pt" o:hralign="center" o:hrstd="t" o:hr="t"/>
-        </w:pict>
-      </w:r>
-    </w:p>
     <w:bookmarkEnd w:id="33"/>
     <w:bookmarkStart w:id="34" w:name="第14题"/>
     <w:p>
@@ -6995,26 +6745,6 @@
           <w:rFonts w:ascii="Times New Roman" w:hAnsi="Times New Roman" w:eastAsia="Times New Roman" w:cs="Times New Roman"/>
         </w:rPr>
         <w:t xml:space="preserve">。</w:t>
-      </w:r>
-    </w:p>
-    <w:p>
-      <w:pPr>
-        <w:spacing w:before="160" w:after="80"/>
-      </w:pPr>
-      <w:r>
-        <w:pict>
-          <v:rect style="width:0;height:1.5pt" o:hralign="center" o:hrstd="t" o:hr="t"/>
-        </w:pict>
-      </w:r>
-    </w:p>
-    <w:p>
-      <w:pPr>
-        <w:spacing w:before="160" w:after="80"/>
-      </w:pPr>
-      <w:r>
-        <w:pict>
-          <v:rect style="width:0;height:1.5pt" o:hralign="center" o:hrstd="t" o:hr="t"/>
-        </w:pict>
       </w:r>
     </w:p>
     <w:p>
@@ -7187,26 +6917,6 @@
           <w:rFonts w:hint="eastAsia" w:ascii="Times New Roman" w:hAnsi="Times New Roman" w:eastAsia="Times New Roman" w:cs="Times New Roman"/>
         </w:rPr>
         <w:t>。</w:t>
-      </w:r>
-    </w:p>
-    <w:p>
-      <w:pPr>
-        <w:spacing w:before="160" w:after="80"/>
-      </w:pPr>
-      <w:r>
-        <w:pict>
-          <v:rect style="width:0;height:1.5pt" o:hralign="center" o:hrstd="t" o:hr="t"/>
-        </w:pict>
-      </w:r>
-    </w:p>
-    <w:p>
-      <w:pPr>
-        <w:spacing w:before="160" w:after="80"/>
-      </w:pPr>
-      <w:r>
-        <w:pict>
-          <v:rect style="width:0;height:1.5pt" o:hralign="center" o:hrstd="t" o:hr="t"/>
-        </w:pict>
       </w:r>
     </w:p>
     <w:p>
@@ -7549,26 +7259,6 @@
         </w:pict>
       </w:r>
     </w:p>
-    <w:p>
-      <w:pPr>
-        <w:spacing w:before="160" w:after="80"/>
-      </w:pPr>
-      <w:r>
-        <w:pict>
-          <v:rect style="width:0;height:1.5pt" o:hralign="center" o:hrstd="t" o:hr="t"/>
-        </w:pict>
-      </w:r>
-    </w:p>
-    <w:p>
-      <w:pPr>
-        <w:spacing w:before="160" w:after="80"/>
-      </w:pPr>
-      <w:r>
-        <w:pict>
-          <v:rect style="width:0;height:1.5pt" o:hralign="center" o:hrstd="t" o:hr="t"/>
-        </w:pict>
-      </w:r>
-    </w:p>
     <w:bookmarkEnd w:id="39"/>
     <w:bookmarkStart w:id="40" w:name="第17题"/>
     <w:p>
@@ -8475,26 +8165,6 @@
         </w:pict>
       </w:r>
     </w:p>
-    <w:p>
-      <w:pPr>
-        <w:spacing w:before="160" w:after="80"/>
-      </w:pPr>
-      <w:r>
-        <w:pict>
-          <v:rect style="width:0;height:1.5pt" o:hralign="center" o:hrstd="t" o:hr="t"/>
-        </w:pict>
-      </w:r>
-    </w:p>
-    <w:p>
-      <w:pPr>
-        <w:spacing w:before="160" w:after="80"/>
-      </w:pPr>
-      <w:r>
-        <w:pict>
-          <v:rect style="width:0;height:1.5pt" o:hralign="center" o:hrstd="t" o:hr="t"/>
-        </w:pict>
-      </w:r>
-    </w:p>
     <w:bookmarkEnd w:id="40"/>
     <w:bookmarkStart w:id="41" w:name="第18题"/>
     <w:p>
@@ -8880,26 +8550,6 @@
           <w:rFonts w:hint="eastAsia" w:ascii="Times New Roman" w:hAnsi="Times New Roman" w:eastAsia="Times New Roman" w:cs="Times New Roman"/>
         </w:rPr>
         <w:t>。</w:t>
-      </w:r>
-    </w:p>
-    <w:p>
-      <w:pPr>
-        <w:spacing w:before="160" w:after="80"/>
-      </w:pPr>
-      <w:r>
-        <w:pict>
-          <v:rect style="width:0;height:1.5pt" o:hralign="center" o:hrstd="t" o:hr="t"/>
-        </w:pict>
-      </w:r>
-    </w:p>
-    <w:p>
-      <w:pPr>
-        <w:spacing w:before="160" w:after="80"/>
-      </w:pPr>
-      <w:r>
-        <w:pict>
-          <v:rect style="width:0;height:1.5pt" o:hralign="center" o:hrstd="t" o:hr="t"/>
-        </w:pict>
       </w:r>
     </w:p>
     <w:p>
@@ -10678,26 +10328,6 @@
         </w:pict>
       </w:r>
     </w:p>
-    <w:p>
-      <w:pPr>
-        <w:spacing w:before="160" w:after="80"/>
-      </w:pPr>
-      <w:r>
-        <w:pict>
-          <v:rect style="width:0;height:1.5pt" o:hralign="center" o:hrstd="t" o:hr="t"/>
-        </w:pict>
-      </w:r>
-    </w:p>
-    <w:p>
-      <w:pPr>
-        <w:spacing w:before="160" w:after="80"/>
-      </w:pPr>
-      <w:r>
-        <w:pict>
-          <v:rect style="width:0;height:1.5pt" o:hralign="center" o:hrstd="t" o:hr="t"/>
-        </w:pict>
-      </w:r>
-    </w:p>
     <w:bookmarkEnd w:id="42"/>
     <w:bookmarkStart w:id="43" w:name="第20题"/>
     <w:p>
@@ -11429,26 +11059,6 @@
         </w:pict>
       </w:r>
     </w:p>
-    <w:p>
-      <w:pPr>
-        <w:spacing w:before="160" w:after="80"/>
-      </w:pPr>
-      <w:r>
-        <w:pict>
-          <v:rect style="width:0;height:1.5pt" o:hralign="center" o:hrstd="t" o:hr="t"/>
-        </w:pict>
-      </w:r>
-    </w:p>
-    <w:p>
-      <w:pPr>
-        <w:spacing w:before="160" w:after="80"/>
-      </w:pPr>
-      <w:r>
-        <w:pict>
-          <v:rect style="width:0;height:1.5pt" o:hralign="center" o:hrstd="t" o:hr="t"/>
-        </w:pict>
-      </w:r>
-    </w:p>
     <w:bookmarkEnd w:id="43"/>
     <w:bookmarkStart w:id="44" w:name="第21题"/>
     <w:p>
@@ -11647,26 +11257,6 @@
           <w:rFonts w:hint="eastAsia" w:ascii="Times New Roman" w:hAnsi="Times New Roman" w:eastAsia="Times New Roman" w:cs="Times New Roman"/>
         </w:rPr>
         <w:t>)。</w:t>
-      </w:r>
-    </w:p>
-    <w:p>
-      <w:pPr>
-        <w:spacing w:before="160" w:after="80"/>
-      </w:pPr>
-      <w:r>
-        <w:pict>
-          <v:rect style="width:0;height:1.5pt" o:hralign="center" o:hrstd="t" o:hr="t"/>
-        </w:pict>
-      </w:r>
-    </w:p>
-    <w:p>
-      <w:pPr>
-        <w:spacing w:before="160" w:after="80"/>
-      </w:pPr>
-      <w:r>
-        <w:pict>
-          <v:rect style="width:0;height:1.5pt" o:hralign="center" o:hrstd="t" o:hr="t"/>
-        </w:pict>
       </w:r>
     </w:p>
     <w:p>
@@ -12341,26 +11931,6 @@
         </w:pict>
       </w:r>
     </w:p>
-    <w:p>
-      <w:pPr>
-        <w:spacing w:before="160" w:after="80"/>
-      </w:pPr>
-      <w:r>
-        <w:pict>
-          <v:rect style="width:0;height:1.5pt" o:hralign="center" o:hrstd="t" o:hr="t"/>
-        </w:pict>
-      </w:r>
-    </w:p>
-    <w:p>
-      <w:pPr>
-        <w:spacing w:before="160" w:after="80"/>
-      </w:pPr>
-      <w:r>
-        <w:pict>
-          <v:rect style="width:0;height:1.5pt" o:hralign="center" o:hrstd="t" o:hr="t"/>
-        </w:pict>
-      </w:r>
-    </w:p>
     <w:bookmarkEnd w:id="45"/>
     <w:bookmarkStart w:id="46" w:name="第23题"/>
     <w:p>
@@ -13161,26 +12731,6 @@
         </w:pict>
       </w:r>
     </w:p>
-    <w:p>
-      <w:pPr>
-        <w:spacing w:before="160" w:after="80"/>
-      </w:pPr>
-      <w:r>
-        <w:pict>
-          <v:rect style="width:0;height:1.5pt" o:hralign="center" o:hrstd="t" o:hr="t"/>
-        </w:pict>
-      </w:r>
-    </w:p>
-    <w:p>
-      <w:pPr>
-        <w:spacing w:before="160" w:after="80"/>
-      </w:pPr>
-      <w:r>
-        <w:pict>
-          <v:rect style="width:0;height:1.5pt" o:hralign="center" o:hrstd="t" o:hr="t"/>
-        </w:pict>
-      </w:r>
-    </w:p>
     <w:bookmarkEnd w:id="46"/>
     <w:bookmarkStart w:id="47" w:name="第24题"/>
     <w:p>
@@ -13767,26 +13317,6 @@
           <w:rFonts w:hint="eastAsia" w:ascii="Times New Roman" w:hAnsi="Times New Roman" w:eastAsia="Times New Roman" w:cs="Times New Roman"/>
         </w:rPr>
         <w:t>。</w:t>
-      </w:r>
-    </w:p>
-    <w:p>
-      <w:pPr>
-        <w:spacing w:before="160" w:after="80"/>
-      </w:pPr>
-      <w:r>
-        <w:pict>
-          <v:rect style="width:0;height:1.5pt" o:hralign="center" o:hrstd="t" o:hr="t"/>
-        </w:pict>
-      </w:r>
-    </w:p>
-    <w:p>
-      <w:pPr>
-        <w:spacing w:before="160" w:after="80"/>
-      </w:pPr>
-      <w:r>
-        <w:pict>
-          <v:rect style="width:0;height:1.5pt" o:hralign="center" o:hrstd="t" o:hr="t"/>
-        </w:pict>
       </w:r>
     </w:p>
     <w:p>
@@ -15442,26 +14972,6 @@
           <w:rFonts w:hint="eastAsia" w:ascii="Times New Roman" w:hAnsi="Times New Roman" w:eastAsia="Times New Roman" w:cs="Times New Roman"/>
         </w:rPr>
         <w:t>？</w:t>
-      </w:r>
-    </w:p>
-    <w:p>
-      <w:pPr>
-        <w:spacing w:before="160" w:after="80"/>
-      </w:pPr>
-      <w:r>
-        <w:pict>
-          <v:rect style="width:0;height:1.5pt" o:hralign="center" o:hrstd="t" o:hr="t"/>
-        </w:pict>
-      </w:r>
-    </w:p>
-    <w:p>
-      <w:pPr>
-        <w:spacing w:before="160" w:after="80"/>
-      </w:pPr>
-      <w:r>
-        <w:pict>
-          <v:rect style="width:0;height:1.5pt" o:hralign="center" o:hrstd="t" o:hr="t"/>
-        </w:pict>
       </w:r>
     </w:p>
     <w:p>
@@ -16865,26 +16375,6 @@
         </w:pict>
       </w:r>
     </w:p>
-    <w:p>
-      <w:pPr>
-        <w:spacing w:before="160" w:after="80"/>
-      </w:pPr>
-      <w:r>
-        <w:pict>
-          <v:rect style="width:0;height:1.5pt" o:hralign="center" o:hrstd="t" o:hr="t"/>
-        </w:pict>
-      </w:r>
-    </w:p>
-    <w:p>
-      <w:pPr>
-        <w:spacing w:before="160" w:after="80"/>
-      </w:pPr>
-      <w:r>
-        <w:pict>
-          <v:rect style="width:0;height:1.5pt" o:hralign="center" o:hrstd="t" o:hr="t"/>
-        </w:pict>
-      </w:r>
-    </w:p>
     <w:bookmarkEnd w:id="49"/>
     <w:bookmarkStart w:id="50" w:name="第27题"/>
     <w:p>
@@ -18120,26 +17610,6 @@
           <w:rFonts w:ascii="Times New Roman" w:hAnsi="Times New Roman" w:eastAsia="Times New Roman" w:cs="Times New Roman"/>
         </w:rPr>
         <w:t xml:space="preserve">。</w:t>
-      </w:r>
-    </w:p>
-    <w:p>
-      <w:pPr>
-        <w:spacing w:before="160" w:after="80"/>
-      </w:pPr>
-      <w:r>
-        <w:pict>
-          <v:rect style="width:0;height:1.5pt" o:hralign="center" o:hrstd="t" o:hr="t"/>
-        </w:pict>
-      </w:r>
-    </w:p>
-    <w:p>
-      <w:pPr>
-        <w:spacing w:before="160" w:after="80"/>
-      </w:pPr>
-      <w:r>
-        <w:pict>
-          <v:rect style="width:0;height:1.5pt" o:hralign="center" o:hrstd="t" o:hr="t"/>
-        </w:pict>
       </w:r>
     </w:p>
     <w:p>

--- a/00-首页/题组Word/第一轮·综合套卷/第一轮综合卷02（学生版-打印版）.docx
+++ b/00-首页/题组Word/第一轮·综合套卷/第一轮综合卷02（学生版-打印版）.docx
@@ -2507,7 +2507,7 @@
       </w:r>
     </w:p>
     <w:bookmarkEnd w:id="19"/>
-    <w:bookmarkStart w:id="26" w:name="第9题"/>
+    <w:bookmarkStart w:id="23" w:name="第9题"/>
     <w:p>
       <w:pPr>
         <w:pStyle w:val="Heading3"/>
@@ -2830,16 +2830,6 @@
     </w:p>
     <w:p>
       <w:pPr>
-        <w:spacing w:before="160" w:after="80"/>
-      </w:pPr>
-      <w:r>
-        <w:pict>
-          <v:rect style="width:0;height:1.5pt" o:hralign="center" o:hrstd="t" o:hr="t"/>
-        </w:pict>
-      </w:r>
-    </w:p>
-    <w:p>
-      <w:pPr>
         <w:numPr>
           <w:ilvl w:val="0"/>
           <w:numId w:val="1008"/>
@@ -2906,7 +2896,85 @@
     </w:p>
     <w:p>
       <w:pPr>
+        <w:spacing w:before="160" w:after="80"/>
+      </w:pPr>
+      <w:r>
+        <w:pict>
+          <v:rect style="width:0;height:1.5pt" o:hralign="center" o:hrstd="t" o:hr="t"/>
+        </w:pict>
+      </w:r>
+    </w:p>
+    <w:bookmarkEnd w:id="23"/>
+    <w:bookmarkStart w:id="30" w:name="第10题"/>
+    <w:p>
+      <w:pPr>
+        <w:pStyle w:val="Heading3"/>
+        <w:spacing w:before="280" w:after="120"/>
+      </w:pPr>
+      <w:r>
+        <w:rPr>
+          <w:rFonts w:hint="eastAsia" w:ascii="Times New Roman" w:hAnsi="Times New Roman" w:eastAsia="SimHei" w:cs="Times New Roman"/>
+        </w:rPr>
+        <w:t>第</w:t>
+      </w:r>
+      <w:r>
+        <w:rPr>
+          <w:rFonts w:hint="eastAsia" w:ascii="Times New Roman" w:hAnsi="Times New Roman" w:eastAsia="Times New Roman" w:cs="Times New Roman"/>
+        </w:rPr>
+        <w:t>10</w:t>
+      </w:r>
+      <w:r>
+        <w:rPr>
+          <w:rFonts w:hint="eastAsia" w:ascii="Times New Roman" w:hAnsi="Times New Roman" w:eastAsia="SimHei" w:cs="Times New Roman"/>
+        </w:rPr>
+        <w:t>题</w:t>
+      </w:r>
+    </w:p>
+    <w:p>
+      <w:pPr>
         <w:pStyle w:val="FirstParagraph"/>
+        <w:ind w:firstLine="420"/>
+      </w:pPr>
+      <w:r>
+        <w:rPr>
+          <w:rFonts w:hint="eastAsia" w:ascii="Times New Roman" w:hAnsi="Times New Roman" w:eastAsia="FangSong" w:cs="Times New Roman"/>
+        </w:rPr>
+        <w:t>碳酸钙晶体有两种常见的晶型</w:t>
+      </w:r>
+      <w:r>
+        <w:rPr>
+          <w:rFonts w:hint="eastAsia" w:ascii="Times New Roman" w:hAnsi="Times New Roman" w:eastAsia="Times New Roman" w:cs="Times New Roman"/>
+        </w:rPr>
+        <w:t>，</w:t>
+      </w:r>
+      <w:r>
+        <w:rPr>
+          <w:rFonts w:hint="eastAsia" w:ascii="Times New Roman" w:hAnsi="Times New Roman" w:eastAsia="FangSong" w:cs="Times New Roman"/>
+        </w:rPr>
+        <w:t>分别称为方解石和文石</w:t>
+      </w:r>
+      <w:r>
+        <w:rPr>
+          <w:rFonts w:hint="eastAsia" w:ascii="Times New Roman" w:hAnsi="Times New Roman" w:eastAsia="Times New Roman" w:cs="Times New Roman"/>
+        </w:rPr>
+        <w:t>，</w:t>
+      </w:r>
+      <w:r>
+        <w:rPr>
+          <w:rFonts w:hint="eastAsia" w:ascii="Times New Roman" w:hAnsi="Times New Roman" w:eastAsia="FangSong" w:cs="Times New Roman"/>
+        </w:rPr>
+        <w:t>文献中常用下图表示两者的结构</w:t>
+      </w:r>
+      <w:r>
+        <w:rPr>
+          <w:rFonts w:hint="eastAsia" w:ascii="Times New Roman" w:hAnsi="Times New Roman" w:eastAsia="Times New Roman" w:cs="Times New Roman"/>
+        </w:rPr>
+        <w:t>。</w:t>
+      </w:r>
+    </w:p>
+    <w:p>
+      <w:pPr>
+        <w:pStyle w:val="BodyText"/>
         <w:spacing w:before="160" w:after="80"/>
         <w:jc w:val="center"/>
       </w:pPr>
@@ -2916,20 +2984,20 @@
         </w:rPr>
         <w:drawing>
           <wp:inline>
-            <wp:extent cx="2552700" cy="3111500"/>
+            <wp:extent cx="3240000" cy="3089486"/>
             <wp:effectExtent b="0" l="0" r="0" t="0"/>
-            <wp:docPr descr="" title="" id="24" name="Picture"/>
+            <wp:docPr descr="" title="" id="25" name="Picture"/>
             <a:graphic>
               <a:graphicData uri="http://schemas.openxmlformats.org/drawingml/2006/picture">
                 <pic:pic>
                   <pic:nvPicPr>
-                    <pic:cNvPr descr="8e481f9a3d4752cb0a04fdad28d49b3aed47d460a035e23fea2968cf8dd9889e.jpg" id="25" name="Picture"/>
+                    <pic:cNvPr descr="6627cd2801a9f3816f4a78bda231dcdd09aeaee214e2199431e9d7805cddd078.jpg" id="26" name="Picture"/>
                     <pic:cNvPicPr>
                       <a:picLocks noChangeArrowheads="1" noChangeAspect="1"/>
                     </pic:cNvPicPr>
                   </pic:nvPicPr>
                   <pic:blipFill>
-                    <a:blip r:embed="rId23"/>
+                    <a:blip r:embed="rId24"/>
                     <a:stretch>
                       <a:fillRect/>
                     </a:stretch>
@@ -2937,7 +3005,7 @@
                   <pic:spPr bwMode="auto">
                     <a:xfrm>
                       <a:off x="0" y="0"/>
-                      <a:ext cx="2552700" cy="3111500"/>
+                      <a:ext cx="3240000" cy="3089486"/>
                     </a:xfrm>
                     <a:prstGeom prst="rect">
                       <a:avLst/>
@@ -2954,84 +3022,6 @@
             </a:graphic>
           </wp:inline>
         </w:drawing>
-      </w:r>
-    </w:p>
-    <w:p>
-      <w:pPr>
-        <w:spacing w:before="160" w:after="80"/>
-      </w:pPr>
-      <w:r>
-        <w:pict>
-          <v:rect style="width:0;height:1.5pt" o:hralign="center" o:hrstd="t" o:hr="t"/>
-        </w:pict>
-      </w:r>
-    </w:p>
-    <w:bookmarkEnd w:id="26"/>
-    <w:bookmarkStart w:id="30" w:name="第10题"/>
-    <w:p>
-      <w:pPr>
-        <w:pStyle w:val="Heading3"/>
-        <w:spacing w:before="280" w:after="120"/>
-      </w:pPr>
-      <w:r>
-        <w:rPr>
-          <w:rFonts w:hint="eastAsia" w:ascii="Times New Roman" w:hAnsi="Times New Roman" w:eastAsia="SimHei" w:cs="Times New Roman"/>
-        </w:rPr>
-        <w:t>第</w:t>
-      </w:r>
-      <w:r>
-        <w:rPr>
-          <w:rFonts w:hint="eastAsia" w:ascii="Times New Roman" w:hAnsi="Times New Roman" w:eastAsia="Times New Roman" w:cs="Times New Roman"/>
-        </w:rPr>
-        <w:t>10</w:t>
-      </w:r>
-      <w:r>
-        <w:rPr>
-          <w:rFonts w:hint="eastAsia" w:ascii="Times New Roman" w:hAnsi="Times New Roman" w:eastAsia="SimHei" w:cs="Times New Roman"/>
-        </w:rPr>
-        <w:t>题</w:t>
-      </w:r>
-    </w:p>
-    <w:p>
-      <w:pPr>
-        <w:pStyle w:val="FirstParagraph"/>
-        <w:ind w:firstLine="420"/>
-      </w:pPr>
-      <w:r>
-        <w:rPr>
-          <w:rFonts w:hint="eastAsia" w:ascii="Times New Roman" w:hAnsi="Times New Roman" w:eastAsia="FangSong" w:cs="Times New Roman"/>
-        </w:rPr>
-        <w:t>碳酸钙晶体有两种常见的晶型</w:t>
-      </w:r>
-      <w:r>
-        <w:rPr>
-          <w:rFonts w:hint="eastAsia" w:ascii="Times New Roman" w:hAnsi="Times New Roman" w:eastAsia="Times New Roman" w:cs="Times New Roman"/>
-        </w:rPr>
-        <w:t>，</w:t>
-      </w:r>
-      <w:r>
-        <w:rPr>
-          <w:rFonts w:hint="eastAsia" w:ascii="Times New Roman" w:hAnsi="Times New Roman" w:eastAsia="FangSong" w:cs="Times New Roman"/>
-        </w:rPr>
-        <w:t>分别称为方解石和文石</w:t>
-      </w:r>
-      <w:r>
-        <w:rPr>
-          <w:rFonts w:hint="eastAsia" w:ascii="Times New Roman" w:hAnsi="Times New Roman" w:eastAsia="Times New Roman" w:cs="Times New Roman"/>
-        </w:rPr>
-        <w:t>，</w:t>
-      </w:r>
-      <w:r>
-        <w:rPr>
-          <w:rFonts w:hint="eastAsia" w:ascii="Times New Roman" w:hAnsi="Times New Roman" w:eastAsia="FangSong" w:cs="Times New Roman"/>
-        </w:rPr>
-        <w:t>文献中常用下图表示两者的结构</w:t>
-      </w:r>
-      <w:r>
-        <w:rPr>
-          <w:rFonts w:hint="eastAsia" w:ascii="Times New Roman" w:hAnsi="Times New Roman" w:eastAsia="Times New Roman" w:cs="Times New Roman"/>
-        </w:rPr>
-        <w:t>。</w:t>
       </w:r>
     </w:p>
     <w:p>
@@ -4109,6 +4099,18 @@
         </w:rPr>
         <w:t>M59.9%。</w:t>
       </w:r>
+      <w:r>
+        <w:rPr>
+          <w:rFonts w:hint="eastAsia" w:ascii="Times New Roman" w:hAnsi="Times New Roman" w:eastAsia="FangSong" w:cs="Times New Roman"/>
+        </w:rPr>
+        <w:t>而金刚砂中含有大量的</w:t>
+      </w:r>
+      <w:r>
+        <w:rPr>
+          <w:rFonts w:hint="eastAsia" w:ascii="Times New Roman" w:hAnsi="Times New Roman" w:eastAsia="Times New Roman" w:cs="Times New Roman"/>
+        </w:rPr>
+        <w:t>G。</w:t>
+      </w:r>
     </w:p>
     <w:p>
       <w:pPr>
@@ -5169,6 +5171,60 @@
           <w:rFonts w:hint="eastAsia" w:ascii="Times New Roman" w:hAnsi="Times New Roman" w:eastAsia="Times New Roman" w:cs="Times New Roman"/>
         </w:rPr>
         <w:t>，</w:t>
+      </w:r>
+      <w:r>
+        <w:rPr>
+          <w:rFonts w:hint="eastAsia" w:ascii="Times New Roman" w:hAnsi="Times New Roman" w:eastAsia="FangSong" w:cs="Times New Roman"/>
+        </w:rPr>
+        <w:t>则沿着晶胞</w:t>
+      </w:r>
+      <w:r>
+        <w:rPr>
+          <w:rFonts w:ascii="Times New Roman" w:hAnsi="Times New Roman" w:eastAsia="Times New Roman" w:cs="Times New Roman"/>
+        </w:rPr>
+        <w:t xml:space="preserve"> c </w:t>
+      </w:r>
+      <w:r>
+        <w:rPr>
+          <w:rFonts w:hint="eastAsia" w:ascii="Times New Roman" w:hAnsi="Times New Roman" w:eastAsia="FangSong" w:cs="Times New Roman"/>
+        </w:rPr>
+        <w:t>轴方向</w:t>
+      </w:r>
+      <w:r>
+        <w:rPr>
+          <w:rFonts w:hint="eastAsia" w:ascii="Times New Roman" w:hAnsi="Times New Roman" w:eastAsia="Times New Roman" w:cs="Times New Roman"/>
+        </w:rPr>
+        <w:t>，Al</w:t>
+      </w:r>
+      <w:r>
+        <w:rPr>
+          <w:rFonts w:ascii="Times New Roman" w:hAnsi="Times New Roman" w:eastAsia="Times New Roman" w:cs="Times New Roman"/>
+        </w:rPr>
+        <w:t xml:space="preserve"> </w:t>
+      </w:r>
+      <w:r>
+        <w:rPr>
+          <w:rFonts w:hint="eastAsia" w:ascii="Times New Roman" w:hAnsi="Times New Roman" w:eastAsia="FangSong" w:cs="Times New Roman"/>
+        </w:rPr>
+        <w:t xml:space="preserve">和</w:t>
+      </w:r>
+      <w:r>
+        <w:rPr>
+          <w:rFonts w:ascii="Times New Roman" w:hAnsi="Times New Roman" w:eastAsia="Times New Roman" w:cs="Times New Roman"/>
+        </w:rPr>
+        <w:t xml:space="preserve"> N </w:t>
+      </w:r>
+      <w:r>
+        <w:rPr>
+          <w:rFonts w:hint="eastAsia" w:ascii="Times New Roman" w:hAnsi="Times New Roman" w:eastAsia="FangSong" w:cs="Times New Roman"/>
+        </w:rPr>
+        <w:t>原子的投影重合</w:t>
+      </w:r>
+      <w:r>
+        <w:rPr>
+          <w:rFonts w:hint="eastAsia" w:ascii="Times New Roman" w:hAnsi="Times New Roman" w:eastAsia="Times New Roman" w:cs="Times New Roman"/>
+        </w:rPr>
+        <w:t>。</w:t>
       </w:r>
     </w:p>
     <w:p>
